--- a/media/Отчет к курсовой.docx
+++ b/media/Отчет к курсовой.docx
@@ -1725,66 +1725,45 @@
       <w:pPr>
         <w:ind w:firstLine="708"/>
       </w:pPr>
-      <w:r>
-        <w:t>Выставляется счет, сохраняется номер счет, месяц за который счет, общая сумма. Каждая строка счета содержит номер телефона и сумму к оплате.</w:t>
-      </w:r>
     </w:p>
     <w:p>
       <w:pPr>
         <w:ind w:firstLine="708"/>
       </w:pPr>
-      <w:r>
-        <w:t>В платежке сохраняется её номер и дата создания. В строках платежки хранится номер телефона, полученная сумма, месяц и год, за который платеж.</w:t>
-      </w:r>
-    </w:p>
-    <w:p>
-      <w:pPr>
-        <w:ind w:firstLine="0"/>
-      </w:pPr>
-    </w:p>
-    <w:p>
-      <w:pPr>
-        <w:ind w:firstLine="0"/>
-      </w:pPr>
-    </w:p>
-    <w:p>
-      <w:pPr>
-        <w:ind w:firstLine="0"/>
-      </w:pPr>
-    </w:p>
-    <w:p>
-      <w:pPr>
-        <w:ind w:firstLine="0"/>
-      </w:pPr>
-    </w:p>
-    <w:p>
-      <w:pPr>
-        <w:ind w:firstLine="0"/>
-      </w:pPr>
-    </w:p>
-    <w:p>
-      <w:pPr>
-        <w:ind w:firstLine="0"/>
-      </w:pPr>
-    </w:p>
-    <w:p>
-      <w:pPr>
-        <w:ind w:firstLine="0"/>
-      </w:pPr>
-    </w:p>
-    <w:p>
-      <w:pPr>
-        <w:ind w:firstLine="0"/>
-      </w:pPr>
-    </w:p>
-    <w:p>
-      <w:pPr>
-        <w:ind w:firstLine="0"/>
-      </w:pPr>
-    </w:p>
-    <w:p>
-      <w:pPr>
-        <w:ind w:firstLine="0"/>
+    </w:p>
+    <w:p>
+      <w:pPr>
+        <w:ind w:firstLine="708"/>
+      </w:pPr>
+    </w:p>
+    <w:p>
+      <w:pPr>
+        <w:ind w:firstLine="708"/>
+      </w:pPr>
+    </w:p>
+    <w:p>
+      <w:pPr>
+        <w:ind w:firstLine="708"/>
+      </w:pPr>
+    </w:p>
+    <w:p>
+      <w:pPr>
+        <w:ind w:firstLine="708"/>
+      </w:pPr>
+    </w:p>
+    <w:p>
+      <w:pPr>
+        <w:ind w:firstLine="708"/>
+      </w:pPr>
+    </w:p>
+    <w:p>
+      <w:pPr>
+        <w:ind w:firstLine="708"/>
+      </w:pPr>
+    </w:p>
+    <w:p>
+      <w:pPr>
+        <w:ind w:firstLine="708"/>
         <w:jc w:val="center"/>
         <w:rPr>
           <w:b/>
@@ -1797,212 +1776,19 @@
           <w:bCs/>
         </w:rPr>
         <w:lastRenderedPageBreak/>
-        <w:t>Определение конечных пользователей</w:t>
-      </w:r>
-    </w:p>
-    <w:p>
-      <w:pPr>
-        <w:ind w:firstLine="0"/>
-      </w:pPr>
-      <w:r>
-        <w:t>В данной информационной системе в качестве конечных пользователей выделим</w:t>
-      </w:r>
-      <w:r>
-        <w:t xml:space="preserve"> </w:t>
-      </w:r>
-      <w:r>
-        <w:t>следующих актёров</w:t>
-      </w:r>
-      <w:r>
-        <w:t>:</w:t>
-      </w:r>
-    </w:p>
-    <w:p>
-      <w:pPr>
-        <w:ind w:firstLine="0"/>
-      </w:pPr>
-      <w:r>
-        <w:br/>
-      </w:r>
-      <w:r>
-        <w:t>•</w:t>
-      </w:r>
-      <w:r>
-        <w:t xml:space="preserve"> </w:t>
-      </w:r>
-      <w:r>
-        <w:t>Сотрудник компании</w:t>
-      </w:r>
-    </w:p>
-    <w:p>
-      <w:pPr>
-        <w:ind w:firstLine="0"/>
-      </w:pPr>
-      <w:r>
-        <w:t>•</w:t>
-      </w:r>
-      <w:r>
-        <w:t xml:space="preserve"> Юр. лицо компании</w:t>
-      </w:r>
-    </w:p>
-    <w:p>
-      <w:pPr>
-        <w:ind w:firstLine="0"/>
-      </w:pPr>
-      <w:r>
-        <w:t>•</w:t>
-      </w:r>
-      <w:r>
-        <w:t xml:space="preserve"> </w:t>
-      </w:r>
-      <w:r>
-        <w:t>Оператор связи</w:t>
-      </w:r>
-    </w:p>
-    <w:p>
-      <w:pPr>
-        <w:ind w:firstLine="0"/>
-      </w:pPr>
-    </w:p>
-    <w:p>
-      <w:pPr>
-        <w:ind w:firstLine="0"/>
-        <w:jc w:val="center"/>
+        <w:t>Схема базы данных</w:t>
+      </w:r>
+      <w:r>
         <w:rPr>
           <w:b/>
           <w:bCs/>
-        </w:rPr>
-      </w:pPr>
-      <w:r>
-        <w:rPr>
-          <w:b/>
-          <w:bCs/>
-        </w:rPr>
-        <w:t xml:space="preserve">Разработка </w:t>
-      </w:r>
-      <w:r>
-        <w:rPr>
-          <w:b/>
-          <w:bCs/>
-          <w:lang w:val="en-US"/>
-        </w:rPr>
-        <w:t>UML</w:t>
-      </w:r>
-      <w:r>
-        <w:rPr>
-          <w:b/>
-          <w:bCs/>
-        </w:rPr>
-        <w:t>-диаграммы вариантов использования</w:t>
-      </w:r>
-    </w:p>
-    <w:p>
-      <w:pPr>
-        <w:ind w:firstLine="0"/>
-      </w:pPr>
-      <w:r>
-        <w:t>Варианты использования информационной системы (рис. 1)</w:t>
-      </w:r>
-      <w:r>
-        <w:t>:</w:t>
-      </w:r>
-    </w:p>
-    <w:p>
-      <w:pPr>
-        <w:pStyle w:val="a6"/>
-        <w:numPr>
-          <w:ilvl w:val="0"/>
-          <w:numId w:val="4"/>
-        </w:numPr>
-      </w:pPr>
-      <w:r>
-        <w:t xml:space="preserve">Главное </w:t>
-      </w:r>
-      <w:proofErr w:type="gramStart"/>
-      <w:r>
-        <w:t>меню</w:t>
-      </w:r>
-      <w:r>
-        <w:t xml:space="preserve"> </w:t>
-      </w:r>
-      <w:r>
-        <w:rPr>
-          <w:lang w:val="en-US"/>
-        </w:rPr>
-        <w:t>????</w:t>
-      </w:r>
-      <w:proofErr w:type="gramEnd"/>
-    </w:p>
-    <w:p>
-      <w:pPr>
-        <w:pStyle w:val="a6"/>
-        <w:numPr>
-          <w:ilvl w:val="0"/>
-          <w:numId w:val="4"/>
-        </w:numPr>
-      </w:pPr>
-      <w:r>
-        <w:t>Авторизация</w:t>
-      </w:r>
-    </w:p>
-    <w:p>
-      <w:pPr>
-        <w:pStyle w:val="a6"/>
-        <w:numPr>
-          <w:ilvl w:val="0"/>
-          <w:numId w:val="4"/>
-        </w:numPr>
-      </w:pPr>
-      <w:r>
-        <w:t>О</w:t>
-      </w:r>
-      <w:r>
-        <w:t>плата превышения лимита</w:t>
-      </w:r>
-    </w:p>
-    <w:p>
-      <w:pPr>
-        <w:pStyle w:val="a6"/>
-        <w:numPr>
-          <w:ilvl w:val="0"/>
-          <w:numId w:val="4"/>
-        </w:numPr>
-      </w:pPr>
-      <w:r>
-        <w:t>В</w:t>
-      </w:r>
-      <w:r>
-        <w:t>ыполнение запросов</w:t>
-      </w:r>
-    </w:p>
-    <w:p>
-      <w:pPr>
-        <w:pStyle w:val="a6"/>
-        <w:numPr>
-          <w:ilvl w:val="0"/>
-          <w:numId w:val="4"/>
-        </w:numPr>
-      </w:pPr>
-      <w:r>
-        <w:t>С</w:t>
-      </w:r>
-      <w:r>
-        <w:t>оздание платежки</w:t>
-      </w:r>
-    </w:p>
-    <w:p>
-      <w:pPr>
-        <w:ind w:firstLine="0"/>
-      </w:pPr>
-      <w:r>
-        <w:rPr>
           <w:noProof/>
         </w:rPr>
         <w:drawing>
-          <wp:inline distT="0" distB="0" distL="0" distR="0" wp14:anchorId="13E379D7" wp14:editId="76CD98B2">
-            <wp:extent cx="3720622" cy="2950234"/>
-            <wp:effectExtent l="0" t="0" r="0" b="2540"/>
-            <wp:docPr id="1" name="Рисунок 1"/>
+          <wp:inline distT="0" distB="0" distL="0" distR="0" wp14:anchorId="451FFC99" wp14:editId="5298CF54">
+            <wp:extent cx="6239280" cy="3528204"/>
+            <wp:effectExtent l="0" t="0" r="3810" b="0"/>
+            <wp:docPr id="3" name="Рисунок 3"/>
             <wp:cNvGraphicFramePr>
               <a:graphicFrameLocks xmlns:a="http://schemas.openxmlformats.org/drawingml/2006/main" noChangeAspect="1"/>
             </wp:cNvGraphicFramePr>
@@ -2031,7 +1817,7 @@
                   <pic:spPr bwMode="auto">
                     <a:xfrm>
                       <a:off x="0" y="0"/>
-                      <a:ext cx="3729980" cy="2957655"/>
+                      <a:ext cx="6239280" cy="3528204"/>
                     </a:xfrm>
                     <a:prstGeom prst="rect">
                       <a:avLst/>
@@ -2052,54 +1838,182 @@
       <w:pPr>
         <w:ind w:firstLine="0"/>
       </w:pPr>
-      <w:r>
-        <w:t xml:space="preserve">Рисунок 1. </w:t>
-      </w:r>
-      <w:r>
-        <w:rPr>
+    </w:p>
+    <w:p>
+      <w:pPr>
+        <w:ind w:firstLine="0"/>
+      </w:pPr>
+    </w:p>
+    <w:p>
+      <w:pPr>
+        <w:ind w:firstLine="0"/>
+      </w:pPr>
+    </w:p>
+    <w:p>
+      <w:pPr>
+        <w:ind w:firstLine="0"/>
+      </w:pPr>
+    </w:p>
+    <w:p>
+      <w:pPr>
+        <w:ind w:firstLine="0"/>
+      </w:pPr>
+    </w:p>
+    <w:p>
+      <w:pPr>
+        <w:ind w:firstLine="0"/>
+      </w:pPr>
+    </w:p>
+    <w:p>
+      <w:pPr>
+        <w:ind w:firstLine="0"/>
+      </w:pPr>
+    </w:p>
+    <w:p>
+      <w:pPr>
+        <w:ind w:firstLine="0"/>
+      </w:pPr>
+    </w:p>
+    <w:p>
+      <w:pPr>
+        <w:ind w:firstLine="0"/>
+      </w:pPr>
+    </w:p>
+    <w:p>
+      <w:pPr>
+        <w:ind w:firstLine="0"/>
+      </w:pPr>
+    </w:p>
+    <w:p>
+      <w:pPr>
+        <w:ind w:firstLine="0"/>
+      </w:pPr>
+    </w:p>
+    <w:p>
+      <w:pPr>
+        <w:ind w:firstLine="0"/>
+      </w:pPr>
+    </w:p>
+    <w:p>
+      <w:pPr>
+        <w:ind w:firstLine="0"/>
+        <w:jc w:val="center"/>
+        <w:rPr>
+          <w:b/>
+          <w:bCs/>
+        </w:rPr>
+      </w:pPr>
+      <w:r>
+        <w:rPr>
+          <w:b/>
+          <w:bCs/>
+        </w:rPr>
+        <w:lastRenderedPageBreak/>
+        <w:t>Определение конечных пользователей</w:t>
+      </w:r>
+    </w:p>
+    <w:p>
+      <w:pPr>
+        <w:ind w:firstLine="0"/>
+      </w:pPr>
+      <w:r>
+        <w:t>В данной информационной системе в качестве конечных пользователей выделим</w:t>
+      </w:r>
+      <w:r>
+        <w:t xml:space="preserve"> </w:t>
+      </w:r>
+      <w:r>
+        <w:t>следующих актёров</w:t>
+      </w:r>
+      <w:r>
+        <w:t>:</w:t>
+      </w:r>
+    </w:p>
+    <w:p>
+      <w:pPr>
+        <w:ind w:firstLine="0"/>
+      </w:pPr>
+      <w:r>
+        <w:br/>
+      </w:r>
+      <w:r>
+        <w:t>•</w:t>
+      </w:r>
+      <w:r>
+        <w:t xml:space="preserve"> </w:t>
+      </w:r>
+      <w:r>
+        <w:t>Сотрудник компании</w:t>
+      </w:r>
+    </w:p>
+    <w:p>
+      <w:pPr>
+        <w:ind w:firstLine="0"/>
+      </w:pPr>
+      <w:r>
+        <w:t>•</w:t>
+      </w:r>
+      <w:r>
+        <w:t xml:space="preserve"> </w:t>
+      </w:r>
+      <w:r>
+        <w:t>Руководство компании</w:t>
+      </w:r>
+    </w:p>
+    <w:p>
+      <w:pPr>
+        <w:ind w:firstLine="0"/>
+      </w:pPr>
+      <w:r>
+        <w:t xml:space="preserve">• </w:t>
+      </w:r>
+      <w:r>
+        <w:t>Админ</w:t>
+      </w:r>
+    </w:p>
+    <w:p>
+      <w:pPr>
+        <w:ind w:firstLine="0"/>
+      </w:pPr>
+    </w:p>
+    <w:p>
+      <w:pPr>
+        <w:ind w:firstLine="0"/>
+        <w:jc w:val="center"/>
+        <w:rPr>
+          <w:b/>
+          <w:bCs/>
+        </w:rPr>
+      </w:pPr>
+      <w:r>
+        <w:rPr>
+          <w:b/>
+          <w:bCs/>
+        </w:rPr>
+        <w:t xml:space="preserve">Разработка </w:t>
+      </w:r>
+      <w:r>
+        <w:rPr>
+          <w:b/>
+          <w:bCs/>
           <w:lang w:val="en-US"/>
         </w:rPr>
         <w:t>UML</w:t>
       </w:r>
       <w:r>
-        <w:t>-</w:t>
-      </w:r>
-      <w:r>
-        <w:t>диаграмма вариантов использования</w:t>
-      </w:r>
-    </w:p>
-    <w:p>
-      <w:pPr>
-        <w:ind w:firstLine="0"/>
-        <w:jc w:val="center"/>
         <w:rPr>
           <w:b/>
           <w:bCs/>
         </w:rPr>
-      </w:pPr>
-      <w:r>
-        <w:rPr>
-          <w:b/>
-          <w:bCs/>
-        </w:rPr>
-        <w:lastRenderedPageBreak/>
-        <w:t>Главное меню</w:t>
-      </w:r>
-    </w:p>
-    <w:p>
-      <w:pPr>
-        <w:ind w:firstLine="0"/>
-      </w:pPr>
-      <w:r>
-        <w:t>Пункты главного меню содержат все варианты использования и пункт для выхода из системы. При запуске системы управление передается контроллеру главного меню.</w:t>
-      </w:r>
-    </w:p>
-    <w:p>
-      <w:pPr>
-        <w:ind w:firstLine="0"/>
-      </w:pPr>
-      <w:r>
-        <w:t>Пункты главного меню</w:t>
+        <w:t>-диаграммы вариантов использования</w:t>
+      </w:r>
+    </w:p>
+    <w:p>
+      <w:pPr>
+        <w:ind w:firstLine="0"/>
+      </w:pPr>
+      <w:r>
+        <w:t>Варианты использования информационной системы (рис. 1)</w:t>
       </w:r>
       <w:r>
         <w:t>:</w:t>
@@ -2107,295 +2021,17 @@
     </w:p>
     <w:p>
       <w:pPr>
-        <w:pStyle w:val="a6"/>
-        <w:numPr>
-          <w:ilvl w:val="0"/>
-          <w:numId w:val="5"/>
-        </w:numPr>
-      </w:pPr>
-      <w:r>
-        <w:t>Авторизация</w:t>
-      </w:r>
-    </w:p>
-    <w:p>
-      <w:pPr>
-        <w:pStyle w:val="a6"/>
-        <w:numPr>
-          <w:ilvl w:val="0"/>
-          <w:numId w:val="5"/>
-        </w:numPr>
-      </w:pPr>
-      <w:r>
-        <w:t>Оплата превышения лимита</w:t>
-      </w:r>
-    </w:p>
-    <w:p>
-      <w:pPr>
-        <w:pStyle w:val="a6"/>
-        <w:numPr>
-          <w:ilvl w:val="0"/>
-          <w:numId w:val="5"/>
-        </w:numPr>
-      </w:pPr>
-      <w:r>
-        <w:t>Работа с запросами (</w:t>
-      </w:r>
-      <w:r>
-        <w:t>“</w:t>
-      </w:r>
-      <w:r>
-        <w:t>Запросы</w:t>
-      </w:r>
-      <w:r>
-        <w:t>”</w:t>
-      </w:r>
-      <w:r>
-        <w:t>)</w:t>
-      </w:r>
-    </w:p>
-    <w:p>
-      <w:pPr>
-        <w:pStyle w:val="a6"/>
-        <w:numPr>
-          <w:ilvl w:val="0"/>
-          <w:numId w:val="5"/>
-        </w:numPr>
-      </w:pPr>
-      <w:r>
-        <w:t>Создание платежки</w:t>
-      </w:r>
-    </w:p>
-    <w:p>
-      <w:pPr>
-        <w:pStyle w:val="a6"/>
-        <w:numPr>
-          <w:ilvl w:val="0"/>
-          <w:numId w:val="5"/>
-        </w:numPr>
-        <w:rPr>
-          <w:lang w:val="en-US"/>
-        </w:rPr>
-      </w:pPr>
-      <w:r>
-        <w:t>Выход</w:t>
-      </w:r>
-    </w:p>
-    <w:p>
-      <w:pPr>
-        <w:pStyle w:val="a6"/>
-        <w:ind w:left="0" w:firstLine="426"/>
-        <w:jc w:val="left"/>
-        <w:rPr>
-          <w:b/>
-          <w:bCs/>
-          <w:lang w:val="en-US"/>
-        </w:rPr>
-      </w:pPr>
-      <w:r>
-        <w:rPr>
-          <w:b/>
-          <w:bCs/>
-        </w:rPr>
-        <w:t>Сценарий работы главного меню</w:t>
-      </w:r>
-      <w:r>
-        <w:rPr>
-          <w:b/>
-          <w:bCs/>
-          <w:lang w:val="en-US"/>
-        </w:rPr>
-        <w:t>:</w:t>
-      </w:r>
-    </w:p>
-    <w:p>
-      <w:pPr>
-        <w:pStyle w:val="a6"/>
-        <w:numPr>
-          <w:ilvl w:val="0"/>
-          <w:numId w:val="2"/>
-        </w:numPr>
-        <w:ind w:left="851" w:hanging="425"/>
-        <w:rPr>
-          <w:lang w:val="en-US"/>
-        </w:rPr>
-      </w:pPr>
-      <w:r>
-        <w:t>Пользователь запускает сценарий</w:t>
-      </w:r>
-      <w:r>
-        <w:rPr>
-          <w:lang w:val="en-US"/>
-        </w:rPr>
-        <w:t>;</w:t>
-      </w:r>
-    </w:p>
-    <w:p>
-      <w:pPr>
-        <w:pStyle w:val="a6"/>
-        <w:numPr>
-          <w:ilvl w:val="0"/>
-          <w:numId w:val="2"/>
-        </w:numPr>
-        <w:ind w:left="851" w:hanging="425"/>
-        <w:rPr>
-          <w:lang w:val="en-US"/>
-        </w:rPr>
-      </w:pPr>
-      <w:r>
-        <w:t>Система присылает главное меню.</w:t>
-      </w:r>
-    </w:p>
-    <w:p>
-      <w:pPr>
-        <w:pStyle w:val="a6"/>
-        <w:numPr>
-          <w:ilvl w:val="0"/>
-          <w:numId w:val="2"/>
-        </w:numPr>
-        <w:ind w:left="851" w:hanging="425"/>
-      </w:pPr>
-      <w:r>
-        <w:t>Пользователь выбирает один из пунктов (вариант использования)</w:t>
-      </w:r>
-    </w:p>
-    <w:p>
-      <w:pPr>
-        <w:pStyle w:val="a6"/>
-        <w:numPr>
-          <w:ilvl w:val="0"/>
-          <w:numId w:val="2"/>
-        </w:numPr>
-        <w:ind w:left="851" w:hanging="425"/>
-      </w:pPr>
-      <w:r>
-        <w:t>Система передает управление контроллеру соответствующего варианта использования.</w:t>
-      </w:r>
-    </w:p>
-    <w:p>
-      <w:pPr>
-        <w:pStyle w:val="a6"/>
-        <w:ind w:left="851" w:hanging="425"/>
-      </w:pPr>
-    </w:p>
-    <w:p>
-      <w:pPr>
-        <w:pStyle w:val="a6"/>
-        <w:ind w:left="851" w:hanging="425"/>
-      </w:pPr>
-      <w:r>
-        <w:t>Исключения:</w:t>
-      </w:r>
-    </w:p>
-    <w:p>
-      <w:pPr>
-        <w:pStyle w:val="a6"/>
-        <w:ind w:left="851" w:hanging="425"/>
-      </w:pPr>
-      <w:r>
-        <w:t>3(а). Пользователь не авторизован или выбирает вариант использования, недоступный для него;</w:t>
-      </w:r>
-    </w:p>
-    <w:p>
-      <w:pPr>
-        <w:pStyle w:val="a6"/>
-        <w:ind w:left="851" w:hanging="425"/>
-      </w:pPr>
-      <w:r>
-        <w:t>4(а). Система выдает сообщение об отказе в доступе и кнопку возврата в главное меню.</w:t>
-      </w:r>
-    </w:p>
-    <w:p>
-      <w:pPr>
-        <w:pStyle w:val="a6"/>
-        <w:ind w:left="0" w:firstLine="0"/>
-      </w:pPr>
-    </w:p>
-    <w:p>
-      <w:pPr>
-        <w:pStyle w:val="a6"/>
-        <w:ind w:left="0" w:firstLine="0"/>
-        <w:rPr>
-          <w:lang w:val="en-US"/>
-        </w:rPr>
-      </w:pPr>
-    </w:p>
-    <w:p>
-      <w:pPr>
-        <w:pStyle w:val="a6"/>
-        <w:ind w:left="0" w:firstLine="0"/>
-        <w:rPr>
-          <w:lang w:val="en-US"/>
-        </w:rPr>
-      </w:pPr>
-    </w:p>
-    <w:p>
-      <w:pPr>
-        <w:pStyle w:val="a6"/>
-        <w:ind w:left="0" w:firstLine="0"/>
-        <w:rPr>
-          <w:lang w:val="en-US"/>
-        </w:rPr>
-      </w:pPr>
-    </w:p>
-    <w:p>
-      <w:pPr>
-        <w:pStyle w:val="a6"/>
-        <w:ind w:left="0" w:firstLine="0"/>
-        <w:rPr>
-          <w:lang w:val="en-US"/>
-        </w:rPr>
-      </w:pPr>
-    </w:p>
-    <w:p>
-      <w:pPr>
-        <w:pStyle w:val="a6"/>
-        <w:ind w:left="0" w:firstLine="0"/>
-        <w:jc w:val="center"/>
-      </w:pPr>
-      <w:r>
-        <w:rPr>
-          <w:lang w:val="en-US"/>
-        </w:rPr>
-        <w:lastRenderedPageBreak/>
-        <w:t>MVC</w:t>
-      </w:r>
-      <w:r>
-        <w:t xml:space="preserve"> диаграмма контроллера:</w:t>
-      </w:r>
-      <w:r>
-        <w:t xml:space="preserve"> (</w:t>
-      </w:r>
-      <w:r>
-        <w:rPr>
-          <w:b/>
-          <w:bCs/>
-          <w:i/>
-          <w:iCs/>
-          <w:lang w:val="en-US"/>
-        </w:rPr>
-        <w:t>TODO</w:t>
-      </w:r>
-      <w:r>
-        <w:rPr>
-          <w:b/>
-          <w:bCs/>
-          <w:i/>
-          <w:iCs/>
-        </w:rPr>
-        <w:t>: СТРЕКЛУ НА РИСУНКЕ</w:t>
-      </w:r>
-      <w:r>
-        <w:t>)</w:t>
-      </w:r>
+        <w:ind w:firstLine="0"/>
+      </w:pPr>
       <w:r>
         <w:rPr>
           <w:noProof/>
         </w:rPr>
         <w:drawing>
-          <wp:inline distT="0" distB="0" distL="0" distR="0" wp14:anchorId="0C811719" wp14:editId="07D60947">
-            <wp:extent cx="4914900" cy="6143625"/>
-            <wp:effectExtent l="0" t="0" r="0" b="9525"/>
-            <wp:docPr id="2" name="Рисунок 2"/>
+          <wp:inline distT="0" distB="0" distL="0" distR="0" wp14:anchorId="441EB966" wp14:editId="6AD24EF2">
+            <wp:extent cx="4382219" cy="4695331"/>
+            <wp:effectExtent l="0" t="0" r="0" b="0"/>
+            <wp:docPr id="4" name="Рисунок 4"/>
             <wp:cNvGraphicFramePr>
               <a:graphicFrameLocks xmlns:a="http://schemas.openxmlformats.org/drawingml/2006/main" noChangeAspect="1"/>
             </wp:cNvGraphicFramePr>
@@ -2424,7 +2060,7 @@
                   <pic:spPr bwMode="auto">
                     <a:xfrm>
                       <a:off x="0" y="0"/>
-                      <a:ext cx="4914900" cy="6143625"/>
+                      <a:ext cx="4389297" cy="4702915"/>
                     </a:xfrm>
                     <a:prstGeom prst="rect">
                       <a:avLst/>
@@ -2443,11 +2079,346 @@
     </w:p>
     <w:p>
       <w:pPr>
+        <w:ind w:firstLine="0"/>
+      </w:pPr>
+      <w:r>
+        <w:t xml:space="preserve">Рисунок 1. </w:t>
+      </w:r>
+      <w:r>
+        <w:rPr>
+          <w:lang w:val="en-US"/>
+        </w:rPr>
+        <w:t>UML</w:t>
+      </w:r>
+      <w:r>
+        <w:t>-</w:t>
+      </w:r>
+      <w:r>
+        <w:t>диаграмма вариантов использования</w:t>
+      </w:r>
+    </w:p>
+    <w:p>
+      <w:pPr>
+        <w:ind w:firstLine="0"/>
+        <w:jc w:val="center"/>
+        <w:rPr>
+          <w:b/>
+          <w:bCs/>
+        </w:rPr>
+      </w:pPr>
+      <w:r>
+        <w:rPr>
+          <w:b/>
+          <w:bCs/>
+        </w:rPr>
+        <w:lastRenderedPageBreak/>
+        <w:t>Главное меню</w:t>
+      </w:r>
+    </w:p>
+    <w:p>
+      <w:pPr>
+        <w:ind w:firstLine="0"/>
+      </w:pPr>
+      <w:r>
+        <w:t>Пункты главного меню содержат все варианты использования и пункт для выхода из системы. При запуске системы управление передается контроллеру главного меню.</w:t>
+      </w:r>
+    </w:p>
+    <w:p>
+      <w:pPr>
+        <w:ind w:firstLine="0"/>
+      </w:pPr>
+      <w:r>
+        <w:t>Пункты главного меню</w:t>
+      </w:r>
+      <w:r>
+        <w:t>:</w:t>
+      </w:r>
+    </w:p>
+    <w:p>
+      <w:pPr>
+        <w:pStyle w:val="a6"/>
+        <w:numPr>
+          <w:ilvl w:val="0"/>
+          <w:numId w:val="5"/>
+        </w:numPr>
+      </w:pPr>
+      <w:r>
+        <w:t>Авторизация</w:t>
+      </w:r>
+    </w:p>
+    <w:p>
+      <w:pPr>
+        <w:pStyle w:val="a6"/>
+        <w:numPr>
+          <w:ilvl w:val="0"/>
+          <w:numId w:val="5"/>
+        </w:numPr>
+      </w:pPr>
+      <w:r>
+        <w:t>Просмотр</w:t>
+      </w:r>
+      <w:r>
+        <w:rPr>
+          <w:lang w:val="en-US"/>
+        </w:rPr>
+        <w:t>/</w:t>
+      </w:r>
+      <w:r>
+        <w:t>Оплата превышения лимита</w:t>
+      </w:r>
+    </w:p>
+    <w:p>
+      <w:pPr>
+        <w:pStyle w:val="a6"/>
+        <w:numPr>
+          <w:ilvl w:val="0"/>
+          <w:numId w:val="5"/>
+        </w:numPr>
+      </w:pPr>
+      <w:r>
+        <w:t>Создание отчета</w:t>
+      </w:r>
+    </w:p>
+    <w:p>
+      <w:pPr>
+        <w:pStyle w:val="a6"/>
+        <w:numPr>
+          <w:ilvl w:val="0"/>
+          <w:numId w:val="5"/>
+        </w:numPr>
+      </w:pPr>
+      <w:r>
+        <w:t>Просмотр отчета</w:t>
+      </w:r>
+    </w:p>
+    <w:p>
+      <w:pPr>
+        <w:pStyle w:val="a6"/>
+        <w:numPr>
+          <w:ilvl w:val="0"/>
+          <w:numId w:val="5"/>
+        </w:numPr>
+      </w:pPr>
+      <w:r>
+        <w:t>Добавить информацию о разговорах по телефону</w:t>
+      </w:r>
+    </w:p>
+    <w:p>
+      <w:pPr>
+        <w:pStyle w:val="a6"/>
+        <w:numPr>
+          <w:ilvl w:val="0"/>
+          <w:numId w:val="5"/>
+        </w:numPr>
+      </w:pPr>
+      <w:r>
+        <w:t>Работа с запросами (</w:t>
+      </w:r>
+      <w:r>
+        <w:t>“</w:t>
+      </w:r>
+      <w:r>
+        <w:t>Запросы</w:t>
+      </w:r>
+      <w:r>
+        <w:t>”</w:t>
+      </w:r>
+      <w:r>
+        <w:t>)</w:t>
+      </w:r>
+    </w:p>
+    <w:p>
+      <w:pPr>
+        <w:pStyle w:val="a6"/>
+        <w:numPr>
+          <w:ilvl w:val="0"/>
+          <w:numId w:val="5"/>
+        </w:numPr>
+        <w:rPr>
+          <w:lang w:val="en-US"/>
+        </w:rPr>
+      </w:pPr>
+      <w:r>
+        <w:t>Выход</w:t>
+      </w:r>
+    </w:p>
+    <w:p>
+      <w:pPr>
+        <w:pStyle w:val="a6"/>
+        <w:ind w:left="0" w:firstLine="426"/>
+        <w:jc w:val="left"/>
+        <w:rPr>
+          <w:b/>
+          <w:bCs/>
+          <w:lang w:val="en-US"/>
+        </w:rPr>
+      </w:pPr>
+      <w:r>
+        <w:rPr>
+          <w:b/>
+          <w:bCs/>
+        </w:rPr>
+        <w:t>Сценарий работы главного меню</w:t>
+      </w:r>
+      <w:r>
+        <w:rPr>
+          <w:b/>
+          <w:bCs/>
+          <w:lang w:val="en-US"/>
+        </w:rPr>
+        <w:t>:</w:t>
+      </w:r>
+    </w:p>
+    <w:p>
+      <w:pPr>
+        <w:pStyle w:val="a6"/>
+        <w:numPr>
+          <w:ilvl w:val="0"/>
+          <w:numId w:val="2"/>
+        </w:numPr>
+        <w:ind w:left="851" w:hanging="425"/>
+        <w:rPr>
+          <w:lang w:val="en-US"/>
+        </w:rPr>
+      </w:pPr>
+      <w:r>
+        <w:t>Пользователь запускает сценарий</w:t>
+      </w:r>
+      <w:r>
+        <w:rPr>
+          <w:lang w:val="en-US"/>
+        </w:rPr>
+        <w:t>;</w:t>
+      </w:r>
+    </w:p>
+    <w:p>
+      <w:pPr>
+        <w:pStyle w:val="a6"/>
+        <w:numPr>
+          <w:ilvl w:val="0"/>
+          <w:numId w:val="2"/>
+        </w:numPr>
+        <w:ind w:left="851" w:hanging="425"/>
+        <w:rPr>
+          <w:lang w:val="en-US"/>
+        </w:rPr>
+      </w:pPr>
+      <w:r>
+        <w:t>Система присылает главное меню.</w:t>
+      </w:r>
+    </w:p>
+    <w:p>
+      <w:pPr>
+        <w:pStyle w:val="a6"/>
+        <w:numPr>
+          <w:ilvl w:val="0"/>
+          <w:numId w:val="2"/>
+        </w:numPr>
+        <w:ind w:left="851" w:hanging="425"/>
+      </w:pPr>
+      <w:r>
+        <w:t>Пользователь выбирает один из пунктов (вариант использования)</w:t>
+      </w:r>
+    </w:p>
+    <w:p>
+      <w:pPr>
+        <w:pStyle w:val="a6"/>
+        <w:numPr>
+          <w:ilvl w:val="0"/>
+          <w:numId w:val="2"/>
+        </w:numPr>
+        <w:ind w:left="851" w:hanging="425"/>
+      </w:pPr>
+      <w:r>
+        <w:t>Система передает управление контроллеру соответствующего варианта использования.</w:t>
+      </w:r>
+    </w:p>
+    <w:p>
+      <w:pPr>
+        <w:pStyle w:val="a6"/>
+        <w:ind w:left="851" w:hanging="425"/>
+      </w:pPr>
+    </w:p>
+    <w:p>
+      <w:pPr>
+        <w:pStyle w:val="a6"/>
+        <w:ind w:left="851" w:hanging="425"/>
+      </w:pPr>
+      <w:r>
+        <w:t>Исключения:</w:t>
+      </w:r>
+    </w:p>
+    <w:p>
+      <w:pPr>
+        <w:pStyle w:val="a6"/>
+        <w:ind w:left="851" w:hanging="425"/>
+      </w:pPr>
+      <w:r>
+        <w:t>3(а). Пользователь не авторизован или выбирает вариант использования, недоступный для него;</w:t>
+      </w:r>
+    </w:p>
+    <w:p>
+      <w:pPr>
+        <w:pStyle w:val="a6"/>
+        <w:ind w:left="851" w:hanging="425"/>
+      </w:pPr>
+      <w:r>
+        <w:t>4(а). Система выдает сообщение об отказе в доступе и кнопку возврата в главное меню.</w:t>
+      </w:r>
+    </w:p>
+    <w:p>
+      <w:pPr>
+        <w:pStyle w:val="a6"/>
+        <w:ind w:left="0" w:firstLine="0"/>
+      </w:pPr>
+    </w:p>
+    <w:p>
+      <w:pPr>
+        <w:pStyle w:val="a6"/>
+        <w:ind w:left="0" w:firstLine="0"/>
+      </w:pPr>
+    </w:p>
+    <w:p>
+      <w:pPr>
+        <w:pStyle w:val="a6"/>
+        <w:ind w:left="0" w:firstLine="0"/>
+      </w:pPr>
+    </w:p>
+    <w:p>
+      <w:pPr>
+        <w:pStyle w:val="a6"/>
+        <w:ind w:left="0" w:firstLine="0"/>
+      </w:pPr>
+    </w:p>
+    <w:p>
+      <w:pPr>
+        <w:pStyle w:val="a6"/>
+        <w:ind w:left="0" w:firstLine="0"/>
+      </w:pPr>
+    </w:p>
+    <w:p>
+      <w:pPr>
         <w:pStyle w:val="a6"/>
         <w:ind w:left="0" w:firstLine="0"/>
         <w:jc w:val="center"/>
       </w:pPr>
       <w:r>
+        <w:rPr>
+          <w:lang w:val="en-US"/>
+        </w:rPr>
+        <w:t>MVC</w:t>
+      </w:r>
+      <w:r>
+        <w:t xml:space="preserve"> диаграмма контроллера:</w:t>
+      </w:r>
+    </w:p>
+    <w:p>
+      <w:pPr>
+        <w:pStyle w:val="a6"/>
+        <w:ind w:left="0" w:firstLine="0"/>
+        <w:jc w:val="center"/>
+      </w:pPr>
+      <w:r>
         <w:t xml:space="preserve">Рисунок 2. </w:t>
       </w:r>
       <w:r>
@@ -2462,6 +2433,13 @@
       <w:r>
         <w:t>диаграмма главного меню</w:t>
       </w:r>
+    </w:p>
+    <w:p>
+      <w:pPr>
+        <w:pStyle w:val="a6"/>
+        <w:ind w:left="0" w:firstLine="0"/>
+        <w:jc w:val="center"/>
+      </w:pPr>
     </w:p>
     <w:p>
       <w:pPr>
@@ -2535,13 +2513,14 @@
       <w:r>
         <w:t>На контроллер оформления заказа (адрес ‘/</w:t>
       </w:r>
-      <w:proofErr w:type="spellStart"/>
-      <w:r>
-        <w:t>order</w:t>
-      </w:r>
-      <w:proofErr w:type="spellEnd"/>
-      <w:r>
-        <w:t>’)</w:t>
+      <w:r>
+        <w:rPr>
+          <w:lang w:val="en-US"/>
+        </w:rPr>
+        <w:t>admin</w:t>
+      </w:r>
+      <w:r>
+        <w:t>)</w:t>
       </w:r>
     </w:p>
     <w:p>
@@ -2553,21 +2532,14 @@
         </w:numPr>
       </w:pPr>
       <w:r>
-        <w:t xml:space="preserve">На контроллер работы с запросами </w:t>
-      </w:r>
-      <w:proofErr w:type="gramStart"/>
-      <w:r>
-        <w:t>( адрес</w:t>
-      </w:r>
-      <w:proofErr w:type="gramEnd"/>
-      <w:r>
-        <w:t xml:space="preserve"> ‘/</w:t>
-      </w:r>
-      <w:proofErr w:type="spellStart"/>
-      <w:r>
-        <w:t>sql</w:t>
-      </w:r>
-      <w:proofErr w:type="spellEnd"/>
+        <w:t>На контроллер оформления заказа (адрес ‘/</w:t>
+      </w:r>
+      <w:r>
+        <w:rPr>
+          <w:lang w:val="en-US"/>
+        </w:rPr>
+        <w:t>query</w:t>
+      </w:r>
       <w:r>
         <w:t>’)</w:t>
       </w:r>
@@ -2581,13 +2553,14 @@
         </w:numPr>
       </w:pPr>
       <w:r>
-        <w:t>На контроллер редактирования меню (адрес ‘/</w:t>
-      </w:r>
-      <w:proofErr w:type="spellStart"/>
-      <w:r>
-        <w:t>edit</w:t>
-      </w:r>
-      <w:proofErr w:type="spellEnd"/>
+        <w:t>На контроллер оформления заказа (адрес ‘/</w:t>
+      </w:r>
+      <w:r>
+        <w:rPr>
+          <w:lang w:val="en-US"/>
+        </w:rPr>
+        <w:t>payment</w:t>
+      </w:r>
       <w:r>
         <w:t>’)</w:t>
       </w:r>
@@ -2601,7 +2574,48 @@
         </w:numPr>
       </w:pPr>
       <w:r>
-        <w:lastRenderedPageBreak/>
+        <w:t>На контроллер оформления заказа (адрес ‘/</w:t>
+      </w:r>
+      <w:r>
+        <w:rPr>
+          <w:lang w:val="en-US"/>
+        </w:rPr>
+        <w:t>report</w:t>
+      </w:r>
+      <w:r>
+        <w:t>’)</w:t>
+      </w:r>
+    </w:p>
+    <w:p>
+      <w:pPr>
+        <w:pStyle w:val="a6"/>
+        <w:numPr>
+          <w:ilvl w:val="0"/>
+          <w:numId w:val="6"/>
+        </w:numPr>
+      </w:pPr>
+      <w:r>
+        <w:t>На контроллер работы с запросами (адрес ‘/</w:t>
+      </w:r>
+      <w:r>
+        <w:rPr>
+          <w:lang w:val="en-US"/>
+        </w:rPr>
+        <w:t>management</w:t>
+      </w:r>
+      <w:r>
+        <w:t>’)</w:t>
+      </w:r>
+    </w:p>
+    <w:p>
+      <w:pPr>
+        <w:pStyle w:val="a6"/>
+        <w:numPr>
+          <w:ilvl w:val="0"/>
+          <w:numId w:val="6"/>
+        </w:numPr>
+      </w:pPr>
+      <w:r>
         <w:t>Выход из системы (адрес ‘/</w:t>
       </w:r>
       <w:proofErr w:type="spellStart"/>
@@ -2680,11 +2694,62 @@
           <w:bCs/>
         </w:rPr>
       </w:pPr>
-      <w:r>
+    </w:p>
+    <w:p>
+      <w:pPr>
+        <w:ind w:left="1080" w:firstLine="0"/>
+        <w:jc w:val="center"/>
         <w:rPr>
           <w:b/>
           <w:bCs/>
         </w:rPr>
+      </w:pPr>
+    </w:p>
+    <w:p>
+      <w:pPr>
+        <w:ind w:left="1080" w:firstLine="0"/>
+        <w:jc w:val="center"/>
+        <w:rPr>
+          <w:b/>
+          <w:bCs/>
+        </w:rPr>
+      </w:pPr>
+    </w:p>
+    <w:p>
+      <w:pPr>
+        <w:ind w:left="1080" w:firstLine="0"/>
+        <w:jc w:val="center"/>
+        <w:rPr>
+          <w:b/>
+          <w:bCs/>
+        </w:rPr>
+      </w:pPr>
+    </w:p>
+    <w:p>
+      <w:pPr>
+        <w:ind w:left="1080" w:firstLine="0"/>
+        <w:jc w:val="center"/>
+        <w:rPr>
+          <w:b/>
+          <w:bCs/>
+        </w:rPr>
+      </w:pPr>
+    </w:p>
+    <w:p>
+      <w:pPr>
+        <w:ind w:left="1080" w:firstLine="0"/>
+        <w:jc w:val="center"/>
+        <w:rPr>
+          <w:b/>
+          <w:bCs/>
+        </w:rPr>
+      </w:pPr>
+      <w:r>
+        <w:rPr>
+          <w:b/>
+          <w:bCs/>
+        </w:rPr>
+        <w:lastRenderedPageBreak/>
         <w:t>Авторизация</w:t>
       </w:r>
     </w:p>

--- a/media/Отчет к курсовой.docx
+++ b/media/Отчет к курсовой.docx
@@ -65,7 +65,7 @@
                           </pic:cNvPicPr>
                         </pic:nvPicPr>
                         <pic:blipFill>
-                          <a:blip r:embed="rId6" cstate="print">
+                          <a:blip r:embed="rId8" cstate="print">
                             <a:extLst>
                               <a:ext uri="{28A0092B-C50C-407E-A947-70E740481C1C}">
                                 <a14:useLocalDpi xmlns:a14="http://schemas.microsoft.com/office/drawing/2010/main" val="0"/>
@@ -992,7 +992,7 @@
           <w:szCs w:val="20"/>
           <w:u w:val="single"/>
         </w:rPr>
-        <w:t xml:space="preserve">._____ </w:t>
+        <w:t xml:space="preserve">. </w:t>
       </w:r>
     </w:p>
     <w:p>
@@ -1328,20 +1328,23 @@
         <w:spacing w:after="0" w:line="240" w:lineRule="auto"/>
         <w:ind w:firstLine="0"/>
         <w:jc w:val="center"/>
+      </w:pPr>
+      <w:r>
+        <w:rPr>
+          <w:rFonts w:eastAsia="Times New Roman" w:cstheme="minorHAnsi"/>
+          <w:i/>
+          <w:szCs w:val="20"/>
+        </w:rPr>
+        <w:t xml:space="preserve">Москва, </w:t>
+      </w:r>
+      <w:r>
         <w:rPr>
           <w:rFonts w:eastAsia="Times New Roman" w:cstheme="minorHAnsi"/>
           <w:i/>
           <w:color w:val="000000"/>
           <w:szCs w:val="20"/>
         </w:rPr>
-      </w:pPr>
-      <w:r>
-        <w:rPr>
-          <w:rFonts w:eastAsia="Times New Roman" w:cstheme="minorHAnsi"/>
-          <w:i/>
-          <w:szCs w:val="20"/>
-        </w:rPr>
-        <w:t xml:space="preserve">Москва, </w:t>
+        <w:t>202</w:t>
       </w:r>
       <w:r>
         <w:rPr>
@@ -1350,7 +1353,7 @@
           <w:color w:val="000000"/>
           <w:szCs w:val="20"/>
         </w:rPr>
-        <w:t>202</w:t>
+        <w:t>4</w:t>
       </w:r>
       <w:r>
         <w:rPr>
@@ -1359,141 +1362,373 @@
           <w:color w:val="000000"/>
           <w:szCs w:val="20"/>
         </w:rPr>
-        <w:t>4</w:t>
-      </w:r>
-      <w:r>
-        <w:rPr>
-          <w:rFonts w:eastAsia="Times New Roman" w:cstheme="minorHAnsi"/>
-          <w:i/>
-          <w:color w:val="000000"/>
-          <w:szCs w:val="20"/>
-        </w:rPr>
         <w:t xml:space="preserve"> г.</w:t>
       </w:r>
+      <w:r>
+        <w:t xml:space="preserve"> </w:t>
+      </w:r>
     </w:p>
     <w:p>
       <w:pPr>
         <w:pStyle w:val="1"/>
-      </w:pPr>
-      <w:bookmarkStart w:id="1" w:name="_Toc91179832"/>
-      <w:bookmarkStart w:id="2" w:name="_Toc182748767"/>
-      <w:r>
+        <w:spacing w:line="276" w:lineRule="auto"/>
+        <w:rPr>
+          <w:sz w:val="32"/>
+          <w:szCs w:val="32"/>
+        </w:rPr>
+      </w:pPr>
+      <w:bookmarkStart w:id="1" w:name="_Toc185181349"/>
+      <w:r>
+        <w:rPr>
+          <w:sz w:val="32"/>
+          <w:szCs w:val="32"/>
+        </w:rPr>
         <w:lastRenderedPageBreak/>
         <w:t>Аннотация</w:t>
       </w:r>
       <w:bookmarkEnd w:id="1"/>
-      <w:bookmarkEnd w:id="2"/>
-    </w:p>
-    <w:p>
-      <w:pPr>
-        <w:ind w:firstLine="0"/>
-      </w:pPr>
-      <w:r>
-        <w:t xml:space="preserve">Курсовая работа посвящена разработке информационной системы </w:t>
-      </w:r>
-      <w:r>
-        <w:t>“</w:t>
-      </w:r>
-      <w:r>
-        <w:t>Служебные телефоны</w:t>
-      </w:r>
-      <w:r>
-        <w:t>”.</w:t>
-      </w:r>
-      <w:r>
+    </w:p>
+    <w:p>
+      <w:pPr>
+        <w:spacing w:line="276" w:lineRule="auto"/>
+        <w:ind w:firstLine="567"/>
+        <w:rPr>
+          <w:szCs w:val="28"/>
+        </w:rPr>
+      </w:pPr>
+      <w:r>
+        <w:rPr>
+          <w:szCs w:val="28"/>
+        </w:rPr>
+        <w:t>Данный курсовой проект посвящен разработке информационной системы для служебных телефонов.</w:t>
+      </w:r>
+    </w:p>
+    <w:p>
+      <w:pPr>
+        <w:spacing w:line="276" w:lineRule="auto"/>
+        <w:ind w:firstLine="567"/>
+        <w:jc w:val="left"/>
+        <w:rPr>
+          <w:szCs w:val="28"/>
+        </w:rPr>
+      </w:pPr>
+      <w:r>
+        <w:rPr>
+          <w:szCs w:val="28"/>
+        </w:rPr>
+        <w:t>Выполнил –</w:t>
+      </w:r>
+      <w:r>
+        <w:rPr>
+          <w:szCs w:val="28"/>
+        </w:rPr>
+        <w:t xml:space="preserve"> Шагаев М.Н.</w:t>
+      </w:r>
+    </w:p>
+    <w:p>
+      <w:pPr>
+        <w:spacing w:line="276" w:lineRule="auto"/>
+        <w:ind w:firstLine="567"/>
+        <w:jc w:val="left"/>
+        <w:rPr>
+          <w:szCs w:val="28"/>
+        </w:rPr>
+      </w:pPr>
+      <w:r>
+        <w:rPr>
+          <w:szCs w:val="28"/>
+        </w:rPr>
+        <w:t>Руководитель – Пивоварова Н.В.</w:t>
+      </w:r>
+    </w:p>
+    <w:p>
+      <w:pPr>
+        <w:spacing w:line="276" w:lineRule="auto"/>
+        <w:ind w:firstLine="567"/>
+        <w:rPr>
+          <w:szCs w:val="28"/>
+        </w:rPr>
+      </w:pPr>
+      <w:r>
+        <w:rPr>
+          <w:szCs w:val="28"/>
+        </w:rPr>
+        <w:t xml:space="preserve">Пояснительная записка содержит </w:t>
+      </w:r>
+      <w:r>
+        <w:rPr>
+          <w:szCs w:val="28"/>
+        </w:rPr>
+        <w:t>техническое задание с 2 этапами –</w:t>
+      </w:r>
+      <w:r>
+        <w:rPr>
+          <w:szCs w:val="28"/>
+        </w:rPr>
         <w:t xml:space="preserve"> </w:t>
       </w:r>
-    </w:p>
-    <w:p>
-      <w:pPr>
-        <w:ind w:firstLine="0"/>
-      </w:pPr>
-    </w:p>
-    <w:p>
-      <w:pPr>
-        <w:ind w:firstLine="0"/>
-      </w:pPr>
-    </w:p>
-    <w:p>
-      <w:pPr>
-        <w:ind w:firstLine="0"/>
-      </w:pPr>
-    </w:p>
-    <w:p>
-      <w:pPr>
-        <w:ind w:firstLine="0"/>
-      </w:pPr>
-    </w:p>
-    <w:p>
-      <w:pPr>
-        <w:ind w:firstLine="0"/>
-      </w:pPr>
-    </w:p>
-    <w:p>
-      <w:pPr>
-        <w:ind w:firstLine="0"/>
-      </w:pPr>
-    </w:p>
-    <w:p>
-      <w:pPr>
-        <w:ind w:firstLine="0"/>
-      </w:pPr>
-    </w:p>
-    <w:p>
-      <w:pPr>
-        <w:ind w:firstLine="0"/>
-      </w:pPr>
-    </w:p>
-    <w:p>
-      <w:pPr>
-        <w:ind w:firstLine="0"/>
-      </w:pPr>
-    </w:p>
-    <w:p>
-      <w:pPr>
-        <w:ind w:firstLine="0"/>
-      </w:pPr>
-    </w:p>
-    <w:p>
-      <w:pPr>
-        <w:ind w:firstLine="0"/>
-      </w:pPr>
-    </w:p>
-    <w:p>
-      <w:pPr>
-        <w:ind w:firstLine="0"/>
-      </w:pPr>
-    </w:p>
-    <w:p>
-      <w:pPr>
-        <w:ind w:firstLine="0"/>
-      </w:pPr>
-    </w:p>
-    <w:p>
-      <w:pPr>
-        <w:ind w:firstLine="0"/>
-      </w:pPr>
-    </w:p>
-    <w:p>
-      <w:pPr>
-        <w:ind w:firstLine="0"/>
-      </w:pPr>
-    </w:p>
-    <w:p>
-      <w:pPr>
-        <w:ind w:firstLine="0"/>
-      </w:pPr>
-    </w:p>
-    <w:p>
-      <w:pPr>
-        <w:ind w:firstLine="0"/>
-      </w:pPr>
-    </w:p>
-    <w:p>
-      <w:pPr>
-        <w:ind w:firstLine="0"/>
-      </w:pPr>
-    </w:p>
+      <w:r>
+        <w:rPr>
+          <w:szCs w:val="28"/>
+        </w:rPr>
+        <w:t>этап</w:t>
+      </w:r>
+      <w:r>
+        <w:rPr>
+          <w:szCs w:val="28"/>
+        </w:rPr>
+        <w:t xml:space="preserve"> </w:t>
+      </w:r>
+      <w:r>
+        <w:rPr>
+          <w:szCs w:val="28"/>
+        </w:rPr>
+        <w:t>планирования и этап реализации. В ходе работы была проведена пошаговая</w:t>
+      </w:r>
+      <w:r>
+        <w:rPr>
+          <w:szCs w:val="28"/>
+        </w:rPr>
+        <w:t xml:space="preserve"> </w:t>
+      </w:r>
+      <w:r>
+        <w:rPr>
+          <w:szCs w:val="28"/>
+        </w:rPr>
+        <w:t>реализация пунктов технического задания для двух этапов. Записка содержит</w:t>
+      </w:r>
+      <w:r>
+        <w:rPr>
+          <w:szCs w:val="28"/>
+        </w:rPr>
+        <w:t xml:space="preserve"> </w:t>
+      </w:r>
+      <w:r>
+        <w:rPr>
+          <w:szCs w:val="28"/>
+        </w:rPr>
+        <w:t>сценарии всех вариантов использования информационной системы и MVC</w:t>
+      </w:r>
+      <w:r>
+        <w:rPr>
+          <w:szCs w:val="28"/>
+        </w:rPr>
+        <w:t xml:space="preserve"> </w:t>
+      </w:r>
+      <w:r>
+        <w:rPr>
+          <w:szCs w:val="28"/>
+        </w:rPr>
+        <w:t>диаграммы к ним, а также требования к шаблонам. В записке представлена</w:t>
+      </w:r>
+      <w:r>
+        <w:rPr>
+          <w:szCs w:val="28"/>
+        </w:rPr>
+        <w:t xml:space="preserve"> </w:t>
+      </w:r>
+      <w:r>
+        <w:rPr>
+          <w:szCs w:val="28"/>
+        </w:rPr>
+        <w:t>логическая модель базы данных.</w:t>
+      </w:r>
+      <w:r>
+        <w:rPr>
+          <w:szCs w:val="28"/>
+        </w:rPr>
+        <w:t xml:space="preserve"> </w:t>
+      </w:r>
+    </w:p>
+    <w:p>
+      <w:pPr>
+        <w:spacing w:line="276" w:lineRule="auto"/>
+        <w:ind w:firstLine="567"/>
+        <w:jc w:val="left"/>
+        <w:rPr>
+          <w:szCs w:val="28"/>
+        </w:rPr>
+      </w:pPr>
+    </w:p>
+    <w:p>
+      <w:pPr>
+        <w:spacing w:line="276" w:lineRule="auto"/>
+        <w:ind w:firstLine="567"/>
+        <w:jc w:val="left"/>
+        <w:rPr>
+          <w:szCs w:val="28"/>
+        </w:rPr>
+      </w:pPr>
+    </w:p>
+    <w:p>
+      <w:pPr>
+        <w:spacing w:after="0" w:line="276" w:lineRule="auto"/>
+        <w:ind w:firstLine="0"/>
+        <w:rPr>
+          <w:szCs w:val="28"/>
+        </w:rPr>
+      </w:pPr>
+    </w:p>
+    <w:p>
+      <w:pPr>
+        <w:spacing w:after="0" w:line="276" w:lineRule="auto"/>
+        <w:ind w:firstLine="0"/>
+        <w:rPr>
+          <w:szCs w:val="28"/>
+        </w:rPr>
+      </w:pPr>
+    </w:p>
+    <w:p>
+      <w:pPr>
+        <w:spacing w:after="0" w:line="276" w:lineRule="auto"/>
+        <w:ind w:firstLine="0"/>
+        <w:rPr>
+          <w:szCs w:val="28"/>
+        </w:rPr>
+      </w:pPr>
+    </w:p>
+    <w:p>
+      <w:pPr>
+        <w:spacing w:after="0" w:line="276" w:lineRule="auto"/>
+        <w:ind w:firstLine="0"/>
+        <w:rPr>
+          <w:szCs w:val="28"/>
+        </w:rPr>
+      </w:pPr>
+    </w:p>
+    <w:p>
+      <w:pPr>
+        <w:spacing w:after="0" w:line="276" w:lineRule="auto"/>
+        <w:ind w:firstLine="0"/>
+        <w:rPr>
+          <w:szCs w:val="28"/>
+        </w:rPr>
+      </w:pPr>
+    </w:p>
+    <w:p>
+      <w:pPr>
+        <w:spacing w:after="0" w:line="276" w:lineRule="auto"/>
+        <w:ind w:firstLine="0"/>
+        <w:rPr>
+          <w:szCs w:val="28"/>
+        </w:rPr>
+      </w:pPr>
+    </w:p>
+    <w:p>
+      <w:pPr>
+        <w:spacing w:after="0" w:line="276" w:lineRule="auto"/>
+        <w:ind w:firstLine="0"/>
+        <w:rPr>
+          <w:szCs w:val="28"/>
+        </w:rPr>
+      </w:pPr>
+    </w:p>
+    <w:p>
+      <w:pPr>
+        <w:spacing w:after="0" w:line="276" w:lineRule="auto"/>
+        <w:ind w:firstLine="0"/>
+        <w:rPr>
+          <w:szCs w:val="28"/>
+        </w:rPr>
+      </w:pPr>
+    </w:p>
+    <w:p>
+      <w:pPr>
+        <w:spacing w:after="0" w:line="276" w:lineRule="auto"/>
+        <w:ind w:firstLine="0"/>
+        <w:rPr>
+          <w:szCs w:val="28"/>
+        </w:rPr>
+      </w:pPr>
+    </w:p>
+    <w:p>
+      <w:pPr>
+        <w:spacing w:after="0" w:line="276" w:lineRule="auto"/>
+        <w:ind w:firstLine="0"/>
+        <w:rPr>
+          <w:szCs w:val="28"/>
+        </w:rPr>
+      </w:pPr>
+    </w:p>
+    <w:p>
+      <w:pPr>
+        <w:spacing w:after="0" w:line="276" w:lineRule="auto"/>
+        <w:ind w:firstLine="0"/>
+        <w:rPr>
+          <w:szCs w:val="28"/>
+        </w:rPr>
+      </w:pPr>
+    </w:p>
+    <w:p>
+      <w:pPr>
+        <w:spacing w:after="0" w:line="276" w:lineRule="auto"/>
+        <w:ind w:firstLine="0"/>
+        <w:rPr>
+          <w:szCs w:val="28"/>
+        </w:rPr>
+      </w:pPr>
+    </w:p>
+    <w:p>
+      <w:pPr>
+        <w:spacing w:after="0" w:line="276" w:lineRule="auto"/>
+        <w:ind w:firstLine="0"/>
+        <w:rPr>
+          <w:szCs w:val="28"/>
+        </w:rPr>
+      </w:pPr>
+    </w:p>
+    <w:p>
+      <w:pPr>
+        <w:spacing w:after="0" w:line="276" w:lineRule="auto"/>
+        <w:ind w:firstLine="0"/>
+        <w:rPr>
+          <w:szCs w:val="28"/>
+        </w:rPr>
+      </w:pPr>
+    </w:p>
+    <w:p>
+      <w:pPr>
+        <w:spacing w:after="0" w:line="276" w:lineRule="auto"/>
+        <w:ind w:firstLine="0"/>
+        <w:rPr>
+          <w:szCs w:val="28"/>
+        </w:rPr>
+      </w:pPr>
+    </w:p>
+    <w:p>
+      <w:pPr>
+        <w:spacing w:after="0" w:line="276" w:lineRule="auto"/>
+        <w:ind w:firstLine="0"/>
+        <w:rPr>
+          <w:szCs w:val="28"/>
+        </w:rPr>
+      </w:pPr>
+    </w:p>
+    <w:p>
+      <w:pPr>
+        <w:spacing w:after="0" w:line="276" w:lineRule="auto"/>
+        <w:ind w:firstLine="0"/>
+        <w:rPr>
+          <w:szCs w:val="28"/>
+        </w:rPr>
+      </w:pPr>
+    </w:p>
+    <w:p>
+      <w:pPr>
+        <w:spacing w:after="0" w:line="276" w:lineRule="auto"/>
+        <w:ind w:firstLine="0"/>
+        <w:rPr>
+          <w:szCs w:val="28"/>
+        </w:rPr>
+      </w:pPr>
+    </w:p>
+    <w:p>
+      <w:pPr>
+        <w:spacing w:after="0" w:line="276" w:lineRule="auto"/>
+        <w:ind w:firstLine="0"/>
+      </w:pPr>
+    </w:p>
+    <w:bookmarkStart w:id="2" w:name="_Toc185181350" w:displacedByCustomXml="next"/>
     <w:sdt>
       <w:sdtPr>
         <w:rPr>
@@ -1519,10 +1754,13 @@
         <w:p>
           <w:pPr>
             <w:pStyle w:val="a4"/>
+            <w:spacing w:line="276" w:lineRule="auto"/>
+            <w:outlineLvl w:val="0"/>
           </w:pPr>
           <w:r>
             <w:t>Оглавление</w:t>
           </w:r>
+          <w:bookmarkEnd w:id="2"/>
         </w:p>
         <w:p>
           <w:pPr>
@@ -1531,7 +1769,10 @@
               <w:tab w:val="right" w:leader="dot" w:pos="9345"/>
             </w:tabs>
             <w:rPr>
+              <w:rFonts w:eastAsiaTheme="minorEastAsia"/>
               <w:noProof/>
+              <w:sz w:val="22"/>
+              <w:lang w:eastAsia="ru-RU"/>
             </w:rPr>
           </w:pPr>
           <w:r>
@@ -1543,7 +1784,7 @@
           <w:r>
             <w:fldChar w:fldCharType="separate"/>
           </w:r>
-          <w:hyperlink w:anchor="_Toc182748767" w:history="1">
+          <w:hyperlink w:anchor="_Toc185181349" w:history="1">
             <w:r>
               <w:rPr>
                 <w:rStyle w:val="a5"/>
@@ -1570,7 +1811,7 @@
                 <w:noProof/>
                 <w:webHidden/>
               </w:rPr>
-              <w:instrText xml:space="preserve"> PAGEREF _Toc182748767 \h </w:instrText>
+              <w:instrText xml:space="preserve"> PAGEREF _Toc185181349 \h </w:instrText>
             </w:r>
             <w:r>
               <w:rPr>
@@ -1603,6 +1844,663 @@
         </w:p>
         <w:p>
           <w:pPr>
+            <w:pStyle w:val="11"/>
+            <w:tabs>
+              <w:tab w:val="right" w:leader="dot" w:pos="9345"/>
+            </w:tabs>
+            <w:rPr>
+              <w:rFonts w:eastAsiaTheme="minorEastAsia"/>
+              <w:noProof/>
+              <w:sz w:val="22"/>
+              <w:lang w:eastAsia="ru-RU"/>
+            </w:rPr>
+          </w:pPr>
+          <w:hyperlink w:anchor="_Toc185181350" w:history="1">
+            <w:r>
+              <w:rPr>
+                <w:rStyle w:val="a5"/>
+                <w:noProof/>
+              </w:rPr>
+              <w:t>Оглавление</w:t>
+            </w:r>
+            <w:r>
+              <w:rPr>
+                <w:noProof/>
+                <w:webHidden/>
+              </w:rPr>
+              <w:tab/>
+            </w:r>
+            <w:r>
+              <w:rPr>
+                <w:noProof/>
+                <w:webHidden/>
+              </w:rPr>
+              <w:fldChar w:fldCharType="begin"/>
+            </w:r>
+            <w:r>
+              <w:rPr>
+                <w:noProof/>
+                <w:webHidden/>
+              </w:rPr>
+              <w:instrText xml:space="preserve"> PAGEREF _Toc185181350 \h </w:instrText>
+            </w:r>
+            <w:r>
+              <w:rPr>
+                <w:noProof/>
+                <w:webHidden/>
+              </w:rPr>
+            </w:r>
+            <w:r>
+              <w:rPr>
+                <w:noProof/>
+                <w:webHidden/>
+              </w:rPr>
+              <w:fldChar w:fldCharType="separate"/>
+            </w:r>
+            <w:r>
+              <w:rPr>
+                <w:noProof/>
+                <w:webHidden/>
+              </w:rPr>
+              <w:t>3</w:t>
+            </w:r>
+            <w:r>
+              <w:rPr>
+                <w:noProof/>
+                <w:webHidden/>
+              </w:rPr>
+              <w:fldChar w:fldCharType="end"/>
+            </w:r>
+          </w:hyperlink>
+        </w:p>
+        <w:p>
+          <w:pPr>
+            <w:pStyle w:val="11"/>
+            <w:tabs>
+              <w:tab w:val="right" w:leader="dot" w:pos="9345"/>
+            </w:tabs>
+            <w:rPr>
+              <w:rFonts w:eastAsiaTheme="minorEastAsia"/>
+              <w:noProof/>
+              <w:sz w:val="22"/>
+              <w:lang w:eastAsia="ru-RU"/>
+            </w:rPr>
+          </w:pPr>
+          <w:hyperlink w:anchor="_Toc185181351" w:history="1">
+            <w:r>
+              <w:rPr>
+                <w:rStyle w:val="a5"/>
+                <w:bCs/>
+                <w:noProof/>
+              </w:rPr>
+              <w:t>Техническое задание</w:t>
+            </w:r>
+            <w:r>
+              <w:rPr>
+                <w:noProof/>
+                <w:webHidden/>
+              </w:rPr>
+              <w:tab/>
+            </w:r>
+            <w:r>
+              <w:rPr>
+                <w:noProof/>
+                <w:webHidden/>
+              </w:rPr>
+              <w:fldChar w:fldCharType="begin"/>
+            </w:r>
+            <w:r>
+              <w:rPr>
+                <w:noProof/>
+                <w:webHidden/>
+              </w:rPr>
+              <w:instrText xml:space="preserve"> PAGEREF _Toc185181351 \h </w:instrText>
+            </w:r>
+            <w:r>
+              <w:rPr>
+                <w:noProof/>
+                <w:webHidden/>
+              </w:rPr>
+            </w:r>
+            <w:r>
+              <w:rPr>
+                <w:noProof/>
+                <w:webHidden/>
+              </w:rPr>
+              <w:fldChar w:fldCharType="separate"/>
+            </w:r>
+            <w:r>
+              <w:rPr>
+                <w:noProof/>
+                <w:webHidden/>
+              </w:rPr>
+              <w:t>4</w:t>
+            </w:r>
+            <w:r>
+              <w:rPr>
+                <w:noProof/>
+                <w:webHidden/>
+              </w:rPr>
+              <w:fldChar w:fldCharType="end"/>
+            </w:r>
+          </w:hyperlink>
+        </w:p>
+        <w:p>
+          <w:pPr>
+            <w:pStyle w:val="11"/>
+            <w:tabs>
+              <w:tab w:val="right" w:leader="dot" w:pos="9345"/>
+            </w:tabs>
+            <w:rPr>
+              <w:rFonts w:eastAsiaTheme="minorEastAsia"/>
+              <w:noProof/>
+              <w:sz w:val="22"/>
+              <w:lang w:eastAsia="ru-RU"/>
+            </w:rPr>
+          </w:pPr>
+          <w:hyperlink w:anchor="_Toc185181352" w:history="1">
+            <w:r>
+              <w:rPr>
+                <w:rStyle w:val="a5"/>
+                <w:bCs/>
+                <w:noProof/>
+              </w:rPr>
+              <w:t>Описание предметной области</w:t>
+            </w:r>
+            <w:r>
+              <w:rPr>
+                <w:noProof/>
+                <w:webHidden/>
+              </w:rPr>
+              <w:tab/>
+            </w:r>
+            <w:r>
+              <w:rPr>
+                <w:noProof/>
+                <w:webHidden/>
+              </w:rPr>
+              <w:fldChar w:fldCharType="begin"/>
+            </w:r>
+            <w:r>
+              <w:rPr>
+                <w:noProof/>
+                <w:webHidden/>
+              </w:rPr>
+              <w:instrText xml:space="preserve"> PAGEREF _Toc185181352 \h </w:instrText>
+            </w:r>
+            <w:r>
+              <w:rPr>
+                <w:noProof/>
+                <w:webHidden/>
+              </w:rPr>
+            </w:r>
+            <w:r>
+              <w:rPr>
+                <w:noProof/>
+                <w:webHidden/>
+              </w:rPr>
+              <w:fldChar w:fldCharType="separate"/>
+            </w:r>
+            <w:r>
+              <w:rPr>
+                <w:noProof/>
+                <w:webHidden/>
+              </w:rPr>
+              <w:t>5</w:t>
+            </w:r>
+            <w:r>
+              <w:rPr>
+                <w:noProof/>
+                <w:webHidden/>
+              </w:rPr>
+              <w:fldChar w:fldCharType="end"/>
+            </w:r>
+          </w:hyperlink>
+        </w:p>
+        <w:p>
+          <w:pPr>
+            <w:pStyle w:val="11"/>
+            <w:tabs>
+              <w:tab w:val="right" w:leader="dot" w:pos="9345"/>
+            </w:tabs>
+            <w:rPr>
+              <w:rFonts w:eastAsiaTheme="minorEastAsia"/>
+              <w:noProof/>
+              <w:sz w:val="22"/>
+              <w:lang w:eastAsia="ru-RU"/>
+            </w:rPr>
+          </w:pPr>
+          <w:hyperlink w:anchor="_Toc185181353" w:history="1">
+            <w:r>
+              <w:rPr>
+                <w:rStyle w:val="a5"/>
+                <w:bCs/>
+                <w:noProof/>
+              </w:rPr>
+              <w:t>Определение конечных пользователей</w:t>
+            </w:r>
+            <w:r>
+              <w:rPr>
+                <w:noProof/>
+                <w:webHidden/>
+              </w:rPr>
+              <w:tab/>
+            </w:r>
+            <w:r>
+              <w:rPr>
+                <w:noProof/>
+                <w:webHidden/>
+              </w:rPr>
+              <w:fldChar w:fldCharType="begin"/>
+            </w:r>
+            <w:r>
+              <w:rPr>
+                <w:noProof/>
+                <w:webHidden/>
+              </w:rPr>
+              <w:instrText xml:space="preserve"> PAGEREF _Toc185181353 \h </w:instrText>
+            </w:r>
+            <w:r>
+              <w:rPr>
+                <w:noProof/>
+                <w:webHidden/>
+              </w:rPr>
+            </w:r>
+            <w:r>
+              <w:rPr>
+                <w:noProof/>
+                <w:webHidden/>
+              </w:rPr>
+              <w:fldChar w:fldCharType="separate"/>
+            </w:r>
+            <w:r>
+              <w:rPr>
+                <w:noProof/>
+                <w:webHidden/>
+              </w:rPr>
+              <w:t>6</w:t>
+            </w:r>
+            <w:r>
+              <w:rPr>
+                <w:noProof/>
+                <w:webHidden/>
+              </w:rPr>
+              <w:fldChar w:fldCharType="end"/>
+            </w:r>
+          </w:hyperlink>
+        </w:p>
+        <w:p>
+          <w:pPr>
+            <w:pStyle w:val="11"/>
+            <w:tabs>
+              <w:tab w:val="right" w:leader="dot" w:pos="9345"/>
+            </w:tabs>
+            <w:rPr>
+              <w:rFonts w:eastAsiaTheme="minorEastAsia"/>
+              <w:noProof/>
+              <w:sz w:val="22"/>
+              <w:lang w:eastAsia="ru-RU"/>
+            </w:rPr>
+          </w:pPr>
+          <w:hyperlink w:anchor="_Toc185181354" w:history="1">
+            <w:r>
+              <w:rPr>
+                <w:rStyle w:val="a5"/>
+                <w:bCs/>
+                <w:noProof/>
+                <w:lang w:val="en-US"/>
+              </w:rPr>
+              <w:t>UML</w:t>
+            </w:r>
+            <w:r>
+              <w:rPr>
+                <w:rStyle w:val="a5"/>
+                <w:bCs/>
+                <w:noProof/>
+              </w:rPr>
+              <w:t>-диаграмма вариантов использования информационной системы.</w:t>
+            </w:r>
+            <w:r>
+              <w:rPr>
+                <w:noProof/>
+                <w:webHidden/>
+              </w:rPr>
+              <w:tab/>
+            </w:r>
+            <w:r>
+              <w:rPr>
+                <w:noProof/>
+                <w:webHidden/>
+              </w:rPr>
+              <w:fldChar w:fldCharType="begin"/>
+            </w:r>
+            <w:r>
+              <w:rPr>
+                <w:noProof/>
+                <w:webHidden/>
+              </w:rPr>
+              <w:instrText xml:space="preserve"> PAGEREF _Toc185181354 \h </w:instrText>
+            </w:r>
+            <w:r>
+              <w:rPr>
+                <w:noProof/>
+                <w:webHidden/>
+              </w:rPr>
+            </w:r>
+            <w:r>
+              <w:rPr>
+                <w:noProof/>
+                <w:webHidden/>
+              </w:rPr>
+              <w:fldChar w:fldCharType="separate"/>
+            </w:r>
+            <w:r>
+              <w:rPr>
+                <w:noProof/>
+                <w:webHidden/>
+              </w:rPr>
+              <w:t>6</w:t>
+            </w:r>
+            <w:r>
+              <w:rPr>
+                <w:noProof/>
+                <w:webHidden/>
+              </w:rPr>
+              <w:fldChar w:fldCharType="end"/>
+            </w:r>
+          </w:hyperlink>
+        </w:p>
+        <w:p>
+          <w:pPr>
+            <w:pStyle w:val="11"/>
+            <w:tabs>
+              <w:tab w:val="right" w:leader="dot" w:pos="9345"/>
+            </w:tabs>
+            <w:rPr>
+              <w:rFonts w:eastAsiaTheme="minorEastAsia"/>
+              <w:noProof/>
+              <w:sz w:val="22"/>
+              <w:lang w:eastAsia="ru-RU"/>
+            </w:rPr>
+          </w:pPr>
+          <w:hyperlink w:anchor="_Toc185181355" w:history="1">
+            <w:r>
+              <w:rPr>
+                <w:rStyle w:val="a5"/>
+                <w:bCs/>
+                <w:noProof/>
+              </w:rPr>
+              <w:t>Вариант использования “Главное меню”</w:t>
+            </w:r>
+            <w:r>
+              <w:rPr>
+                <w:noProof/>
+                <w:webHidden/>
+              </w:rPr>
+              <w:tab/>
+            </w:r>
+            <w:r>
+              <w:rPr>
+                <w:noProof/>
+                <w:webHidden/>
+              </w:rPr>
+              <w:fldChar w:fldCharType="begin"/>
+            </w:r>
+            <w:r>
+              <w:rPr>
+                <w:noProof/>
+                <w:webHidden/>
+              </w:rPr>
+              <w:instrText xml:space="preserve"> PAGEREF _Toc185181355 \h </w:instrText>
+            </w:r>
+            <w:r>
+              <w:rPr>
+                <w:noProof/>
+                <w:webHidden/>
+              </w:rPr>
+            </w:r>
+            <w:r>
+              <w:rPr>
+                <w:noProof/>
+                <w:webHidden/>
+              </w:rPr>
+              <w:fldChar w:fldCharType="separate"/>
+            </w:r>
+            <w:r>
+              <w:rPr>
+                <w:noProof/>
+                <w:webHidden/>
+              </w:rPr>
+              <w:t>7</w:t>
+            </w:r>
+            <w:r>
+              <w:rPr>
+                <w:noProof/>
+                <w:webHidden/>
+              </w:rPr>
+              <w:fldChar w:fldCharType="end"/>
+            </w:r>
+          </w:hyperlink>
+        </w:p>
+        <w:p>
+          <w:pPr>
+            <w:pStyle w:val="11"/>
+            <w:tabs>
+              <w:tab w:val="right" w:leader="dot" w:pos="9345"/>
+            </w:tabs>
+            <w:rPr>
+              <w:rFonts w:eastAsiaTheme="minorEastAsia"/>
+              <w:noProof/>
+              <w:sz w:val="22"/>
+              <w:lang w:eastAsia="ru-RU"/>
+            </w:rPr>
+          </w:pPr>
+          <w:hyperlink w:anchor="_Toc185181356" w:history="1">
+            <w:r>
+              <w:rPr>
+                <w:rStyle w:val="a5"/>
+                <w:bCs/>
+                <w:noProof/>
+              </w:rPr>
+              <w:t>Вариант использования “Авторизация”</w:t>
+            </w:r>
+            <w:r>
+              <w:rPr>
+                <w:noProof/>
+                <w:webHidden/>
+              </w:rPr>
+              <w:tab/>
+            </w:r>
+            <w:r>
+              <w:rPr>
+                <w:noProof/>
+                <w:webHidden/>
+              </w:rPr>
+              <w:fldChar w:fldCharType="begin"/>
+            </w:r>
+            <w:r>
+              <w:rPr>
+                <w:noProof/>
+                <w:webHidden/>
+              </w:rPr>
+              <w:instrText xml:space="preserve"> PAGEREF _Toc185181356 \h </w:instrText>
+            </w:r>
+            <w:r>
+              <w:rPr>
+                <w:noProof/>
+                <w:webHidden/>
+              </w:rPr>
+            </w:r>
+            <w:r>
+              <w:rPr>
+                <w:noProof/>
+                <w:webHidden/>
+              </w:rPr>
+              <w:fldChar w:fldCharType="separate"/>
+            </w:r>
+            <w:r>
+              <w:rPr>
+                <w:noProof/>
+                <w:webHidden/>
+              </w:rPr>
+              <w:t>9</w:t>
+            </w:r>
+            <w:r>
+              <w:rPr>
+                <w:noProof/>
+                <w:webHidden/>
+              </w:rPr>
+              <w:fldChar w:fldCharType="end"/>
+            </w:r>
+          </w:hyperlink>
+        </w:p>
+        <w:p>
+          <w:pPr>
+            <w:pStyle w:val="11"/>
+            <w:tabs>
+              <w:tab w:val="right" w:leader="dot" w:pos="9345"/>
+            </w:tabs>
+            <w:rPr>
+              <w:rFonts w:eastAsiaTheme="minorEastAsia"/>
+              <w:noProof/>
+              <w:sz w:val="22"/>
+              <w:lang w:eastAsia="ru-RU"/>
+            </w:rPr>
+          </w:pPr>
+          <w:hyperlink w:anchor="_Toc185181357" w:history="1">
+            <w:r>
+              <w:rPr>
+                <w:rStyle w:val="a5"/>
+                <w:bCs/>
+                <w:noProof/>
+              </w:rPr>
+              <w:t>Вариант использования “Работа с запросами”</w:t>
+            </w:r>
+            <w:r>
+              <w:rPr>
+                <w:noProof/>
+                <w:webHidden/>
+              </w:rPr>
+              <w:tab/>
+            </w:r>
+            <w:r>
+              <w:rPr>
+                <w:noProof/>
+                <w:webHidden/>
+              </w:rPr>
+              <w:fldChar w:fldCharType="begin"/>
+            </w:r>
+            <w:r>
+              <w:rPr>
+                <w:noProof/>
+                <w:webHidden/>
+              </w:rPr>
+              <w:instrText xml:space="preserve"> PAGEREF _Toc185181357 \h </w:instrText>
+            </w:r>
+            <w:r>
+              <w:rPr>
+                <w:noProof/>
+                <w:webHidden/>
+              </w:rPr>
+            </w:r>
+            <w:r>
+              <w:rPr>
+                <w:noProof/>
+                <w:webHidden/>
+              </w:rPr>
+              <w:fldChar w:fldCharType="separate"/>
+            </w:r>
+            <w:r>
+              <w:rPr>
+                <w:noProof/>
+                <w:webHidden/>
+              </w:rPr>
+              <w:t>11</w:t>
+            </w:r>
+            <w:r>
+              <w:rPr>
+                <w:noProof/>
+                <w:webHidden/>
+              </w:rPr>
+              <w:fldChar w:fldCharType="end"/>
+            </w:r>
+          </w:hyperlink>
+        </w:p>
+        <w:p>
+          <w:pPr>
+            <w:pStyle w:val="11"/>
+            <w:tabs>
+              <w:tab w:val="right" w:leader="dot" w:pos="9345"/>
+            </w:tabs>
+            <w:rPr>
+              <w:rFonts w:eastAsiaTheme="minorEastAsia"/>
+              <w:noProof/>
+              <w:sz w:val="22"/>
+              <w:lang w:eastAsia="ru-RU"/>
+            </w:rPr>
+          </w:pPr>
+          <w:hyperlink w:anchor="_Toc185181358" w:history="1">
+            <w:r>
+              <w:rPr>
+                <w:rStyle w:val="a5"/>
+                <w:bCs/>
+                <w:noProof/>
+              </w:rPr>
+              <w:t>Вариант использования “Работа с отчетами”</w:t>
+            </w:r>
+            <w:r>
+              <w:rPr>
+                <w:noProof/>
+                <w:webHidden/>
+              </w:rPr>
+              <w:tab/>
+            </w:r>
+            <w:r>
+              <w:rPr>
+                <w:noProof/>
+                <w:webHidden/>
+              </w:rPr>
+              <w:fldChar w:fldCharType="begin"/>
+            </w:r>
+            <w:r>
+              <w:rPr>
+                <w:noProof/>
+                <w:webHidden/>
+              </w:rPr>
+              <w:instrText xml:space="preserve"> PAGEREF _Toc185181358 \h </w:instrText>
+            </w:r>
+            <w:r>
+              <w:rPr>
+                <w:noProof/>
+                <w:webHidden/>
+              </w:rPr>
+            </w:r>
+            <w:r>
+              <w:rPr>
+                <w:noProof/>
+                <w:webHidden/>
+              </w:rPr>
+              <w:fldChar w:fldCharType="separate"/>
+            </w:r>
+            <w:r>
+              <w:rPr>
+                <w:noProof/>
+                <w:webHidden/>
+              </w:rPr>
+              <w:t>14</w:t>
+            </w:r>
+            <w:r>
+              <w:rPr>
+                <w:noProof/>
+                <w:webHidden/>
+              </w:rPr>
+              <w:fldChar w:fldCharType="end"/>
+            </w:r>
+          </w:hyperlink>
+        </w:p>
+        <w:p>
+          <w:pPr>
+            <w:spacing w:line="276" w:lineRule="auto"/>
             <w:ind w:firstLine="0"/>
             <w:rPr>
               <w:b/>
@@ -1621,174 +2519,688 @@
     </w:sdt>
     <w:p>
       <w:pPr>
-        <w:ind w:firstLine="0"/>
-      </w:pPr>
-    </w:p>
-    <w:p>
-      <w:pPr>
-        <w:ind w:firstLine="0"/>
-      </w:pPr>
-    </w:p>
-    <w:p>
-      <w:pPr>
-        <w:ind w:firstLine="0"/>
-      </w:pPr>
-    </w:p>
-    <w:p/>
-    <w:p/>
-    <w:p/>
-    <w:p/>
-    <w:p/>
-    <w:p/>
-    <w:p/>
-    <w:p/>
-    <w:p/>
-    <w:p/>
-    <w:p/>
-    <w:p/>
-    <w:p/>
-    <w:p/>
-    <w:p/>
-    <w:p/>
-    <w:p>
-      <w:pPr>
-        <w:jc w:val="center"/>
+        <w:spacing w:line="276" w:lineRule="auto"/>
+        <w:ind w:firstLine="0"/>
+      </w:pPr>
+    </w:p>
+    <w:p>
+      <w:pPr>
+        <w:spacing w:line="276" w:lineRule="auto"/>
+        <w:ind w:firstLine="0"/>
+      </w:pPr>
+    </w:p>
+    <w:p>
+      <w:pPr>
+        <w:spacing w:line="276" w:lineRule="auto"/>
+        <w:ind w:firstLine="0"/>
+      </w:pPr>
+    </w:p>
+    <w:p>
+      <w:pPr>
+        <w:spacing w:line="276" w:lineRule="auto"/>
+      </w:pPr>
+    </w:p>
+    <w:p>
+      <w:pPr>
+        <w:spacing w:line="276" w:lineRule="auto"/>
+      </w:pPr>
+    </w:p>
+    <w:p>
+      <w:pPr>
+        <w:spacing w:line="276" w:lineRule="auto"/>
+      </w:pPr>
+    </w:p>
+    <w:p>
+      <w:pPr>
+        <w:spacing w:line="276" w:lineRule="auto"/>
+      </w:pPr>
+    </w:p>
+    <w:p>
+      <w:pPr>
+        <w:spacing w:line="276" w:lineRule="auto"/>
+      </w:pPr>
+    </w:p>
+    <w:p>
+      <w:pPr>
+        <w:spacing w:line="276" w:lineRule="auto"/>
+      </w:pPr>
+    </w:p>
+    <w:p>
+      <w:pPr>
+        <w:spacing w:line="276" w:lineRule="auto"/>
+      </w:pPr>
+    </w:p>
+    <w:p>
+      <w:pPr>
+        <w:spacing w:line="276" w:lineRule="auto"/>
+      </w:pPr>
+    </w:p>
+    <w:p>
+      <w:pPr>
+        <w:spacing w:line="276" w:lineRule="auto"/>
+      </w:pPr>
+    </w:p>
+    <w:p>
+      <w:pPr>
+        <w:spacing w:line="276" w:lineRule="auto"/>
+      </w:pPr>
+    </w:p>
+    <w:p>
+      <w:pPr>
+        <w:spacing w:line="276" w:lineRule="auto"/>
+      </w:pPr>
+    </w:p>
+    <w:p>
+      <w:pPr>
+        <w:spacing w:line="276" w:lineRule="auto"/>
+      </w:pPr>
+    </w:p>
+    <w:p>
+      <w:pPr>
+        <w:spacing w:line="276" w:lineRule="auto"/>
+      </w:pPr>
+    </w:p>
+    <w:p>
+      <w:pPr>
+        <w:spacing w:line="276" w:lineRule="auto"/>
+      </w:pPr>
+    </w:p>
+    <w:p>
+      <w:pPr>
+        <w:spacing w:line="276" w:lineRule="auto"/>
+      </w:pPr>
+    </w:p>
+    <w:p>
+      <w:pPr>
+        <w:spacing w:line="276" w:lineRule="auto"/>
+      </w:pPr>
+    </w:p>
+    <w:p>
+      <w:pPr>
+        <w:spacing w:line="276" w:lineRule="auto"/>
+      </w:pPr>
+    </w:p>
+    <w:p>
+      <w:pPr>
+        <w:spacing w:line="276" w:lineRule="auto"/>
+      </w:pPr>
+    </w:p>
+    <w:p>
+      <w:pPr>
+        <w:spacing w:line="276" w:lineRule="auto"/>
+      </w:pPr>
+    </w:p>
+    <w:p>
+      <w:pPr>
+        <w:pStyle w:val="1"/>
+        <w:rPr>
+          <w:bCs/>
+          <w:sz w:val="32"/>
+          <w:szCs w:val="32"/>
+        </w:rPr>
+      </w:pPr>
+      <w:bookmarkStart w:id="3" w:name="_Toc185181351"/>
+      <w:r>
+        <w:rPr>
+          <w:bCs/>
+          <w:sz w:val="32"/>
+          <w:szCs w:val="32"/>
+        </w:rPr>
+        <w:t>Техническое задание</w:t>
+      </w:r>
+      <w:bookmarkEnd w:id="3"/>
+    </w:p>
+    <w:p>
+      <w:pPr>
+        <w:spacing w:line="276" w:lineRule="auto"/>
+      </w:pPr>
+      <w:r>
+        <w:t>В качестве исходных данных студенты используют описание предметной области, полученное в качестве варианта для лабораторных работ в 4 семестре 2024 года по дисциплине Базы данных.</w:t>
+      </w:r>
+    </w:p>
+    <w:p>
+      <w:pPr>
+        <w:spacing w:line="276" w:lineRule="auto"/>
+      </w:pPr>
+      <w:r>
+        <w:t>Техническое задание на этап проектирования состоит из следующих обязательных пунктов:</w:t>
+      </w:r>
+    </w:p>
+    <w:p>
+      <w:pPr>
+        <w:spacing w:line="276" w:lineRule="auto"/>
+        <w:ind w:firstLine="708"/>
+      </w:pPr>
+      <w:r>
+        <w:t>1. Определить конечных пользователей будущей системы.</w:t>
+      </w:r>
+    </w:p>
+    <w:p>
+      <w:pPr>
+        <w:spacing w:line="276" w:lineRule="auto"/>
+      </w:pPr>
+      <w:r>
+        <w:t>2. Составить UML-диаграмму вариантов использования.</w:t>
+      </w:r>
+    </w:p>
+    <w:p>
+      <w:pPr>
+        <w:spacing w:line="276" w:lineRule="auto"/>
+      </w:pPr>
+      <w:r>
+        <w:t>3. Выделить основной вариант использования информационной системы (основной бизнес-процесс в предметной области).</w:t>
+      </w:r>
+    </w:p>
+    <w:p>
+      <w:pPr>
+        <w:spacing w:line="276" w:lineRule="auto"/>
+        <w:ind w:firstLine="708"/>
+      </w:pPr>
+      <w:r>
+        <w:t>4. Разработать систему авторизации пользователей ИС.</w:t>
+      </w:r>
+    </w:p>
+    <w:p>
+      <w:pPr>
+        <w:spacing w:line="276" w:lineRule="auto"/>
+      </w:pPr>
+      <w:r>
+        <w:t>5. Разработать системную архитектуру ИС.</w:t>
+      </w:r>
+    </w:p>
+    <w:p>
+      <w:pPr>
+        <w:spacing w:line="276" w:lineRule="auto"/>
+      </w:pPr>
+      <w:r>
+        <w:t>6. Для всех вариантов использования разработать главные успешные сценарии и расширения к ним.</w:t>
+      </w:r>
+    </w:p>
+    <w:p>
+      <w:pPr>
+        <w:spacing w:line="276" w:lineRule="auto"/>
+      </w:pPr>
+      <w:r>
+        <w:t>7. Разработать системные UML-диаграммы последовательности для всех сценариев с использованием MVC-паттерна.</w:t>
+      </w:r>
+    </w:p>
+    <w:p>
+      <w:pPr>
+        <w:spacing w:line="276" w:lineRule="auto"/>
+      </w:pPr>
+      <w:r>
+        <w:t>8. Разработать требования ко всем шаблонам для каждого варианта использования.</w:t>
+      </w:r>
+    </w:p>
+    <w:p>
+      <w:pPr>
+        <w:spacing w:line="276" w:lineRule="auto"/>
+      </w:pPr>
+      <w:r>
+        <w:lastRenderedPageBreak/>
+        <w:t>9. Разработать инфологическую модель предметной области в форме UML-диаграммы классов.</w:t>
+      </w:r>
+    </w:p>
+    <w:p>
+      <w:pPr>
+        <w:spacing w:line="276" w:lineRule="auto"/>
+      </w:pPr>
+      <w:r>
+        <w:t>10. Разработать логическую модель базы данных.</w:t>
+      </w:r>
+    </w:p>
+    <w:p>
+      <w:pPr>
+        <w:spacing w:line="276" w:lineRule="auto"/>
+      </w:pPr>
+      <w:r>
+        <w:t>Техническое задание на этап реализации состоит из следующих обязательных пунктов:</w:t>
+      </w:r>
+    </w:p>
+    <w:p>
+      <w:pPr>
+        <w:spacing w:line="276" w:lineRule="auto"/>
+      </w:pPr>
+      <w:r>
+        <w:t>1.</w:t>
+      </w:r>
+      <w:r>
+        <w:t xml:space="preserve"> </w:t>
+      </w:r>
+      <w:r>
+        <w:t>Реализовать разработанную на этапе проектирования информационную</w:t>
+      </w:r>
+      <w:r>
+        <w:t xml:space="preserve"> </w:t>
+      </w:r>
+      <w:r>
+        <w:t xml:space="preserve">систему на языке Python в среде фреймворка </w:t>
+      </w:r>
+      <w:proofErr w:type="spellStart"/>
+      <w:r>
+        <w:t>Flask</w:t>
+      </w:r>
+      <w:proofErr w:type="spellEnd"/>
+      <w:r>
+        <w:t>.</w:t>
+      </w:r>
+    </w:p>
+    <w:p>
+      <w:pPr>
+        <w:spacing w:line="276" w:lineRule="auto"/>
+        <w:jc w:val="left"/>
+      </w:pPr>
+      <w:r>
+        <w:t xml:space="preserve">2. Каждый вариант использования оформить, как </w:t>
+      </w:r>
+      <w:r>
+        <w:rPr>
+          <w:lang w:val="en-US"/>
+        </w:rPr>
+        <w:t>blueprint</w:t>
+      </w:r>
+      <w:r>
+        <w:t>.</w:t>
+      </w:r>
+    </w:p>
+    <w:p>
+      <w:pPr>
+        <w:spacing w:line="276" w:lineRule="auto"/>
+      </w:pPr>
+      <w:r>
+        <w:t>3. Доступ внутренних пользователей к вариантам использования</w:t>
+      </w:r>
+      <w:r>
+        <w:t xml:space="preserve"> </w:t>
+      </w:r>
+      <w:r>
+        <w:t>реализовать с помощью декораторов.</w:t>
+      </w:r>
+    </w:p>
+    <w:p>
+      <w:pPr>
+        <w:spacing w:line="276" w:lineRule="auto"/>
+        <w:ind w:firstLine="0"/>
+      </w:pPr>
+    </w:p>
+    <w:p>
+      <w:pPr>
+        <w:pStyle w:val="1"/>
+        <w:rPr>
+          <w:b w:val="0"/>
+          <w:bCs/>
+          <w:sz w:val="32"/>
+          <w:szCs w:val="32"/>
+        </w:rPr>
+      </w:pPr>
+      <w:bookmarkStart w:id="4" w:name="_Toc185181352"/>
+      <w:r>
+        <w:rPr>
+          <w:bCs/>
+          <w:sz w:val="32"/>
+          <w:szCs w:val="32"/>
+        </w:rPr>
+        <w:t>Описание предметной области</w:t>
+      </w:r>
+      <w:bookmarkEnd w:id="4"/>
+    </w:p>
+    <w:p>
+      <w:pPr>
+        <w:spacing w:line="276" w:lineRule="auto"/>
+      </w:pPr>
+      <w:r>
+        <w:t>Требуется создать информационную систему для управления служебной связью.</w:t>
+      </w:r>
+    </w:p>
+    <w:p>
+      <w:pPr>
+        <w:spacing w:line="276" w:lineRule="auto"/>
+      </w:pPr>
+      <w:r>
+        <w:t>Сохраняются данные о сотрудниках</w:t>
+      </w:r>
+      <w:r>
+        <w:t>,</w:t>
+      </w:r>
+      <w:r>
+        <w:t xml:space="preserve"> их телефонах</w:t>
+      </w:r>
+      <w:r>
+        <w:t xml:space="preserve"> </w:t>
+      </w:r>
+      <w:r>
+        <w:t>(служебная сотовая связь)</w:t>
+      </w:r>
+      <w:r>
+        <w:t>.</w:t>
+      </w:r>
+      <w:r>
+        <w:t xml:space="preserve"> </w:t>
+      </w:r>
+      <w:r>
+        <w:t>Для каждого сотрудника сохраняется его уникальный</w:t>
+      </w:r>
+      <w:r>
+        <w:t xml:space="preserve"> </w:t>
+      </w:r>
+      <w:r>
+        <w:t>номер</w:t>
+      </w:r>
+      <w:r>
+        <w:t>,</w:t>
+      </w:r>
+      <w:r>
+        <w:t xml:space="preserve"> фамилия, адрес, дата рождения, должность, дата зачисления на должность, номер отдела.</w:t>
+      </w:r>
+    </w:p>
+    <w:p>
+      <w:pPr>
+        <w:spacing w:line="276" w:lineRule="auto"/>
+      </w:pPr>
+      <w:r>
+        <w:t>Для телефонов сохраняется лимит в рублях, номер сотрудника, номер телефона</w:t>
+      </w:r>
+      <w:r>
+        <w:t>.</w:t>
+      </w:r>
+    </w:p>
+    <w:p>
+      <w:pPr>
+        <w:spacing w:line="276" w:lineRule="auto"/>
+      </w:pPr>
+      <w:r>
+        <w:t>В превышениях лимита хранится номер телефона, сумма превышения, месяц и год за которое превышение.</w:t>
+      </w:r>
+    </w:p>
+    <w:p>
+      <w:pPr>
+        <w:spacing w:line="276" w:lineRule="auto"/>
+      </w:pPr>
+      <w:r>
+        <w:t>В счете хранится номер счета</w:t>
+      </w:r>
+      <w:r>
+        <w:t>,</w:t>
+      </w:r>
+      <w:r>
+        <w:t xml:space="preserve"> дата создания</w:t>
+      </w:r>
+      <w:r>
+        <w:t>,</w:t>
+      </w:r>
+      <w:r>
+        <w:t xml:space="preserve"> месяц и год</w:t>
+      </w:r>
+      <w:r>
+        <w:t>,</w:t>
+      </w:r>
+      <w:r>
+        <w:t xml:space="preserve"> за который выставлен счет</w:t>
+      </w:r>
+      <w:r>
+        <w:t xml:space="preserve">, </w:t>
+      </w:r>
+      <w:r>
+        <w:t>общая сумма. В строках счета хранится номер счета, телефон, сумма к оплате.</w:t>
+      </w:r>
+    </w:p>
+    <w:p>
+      <w:pPr>
+        <w:spacing w:line="276" w:lineRule="auto"/>
+      </w:pPr>
+      <w:r>
+        <w:t xml:space="preserve"> </w:t>
+      </w:r>
+      <w:r>
+        <w:t xml:space="preserve">В </w:t>
+      </w:r>
+      <w:r>
+        <w:t xml:space="preserve">платежке хранится </w:t>
+      </w:r>
+      <w:r>
+        <w:t>номер платежки и дата её создания. В строках платежки хранится номер платежки</w:t>
+      </w:r>
+      <w:r>
+        <w:t>,</w:t>
+      </w:r>
+      <w:r>
+        <w:t xml:space="preserve"> телефон</w:t>
+      </w:r>
+      <w:r>
+        <w:t>,</w:t>
+      </w:r>
+      <w:r>
+        <w:t xml:space="preserve"> полученная сумма</w:t>
+      </w:r>
+      <w:r>
+        <w:t>,</w:t>
+      </w:r>
+      <w:r>
+        <w:t xml:space="preserve"> месяц и </w:t>
+      </w:r>
+      <w:proofErr w:type="gramStart"/>
+      <w:r>
+        <w:t>год</w:t>
+      </w:r>
+      <w:proofErr w:type="gramEnd"/>
+      <w:r>
+        <w:t xml:space="preserve"> </w:t>
+      </w:r>
+      <w:r>
+        <w:t>за который платеж.</w:t>
+      </w:r>
+    </w:p>
+    <w:p>
+      <w:pPr>
+        <w:spacing w:line="276" w:lineRule="auto"/>
+      </w:pPr>
+    </w:p>
+    <w:p>
+      <w:pPr>
+        <w:pStyle w:val="1"/>
+        <w:rPr>
+          <w:b w:val="0"/>
+          <w:bCs/>
+          <w:sz w:val="32"/>
+          <w:szCs w:val="32"/>
+        </w:rPr>
+      </w:pPr>
+      <w:bookmarkStart w:id="5" w:name="_Toc185181353"/>
+      <w:r>
+        <w:rPr>
+          <w:bCs/>
+          <w:sz w:val="32"/>
+          <w:szCs w:val="32"/>
+        </w:rPr>
+        <w:lastRenderedPageBreak/>
+        <w:t>Определение конечных пользователей</w:t>
+      </w:r>
+      <w:bookmarkEnd w:id="5"/>
+    </w:p>
+    <w:p>
+      <w:pPr>
+        <w:spacing w:line="276" w:lineRule="auto"/>
+      </w:pPr>
+      <w:r>
+        <w:t>В данной информационной системе в качестве конечных пользователей выделим</w:t>
+      </w:r>
+      <w:r>
+        <w:t xml:space="preserve"> </w:t>
+      </w:r>
+      <w:r>
+        <w:t>следующих актёров</w:t>
+      </w:r>
+      <w:r>
+        <w:t>:</w:t>
+      </w:r>
+    </w:p>
+    <w:p>
+      <w:pPr>
+        <w:spacing w:line="276" w:lineRule="auto"/>
+      </w:pPr>
+      <w:bookmarkStart w:id="6" w:name="_Hlk184743576"/>
+      <w:r>
+        <w:t>•</w:t>
+      </w:r>
+      <w:r>
+        <w:t xml:space="preserve"> </w:t>
+      </w:r>
+      <w:r>
         <w:rPr>
           <w:b/>
           <w:bCs/>
         </w:rPr>
-      </w:pPr>
+        <w:t>Сотрудник компании</w:t>
+      </w:r>
+    </w:p>
+    <w:p>
+      <w:pPr>
+        <w:spacing w:line="276" w:lineRule="auto"/>
+      </w:pPr>
+      <w:r>
+        <w:t>•</w:t>
+      </w:r>
+      <w:r>
+        <w:t xml:space="preserve"> </w:t>
+      </w:r>
       <w:r>
         <w:rPr>
           <w:b/>
           <w:bCs/>
         </w:rPr>
-        <w:lastRenderedPageBreak/>
-        <w:t>Описание предметной области</w:t>
-      </w:r>
-    </w:p>
-    <w:p>
-      <w:r>
-        <w:t>Сохраняются данные о сотрудниках</w:t>
-      </w:r>
-      <w:r>
-        <w:t>,</w:t>
-      </w:r>
-      <w:r>
-        <w:t xml:space="preserve"> их телефонах (служебная сотовая связь)</w:t>
-      </w:r>
-      <w:r>
-        <w:t>,</w:t>
-      </w:r>
-      <w:r>
-        <w:t xml:space="preserve"> превышениях лимитах</w:t>
-      </w:r>
-      <w:r>
-        <w:t>,</w:t>
-      </w:r>
-      <w:r>
-        <w:t xml:space="preserve"> счетах и платежках за превышения лимита.</w:t>
-      </w:r>
-    </w:p>
-    <w:p>
-      <w:r>
-        <w:t>Для каждого сотрудника сохраняется его уникальный номер</w:t>
-      </w:r>
-      <w:r>
-        <w:t>,</w:t>
-      </w:r>
-      <w:r>
-        <w:t xml:space="preserve"> фамилия, адрес, дата рождения, должность, дата зачисления на должность, номер отдела.</w:t>
-      </w:r>
-    </w:p>
-    <w:p>
-      <w:pPr>
-        <w:ind w:firstLine="0"/>
-      </w:pPr>
-      <w:r>
-        <w:tab/>
-        <w:t>Для телефонов сохраняется лимит в рублях, номер сотрудника, номер телефона</w:t>
-      </w:r>
-      <w:r>
-        <w:t>.</w:t>
-      </w:r>
-    </w:p>
-    <w:p>
-      <w:pPr>
-        <w:ind w:firstLine="708"/>
-      </w:pPr>
-      <w:r>
-        <w:t>В превышениях лимита хранится номер телефона, сумма превышения, месяц и год за которое превышение.</w:t>
-      </w:r>
-    </w:p>
-    <w:p>
-      <w:pPr>
-        <w:ind w:firstLine="708"/>
-      </w:pPr>
-    </w:p>
-    <w:p>
-      <w:pPr>
-        <w:ind w:firstLine="708"/>
-      </w:pPr>
-    </w:p>
-    <w:p>
-      <w:pPr>
-        <w:ind w:firstLine="708"/>
-      </w:pPr>
-    </w:p>
-    <w:p>
-      <w:pPr>
-        <w:ind w:firstLine="708"/>
-      </w:pPr>
-    </w:p>
-    <w:p>
-      <w:pPr>
-        <w:ind w:firstLine="708"/>
-      </w:pPr>
-    </w:p>
-    <w:p>
-      <w:pPr>
-        <w:ind w:firstLine="708"/>
-      </w:pPr>
-    </w:p>
-    <w:p>
-      <w:pPr>
-        <w:ind w:firstLine="708"/>
-      </w:pPr>
-    </w:p>
-    <w:p>
-      <w:pPr>
-        <w:ind w:firstLine="708"/>
-      </w:pPr>
-    </w:p>
-    <w:p>
-      <w:pPr>
-        <w:ind w:firstLine="708"/>
-        <w:jc w:val="center"/>
+        <w:t>Руководство компании</w:t>
+      </w:r>
+    </w:p>
+    <w:p>
+      <w:pPr>
+        <w:spacing w:line="276" w:lineRule="auto"/>
+      </w:pPr>
+      <w:r>
+        <w:t xml:space="preserve">• </w:t>
+      </w:r>
+      <w:r>
         <w:rPr>
           <w:b/>
           <w:bCs/>
         </w:rPr>
-      </w:pPr>
-      <w:r>
-        <w:rPr>
-          <w:b/>
+        <w:t>Админ</w:t>
+      </w:r>
+    </w:p>
+    <w:bookmarkEnd w:id="6"/>
+    <w:p>
+      <w:pPr>
+        <w:spacing w:line="276" w:lineRule="auto"/>
+      </w:pPr>
+    </w:p>
+    <w:p>
+      <w:pPr>
+        <w:spacing w:line="276" w:lineRule="auto"/>
+      </w:pPr>
+    </w:p>
+    <w:p>
+      <w:pPr>
+        <w:spacing w:line="276" w:lineRule="auto"/>
+      </w:pPr>
+    </w:p>
+    <w:p>
+      <w:pPr>
+        <w:pStyle w:val="1"/>
+        <w:rPr>
           <w:bCs/>
-        </w:rPr>
-        <w:lastRenderedPageBreak/>
-        <w:t>Схема базы данных</w:t>
-      </w:r>
-      <w:r>
-        <w:rPr>
-          <w:b/>
+          <w:sz w:val="32"/>
+          <w:szCs w:val="32"/>
+        </w:rPr>
+      </w:pPr>
+      <w:bookmarkStart w:id="7" w:name="_Toc185181354"/>
+      <w:r>
+        <w:rPr>
           <w:bCs/>
+          <w:sz w:val="32"/>
+          <w:szCs w:val="32"/>
+          <w:lang w:val="en-US"/>
+        </w:rPr>
+        <w:t>UML</w:t>
+      </w:r>
+      <w:r>
+        <w:rPr>
+          <w:bCs/>
+          <w:sz w:val="32"/>
+          <w:szCs w:val="32"/>
+        </w:rPr>
+        <w:t>-диаграмм</w:t>
+      </w:r>
+      <w:r>
+        <w:rPr>
+          <w:bCs/>
+          <w:sz w:val="32"/>
+          <w:szCs w:val="32"/>
+        </w:rPr>
+        <w:t>а</w:t>
+      </w:r>
+      <w:r>
+        <w:rPr>
+          <w:bCs/>
+          <w:sz w:val="32"/>
+          <w:szCs w:val="32"/>
+        </w:rPr>
+        <w:t xml:space="preserve"> вариантов использования</w:t>
+      </w:r>
+      <w:r>
+        <w:rPr>
+          <w:bCs/>
+          <w:sz w:val="32"/>
+          <w:szCs w:val="32"/>
+        </w:rPr>
+        <w:t xml:space="preserve"> информационной</w:t>
+      </w:r>
+      <w:r>
+        <w:rPr>
+          <w:bCs/>
+          <w:sz w:val="32"/>
+          <w:szCs w:val="32"/>
+        </w:rPr>
+        <w:t xml:space="preserve"> </w:t>
+      </w:r>
+      <w:r>
+        <w:rPr>
+          <w:bCs/>
+          <w:sz w:val="32"/>
+          <w:szCs w:val="32"/>
+        </w:rPr>
+        <w:t>системы</w:t>
+      </w:r>
+      <w:r>
+        <w:rPr>
+          <w:bCs/>
+          <w:sz w:val="32"/>
+          <w:szCs w:val="32"/>
+        </w:rPr>
+        <w:t>.</w:t>
+      </w:r>
+      <w:bookmarkEnd w:id="7"/>
+    </w:p>
+    <w:p>
+      <w:r>
+        <w:t>Варианты использования информационной системы (рис. 1)</w:t>
+      </w:r>
+      <w:r>
+        <w:t>:</w:t>
+      </w:r>
+    </w:p>
+    <w:p>
+      <w:pPr>
+        <w:spacing w:line="276" w:lineRule="auto"/>
+        <w:jc w:val="center"/>
+      </w:pPr>
+      <w:r>
+        <w:rPr>
           <w:noProof/>
         </w:rPr>
         <w:drawing>
-          <wp:inline distT="0" distB="0" distL="0" distR="0" wp14:anchorId="451FFC99" wp14:editId="5298CF54">
-            <wp:extent cx="6239280" cy="3528204"/>
-            <wp:effectExtent l="0" t="0" r="3810" b="0"/>
-            <wp:docPr id="3" name="Рисунок 3"/>
+          <wp:inline distT="0" distB="0" distL="0" distR="0" wp14:anchorId="7567FA97" wp14:editId="23798291">
+            <wp:extent cx="4105275" cy="3448050"/>
+            <wp:effectExtent l="0" t="0" r="9525" b="0"/>
+            <wp:docPr id="1" name="Рисунок 1"/>
             <wp:cNvGraphicFramePr>
               <a:graphicFrameLocks xmlns:a="http://schemas.openxmlformats.org/drawingml/2006/main" noChangeAspect="1"/>
             </wp:cNvGraphicFramePr>
@@ -1802,7 +3214,7 @@
                     </pic:cNvPicPr>
                   </pic:nvPicPr>
                   <pic:blipFill>
-                    <a:blip r:embed="rId7">
+                    <a:blip r:embed="rId9">
                       <a:extLst>
                         <a:ext uri="{28A0092B-C50C-407E-A947-70E740481C1C}">
                           <a14:useLocalDpi xmlns:a14="http://schemas.microsoft.com/office/drawing/2010/main" val="0"/>
@@ -1817,7 +3229,7 @@
                   <pic:spPr bwMode="auto">
                     <a:xfrm>
                       <a:off x="0" y="0"/>
-                      <a:ext cx="6239280" cy="3528204"/>
+                      <a:ext cx="4105275" cy="3448050"/>
                     </a:xfrm>
                     <a:prstGeom prst="rect">
                       <a:avLst/>
@@ -1836,68 +3248,270 @@
     </w:p>
     <w:p>
       <w:pPr>
-        <w:ind w:firstLine="0"/>
-      </w:pPr>
-    </w:p>
-    <w:p>
-      <w:pPr>
-        <w:ind w:firstLine="0"/>
-      </w:pPr>
-    </w:p>
-    <w:p>
-      <w:pPr>
-        <w:ind w:firstLine="0"/>
-      </w:pPr>
-    </w:p>
-    <w:p>
-      <w:pPr>
-        <w:ind w:firstLine="0"/>
-      </w:pPr>
-    </w:p>
-    <w:p>
-      <w:pPr>
-        <w:ind w:firstLine="0"/>
-      </w:pPr>
-    </w:p>
-    <w:p>
-      <w:pPr>
-        <w:ind w:firstLine="0"/>
-      </w:pPr>
-    </w:p>
-    <w:p>
-      <w:pPr>
-        <w:ind w:firstLine="0"/>
-      </w:pPr>
-    </w:p>
-    <w:p>
-      <w:pPr>
-        <w:ind w:firstLine="0"/>
-      </w:pPr>
-    </w:p>
-    <w:p>
-      <w:pPr>
-        <w:ind w:firstLine="0"/>
-      </w:pPr>
-    </w:p>
-    <w:p>
-      <w:pPr>
-        <w:ind w:firstLine="0"/>
-      </w:pPr>
-    </w:p>
-    <w:p>
-      <w:pPr>
-        <w:ind w:firstLine="0"/>
-      </w:pPr>
-    </w:p>
-    <w:p>
-      <w:pPr>
-        <w:ind w:firstLine="0"/>
-      </w:pPr>
-    </w:p>
-    <w:p>
-      <w:pPr>
-        <w:ind w:firstLine="0"/>
+        <w:spacing w:line="276" w:lineRule="auto"/>
         <w:jc w:val="center"/>
+      </w:pPr>
+      <w:r>
+        <w:t>Рис</w:t>
+      </w:r>
+      <w:r>
+        <w:t>.</w:t>
+      </w:r>
+      <w:r>
+        <w:t xml:space="preserve"> 1. </w:t>
+      </w:r>
+      <w:r>
+        <w:rPr>
+          <w:lang w:val="en-US"/>
+        </w:rPr>
+        <w:t>UML</w:t>
+      </w:r>
+      <w:r>
+        <w:t>-диаграмма вариантов использования</w:t>
+      </w:r>
+    </w:p>
+    <w:p>
+      <w:pPr>
+        <w:spacing w:line="276" w:lineRule="auto"/>
+        <w:jc w:val="center"/>
+      </w:pPr>
+    </w:p>
+    <w:p>
+      <w:pPr>
+        <w:spacing w:line="276" w:lineRule="auto"/>
+        <w:jc w:val="center"/>
+      </w:pPr>
+    </w:p>
+    <w:p>
+      <w:pPr>
+        <w:spacing w:line="276" w:lineRule="auto"/>
+        <w:jc w:val="center"/>
+      </w:pPr>
+    </w:p>
+    <w:p>
+      <w:pPr>
+        <w:spacing w:line="276" w:lineRule="auto"/>
+        <w:jc w:val="center"/>
+      </w:pPr>
+    </w:p>
+    <w:p>
+      <w:pPr>
+        <w:spacing w:line="276" w:lineRule="auto"/>
+        <w:jc w:val="center"/>
+      </w:pPr>
+    </w:p>
+    <w:p>
+      <w:pPr>
+        <w:spacing w:line="276" w:lineRule="auto"/>
+        <w:jc w:val="center"/>
+      </w:pPr>
+    </w:p>
+    <w:p>
+      <w:pPr>
+        <w:spacing w:line="276" w:lineRule="auto"/>
+        <w:jc w:val="center"/>
+      </w:pPr>
+    </w:p>
+    <w:p>
+      <w:pPr>
+        <w:spacing w:line="276" w:lineRule="auto"/>
+        <w:jc w:val="center"/>
+      </w:pPr>
+    </w:p>
+    <w:p>
+      <w:pPr>
+        <w:spacing w:line="276" w:lineRule="auto"/>
+        <w:jc w:val="center"/>
+      </w:pPr>
+    </w:p>
+    <w:p>
+      <w:pPr>
+        <w:pStyle w:val="1"/>
+        <w:rPr>
+          <w:b w:val="0"/>
+          <w:bCs/>
+          <w:sz w:val="32"/>
+          <w:szCs w:val="32"/>
+        </w:rPr>
+      </w:pPr>
+      <w:bookmarkStart w:id="8" w:name="_Toc185181355"/>
+      <w:r>
+        <w:rPr>
+          <w:bCs/>
+          <w:sz w:val="32"/>
+          <w:szCs w:val="32"/>
+        </w:rPr>
+        <w:t>Вариант использования “</w:t>
+      </w:r>
+      <w:r>
+        <w:rPr>
+          <w:bCs/>
+          <w:sz w:val="32"/>
+          <w:szCs w:val="32"/>
+        </w:rPr>
+        <w:t>Главное меню”</w:t>
+      </w:r>
+      <w:bookmarkEnd w:id="8"/>
+    </w:p>
+    <w:p>
+      <w:pPr>
+        <w:spacing w:line="276" w:lineRule="auto"/>
+        <w:ind w:firstLine="708"/>
+      </w:pPr>
+      <w:r>
+        <w:t>Пункты главного меню содержат все варианты использования и пункт для выхода из системы. При запуске системы управление передается контроллеру главного меню.</w:t>
+      </w:r>
+    </w:p>
+    <w:p>
+      <w:pPr>
+        <w:spacing w:line="276" w:lineRule="auto"/>
+        <w:ind w:firstLine="708"/>
+      </w:pPr>
+      <w:r>
+        <w:t>Пункты главного меню:</w:t>
+      </w:r>
+    </w:p>
+    <w:p>
+      <w:pPr>
+        <w:pStyle w:val="a6"/>
+        <w:numPr>
+          <w:ilvl w:val="0"/>
+          <w:numId w:val="5"/>
+        </w:numPr>
+        <w:spacing w:line="276" w:lineRule="auto"/>
+        <w:ind w:left="0" w:firstLine="567"/>
+      </w:pPr>
+      <w:r>
+        <w:t>Авторизация</w:t>
+      </w:r>
+    </w:p>
+    <w:p>
+      <w:pPr>
+        <w:pStyle w:val="a6"/>
+        <w:numPr>
+          <w:ilvl w:val="0"/>
+          <w:numId w:val="5"/>
+        </w:numPr>
+        <w:spacing w:line="276" w:lineRule="auto"/>
+        <w:ind w:left="0" w:firstLine="567"/>
+      </w:pPr>
+      <w:r>
+        <w:t>Создание отчета</w:t>
+      </w:r>
+    </w:p>
+    <w:p>
+      <w:pPr>
+        <w:pStyle w:val="a6"/>
+        <w:numPr>
+          <w:ilvl w:val="0"/>
+          <w:numId w:val="5"/>
+        </w:numPr>
+        <w:spacing w:line="276" w:lineRule="auto"/>
+        <w:ind w:left="0" w:firstLine="567"/>
+      </w:pPr>
+      <w:r>
+        <w:t>Просмотр отчета</w:t>
+      </w:r>
+    </w:p>
+    <w:p>
+      <w:pPr>
+        <w:pStyle w:val="a6"/>
+        <w:numPr>
+          <w:ilvl w:val="0"/>
+          <w:numId w:val="5"/>
+        </w:numPr>
+        <w:spacing w:line="276" w:lineRule="auto"/>
+        <w:ind w:left="0" w:firstLine="567"/>
+      </w:pPr>
+      <w:r>
+        <w:t>Работа с запросами (</w:t>
+      </w:r>
+      <w:r>
+        <w:t>“</w:t>
+      </w:r>
+      <w:r>
+        <w:t>Запросы</w:t>
+      </w:r>
+      <w:r>
+        <w:t>”</w:t>
+      </w:r>
+      <w:r>
+        <w:t>)</w:t>
+      </w:r>
+    </w:p>
+    <w:p>
+      <w:pPr>
+        <w:pStyle w:val="a6"/>
+        <w:numPr>
+          <w:ilvl w:val="0"/>
+          <w:numId w:val="5"/>
+        </w:numPr>
+        <w:spacing w:line="276" w:lineRule="auto"/>
+        <w:ind w:left="0" w:firstLine="567"/>
+        <w:rPr>
+          <w:lang w:val="en-US"/>
+        </w:rPr>
+      </w:pPr>
+      <w:r>
+        <w:t>Выход</w:t>
+      </w:r>
+    </w:p>
+    <w:p>
+      <w:pPr>
+        <w:pStyle w:val="a6"/>
+        <w:spacing w:line="276" w:lineRule="auto"/>
+        <w:ind w:left="0" w:firstLine="708"/>
+      </w:pPr>
+      <w:r>
+        <w:t>Предусловия</w:t>
+      </w:r>
+      <w:r>
+        <w:t xml:space="preserve">: </w:t>
+      </w:r>
+      <w:r>
+        <w:t>пользователь открыл страницу с информационной системой.</w:t>
+      </w:r>
+    </w:p>
+    <w:p>
+      <w:pPr>
+        <w:pStyle w:val="a6"/>
+        <w:spacing w:line="276" w:lineRule="auto"/>
+        <w:ind w:left="0" w:firstLine="708"/>
+      </w:pPr>
+      <w:r>
+        <w:t>Гарантия</w:t>
+      </w:r>
+      <w:r>
+        <w:t>:</w:t>
+      </w:r>
+      <w:r>
+        <w:t xml:space="preserve"> </w:t>
+      </w:r>
+      <w:r>
+        <w:t>при наличии прав на использование выбранного пункта меню пользователь переходит на страницу соответствующего варианта использования.</w:t>
+      </w:r>
+    </w:p>
+    <w:p>
+      <w:pPr>
+        <w:pStyle w:val="a6"/>
+        <w:spacing w:line="276" w:lineRule="auto"/>
+        <w:ind w:left="0" w:firstLine="708"/>
+      </w:pPr>
+      <w:r>
+        <w:t>Минимальная гарантия</w:t>
+      </w:r>
+      <w:r>
+        <w:t xml:space="preserve">: </w:t>
+      </w:r>
+      <w:r>
+        <w:t>пользователь получает сообщение о том, что он не авторизован, либо отсутствуют права доступа к выбранному пункту меню, и кнопку для возврата в главное меню.</w:t>
+      </w:r>
+    </w:p>
+    <w:p>
+      <w:pPr>
+        <w:pStyle w:val="a6"/>
+        <w:spacing w:line="276" w:lineRule="auto"/>
+        <w:ind w:left="0" w:firstLine="708"/>
         <w:rPr>
           <w:b/>
           <w:bCs/>
@@ -1908,129 +3522,230 @@
           <w:b/>
           <w:bCs/>
         </w:rPr>
-        <w:lastRenderedPageBreak/>
-        <w:t>Определение конечных пользователей</w:t>
-      </w:r>
-    </w:p>
-    <w:p>
-      <w:pPr>
-        <w:ind w:firstLine="0"/>
-      </w:pPr>
-      <w:r>
-        <w:t>В данной информационной системе в качестве конечных пользователей выделим</w:t>
-      </w:r>
-      <w:r>
-        <w:t xml:space="preserve"> </w:t>
-      </w:r>
-      <w:r>
-        <w:t>следующих актёров</w:t>
-      </w:r>
-      <w:r>
-        <w:t>:</w:t>
-      </w:r>
-    </w:p>
-    <w:p>
-      <w:pPr>
-        <w:ind w:firstLine="0"/>
-      </w:pPr>
-      <w:r>
-        <w:br/>
-      </w:r>
-      <w:r>
-        <w:t>•</w:t>
-      </w:r>
-      <w:r>
-        <w:t xml:space="preserve"> </w:t>
-      </w:r>
-      <w:r>
-        <w:t>Сотрудник компании</w:t>
-      </w:r>
-    </w:p>
-    <w:p>
-      <w:pPr>
-        <w:ind w:firstLine="0"/>
-      </w:pPr>
-      <w:r>
-        <w:t>•</w:t>
-      </w:r>
-      <w:r>
-        <w:t xml:space="preserve"> </w:t>
-      </w:r>
-      <w:r>
-        <w:t>Руководство компании</w:t>
-      </w:r>
-    </w:p>
-    <w:p>
-      <w:pPr>
-        <w:ind w:firstLine="0"/>
-      </w:pPr>
-      <w:r>
-        <w:t xml:space="preserve">• </w:t>
-      </w:r>
-      <w:r>
-        <w:t>Админ</w:t>
-      </w:r>
-    </w:p>
-    <w:p>
-      <w:pPr>
-        <w:ind w:firstLine="0"/>
-      </w:pPr>
-    </w:p>
-    <w:p>
-      <w:pPr>
-        <w:ind w:firstLine="0"/>
-        <w:jc w:val="center"/>
+        <w:t>Сценарий работы главного меню</w:t>
+      </w:r>
+      <w:r>
         <w:rPr>
           <w:b/>
           <w:bCs/>
         </w:rPr>
-      </w:pPr>
-      <w:r>
+        <w:t>:</w:t>
+      </w:r>
+    </w:p>
+    <w:p>
+      <w:pPr>
+        <w:pStyle w:val="a6"/>
+        <w:numPr>
+          <w:ilvl w:val="0"/>
+          <w:numId w:val="2"/>
+        </w:numPr>
+        <w:spacing w:line="276" w:lineRule="auto"/>
+        <w:ind w:left="0" w:firstLine="709"/>
+        <w:rPr>
+          <w:lang w:val="en-US"/>
+        </w:rPr>
+      </w:pPr>
+      <w:r>
+        <w:t>Пользователь запускает сценарий</w:t>
+      </w:r>
+      <w:r>
+        <w:rPr>
+          <w:lang w:val="en-US"/>
+        </w:rPr>
+        <w:t>.</w:t>
+      </w:r>
+    </w:p>
+    <w:p>
+      <w:pPr>
+        <w:pStyle w:val="a6"/>
+        <w:numPr>
+          <w:ilvl w:val="0"/>
+          <w:numId w:val="2"/>
+        </w:numPr>
+        <w:spacing w:line="276" w:lineRule="auto"/>
+        <w:ind w:left="0" w:firstLine="709"/>
+        <w:rPr>
+          <w:lang w:val="en-US"/>
+        </w:rPr>
+      </w:pPr>
+      <w:r>
+        <w:t>Система присылает главное меню.</w:t>
+      </w:r>
+    </w:p>
+    <w:p>
+      <w:pPr>
+        <w:pStyle w:val="a6"/>
+        <w:numPr>
+          <w:ilvl w:val="0"/>
+          <w:numId w:val="2"/>
+        </w:numPr>
+        <w:spacing w:line="276" w:lineRule="auto"/>
+        <w:ind w:left="0" w:firstLine="709"/>
+      </w:pPr>
+      <w:r>
+        <w:t>Пользователь выбирает один из пунктов (вариант использования)</w:t>
+      </w:r>
+      <w:r>
+        <w:t>.</w:t>
+      </w:r>
+    </w:p>
+    <w:p>
+      <w:pPr>
+        <w:pStyle w:val="a6"/>
+        <w:numPr>
+          <w:ilvl w:val="0"/>
+          <w:numId w:val="2"/>
+        </w:numPr>
+        <w:spacing w:line="276" w:lineRule="auto"/>
+        <w:ind w:left="0" w:firstLine="709"/>
+      </w:pPr>
+      <w:r>
+        <w:t>Система передает управление контроллеру соответствующего варианта использования.</w:t>
+      </w:r>
+    </w:p>
+    <w:p>
+      <w:pPr>
+        <w:pStyle w:val="a6"/>
+        <w:spacing w:line="276" w:lineRule="auto"/>
+        <w:ind w:left="0" w:firstLine="567"/>
         <w:rPr>
           <w:b/>
           <w:bCs/>
         </w:rPr>
-        <w:t xml:space="preserve">Разработка </w:t>
-      </w:r>
+      </w:pPr>
+      <w:r>
+        <w:rPr>
+          <w:b/>
+          <w:bCs/>
+        </w:rPr>
+        <w:t>Исключения:</w:t>
+      </w:r>
+    </w:p>
+    <w:p>
+      <w:pPr>
+        <w:pStyle w:val="a6"/>
+        <w:spacing w:line="276" w:lineRule="auto"/>
+        <w:ind w:left="0" w:firstLine="0"/>
+      </w:pPr>
+      <w:r>
+        <w:lastRenderedPageBreak/>
+        <w:t>4</w:t>
+      </w:r>
+      <w:r>
+        <w:t>(а). Пользователь не авторизован или выбирает вариант использования, недоступный для него</w:t>
+      </w:r>
+      <w:r>
+        <w:t>.</w:t>
+      </w:r>
+      <w:r>
+        <w:t xml:space="preserve"> </w:t>
+      </w:r>
+      <w:r>
+        <w:t>Система выдает сообщение об отказе в доступе и кнопку возврата в главное меню.</w:t>
+      </w:r>
+    </w:p>
+    <w:p>
+      <w:pPr>
+        <w:pStyle w:val="a6"/>
+        <w:spacing w:line="276" w:lineRule="auto"/>
+        <w:ind w:left="0"/>
+      </w:pPr>
+    </w:p>
+    <w:p>
+      <w:pPr>
+        <w:pStyle w:val="a6"/>
+        <w:spacing w:line="276" w:lineRule="auto"/>
+        <w:ind w:left="0"/>
+      </w:pPr>
+    </w:p>
+    <w:p>
+      <w:pPr>
+        <w:pStyle w:val="a6"/>
+        <w:spacing w:line="276" w:lineRule="auto"/>
+        <w:ind w:left="0"/>
+      </w:pPr>
+    </w:p>
+    <w:p>
+      <w:pPr>
+        <w:pStyle w:val="a6"/>
+        <w:spacing w:line="276" w:lineRule="auto"/>
+        <w:ind w:left="0"/>
+      </w:pPr>
+    </w:p>
+    <w:p>
+      <w:pPr>
+        <w:spacing w:line="276" w:lineRule="auto"/>
+        <w:ind w:firstLine="0"/>
+      </w:pPr>
+    </w:p>
+    <w:p>
+      <w:pPr>
+        <w:spacing w:line="276" w:lineRule="auto"/>
+        <w:ind w:firstLine="0"/>
+      </w:pPr>
+    </w:p>
+    <w:p>
+      <w:pPr>
+        <w:pStyle w:val="a6"/>
+        <w:spacing w:line="276" w:lineRule="auto"/>
+        <w:ind w:left="0" w:firstLine="708"/>
+        <w:jc w:val="left"/>
+        <w:rPr>
+          <w:b/>
+          <w:bCs/>
+        </w:rPr>
+      </w:pPr>
       <w:r>
         <w:rPr>
           <w:b/>
           <w:bCs/>
           <w:lang w:val="en-US"/>
         </w:rPr>
-        <w:t>UML</w:t>
+        <w:t>MVC</w:t>
       </w:r>
       <w:r>
         <w:rPr>
           <w:b/>
           <w:bCs/>
         </w:rPr>
-        <w:t>-диаграммы вариантов использования</w:t>
-      </w:r>
-    </w:p>
-    <w:p>
-      <w:pPr>
-        <w:ind w:firstLine="0"/>
-      </w:pPr>
-      <w:r>
-        <w:t>Варианты использования информационной системы (рис. 1)</w:t>
-      </w:r>
-      <w:r>
+        <w:t xml:space="preserve"> диаграмма </w:t>
+      </w:r>
+      <w:r>
+        <w:rPr>
+          <w:b/>
+          <w:bCs/>
+        </w:rPr>
+        <w:t>главного меню</w:t>
+      </w:r>
+      <w:r>
+        <w:rPr>
+          <w:b/>
+          <w:bCs/>
+        </w:rPr>
         <w:t>:</w:t>
       </w:r>
     </w:p>
     <w:p>
       <w:pPr>
-        <w:ind w:firstLine="0"/>
-      </w:pPr>
-      <w:r>
-        <w:rPr>
+        <w:pStyle w:val="a6"/>
+        <w:spacing w:line="276" w:lineRule="auto"/>
+        <w:ind w:left="0"/>
+        <w:jc w:val="center"/>
+        <w:rPr>
+          <w:b/>
+          <w:bCs/>
+        </w:rPr>
+      </w:pPr>
+      <w:r>
+        <w:rPr>
+          <w:b/>
+          <w:bCs/>
           <w:noProof/>
         </w:rPr>
         <w:drawing>
-          <wp:inline distT="0" distB="0" distL="0" distR="0" wp14:anchorId="441EB966" wp14:editId="6AD24EF2">
-            <wp:extent cx="4382219" cy="4695331"/>
-            <wp:effectExtent l="0" t="0" r="0" b="0"/>
+          <wp:inline distT="0" distB="0" distL="0" distR="0" wp14:anchorId="0E6932EB" wp14:editId="7C5B1496">
+            <wp:extent cx="3819525" cy="3876818"/>
+            <wp:effectExtent l="0" t="0" r="0" b="9525"/>
             <wp:docPr id="4" name="Рисунок 4"/>
             <wp:cNvGraphicFramePr>
               <a:graphicFrameLocks xmlns:a="http://schemas.openxmlformats.org/drawingml/2006/main" noChangeAspect="1"/>
@@ -2039,13 +3754,13 @@
               <a:graphicData uri="http://schemas.openxmlformats.org/drawingml/2006/picture">
                 <pic:pic xmlns:pic="http://schemas.openxmlformats.org/drawingml/2006/picture">
                   <pic:nvPicPr>
-                    <pic:cNvPr id="0" name="Picture 2"/>
+                    <pic:cNvPr id="0" name="Picture 3"/>
                     <pic:cNvPicPr>
                       <a:picLocks noChangeAspect="1" noChangeArrowheads="1"/>
                     </pic:cNvPicPr>
                   </pic:nvPicPr>
                   <pic:blipFill>
-                    <a:blip r:embed="rId8">
+                    <a:blip r:embed="rId10">
                       <a:extLst>
                         <a:ext uri="{28A0092B-C50C-407E-A947-70E740481C1C}">
                           <a14:useLocalDpi xmlns:a14="http://schemas.microsoft.com/office/drawing/2010/main" val="0"/>
@@ -2060,7 +3775,7 @@
                   <pic:spPr bwMode="auto">
                     <a:xfrm>
                       <a:off x="0" y="0"/>
-                      <a:ext cx="4389297" cy="4702915"/>
+                      <a:ext cx="3823797" cy="3881154"/>
                     </a:xfrm>
                     <a:prstGeom prst="rect">
                       <a:avLst/>
@@ -2079,10 +3794,19 @@
     </w:p>
     <w:p>
       <w:pPr>
-        <w:ind w:firstLine="0"/>
-      </w:pPr>
-      <w:r>
-        <w:t xml:space="preserve">Рисунок 1. </w:t>
+        <w:pStyle w:val="a6"/>
+        <w:spacing w:line="276" w:lineRule="auto"/>
+        <w:ind w:left="0"/>
+        <w:jc w:val="center"/>
+      </w:pPr>
+      <w:r>
+        <w:t>Рис</w:t>
+      </w:r>
+      <w:r>
+        <w:t xml:space="preserve"> </w:t>
+      </w:r>
+      <w:r>
+        <w:t xml:space="preserve">2. </w:t>
       </w:r>
       <w:r>
         <w:rPr>
@@ -2094,357 +3818,14 @@
         <w:t>-</w:t>
       </w:r>
       <w:r>
-        <w:t>диаграмма вариантов использования</w:t>
-      </w:r>
-    </w:p>
-    <w:p>
-      <w:pPr>
-        <w:ind w:firstLine="0"/>
-        <w:jc w:val="center"/>
-        <w:rPr>
-          <w:b/>
-          <w:bCs/>
-        </w:rPr>
-      </w:pPr>
-      <w:r>
-        <w:rPr>
-          <w:b/>
-          <w:bCs/>
-        </w:rPr>
-        <w:lastRenderedPageBreak/>
-        <w:t>Главное меню</w:t>
-      </w:r>
-    </w:p>
-    <w:p>
-      <w:pPr>
-        <w:ind w:firstLine="0"/>
-      </w:pPr>
-      <w:r>
-        <w:t>Пункты главного меню содержат все варианты использования и пункт для выхода из системы. При запуске системы управление передается контроллеру главного меню.</w:t>
-      </w:r>
-    </w:p>
-    <w:p>
-      <w:pPr>
-        <w:ind w:firstLine="0"/>
-      </w:pPr>
-      <w:r>
-        <w:t>Пункты главного меню</w:t>
-      </w:r>
-      <w:r>
-        <w:t>:</w:t>
+        <w:t>диаграмма главного меню</w:t>
       </w:r>
     </w:p>
     <w:p>
       <w:pPr>
         <w:pStyle w:val="a6"/>
-        <w:numPr>
-          <w:ilvl w:val="0"/>
-          <w:numId w:val="5"/>
-        </w:numPr>
-      </w:pPr>
-      <w:r>
-        <w:t>Авторизация</w:t>
-      </w:r>
-    </w:p>
-    <w:p>
-      <w:pPr>
-        <w:pStyle w:val="a6"/>
-        <w:numPr>
-          <w:ilvl w:val="0"/>
-          <w:numId w:val="5"/>
-        </w:numPr>
-      </w:pPr>
-      <w:r>
-        <w:t>Просмотр</w:t>
-      </w:r>
-      <w:r>
-        <w:rPr>
-          <w:lang w:val="en-US"/>
-        </w:rPr>
-        <w:t>/</w:t>
-      </w:r>
-      <w:r>
-        <w:t>Оплата превышения лимита</w:t>
-      </w:r>
-    </w:p>
-    <w:p>
-      <w:pPr>
-        <w:pStyle w:val="a6"/>
-        <w:numPr>
-          <w:ilvl w:val="0"/>
-          <w:numId w:val="5"/>
-        </w:numPr>
-      </w:pPr>
-      <w:r>
-        <w:t>Создание отчета</w:t>
-      </w:r>
-    </w:p>
-    <w:p>
-      <w:pPr>
-        <w:pStyle w:val="a6"/>
-        <w:numPr>
-          <w:ilvl w:val="0"/>
-          <w:numId w:val="5"/>
-        </w:numPr>
-      </w:pPr>
-      <w:r>
-        <w:t>Просмотр отчета</w:t>
-      </w:r>
-    </w:p>
-    <w:p>
-      <w:pPr>
-        <w:pStyle w:val="a6"/>
-        <w:numPr>
-          <w:ilvl w:val="0"/>
-          <w:numId w:val="5"/>
-        </w:numPr>
-      </w:pPr>
-      <w:r>
-        <w:t>Добавить информацию о разговорах по телефону</w:t>
-      </w:r>
-    </w:p>
-    <w:p>
-      <w:pPr>
-        <w:pStyle w:val="a6"/>
-        <w:numPr>
-          <w:ilvl w:val="0"/>
-          <w:numId w:val="5"/>
-        </w:numPr>
-      </w:pPr>
-      <w:r>
-        <w:t>Работа с запросами (</w:t>
-      </w:r>
-      <w:r>
-        <w:t>“</w:t>
-      </w:r>
-      <w:r>
-        <w:t>Запросы</w:t>
-      </w:r>
-      <w:r>
-        <w:t>”</w:t>
-      </w:r>
-      <w:r>
-        <w:t>)</w:t>
-      </w:r>
-    </w:p>
-    <w:p>
-      <w:pPr>
-        <w:pStyle w:val="a6"/>
-        <w:numPr>
-          <w:ilvl w:val="0"/>
-          <w:numId w:val="5"/>
-        </w:numPr>
-        <w:rPr>
-          <w:lang w:val="en-US"/>
-        </w:rPr>
-      </w:pPr>
-      <w:r>
-        <w:t>Выход</w:t>
-      </w:r>
-    </w:p>
-    <w:p>
-      <w:pPr>
-        <w:pStyle w:val="a6"/>
-        <w:ind w:left="0" w:firstLine="426"/>
-        <w:jc w:val="left"/>
-        <w:rPr>
-          <w:b/>
-          <w:bCs/>
-          <w:lang w:val="en-US"/>
-        </w:rPr>
-      </w:pPr>
-      <w:r>
-        <w:rPr>
-          <w:b/>
-          <w:bCs/>
-        </w:rPr>
-        <w:t>Сценарий работы главного меню</w:t>
-      </w:r>
-      <w:r>
-        <w:rPr>
-          <w:b/>
-          <w:bCs/>
-          <w:lang w:val="en-US"/>
-        </w:rPr>
-        <w:t>:</w:t>
-      </w:r>
-    </w:p>
-    <w:p>
-      <w:pPr>
-        <w:pStyle w:val="a6"/>
-        <w:numPr>
-          <w:ilvl w:val="0"/>
-          <w:numId w:val="2"/>
-        </w:numPr>
-        <w:ind w:left="851" w:hanging="425"/>
-        <w:rPr>
-          <w:lang w:val="en-US"/>
-        </w:rPr>
-      </w:pPr>
-      <w:r>
-        <w:t>Пользователь запускает сценарий</w:t>
-      </w:r>
-      <w:r>
-        <w:rPr>
-          <w:lang w:val="en-US"/>
-        </w:rPr>
-        <w:t>;</w:t>
-      </w:r>
-    </w:p>
-    <w:p>
-      <w:pPr>
-        <w:pStyle w:val="a6"/>
-        <w:numPr>
-          <w:ilvl w:val="0"/>
-          <w:numId w:val="2"/>
-        </w:numPr>
-        <w:ind w:left="851" w:hanging="425"/>
-        <w:rPr>
-          <w:lang w:val="en-US"/>
-        </w:rPr>
-      </w:pPr>
-      <w:r>
-        <w:t>Система присылает главное меню.</w:t>
-      </w:r>
-    </w:p>
-    <w:p>
-      <w:pPr>
-        <w:pStyle w:val="a6"/>
-        <w:numPr>
-          <w:ilvl w:val="0"/>
-          <w:numId w:val="2"/>
-        </w:numPr>
-        <w:ind w:left="851" w:hanging="425"/>
-      </w:pPr>
-      <w:r>
-        <w:t>Пользователь выбирает один из пунктов (вариант использования)</w:t>
-      </w:r>
-    </w:p>
-    <w:p>
-      <w:pPr>
-        <w:pStyle w:val="a6"/>
-        <w:numPr>
-          <w:ilvl w:val="0"/>
-          <w:numId w:val="2"/>
-        </w:numPr>
-        <w:ind w:left="851" w:hanging="425"/>
-      </w:pPr>
-      <w:r>
-        <w:t>Система передает управление контроллеру соответствующего варианта использования.</w:t>
-      </w:r>
-    </w:p>
-    <w:p>
-      <w:pPr>
-        <w:pStyle w:val="a6"/>
-        <w:ind w:left="851" w:hanging="425"/>
-      </w:pPr>
-    </w:p>
-    <w:p>
-      <w:pPr>
-        <w:pStyle w:val="a6"/>
-        <w:ind w:left="851" w:hanging="425"/>
-      </w:pPr>
-      <w:r>
-        <w:t>Исключения:</w:t>
-      </w:r>
-    </w:p>
-    <w:p>
-      <w:pPr>
-        <w:pStyle w:val="a6"/>
-        <w:ind w:left="851" w:hanging="425"/>
-      </w:pPr>
-      <w:r>
-        <w:t>3(а). Пользователь не авторизован или выбирает вариант использования, недоступный для него;</w:t>
-      </w:r>
-    </w:p>
-    <w:p>
-      <w:pPr>
-        <w:pStyle w:val="a6"/>
-        <w:ind w:left="851" w:hanging="425"/>
-      </w:pPr>
-      <w:r>
-        <w:t>4(а). Система выдает сообщение об отказе в доступе и кнопку возврата в главное меню.</w:t>
-      </w:r>
-    </w:p>
-    <w:p>
-      <w:pPr>
-        <w:pStyle w:val="a6"/>
-        <w:ind w:left="0" w:firstLine="0"/>
-      </w:pPr>
-    </w:p>
-    <w:p>
-      <w:pPr>
-        <w:pStyle w:val="a6"/>
-        <w:ind w:left="0" w:firstLine="0"/>
-      </w:pPr>
-    </w:p>
-    <w:p>
-      <w:pPr>
-        <w:pStyle w:val="a6"/>
-        <w:ind w:left="0" w:firstLine="0"/>
-      </w:pPr>
-    </w:p>
-    <w:p>
-      <w:pPr>
-        <w:pStyle w:val="a6"/>
-        <w:ind w:left="0" w:firstLine="0"/>
-      </w:pPr>
-    </w:p>
-    <w:p>
-      <w:pPr>
-        <w:pStyle w:val="a6"/>
-        <w:ind w:left="0" w:firstLine="0"/>
-      </w:pPr>
-    </w:p>
-    <w:p>
-      <w:pPr>
-        <w:pStyle w:val="a6"/>
-        <w:ind w:left="0" w:firstLine="0"/>
-        <w:jc w:val="center"/>
-      </w:pPr>
-      <w:r>
-        <w:rPr>
-          <w:lang w:val="en-US"/>
-        </w:rPr>
-        <w:t>MVC</w:t>
-      </w:r>
-      <w:r>
-        <w:t xml:space="preserve"> диаграмма контроллера:</w:t>
-      </w:r>
-    </w:p>
-    <w:p>
-      <w:pPr>
-        <w:pStyle w:val="a6"/>
-        <w:ind w:left="0" w:firstLine="0"/>
-        <w:jc w:val="center"/>
-      </w:pPr>
-      <w:r>
-        <w:t xml:space="preserve">Рисунок 2. </w:t>
-      </w:r>
-      <w:r>
-        <w:rPr>
-          <w:lang w:val="en-US"/>
-        </w:rPr>
-        <w:t>MVC</w:t>
-      </w:r>
-      <w:r>
-        <w:t xml:space="preserve"> </w:t>
-      </w:r>
-      <w:r>
-        <w:t>диаграмма главного меню</w:t>
-      </w:r>
-    </w:p>
-    <w:p>
-      <w:pPr>
-        <w:pStyle w:val="a6"/>
-        <w:ind w:left="0" w:firstLine="0"/>
-        <w:jc w:val="center"/>
-      </w:pPr>
-    </w:p>
-    <w:p>
-      <w:pPr>
-        <w:pStyle w:val="a6"/>
-        <w:ind w:left="0" w:firstLine="0"/>
+        <w:spacing w:line="276" w:lineRule="auto"/>
+        <w:ind w:left="0"/>
       </w:pPr>
       <w:r>
         <w:rPr>
@@ -2461,7 +3842,8 @@
           <w:ilvl w:val="0"/>
           <w:numId w:val="3"/>
         </w:numPr>
-        <w:ind w:left="567" w:firstLine="0"/>
+        <w:spacing w:line="276" w:lineRule="auto"/>
+        <w:ind w:left="0" w:firstLine="709"/>
       </w:pPr>
       <w:r>
         <w:t xml:space="preserve">Статический шаблон </w:t>
@@ -2489,6 +3871,8 @@
           <w:ilvl w:val="0"/>
           <w:numId w:val="6"/>
         </w:numPr>
+        <w:spacing w:line="276" w:lineRule="auto"/>
+        <w:ind w:left="0" w:firstLine="567"/>
       </w:pPr>
       <w:r>
         <w:t>На контроллер авторизации (адрес ‘/</w:t>
@@ -2509,18 +3893,44 @@
           <w:ilvl w:val="0"/>
           <w:numId w:val="6"/>
         </w:numPr>
-      </w:pPr>
-      <w:r>
-        <w:t>На контроллер оформления заказа (адрес ‘/</w:t>
+        <w:spacing w:line="276" w:lineRule="auto"/>
+        <w:ind w:left="0" w:firstLine="567"/>
+      </w:pPr>
+      <w:r>
+        <w:t>На контроллер создани</w:t>
+      </w:r>
+      <w:r>
+        <w:t>я</w:t>
+      </w:r>
+      <w:r>
+        <w:t xml:space="preserve"> отчета (адрес ‘/</w:t>
       </w:r>
       <w:r>
         <w:rPr>
           <w:lang w:val="en-US"/>
         </w:rPr>
-        <w:t>admin</w:t>
-      </w:r>
-      <w:r>
-        <w:t>)</w:t>
+        <w:t>report</w:t>
+      </w:r>
+      <w:r>
+        <w:t>/</w:t>
+      </w:r>
+      <w:r>
+        <w:rPr>
+          <w:lang w:val="en-US"/>
+        </w:rPr>
+        <w:t>create</w:t>
+      </w:r>
+      <w:r>
+        <w:t>_</w:t>
+      </w:r>
+      <w:r>
+        <w:rPr>
+          <w:lang w:val="en-US"/>
+        </w:rPr>
+        <w:t>report</w:t>
+      </w:r>
+      <w:r>
+        <w:t>’)</w:t>
       </w:r>
     </w:p>
     <w:p>
@@ -2530,15 +3940,35 @@
           <w:ilvl w:val="0"/>
           <w:numId w:val="6"/>
         </w:numPr>
-      </w:pPr>
-      <w:r>
-        <w:t>На контроллер оформления заказа (адрес ‘/</w:t>
+        <w:spacing w:line="276" w:lineRule="auto"/>
+        <w:ind w:left="0" w:firstLine="567"/>
+      </w:pPr>
+      <w:r>
+        <w:t>На контроллер просмотра отчета (адрес ‘/</w:t>
       </w:r>
       <w:r>
         <w:rPr>
           <w:lang w:val="en-US"/>
         </w:rPr>
-        <w:t>query</w:t>
+        <w:t>report</w:t>
+      </w:r>
+      <w:r>
+        <w:t>/</w:t>
+      </w:r>
+      <w:r>
+        <w:rPr>
+          <w:lang w:val="en-US"/>
+        </w:rPr>
+        <w:t>get</w:t>
+      </w:r>
+      <w:r>
+        <w:t>_</w:t>
+      </w:r>
+      <w:r>
+        <w:rPr>
+          <w:lang w:val="en-US"/>
+        </w:rPr>
+        <w:t>report</w:t>
       </w:r>
       <w:r>
         <w:t>’)</w:t>
@@ -2551,15 +3981,23 @@
           <w:ilvl w:val="0"/>
           <w:numId w:val="6"/>
         </w:numPr>
-      </w:pPr>
-      <w:r>
-        <w:t>На контроллер оформления заказа (адрес ‘/</w:t>
+        <w:spacing w:line="276" w:lineRule="auto"/>
+        <w:ind w:left="0" w:firstLine="567"/>
+      </w:pPr>
+      <w:r>
+        <w:t xml:space="preserve">На контроллер </w:t>
+      </w:r>
+      <w:r>
+        <w:t xml:space="preserve">работы с запросами </w:t>
+      </w:r>
+      <w:r>
+        <w:t>(адрес ‘/</w:t>
       </w:r>
       <w:r>
         <w:rPr>
           <w:lang w:val="en-US"/>
         </w:rPr>
-        <w:t>payment</w:t>
+        <w:t>query</w:t>
       </w:r>
       <w:r>
         <w:t>’)</w:t>
@@ -2572,18 +4010,538 @@
           <w:ilvl w:val="0"/>
           <w:numId w:val="6"/>
         </w:numPr>
-      </w:pPr>
-      <w:r>
-        <w:t>На контроллер оформления заказа (адрес ‘/</w:t>
-      </w:r>
+        <w:spacing w:line="276" w:lineRule="auto"/>
+        <w:ind w:left="0" w:firstLine="567"/>
+      </w:pPr>
+      <w:r>
+        <w:t>Выход из системы (адрес ‘/</w:t>
+      </w:r>
+      <w:proofErr w:type="spellStart"/>
+      <w:r>
+        <w:t>exit</w:t>
+      </w:r>
+      <w:proofErr w:type="spellEnd"/>
+      <w:r>
+        <w:t>’)</w:t>
+      </w:r>
+    </w:p>
+    <w:p>
+      <w:pPr>
+        <w:pStyle w:val="a6"/>
+        <w:spacing w:line="276" w:lineRule="auto"/>
+        <w:ind w:left="0"/>
+      </w:pPr>
+      <w:r>
+        <w:rPr>
+          <w:b/>
+          <w:bCs/>
+        </w:rPr>
+        <w:t>Программная архитектура реализации главного меню:</w:t>
+      </w:r>
+    </w:p>
+    <w:p>
+      <w:pPr>
+        <w:spacing w:line="276" w:lineRule="auto"/>
+        <w:jc w:val="center"/>
+        <w:rPr>
+          <w:b/>
+          <w:bCs/>
+        </w:rPr>
+      </w:pPr>
+      <w:r>
+        <w:rPr>
+          <w:b/>
+          <w:bCs/>
+          <w:noProof/>
+        </w:rPr>
+        <w:lastRenderedPageBreak/>
+        <w:drawing>
+          <wp:inline distT="0" distB="0" distL="0" distR="0" wp14:anchorId="55A7F805" wp14:editId="63ED1ABF">
+            <wp:extent cx="1572387" cy="2057400"/>
+            <wp:effectExtent l="0" t="0" r="8890" b="0"/>
+            <wp:docPr id="3" name="Рисунок 3"/>
+            <wp:cNvGraphicFramePr>
+              <a:graphicFrameLocks xmlns:a="http://schemas.openxmlformats.org/drawingml/2006/main" noChangeAspect="1"/>
+            </wp:cNvGraphicFramePr>
+            <a:graphic xmlns:a="http://schemas.openxmlformats.org/drawingml/2006/main">
+              <a:graphicData uri="http://schemas.openxmlformats.org/drawingml/2006/picture">
+                <pic:pic xmlns:pic="http://schemas.openxmlformats.org/drawingml/2006/picture">
+                  <pic:nvPicPr>
+                    <pic:cNvPr id="1" name=""/>
+                    <pic:cNvPicPr/>
+                  </pic:nvPicPr>
+                  <pic:blipFill>
+                    <a:blip r:embed="rId11"/>
+                    <a:stretch>
+                      <a:fillRect/>
+                    </a:stretch>
+                  </pic:blipFill>
+                  <pic:spPr>
+                    <a:xfrm>
+                      <a:off x="0" y="0"/>
+                      <a:ext cx="1579299" cy="2066443"/>
+                    </a:xfrm>
+                    <a:prstGeom prst="rect">
+                      <a:avLst/>
+                    </a:prstGeom>
+                  </pic:spPr>
+                </pic:pic>
+              </a:graphicData>
+            </a:graphic>
+          </wp:inline>
+        </w:drawing>
+      </w:r>
+    </w:p>
+    <w:p>
+      <w:pPr>
+        <w:spacing w:line="276" w:lineRule="auto"/>
+        <w:jc w:val="center"/>
+      </w:pPr>
+      <w:r>
+        <w:t xml:space="preserve">Рис 3. Программная </w:t>
+      </w:r>
+      <w:r>
+        <w:t>архитектура реализации «Главное меню»</w:t>
+      </w:r>
+    </w:p>
+    <w:p>
+      <w:pPr>
+        <w:spacing w:line="276" w:lineRule="auto"/>
+        <w:jc w:val="center"/>
+        <w:rPr>
+          <w:b/>
+          <w:bCs/>
+        </w:rPr>
+      </w:pPr>
+    </w:p>
+    <w:p>
+      <w:pPr>
+        <w:pStyle w:val="1"/>
+        <w:rPr>
+          <w:b w:val="0"/>
+          <w:bCs/>
+          <w:sz w:val="32"/>
+          <w:szCs w:val="32"/>
+        </w:rPr>
+      </w:pPr>
+      <w:bookmarkStart w:id="9" w:name="_Toc185181356"/>
+      <w:bookmarkStart w:id="10" w:name="_Hlk184678682"/>
+      <w:r>
+        <w:rPr>
+          <w:bCs/>
+          <w:sz w:val="32"/>
+          <w:szCs w:val="32"/>
+        </w:rPr>
+        <w:t xml:space="preserve">Вариант использования </w:t>
+      </w:r>
+      <w:r>
+        <w:rPr>
+          <w:bCs/>
+          <w:sz w:val="32"/>
+          <w:szCs w:val="32"/>
+        </w:rPr>
+        <w:t>“</w:t>
+      </w:r>
+      <w:r>
+        <w:rPr>
+          <w:bCs/>
+          <w:sz w:val="32"/>
+          <w:szCs w:val="32"/>
+        </w:rPr>
+        <w:t>Авторизация</w:t>
+      </w:r>
+      <w:r>
+        <w:rPr>
+          <w:bCs/>
+          <w:sz w:val="32"/>
+          <w:szCs w:val="32"/>
+        </w:rPr>
+        <w:t>”</w:t>
+      </w:r>
+      <w:bookmarkEnd w:id="9"/>
+    </w:p>
+    <w:bookmarkEnd w:id="10"/>
+    <w:p>
+      <w:pPr>
+        <w:spacing w:line="276" w:lineRule="auto"/>
+        <w:ind w:firstLine="708"/>
+      </w:pPr>
+      <w:r>
+        <w:t>Предусловия: пользователю передана форма для ввода логина и пароля.</w:t>
+      </w:r>
+      <w:r>
+        <w:t xml:space="preserve"> </w:t>
+      </w:r>
+    </w:p>
+    <w:p>
+      <w:pPr>
+        <w:spacing w:line="276" w:lineRule="auto"/>
+        <w:ind w:firstLine="708"/>
+      </w:pPr>
+      <w:r>
+        <w:t>Гарантия</w:t>
+      </w:r>
+      <w:r>
+        <w:t>: при корректных логине и пароле пользователь авторизовывается в системе и получает права доступа, соответствующие своей группе.</w:t>
+      </w:r>
+    </w:p>
+    <w:p>
+      <w:pPr>
+        <w:spacing w:line="276" w:lineRule="auto"/>
+        <w:ind w:firstLine="708"/>
+      </w:pPr>
+      <w:r>
+        <w:t>Минимальная гарантия</w:t>
+      </w:r>
+      <w:r>
+        <w:t xml:space="preserve">: </w:t>
+      </w:r>
+      <w:r>
+        <w:t>пользователь получает сообщение о неверно введенном логине или пароле и кнопку для повторной попытки авторизации.</w:t>
+      </w:r>
+    </w:p>
+    <w:p>
+      <w:pPr>
+        <w:spacing w:line="276" w:lineRule="auto"/>
+        <w:ind w:firstLine="708"/>
+      </w:pPr>
+      <w:r>
+        <w:t>Сценарий работы авторизации</w:t>
+      </w:r>
+      <w:r>
+        <w:t>:</w:t>
+      </w:r>
+    </w:p>
+    <w:p>
+      <w:pPr>
+        <w:spacing w:line="276" w:lineRule="auto"/>
+        <w:ind w:firstLine="708"/>
+      </w:pPr>
+      <w:r>
+        <w:t>1. Пользователь запускает сценарий</w:t>
+      </w:r>
+      <w:r>
+        <w:t>.</w:t>
+      </w:r>
+    </w:p>
+    <w:p>
+      <w:pPr>
+        <w:spacing w:line="276" w:lineRule="auto"/>
+        <w:ind w:firstLine="708"/>
+      </w:pPr>
+      <w:r>
+        <w:t>2. Система присылает форму ввода логина и пароля</w:t>
+      </w:r>
+      <w:r>
+        <w:t>.</w:t>
+      </w:r>
+    </w:p>
+    <w:p>
+      <w:pPr>
+        <w:spacing w:line="276" w:lineRule="auto"/>
+        <w:ind w:firstLine="708"/>
+      </w:pPr>
+      <w:r>
+        <w:t xml:space="preserve">3. Пользователь </w:t>
+      </w:r>
+      <w:r>
+        <w:t>вводит логин и пароль</w:t>
+      </w:r>
+      <w:r>
+        <w:t>.</w:t>
+      </w:r>
+    </w:p>
+    <w:p>
+      <w:pPr>
+        <w:spacing w:line="276" w:lineRule="auto"/>
+        <w:ind w:firstLine="708"/>
+      </w:pPr>
+      <w:r>
+        <w:t xml:space="preserve">4. Система </w:t>
+      </w:r>
+      <w:r>
+        <w:t>перенаправляет</w:t>
+      </w:r>
+      <w:r>
+        <w:t xml:space="preserve"> </w:t>
+      </w:r>
+      <w:r>
+        <w:t>пользователя на</w:t>
+      </w:r>
+      <w:r>
+        <w:t xml:space="preserve"> страницу</w:t>
+      </w:r>
+      <w:r>
+        <w:t xml:space="preserve"> главно</w:t>
+      </w:r>
+      <w:r>
+        <w:t>го</w:t>
+      </w:r>
+      <w:r>
+        <w:t xml:space="preserve"> меню, на которой</w:t>
+      </w:r>
+      <w:r>
+        <w:t xml:space="preserve"> </w:t>
+      </w:r>
+      <w:r>
+        <w:t xml:space="preserve">появляется </w:t>
+      </w:r>
+      <w:r>
+        <w:t>сообщение</w:t>
+      </w:r>
+      <w:r>
+        <w:t xml:space="preserve"> с названием группы, присвоенной пользователю.</w:t>
+      </w:r>
+    </w:p>
+    <w:p>
+      <w:pPr>
+        <w:spacing w:line="276" w:lineRule="auto"/>
+        <w:ind w:firstLine="708"/>
+      </w:pPr>
+      <w:r>
+        <w:t>Исключения:</w:t>
+      </w:r>
+    </w:p>
+    <w:p>
+      <w:pPr>
+        <w:spacing w:line="276" w:lineRule="auto"/>
+        <w:ind w:firstLine="708"/>
+      </w:pPr>
+      <w:r>
+        <w:t>1(</w:t>
+      </w:r>
+      <w:r>
+        <w:t>а). Пользователь уже авторизован</w:t>
+      </w:r>
+      <w:r>
+        <w:t>;</w:t>
+      </w:r>
+      <w:r>
+        <w:t xml:space="preserve"> Система передает управление контроллеру главного меню</w:t>
+      </w:r>
+      <w:r>
+        <w:t>,</w:t>
+      </w:r>
+      <w:r>
+        <w:t xml:space="preserve"> в</w:t>
+      </w:r>
+      <w:r>
+        <w:t xml:space="preserve"> </w:t>
+      </w:r>
+      <w:r>
+        <w:t xml:space="preserve">котором появляется </w:t>
+      </w:r>
+      <w:r>
+        <w:t>текст</w:t>
+      </w:r>
+      <w:r>
+        <w:t xml:space="preserve"> с сообщением о том, что пользователь уже авторизован</w:t>
+      </w:r>
+      <w:r>
+        <w:t xml:space="preserve"> и с какой группой</w:t>
+      </w:r>
+      <w:r>
+        <w:t>;</w:t>
+      </w:r>
+    </w:p>
+    <w:p>
+      <w:pPr>
+        <w:spacing w:line="276" w:lineRule="auto"/>
+        <w:ind w:firstLine="708"/>
+      </w:pPr>
+      <w:r>
+        <w:t>3(а). Пользователь вводит неверные данные</w:t>
+      </w:r>
+      <w:r>
+        <w:t xml:space="preserve">. </w:t>
+      </w:r>
+      <w:r>
+        <w:t>На странице выводится сообщение</w:t>
+      </w:r>
+      <w:r>
+        <w:t>,</w:t>
+      </w:r>
+      <w:r>
+        <w:t xml:space="preserve"> что неправильно введён логин или пароль</w:t>
+      </w:r>
+      <w:r>
+        <w:t>.</w:t>
+      </w:r>
+    </w:p>
+    <w:p>
+      <w:pPr>
+        <w:spacing w:line="276" w:lineRule="auto"/>
+        <w:ind w:firstLine="0"/>
+      </w:pPr>
+    </w:p>
+    <w:p>
+      <w:pPr>
+        <w:spacing w:line="276" w:lineRule="auto"/>
+        <w:ind w:firstLine="0"/>
+      </w:pPr>
+    </w:p>
+    <w:p>
+      <w:pPr>
+        <w:spacing w:line="276" w:lineRule="auto"/>
+        <w:ind w:firstLine="0"/>
+      </w:pPr>
+    </w:p>
+    <w:p>
+      <w:pPr>
+        <w:spacing w:line="276" w:lineRule="auto"/>
+        <w:ind w:firstLine="0"/>
+      </w:pPr>
+    </w:p>
+    <w:p>
+      <w:pPr>
+        <w:spacing w:line="276" w:lineRule="auto"/>
+        <w:ind w:firstLine="0"/>
+      </w:pPr>
+    </w:p>
+    <w:p>
+      <w:pPr>
+        <w:spacing w:line="276" w:lineRule="auto"/>
+        <w:ind w:firstLine="0"/>
+      </w:pPr>
+    </w:p>
+    <w:p>
+      <w:pPr>
+        <w:spacing w:line="276" w:lineRule="auto"/>
+        <w:ind w:firstLine="0"/>
+      </w:pPr>
+    </w:p>
+    <w:p>
+      <w:pPr>
+        <w:spacing w:line="276" w:lineRule="auto"/>
+        <w:ind w:firstLine="708"/>
+      </w:pPr>
       <w:r>
         <w:rPr>
           <w:lang w:val="en-US"/>
         </w:rPr>
-        <w:t>report</w:t>
-      </w:r>
-      <w:r>
-        <w:t>’)</w:t>
+        <w:t>MVC</w:t>
+      </w:r>
+      <w:r>
+        <w:t xml:space="preserve"> </w:t>
+      </w:r>
+      <w:r>
+        <w:t>диаграмма авторизации</w:t>
+      </w:r>
+      <w:r>
+        <w:t>:</w:t>
+      </w:r>
+    </w:p>
+    <w:p>
+      <w:pPr>
+        <w:spacing w:line="276" w:lineRule="auto"/>
+        <w:ind w:firstLine="0"/>
+      </w:pPr>
+      <w:r>
+        <w:rPr>
+          <w:noProof/>
+        </w:rPr>
+        <w:drawing>
+          <wp:inline distT="0" distB="0" distL="0" distR="0" wp14:anchorId="6C08DAE5" wp14:editId="4576B221">
+            <wp:extent cx="5943600" cy="2952750"/>
+            <wp:effectExtent l="0" t="0" r="0" b="0"/>
+            <wp:docPr id="2" name="Рисунок 2"/>
+            <wp:cNvGraphicFramePr>
+              <a:graphicFrameLocks xmlns:a="http://schemas.openxmlformats.org/drawingml/2006/main" noChangeAspect="1"/>
+            </wp:cNvGraphicFramePr>
+            <a:graphic xmlns:a="http://schemas.openxmlformats.org/drawingml/2006/main">
+              <a:graphicData uri="http://schemas.openxmlformats.org/drawingml/2006/picture">
+                <pic:pic xmlns:pic="http://schemas.openxmlformats.org/drawingml/2006/picture">
+                  <pic:nvPicPr>
+                    <pic:cNvPr id="0" name="Picture 1"/>
+                    <pic:cNvPicPr>
+                      <a:picLocks noChangeAspect="1" noChangeArrowheads="1"/>
+                    </pic:cNvPicPr>
+                  </pic:nvPicPr>
+                  <pic:blipFill>
+                    <a:blip r:embed="rId12">
+                      <a:extLst>
+                        <a:ext uri="{28A0092B-C50C-407E-A947-70E740481C1C}">
+                          <a14:useLocalDpi xmlns:a14="http://schemas.microsoft.com/office/drawing/2010/main" val="0"/>
+                        </a:ext>
+                      </a:extLst>
+                    </a:blip>
+                    <a:srcRect/>
+                    <a:stretch>
+                      <a:fillRect/>
+                    </a:stretch>
+                  </pic:blipFill>
+                  <pic:spPr bwMode="auto">
+                    <a:xfrm>
+                      <a:off x="0" y="0"/>
+                      <a:ext cx="5943600" cy="2952750"/>
+                    </a:xfrm>
+                    <a:prstGeom prst="rect">
+                      <a:avLst/>
+                    </a:prstGeom>
+                    <a:noFill/>
+                    <a:ln>
+                      <a:noFill/>
+                    </a:ln>
+                  </pic:spPr>
+                </pic:pic>
+              </a:graphicData>
+            </a:graphic>
+          </wp:inline>
+        </w:drawing>
+      </w:r>
+    </w:p>
+    <w:p>
+      <w:pPr>
+        <w:spacing w:line="276" w:lineRule="auto"/>
+        <w:ind w:firstLine="0"/>
+        <w:jc w:val="center"/>
+      </w:pPr>
+      <w:r>
+        <w:t>Рис 3. UML-диаграмма MVC авторизации</w:t>
+      </w:r>
+    </w:p>
+    <w:p>
+      <w:pPr>
+        <w:spacing w:line="276" w:lineRule="auto"/>
+        <w:ind w:firstLine="708"/>
+      </w:pPr>
+      <w:r>
+        <w:t>Требования к шаблонам</w:t>
+      </w:r>
+      <w:r>
+        <w:t>:</w:t>
+      </w:r>
+    </w:p>
+    <w:p>
+      <w:pPr>
+        <w:pStyle w:val="a6"/>
+        <w:spacing w:line="276" w:lineRule="auto"/>
+        <w:ind w:left="0"/>
+      </w:pPr>
+      <w:r>
+        <w:t xml:space="preserve">1. </w:t>
+      </w:r>
+      <w:r>
+        <w:t>Статический шаблон ввода логина и пароля для авторизации. Шаблон показывает форму для ввода данных пользователя и кнопку для возврата в главное меню</w:t>
+      </w:r>
+      <w:r>
+        <w:t>.</w:t>
+      </w:r>
+    </w:p>
+    <w:p>
+      <w:pPr>
+        <w:pStyle w:val="a6"/>
+        <w:spacing w:line="276" w:lineRule="auto"/>
+        <w:ind w:left="0"/>
+      </w:pPr>
+      <w:r>
+        <w:t xml:space="preserve">Шаблон содержит </w:t>
+      </w:r>
+      <w:r>
+        <w:t>ссылки</w:t>
+      </w:r>
+      <w:r>
+        <w:t>:</w:t>
       </w:r>
     </w:p>
     <w:p>
@@ -2593,18 +4551,33 @@
           <w:ilvl w:val="0"/>
           <w:numId w:val="6"/>
         </w:numPr>
-      </w:pPr>
-      <w:r>
-        <w:t>На контроллер работы с запросами (адрес ‘/</w:t>
-      </w:r>
-      <w:r>
-        <w:rPr>
-          <w:lang w:val="en-US"/>
-        </w:rPr>
-        <w:t>management</w:t>
-      </w:r>
-      <w:r>
-        <w:t>’)</w:t>
+        <w:spacing w:line="276" w:lineRule="auto"/>
+        <w:ind w:left="0" w:firstLine="567"/>
+      </w:pPr>
+      <w:r>
+        <w:t>н</w:t>
+      </w:r>
+      <w:r>
+        <w:t xml:space="preserve">а возврат в главное меню (адрес </w:t>
+      </w:r>
+      <w:r>
+        <w:t>‘/’</w:t>
+      </w:r>
+      <w:r>
+        <w:t>)</w:t>
+      </w:r>
+    </w:p>
+    <w:p>
+      <w:pPr>
+        <w:pStyle w:val="a6"/>
+        <w:spacing w:line="276" w:lineRule="auto"/>
+        <w:ind w:left="0"/>
+      </w:pPr>
+      <w:r>
+        <w:t>Шаблон содержит следующие поля для ввода</w:t>
+      </w:r>
+      <w:r>
+        <w:t>:</w:t>
       </w:r>
     </w:p>
     <w:p>
@@ -2614,279 +4587,1750 @@
           <w:ilvl w:val="0"/>
           <w:numId w:val="6"/>
         </w:numPr>
-      </w:pPr>
-      <w:r>
-        <w:t>Выход из системы (адрес ‘/</w:t>
+        <w:spacing w:line="276" w:lineRule="auto"/>
+        <w:ind w:left="0" w:firstLine="567"/>
+      </w:pPr>
+      <w:r>
+        <w:t xml:space="preserve">поле типа </w:t>
       </w:r>
       <w:proofErr w:type="spellStart"/>
       <w:r>
-        <w:t>exit</w:t>
+        <w:t>text</w:t>
       </w:r>
       <w:proofErr w:type="spellEnd"/>
       <w:r>
-        <w:t>’)</w:t>
+        <w:t xml:space="preserve"> для ввода логина </w:t>
       </w:r>
     </w:p>
     <w:p>
       <w:pPr>
         <w:pStyle w:val="a6"/>
-        <w:ind w:left="1287" w:firstLine="0"/>
+        <w:numPr>
+          <w:ilvl w:val="0"/>
+          <w:numId w:val="6"/>
+        </w:numPr>
+        <w:spacing w:line="276" w:lineRule="auto"/>
+        <w:ind w:left="0" w:firstLine="567"/>
+      </w:pPr>
+      <w:r>
+        <w:t xml:space="preserve">поле типа </w:t>
+      </w:r>
+      <w:proofErr w:type="spellStart"/>
+      <w:r>
+        <w:t>password</w:t>
+      </w:r>
+      <w:proofErr w:type="spellEnd"/>
+      <w:r>
+        <w:t xml:space="preserve"> для ввода пароля</w:t>
+      </w:r>
+    </w:p>
+    <w:p>
+      <w:pPr>
+        <w:pStyle w:val="a6"/>
+        <w:numPr>
+          <w:ilvl w:val="0"/>
+          <w:numId w:val="6"/>
+        </w:numPr>
+        <w:spacing w:line="276" w:lineRule="auto"/>
+        <w:ind w:left="0" w:firstLine="567"/>
+      </w:pPr>
+      <w:r>
+        <w:t xml:space="preserve">поле типа </w:t>
+      </w:r>
+      <w:proofErr w:type="spellStart"/>
+      <w:r>
+        <w:t>submit</w:t>
+      </w:r>
+      <w:proofErr w:type="spellEnd"/>
+      <w:r>
+        <w:t xml:space="preserve"> для отправки данных</w:t>
+      </w:r>
+    </w:p>
+    <w:p>
+      <w:pPr>
+        <w:spacing w:line="276" w:lineRule="auto"/>
         <w:rPr>
           <w:b/>
           <w:bCs/>
         </w:rPr>
       </w:pPr>
+      <w:r>
+        <w:t>Программная архитектура реализации авторизации</w:t>
+      </w:r>
+      <w:r>
+        <w:t>:</w:t>
+      </w:r>
+    </w:p>
+    <w:p>
+      <w:pPr>
+        <w:spacing w:line="276" w:lineRule="auto"/>
+        <w:ind w:firstLine="0"/>
+        <w:jc w:val="center"/>
+      </w:pPr>
+      <w:r>
+        <w:rPr>
+          <w:noProof/>
+        </w:rPr>
+        <w:lastRenderedPageBreak/>
+        <w:drawing>
+          <wp:inline distT="0" distB="0" distL="0" distR="0" wp14:anchorId="45F99E96" wp14:editId="1445B0AB">
+            <wp:extent cx="1819529" cy="1781424"/>
+            <wp:effectExtent l="0" t="0" r="9525" b="9525"/>
+            <wp:docPr id="5" name="Рисунок 5"/>
+            <wp:cNvGraphicFramePr>
+              <a:graphicFrameLocks xmlns:a="http://schemas.openxmlformats.org/drawingml/2006/main" noChangeAspect="1"/>
+            </wp:cNvGraphicFramePr>
+            <a:graphic xmlns:a="http://schemas.openxmlformats.org/drawingml/2006/main">
+              <a:graphicData uri="http://schemas.openxmlformats.org/drawingml/2006/picture">
+                <pic:pic xmlns:pic="http://schemas.openxmlformats.org/drawingml/2006/picture">
+                  <pic:nvPicPr>
+                    <pic:cNvPr id="1" name=""/>
+                    <pic:cNvPicPr/>
+                  </pic:nvPicPr>
+                  <pic:blipFill>
+                    <a:blip r:embed="rId13"/>
+                    <a:stretch>
+                      <a:fillRect/>
+                    </a:stretch>
+                  </pic:blipFill>
+                  <pic:spPr>
+                    <a:xfrm>
+                      <a:off x="0" y="0"/>
+                      <a:ext cx="1819529" cy="1781424"/>
+                    </a:xfrm>
+                    <a:prstGeom prst="rect">
+                      <a:avLst/>
+                    </a:prstGeom>
+                  </pic:spPr>
+                </pic:pic>
+              </a:graphicData>
+            </a:graphic>
+          </wp:inline>
+        </w:drawing>
+      </w:r>
+    </w:p>
+    <w:p>
+      <w:pPr>
+        <w:spacing w:line="276" w:lineRule="auto"/>
+        <w:ind w:firstLine="0"/>
+        <w:jc w:val="center"/>
+      </w:pPr>
+      <w:r>
+        <w:t>Рис. 4. Программная архитектура сценария</w:t>
+      </w:r>
+      <w:r>
+        <w:t xml:space="preserve"> “</w:t>
+      </w:r>
+      <w:r>
+        <w:t>Авторизация</w:t>
+      </w:r>
+      <w:r>
+        <w:t>”</w:t>
+      </w:r>
+    </w:p>
+    <w:p>
+      <w:pPr>
+        <w:pStyle w:val="1"/>
+        <w:rPr>
+          <w:b w:val="0"/>
+          <w:bCs/>
+          <w:sz w:val="32"/>
+          <w:szCs w:val="32"/>
+        </w:rPr>
+      </w:pPr>
+      <w:bookmarkStart w:id="11" w:name="_Toc185181357"/>
+      <w:r>
+        <w:rPr>
+          <w:bCs/>
+          <w:sz w:val="32"/>
+          <w:szCs w:val="32"/>
+        </w:rPr>
+        <w:t>Вариант использования “</w:t>
+      </w:r>
+      <w:r>
+        <w:rPr>
+          <w:bCs/>
+          <w:sz w:val="32"/>
+          <w:szCs w:val="32"/>
+        </w:rPr>
+        <w:t>Работа с запросами</w:t>
+      </w:r>
+      <w:r>
+        <w:rPr>
+          <w:bCs/>
+          <w:sz w:val="32"/>
+          <w:szCs w:val="32"/>
+        </w:rPr>
+        <w:t>”</w:t>
+      </w:r>
+      <w:bookmarkEnd w:id="11"/>
+    </w:p>
+    <w:p>
+      <w:pPr>
+        <w:spacing w:line="276" w:lineRule="auto"/>
+        <w:ind w:firstLine="0"/>
+      </w:pPr>
+      <w:r>
+        <w:t>Предусловия: пользователь успешно авторизовался и у него есть доступ к</w:t>
+      </w:r>
+      <w:r>
+        <w:t xml:space="preserve"> </w:t>
+      </w:r>
+      <w:r>
+        <w:t>этому варианту использования.</w:t>
+      </w:r>
+    </w:p>
+    <w:p>
+      <w:pPr>
+        <w:spacing w:line="276" w:lineRule="auto"/>
+        <w:ind w:firstLine="0"/>
+      </w:pPr>
+      <w:r>
+        <w:t>Гарантия: при корректно введенных параметрах пользователь получает</w:t>
+      </w:r>
+      <w:r>
+        <w:t xml:space="preserve"> </w:t>
+      </w:r>
+      <w:r>
+        <w:t>результат выбранного запроса на экране.</w:t>
+      </w:r>
+    </w:p>
+    <w:p>
+      <w:pPr>
+        <w:spacing w:line="276" w:lineRule="auto"/>
+        <w:ind w:firstLine="0"/>
+      </w:pPr>
+      <w:r>
+        <w:t>Минимальная гарантия: пользователь получает сообщение о неправильно</w:t>
+      </w:r>
+      <w:r>
+        <w:t xml:space="preserve"> </w:t>
+      </w:r>
+      <w:r>
+        <w:t>введенных параметрах, либо о отсутствии информации, соответствующей</w:t>
+      </w:r>
+      <w:r>
+        <w:t xml:space="preserve"> </w:t>
+      </w:r>
+      <w:r>
+        <w:t>введенным параметрам, и кнопку для возврата к вводу параметров</w:t>
+      </w:r>
+      <w:r>
+        <w:t>.</w:t>
+      </w:r>
+    </w:p>
+    <w:p>
+      <w:pPr>
+        <w:spacing w:line="276" w:lineRule="auto"/>
+        <w:ind w:firstLine="0"/>
+      </w:pPr>
+      <w:r>
+        <w:t>Сценарий работы с запросами:</w:t>
+      </w:r>
     </w:p>
     <w:p>
       <w:pPr>
         <w:pStyle w:val="a6"/>
-        <w:ind w:left="1287" w:firstLine="0"/>
-        <w:rPr>
-          <w:b/>
-          <w:bCs/>
-        </w:rPr>
-      </w:pPr>
+        <w:numPr>
+          <w:ilvl w:val="0"/>
+          <w:numId w:val="9"/>
+        </w:numPr>
+        <w:spacing w:line="276" w:lineRule="auto"/>
+        <w:rPr>
+          <w:lang w:val="en-US"/>
+        </w:rPr>
+      </w:pPr>
+      <w:r>
+        <w:t>Пользователь начинает сценарий.</w:t>
+      </w:r>
     </w:p>
     <w:p>
       <w:pPr>
         <w:pStyle w:val="a6"/>
-        <w:ind w:left="1287" w:firstLine="0"/>
-      </w:pPr>
-      <w:r>
-        <w:rPr>
-          <w:b/>
-          <w:bCs/>
-        </w:rPr>
-        <w:t>Программная архитектура реализации главного меню:</w:t>
-      </w:r>
-    </w:p>
-    <w:p>
-      <w:pPr>
-        <w:ind w:left="1080" w:firstLine="0"/>
-        <w:rPr>
-          <w:b/>
-          <w:bCs/>
-        </w:rPr>
-      </w:pPr>
-    </w:p>
-    <w:p>
-      <w:pPr>
-        <w:ind w:left="1080" w:firstLine="0"/>
-      </w:pPr>
-      <w:r>
-        <w:t xml:space="preserve">Рисунок 3. Программная </w:t>
-      </w:r>
-      <w:r>
-        <w:t>архитектура реализации «Главное меню»</w:t>
-      </w:r>
-    </w:p>
-    <w:p>
-      <w:pPr>
-        <w:ind w:left="1080" w:firstLine="0"/>
-      </w:pPr>
-    </w:p>
-    <w:p>
-      <w:pPr>
-        <w:ind w:left="1080" w:firstLine="0"/>
+        <w:numPr>
+          <w:ilvl w:val="0"/>
+          <w:numId w:val="9"/>
+        </w:numPr>
+        <w:spacing w:line="276" w:lineRule="auto"/>
+      </w:pPr>
+      <w:r>
+        <w:t>Система выдаёт меню выбора запроса.</w:t>
+      </w:r>
+    </w:p>
+    <w:p>
+      <w:pPr>
+        <w:pStyle w:val="a6"/>
+        <w:numPr>
+          <w:ilvl w:val="0"/>
+          <w:numId w:val="9"/>
+        </w:numPr>
+        <w:spacing w:line="276" w:lineRule="auto"/>
+      </w:pPr>
+      <w:r>
+        <w:t>Пользователь выбирает запрос.</w:t>
+      </w:r>
+    </w:p>
+    <w:p>
+      <w:pPr>
+        <w:pStyle w:val="a6"/>
+        <w:numPr>
+          <w:ilvl w:val="0"/>
+          <w:numId w:val="9"/>
+        </w:numPr>
+        <w:spacing w:line="276" w:lineRule="auto"/>
+      </w:pPr>
+      <w:r>
+        <w:t>Система выдаёт форму для ввода параметров.</w:t>
+      </w:r>
+    </w:p>
+    <w:p>
+      <w:pPr>
+        <w:pStyle w:val="a6"/>
+        <w:numPr>
+          <w:ilvl w:val="0"/>
+          <w:numId w:val="9"/>
+        </w:numPr>
+        <w:spacing w:line="276" w:lineRule="auto"/>
+      </w:pPr>
+      <w:r>
+        <w:t>Пользователь вводит параметры.</w:t>
+      </w:r>
+    </w:p>
+    <w:p>
+      <w:pPr>
+        <w:pStyle w:val="a6"/>
+        <w:numPr>
+          <w:ilvl w:val="0"/>
+          <w:numId w:val="9"/>
+        </w:numPr>
+        <w:spacing w:line="276" w:lineRule="auto"/>
+      </w:pPr>
+      <w:r>
+        <w:t>Система выполняет запрос и выдаёт пользователю страницу с результатами запроса и ссылкой для возврата в меню выбора запросов.</w:t>
+      </w:r>
+    </w:p>
+    <w:p>
+      <w:pPr>
+        <w:spacing w:line="276" w:lineRule="auto"/>
+        <w:ind w:firstLine="0"/>
+      </w:pPr>
+      <w:r>
+        <w:t>Исключения</w:t>
+      </w:r>
+      <w:r>
+        <w:t>:</w:t>
+      </w:r>
+    </w:p>
+    <w:p>
+      <w:pPr>
+        <w:spacing w:line="276" w:lineRule="auto"/>
+        <w:ind w:firstLine="0"/>
+      </w:pPr>
+      <w:r>
+        <w:t>5(</w:t>
+      </w:r>
+      <w:r>
+        <w:rPr>
+          <w:lang w:val="en-US"/>
+        </w:rPr>
+        <w:t>a</w:t>
+      </w:r>
+      <w:r>
+        <w:t xml:space="preserve">). </w:t>
+      </w:r>
+      <w:r>
+        <w:t>Пользователь вводит некорректные параметры. Система выдает</w:t>
+      </w:r>
+      <w:r>
+        <w:t xml:space="preserve"> </w:t>
+      </w:r>
+      <w:r>
+        <w:t>сообщение об ошибке и кнопки возврата в главное меню, в меню запросов и</w:t>
+      </w:r>
+      <w:r>
+        <w:t xml:space="preserve"> </w:t>
+      </w:r>
+      <w:r>
+        <w:t>в</w:t>
+      </w:r>
+      <w:r>
+        <w:t xml:space="preserve"> </w:t>
+      </w:r>
+      <w:r>
+        <w:t>форму для ввода параметров.</w:t>
+      </w:r>
+    </w:p>
+    <w:p>
+      <w:pPr>
+        <w:spacing w:line="276" w:lineRule="auto"/>
+        <w:ind w:firstLine="0"/>
+      </w:pPr>
+      <w:r>
+        <w:t>5(</w:t>
+      </w:r>
+      <w:r>
+        <w:t>б). Для введ</w:t>
+      </w:r>
+      <w:r>
+        <w:t>ё</w:t>
+      </w:r>
+      <w:r>
+        <w:t>нных пользователем параметров не найдено результатов. Система выдает сообщение о пустом результате и кнопки в главное меню, в меню запросов и в форму для ввода параметров.</w:t>
+      </w:r>
+    </w:p>
+    <w:p>
+      <w:pPr>
+        <w:spacing w:line="276" w:lineRule="auto"/>
+        <w:ind w:firstLine="0"/>
+      </w:pPr>
+      <w:r>
+        <w:rPr>
+          <w:lang w:val="en-US"/>
+        </w:rPr>
+        <w:t>MVC</w:t>
+      </w:r>
+      <w:r>
+        <w:t xml:space="preserve"> </w:t>
+      </w:r>
+      <w:r>
+        <w:t>диаграмма для меню запросов</w:t>
+      </w:r>
+      <w:r>
+        <w:t>:</w:t>
+      </w:r>
+    </w:p>
+    <w:p>
+      <w:pPr>
+        <w:spacing w:line="276" w:lineRule="auto"/>
+        <w:ind w:firstLine="0"/>
         <w:jc w:val="center"/>
-        <w:rPr>
-          <w:b/>
-          <w:bCs/>
-        </w:rPr>
-      </w:pPr>
-    </w:p>
-    <w:p>
-      <w:pPr>
-        <w:ind w:left="1080" w:firstLine="0"/>
+      </w:pPr>
+      <w:r>
+        <w:rPr>
+          <w:noProof/>
+        </w:rPr>
+        <w:lastRenderedPageBreak/>
+        <w:drawing>
+          <wp:inline distT="0" distB="0" distL="0" distR="0" wp14:anchorId="16EC303B" wp14:editId="7E606F84">
+            <wp:extent cx="2590800" cy="1842656"/>
+            <wp:effectExtent l="0" t="0" r="0" b="5715"/>
+            <wp:docPr id="7" name="Рисунок 7"/>
+            <wp:cNvGraphicFramePr>
+              <a:graphicFrameLocks xmlns:a="http://schemas.openxmlformats.org/drawingml/2006/main" noChangeAspect="1"/>
+            </wp:cNvGraphicFramePr>
+            <a:graphic xmlns:a="http://schemas.openxmlformats.org/drawingml/2006/main">
+              <a:graphicData uri="http://schemas.openxmlformats.org/drawingml/2006/picture">
+                <pic:pic xmlns:pic="http://schemas.openxmlformats.org/drawingml/2006/picture">
+                  <pic:nvPicPr>
+                    <pic:cNvPr id="1" name=""/>
+                    <pic:cNvPicPr/>
+                  </pic:nvPicPr>
+                  <pic:blipFill>
+                    <a:blip r:embed="rId14"/>
+                    <a:stretch>
+                      <a:fillRect/>
+                    </a:stretch>
+                  </pic:blipFill>
+                  <pic:spPr>
+                    <a:xfrm>
+                      <a:off x="0" y="0"/>
+                      <a:ext cx="2626977" cy="1868386"/>
+                    </a:xfrm>
+                    <a:prstGeom prst="rect">
+                      <a:avLst/>
+                    </a:prstGeom>
+                  </pic:spPr>
+                </pic:pic>
+              </a:graphicData>
+            </a:graphic>
+          </wp:inline>
+        </w:drawing>
+      </w:r>
+    </w:p>
+    <w:p>
+      <w:pPr>
+        <w:spacing w:line="276" w:lineRule="auto"/>
+        <w:ind w:firstLine="0"/>
         <w:jc w:val="center"/>
-        <w:rPr>
-          <w:b/>
-          <w:bCs/>
-        </w:rPr>
-      </w:pPr>
-    </w:p>
-    <w:p>
-      <w:pPr>
-        <w:ind w:left="1080" w:firstLine="0"/>
+      </w:pPr>
+      <w:r>
+        <w:t xml:space="preserve">Рис 5. </w:t>
+      </w:r>
+      <w:r>
+        <w:rPr>
+          <w:lang w:val="en-US"/>
+        </w:rPr>
+        <w:t>UML</w:t>
+      </w:r>
+      <w:r>
+        <w:t>-</w:t>
+      </w:r>
+      <w:r>
+        <w:t xml:space="preserve">диаграмма </w:t>
+      </w:r>
+      <w:r>
+        <w:rPr>
+          <w:lang w:val="en-US"/>
+        </w:rPr>
+        <w:t>MVC</w:t>
+      </w:r>
+      <w:r>
+        <w:t xml:space="preserve"> </w:t>
+      </w:r>
+      <w:r>
+        <w:t>для меню запросов</w:t>
+      </w:r>
+    </w:p>
+    <w:p>
+      <w:pPr>
+        <w:spacing w:line="276" w:lineRule="auto"/>
+        <w:ind w:firstLine="708"/>
+        <w:jc w:val="left"/>
+      </w:pPr>
+      <w:r>
+        <w:rPr>
+          <w:lang w:val="en-US"/>
+        </w:rPr>
+        <w:t>MVC</w:t>
+      </w:r>
+      <w:r>
+        <w:t xml:space="preserve"> </w:t>
+      </w:r>
+      <w:r>
+        <w:t>диаграмма работы с запросами</w:t>
+      </w:r>
+      <w:r>
+        <w:t>:</w:t>
+      </w:r>
+    </w:p>
+    <w:p>
+      <w:pPr>
+        <w:spacing w:line="276" w:lineRule="auto"/>
+        <w:ind w:firstLine="0"/>
+        <w:jc w:val="left"/>
+        <w:rPr>
+          <w:lang w:val="en-US"/>
+        </w:rPr>
+      </w:pPr>
+      <w:r>
+        <w:rPr>
+          <w:noProof/>
+        </w:rPr>
+        <w:drawing>
+          <wp:inline distT="0" distB="0" distL="0" distR="0" wp14:anchorId="56DDF79F" wp14:editId="3F850E0A">
+            <wp:extent cx="5732832" cy="3886200"/>
+            <wp:effectExtent l="0" t="0" r="1270" b="0"/>
+            <wp:docPr id="9" name="Рисунок 9"/>
+            <wp:cNvGraphicFramePr>
+              <a:graphicFrameLocks xmlns:a="http://schemas.openxmlformats.org/drawingml/2006/main" noChangeAspect="1"/>
+            </wp:cNvGraphicFramePr>
+            <a:graphic xmlns:a="http://schemas.openxmlformats.org/drawingml/2006/main">
+              <a:graphicData uri="http://schemas.openxmlformats.org/drawingml/2006/picture">
+                <pic:pic xmlns:pic="http://schemas.openxmlformats.org/drawingml/2006/picture">
+                  <pic:nvPicPr>
+                    <pic:cNvPr id="0" name="Picture 2"/>
+                    <pic:cNvPicPr>
+                      <a:picLocks noChangeAspect="1" noChangeArrowheads="1"/>
+                    </pic:cNvPicPr>
+                  </pic:nvPicPr>
+                  <pic:blipFill>
+                    <a:blip r:embed="rId15">
+                      <a:extLst>
+                        <a:ext uri="{28A0092B-C50C-407E-A947-70E740481C1C}">
+                          <a14:useLocalDpi xmlns:a14="http://schemas.microsoft.com/office/drawing/2010/main" val="0"/>
+                        </a:ext>
+                      </a:extLst>
+                    </a:blip>
+                    <a:srcRect/>
+                    <a:stretch>
+                      <a:fillRect/>
+                    </a:stretch>
+                  </pic:blipFill>
+                  <pic:spPr bwMode="auto">
+                    <a:xfrm>
+                      <a:off x="0" y="0"/>
+                      <a:ext cx="5742939" cy="3893051"/>
+                    </a:xfrm>
+                    <a:prstGeom prst="rect">
+                      <a:avLst/>
+                    </a:prstGeom>
+                    <a:noFill/>
+                    <a:ln>
+                      <a:noFill/>
+                    </a:ln>
+                  </pic:spPr>
+                </pic:pic>
+              </a:graphicData>
+            </a:graphic>
+          </wp:inline>
+        </w:drawing>
+      </w:r>
+    </w:p>
+    <w:p>
+      <w:pPr>
+        <w:spacing w:line="276" w:lineRule="auto"/>
+        <w:ind w:firstLine="0"/>
         <w:jc w:val="center"/>
-        <w:rPr>
-          <w:b/>
-          <w:bCs/>
-        </w:rPr>
-      </w:pPr>
-    </w:p>
-    <w:p>
-      <w:pPr>
-        <w:ind w:left="1080" w:firstLine="0"/>
-        <w:jc w:val="center"/>
-        <w:rPr>
-          <w:b/>
-          <w:bCs/>
-        </w:rPr>
-      </w:pPr>
-    </w:p>
-    <w:p>
-      <w:pPr>
-        <w:ind w:left="1080" w:firstLine="0"/>
-        <w:jc w:val="center"/>
-        <w:rPr>
-          <w:b/>
-          <w:bCs/>
-        </w:rPr>
-      </w:pPr>
-    </w:p>
-    <w:p>
-      <w:pPr>
-        <w:ind w:left="1080" w:firstLine="0"/>
-        <w:jc w:val="center"/>
-        <w:rPr>
-          <w:b/>
-          <w:bCs/>
-        </w:rPr>
-      </w:pPr>
-      <w:r>
-        <w:rPr>
-          <w:b/>
-          <w:bCs/>
-        </w:rPr>
+      </w:pPr>
+      <w:r>
+        <w:t xml:space="preserve">Рис. 6. </w:t>
+      </w:r>
+      <w:r>
+        <w:rPr>
+          <w:lang w:val="en-US"/>
+        </w:rPr>
+        <w:t>UML</w:t>
+      </w:r>
+      <w:r>
+        <w:t>-</w:t>
+      </w:r>
+      <w:r>
+        <w:t xml:space="preserve">диаграмма </w:t>
+      </w:r>
+      <w:r>
+        <w:rPr>
+          <w:lang w:val="en-US"/>
+        </w:rPr>
+        <w:t>MVC</w:t>
+      </w:r>
+      <w:r>
+        <w:t xml:space="preserve"> </w:t>
+      </w:r>
+      <w:r>
+        <w:t>работы с запросами.</w:t>
+      </w:r>
+    </w:p>
+    <w:p>
+      <w:pPr>
+        <w:spacing w:line="276" w:lineRule="auto"/>
+        <w:ind w:firstLine="0"/>
+      </w:pPr>
+      <w:r>
+        <w:t>Требования к шаблонам:</w:t>
+      </w:r>
+    </w:p>
+    <w:p>
+      <w:pPr>
+        <w:spacing w:line="276" w:lineRule="auto"/>
+        <w:ind w:firstLine="0"/>
+      </w:pPr>
+      <w:r>
+        <w:t>1. Статический шаблон «Меню выбора запроса». Шаблон показывает</w:t>
+      </w:r>
+      <w:r>
+        <w:t xml:space="preserve"> </w:t>
+      </w:r>
+      <w:r>
+        <w:t>меню запросов со всеми пунктами – вариантами запросов и кнопку для</w:t>
+      </w:r>
+      <w:r>
+        <w:t xml:space="preserve"> </w:t>
+      </w:r>
+      <w:r>
+        <w:t>возврата в главное меню</w:t>
+      </w:r>
+      <w:r>
+        <w:t>.</w:t>
+      </w:r>
+    </w:p>
+    <w:p>
+      <w:pPr>
+        <w:spacing w:line="276" w:lineRule="auto"/>
+        <w:ind w:firstLine="0"/>
+      </w:pPr>
+      <w:r>
+        <w:t>Шаблон содержит ссылки</w:t>
+      </w:r>
+      <w:r>
+        <w:rPr>
+          <w:lang w:val="en-US"/>
+        </w:rPr>
+        <w:t>:</w:t>
+      </w:r>
+    </w:p>
+    <w:p>
+      <w:pPr>
+        <w:pStyle w:val="a6"/>
+        <w:numPr>
+          <w:ilvl w:val="0"/>
+          <w:numId w:val="10"/>
+        </w:numPr>
+        <w:spacing w:line="276" w:lineRule="auto"/>
+      </w:pPr>
+      <w:proofErr w:type="gramStart"/>
+      <w:r>
+        <w:t>н</w:t>
+      </w:r>
+      <w:r>
+        <w:t>а</w:t>
+      </w:r>
+      <w:r>
+        <w:t xml:space="preserve"> </w:t>
+      </w:r>
+      <w:r>
+        <w:t>обработчик</w:t>
+      </w:r>
+      <w:proofErr w:type="gramEnd"/>
+      <w:r>
+        <w:t xml:space="preserve"> запроса </w:t>
+      </w:r>
+      <w:r>
+        <w:t>“</w:t>
+      </w:r>
+      <w:bookmarkStart w:id="12" w:name="_Hlk185177923"/>
+      <w:r>
+        <w:t>Получить номера телефонов сотрудника</w:t>
+      </w:r>
+      <w:bookmarkEnd w:id="12"/>
+      <w:r>
+        <w:t>”</w:t>
+      </w:r>
+      <w:r>
+        <w:t xml:space="preserve"> </w:t>
+      </w:r>
+      <w:r>
+        <w:t xml:space="preserve">(адрес </w:t>
+      </w:r>
+      <w:r>
+        <w:t>‘</w:t>
+      </w:r>
+      <w:r>
+        <w:t>/</w:t>
+      </w:r>
+      <w:r>
+        <w:rPr>
+          <w:lang w:val="en-US"/>
+        </w:rPr>
+        <w:t>query</w:t>
+      </w:r>
+      <w:r>
+        <w:t>/</w:t>
+      </w:r>
+      <w:r>
+        <w:rPr>
+          <w:lang w:val="en-US"/>
+        </w:rPr>
+        <w:t>query</w:t>
+      </w:r>
+      <w:r>
+        <w:t>_</w:t>
+      </w:r>
+      <w:r>
+        <w:rPr>
+          <w:lang w:val="en-US"/>
+        </w:rPr>
+        <w:t>staff</w:t>
+      </w:r>
+      <w:r>
+        <w:t>_</w:t>
+      </w:r>
+      <w:r>
+        <w:rPr>
+          <w:lang w:val="en-US"/>
+        </w:rPr>
+        <w:t>phone</w:t>
+      </w:r>
+      <w:r>
+        <w:t>’</w:t>
+      </w:r>
+      <w:r>
+        <w:t>)</w:t>
+      </w:r>
+    </w:p>
+    <w:p>
+      <w:pPr>
+        <w:pStyle w:val="a6"/>
+        <w:numPr>
+          <w:ilvl w:val="0"/>
+          <w:numId w:val="10"/>
+        </w:numPr>
+        <w:spacing w:line="276" w:lineRule="auto"/>
+      </w:pPr>
+      <w:proofErr w:type="gramStart"/>
+      <w:r>
         <w:lastRenderedPageBreak/>
-        <w:t>Авторизация</w:t>
-      </w:r>
-    </w:p>
-    <w:p>
-      <w:pPr>
-        <w:ind w:left="1080" w:firstLine="0"/>
-      </w:pPr>
-    </w:p>
-    <w:p>
-      <w:pPr>
-        <w:ind w:left="1080" w:firstLine="0"/>
-        <w:rPr>
-          <w:b/>
-          <w:bCs/>
-        </w:rPr>
-      </w:pPr>
-      <w:r>
-        <w:rPr>
-          <w:b/>
-          <w:bCs/>
-        </w:rPr>
-        <w:t>Сценарий работы для авторизации:</w:t>
-      </w:r>
-    </w:p>
-    <w:p>
-      <w:pPr>
-        <w:ind w:left="1080" w:firstLine="0"/>
-      </w:pPr>
-      <w:r>
-        <w:t>1. Пользователь запускает сценарий;</w:t>
-      </w:r>
-    </w:p>
-    <w:p>
-      <w:pPr>
-        <w:ind w:left="1080" w:firstLine="0"/>
-      </w:pPr>
-      <w:r>
-        <w:t>2. Система присылает форму ввода логина и пароля;</w:t>
-      </w:r>
-    </w:p>
-    <w:p>
-      <w:pPr>
-        <w:ind w:left="1080" w:firstLine="0"/>
-      </w:pPr>
-      <w:r>
-        <w:t>3. Пользователь осуществляет ввод данных;</w:t>
-      </w:r>
-    </w:p>
-    <w:p>
-      <w:pPr>
-        <w:ind w:left="1080" w:firstLine="0"/>
-      </w:pPr>
-      <w:r>
-        <w:t>4. Система присылает страницу главного меню, на которой</w:t>
-      </w:r>
-    </w:p>
-    <w:p>
-      <w:pPr>
-        <w:ind w:left="1080" w:firstLine="0"/>
-      </w:pPr>
-      <w:r>
-        <w:t>появляется поле с названием группы, присвоенной пользователю.</w:t>
-      </w:r>
-    </w:p>
-    <w:p>
-      <w:pPr>
-        <w:ind w:left="1080" w:firstLine="0"/>
-      </w:pPr>
-      <w:r>
-        <w:t>Исключения:</w:t>
-      </w:r>
-    </w:p>
-    <w:p>
-      <w:pPr>
-        <w:ind w:left="1080" w:firstLine="0"/>
-      </w:pPr>
-      <w:r>
-        <w:t>3(а). Пользователь вводит неверные данные;</w:t>
-      </w:r>
-    </w:p>
-    <w:p>
-      <w:pPr>
-        <w:ind w:left="1080" w:firstLine="0"/>
-      </w:pPr>
-      <w:r>
-        <w:t>4(а). Система передает управление контроллеру главного меню, в</w:t>
-      </w:r>
-    </w:p>
-    <w:p>
-      <w:pPr>
-        <w:ind w:left="1080" w:firstLine="0"/>
-      </w:pPr>
-      <w:r>
-        <w:t>котором появляется поле с сообщением о том, что авторизация не</w:t>
-      </w:r>
-    </w:p>
-    <w:p>
-      <w:pPr>
-        <w:ind w:left="1080" w:firstLine="0"/>
-      </w:pPr>
-      <w:r>
-        <w:t>пройдена.</w:t>
-      </w:r>
-    </w:p>
-    <w:p>
-      <w:pPr>
+        <w:t>на обработчик</w:t>
+      </w:r>
+      <w:proofErr w:type="gramEnd"/>
+      <w:r>
+        <w:t xml:space="preserve"> запроса </w:t>
+      </w:r>
+      <w:r>
+        <w:t>“</w:t>
+      </w:r>
+      <w:bookmarkStart w:id="13" w:name="_Hlk185180556"/>
+      <w:r>
+        <w:t>Получить превышения по телефону</w:t>
+      </w:r>
+      <w:bookmarkEnd w:id="13"/>
+      <w:r>
+        <w:t>”</w:t>
+      </w:r>
+      <w:r>
+        <w:t xml:space="preserve"> </w:t>
+      </w:r>
+    </w:p>
+    <w:p>
+      <w:pPr>
+        <w:pStyle w:val="a6"/>
+        <w:spacing w:line="276" w:lineRule="auto"/>
         <w:ind w:firstLine="0"/>
         <w:rPr>
           <w:lang w:val="en-US"/>
         </w:rPr>
       </w:pPr>
       <w:r>
-        <w:tab/>
-      </w:r>
-      <w:r>
         <w:rPr>
           <w:lang w:val="en-US"/>
         </w:rPr>
-        <w:t xml:space="preserve">MVC </w:t>
-      </w:r>
-      <w:r>
-        <w:t>диаграмма авторизации</w:t>
+        <w:t>(</w:t>
+      </w:r>
+      <w:r>
+        <w:t>адрес</w:t>
       </w:r>
       <w:r>
         <w:rPr>
           <w:lang w:val="en-US"/>
         </w:rPr>
+        <w:t xml:space="preserve"> ‘/</w:t>
+      </w:r>
+      <w:r>
+        <w:rPr>
+          <w:lang w:val="en-US"/>
+        </w:rPr>
+        <w:t>query</w:t>
+      </w:r>
+      <w:r>
+        <w:rPr>
+          <w:lang w:val="en-US"/>
+        </w:rPr>
+        <w:t>/</w:t>
+      </w:r>
+      <w:proofErr w:type="spellStart"/>
+      <w:r>
+        <w:rPr>
+          <w:lang w:val="en-US"/>
+        </w:rPr>
+        <w:t>query</w:t>
+      </w:r>
+      <w:r>
+        <w:rPr>
+          <w:lang w:val="en-US"/>
+        </w:rPr>
+        <w:t>_</w:t>
+      </w:r>
+      <w:r>
+        <w:rPr>
+          <w:lang w:val="en-US"/>
+        </w:rPr>
+        <w:t>phone</w:t>
+      </w:r>
+      <w:r>
+        <w:rPr>
+          <w:lang w:val="en-US"/>
+        </w:rPr>
+        <w:t>_</w:t>
+      </w:r>
+      <w:r>
+        <w:rPr>
+          <w:lang w:val="en-US"/>
+        </w:rPr>
+        <w:t>exceed</w:t>
+      </w:r>
+      <w:proofErr w:type="spellEnd"/>
+      <w:r>
+        <w:rPr>
+          <w:lang w:val="en-US"/>
+        </w:rPr>
+        <w:t>’)</w:t>
+      </w:r>
+    </w:p>
+    <w:p>
+      <w:pPr>
+        <w:pStyle w:val="a6"/>
+        <w:numPr>
+          <w:ilvl w:val="0"/>
+          <w:numId w:val="10"/>
+        </w:numPr>
+        <w:spacing w:line="276" w:lineRule="auto"/>
+      </w:pPr>
+      <w:proofErr w:type="gramStart"/>
+      <w:r>
+        <w:t>на обработчик</w:t>
+      </w:r>
+      <w:proofErr w:type="gramEnd"/>
+      <w:r>
+        <w:t xml:space="preserve"> </w:t>
+      </w:r>
+      <w:r>
+        <w:t>“</w:t>
+      </w:r>
+      <w:r>
+        <w:t>получить</w:t>
+      </w:r>
+      <w:r>
+        <w:t xml:space="preserve"> </w:t>
+      </w:r>
+      <w:r>
+        <w:t>превышения по номерам сотрудникам</w:t>
+      </w:r>
+      <w:r>
+        <w:t>”</w:t>
+      </w:r>
+      <w:r>
+        <w:t xml:space="preserve"> </w:t>
+      </w:r>
+    </w:p>
+    <w:p>
+      <w:pPr>
+        <w:pStyle w:val="a6"/>
+        <w:spacing w:line="276" w:lineRule="auto"/>
+        <w:ind w:firstLine="0"/>
+        <w:rPr>
+          <w:lang w:val="en-US"/>
+        </w:rPr>
+      </w:pPr>
+      <w:r>
+        <w:rPr>
+          <w:lang w:val="en-US"/>
+        </w:rPr>
+        <w:t>(</w:t>
+      </w:r>
+      <w:r>
+        <w:t>адрес</w:t>
+      </w:r>
+      <w:r>
+        <w:rPr>
+          <w:lang w:val="en-US"/>
+        </w:rPr>
+        <w:t xml:space="preserve"> ‘/</w:t>
+      </w:r>
+      <w:r>
+        <w:rPr>
+          <w:lang w:val="en-US"/>
+        </w:rPr>
+        <w:t>query</w:t>
+      </w:r>
+      <w:r>
+        <w:rPr>
+          <w:lang w:val="en-US"/>
+        </w:rPr>
+        <w:t>/</w:t>
+      </w:r>
+      <w:proofErr w:type="spellStart"/>
+      <w:r>
+        <w:rPr>
+          <w:lang w:val="en-US"/>
+        </w:rPr>
+        <w:t>query</w:t>
+      </w:r>
+      <w:r>
+        <w:rPr>
+          <w:lang w:val="en-US"/>
+        </w:rPr>
+        <w:t>_</w:t>
+      </w:r>
+      <w:r>
+        <w:rPr>
+          <w:lang w:val="en-US"/>
+        </w:rPr>
+        <w:t>staff</w:t>
+      </w:r>
+      <w:r>
+        <w:rPr>
+          <w:lang w:val="en-US"/>
+        </w:rPr>
+        <w:t>_</w:t>
+      </w:r>
+      <w:r>
+        <w:rPr>
+          <w:lang w:val="en-US"/>
+        </w:rPr>
+        <w:t>exceed</w:t>
+      </w:r>
+      <w:proofErr w:type="spellEnd"/>
+      <w:r>
+        <w:rPr>
+          <w:lang w:val="en-US"/>
+        </w:rPr>
+        <w:t>’)</w:t>
+      </w:r>
+    </w:p>
+    <w:p>
+      <w:pPr>
+        <w:pStyle w:val="a6"/>
+        <w:numPr>
+          <w:ilvl w:val="0"/>
+          <w:numId w:val="10"/>
+        </w:numPr>
+        <w:spacing w:line="276" w:lineRule="auto"/>
+      </w:pPr>
+      <w:r>
+        <w:t xml:space="preserve">на выход в главное меню </w:t>
+      </w:r>
+      <w:proofErr w:type="gramStart"/>
+      <w:r>
+        <w:t>( адрес</w:t>
+      </w:r>
+      <w:proofErr w:type="gramEnd"/>
+      <w:r>
+        <w:t xml:space="preserve"> </w:t>
+      </w:r>
+      <w:r>
+        <w:t>‘</w:t>
+      </w:r>
+      <w:r>
+        <w:t>/</w:t>
+      </w:r>
+      <w:r>
+        <w:t>’</w:t>
+      </w:r>
+      <w:r>
+        <w:t>)</w:t>
+      </w:r>
+    </w:p>
+    <w:p>
+      <w:pPr>
+        <w:spacing w:line="276" w:lineRule="auto"/>
+        <w:ind w:firstLine="0"/>
+      </w:pPr>
+      <w:r>
+        <w:t xml:space="preserve">2. </w:t>
+      </w:r>
+      <w:r>
+        <w:t xml:space="preserve">Статический шаблон ввода параметров для запроса </w:t>
+      </w:r>
+      <w:r>
+        <w:t xml:space="preserve">“Получить номера телефонов </w:t>
+      </w:r>
+      <w:proofErr w:type="gramStart"/>
+      <w:r>
+        <w:t>сотрудника ”</w:t>
+      </w:r>
+      <w:proofErr w:type="gramEnd"/>
+      <w:r>
+        <w:t xml:space="preserve"> </w:t>
+      </w:r>
+      <w:r>
+        <w:t>Шаблон показывает форму для ввода параметров запроса и кнопку для возврата в меню запросов и в главное меню.</w:t>
+      </w:r>
+    </w:p>
+    <w:p>
+      <w:pPr>
+        <w:spacing w:line="276" w:lineRule="auto"/>
+        <w:ind w:firstLine="0"/>
+        <w:rPr>
+          <w:lang w:val="en-US"/>
+        </w:rPr>
+      </w:pPr>
+      <w:r>
+        <w:t>Шаблон содержит ссылки</w:t>
+      </w:r>
+      <w:r>
+        <w:rPr>
+          <w:lang w:val="en-US"/>
+        </w:rPr>
         <w:t>:</w:t>
       </w:r>
     </w:p>
     <w:p>
       <w:pPr>
-        <w:ind w:firstLine="0"/>
+        <w:pStyle w:val="a6"/>
+        <w:numPr>
+          <w:ilvl w:val="0"/>
+          <w:numId w:val="10"/>
+        </w:numPr>
+        <w:spacing w:line="276" w:lineRule="auto"/>
+      </w:pPr>
+      <w:r>
+        <w:t xml:space="preserve">на возврат в меню запросов (адрес </w:t>
+      </w:r>
+      <w:r>
+        <w:t>‘/</w:t>
+      </w:r>
+      <w:r>
         <w:rPr>
           <w:lang w:val="en-US"/>
         </w:rPr>
-      </w:pPr>
+        <w:t>query</w:t>
+      </w:r>
+      <w:r>
+        <w:t>’)</w:t>
+      </w:r>
+    </w:p>
+    <w:p>
+      <w:pPr>
+        <w:pStyle w:val="a6"/>
+        <w:numPr>
+          <w:ilvl w:val="0"/>
+          <w:numId w:val="10"/>
+        </w:numPr>
+        <w:spacing w:line="276" w:lineRule="auto"/>
+      </w:pPr>
+      <w:r>
+        <w:t xml:space="preserve">на возврат в главное меню (адрес </w:t>
+      </w:r>
+      <w:r>
+        <w:t>‘/’)</w:t>
+      </w:r>
+    </w:p>
+    <w:p>
+      <w:pPr>
+        <w:spacing w:line="276" w:lineRule="auto"/>
+        <w:ind w:left="360" w:firstLine="0"/>
+      </w:pPr>
+      <w:r>
+        <w:t>Шаблон содержит следующие поля для ввода</w:t>
+      </w:r>
+      <w:r>
+        <w:t>:</w:t>
+      </w:r>
+    </w:p>
+    <w:p>
+      <w:pPr>
+        <w:pStyle w:val="a6"/>
+        <w:numPr>
+          <w:ilvl w:val="0"/>
+          <w:numId w:val="10"/>
+        </w:numPr>
+        <w:spacing w:line="276" w:lineRule="auto"/>
+      </w:pPr>
+      <w:r>
+        <w:t xml:space="preserve">поле </w:t>
+      </w:r>
+      <w:r>
+        <w:rPr>
+          <w:lang w:val="en-US"/>
+        </w:rPr>
+        <w:t>surname</w:t>
+      </w:r>
+      <w:r>
+        <w:t xml:space="preserve"> </w:t>
+      </w:r>
+      <w:r>
+        <w:t>для ввода фамилии сотрудника</w:t>
+      </w:r>
+    </w:p>
+    <w:p>
+      <w:pPr>
+        <w:pStyle w:val="a6"/>
+        <w:numPr>
+          <w:ilvl w:val="0"/>
+          <w:numId w:val="10"/>
+        </w:numPr>
+        <w:spacing w:line="276" w:lineRule="auto"/>
+      </w:pPr>
+      <w:r>
+        <w:t>поле</w:t>
+      </w:r>
+      <w:r>
+        <w:t xml:space="preserve"> </w:t>
+      </w:r>
+      <w:r>
+        <w:rPr>
+          <w:lang w:val="en-US"/>
+        </w:rPr>
+        <w:t>department</w:t>
+      </w:r>
+      <w:r>
+        <w:t>_</w:t>
+      </w:r>
+      <w:r>
+        <w:rPr>
+          <w:lang w:val="en-US"/>
+        </w:rPr>
+        <w:t>id</w:t>
+      </w:r>
+      <w:r>
+        <w:t xml:space="preserve"> </w:t>
+      </w:r>
+      <w:r>
+        <w:t>для</w:t>
+      </w:r>
+      <w:r>
+        <w:t xml:space="preserve"> </w:t>
+      </w:r>
+      <w:r>
+        <w:t>ввода номера отдела сотрудника</w:t>
+      </w:r>
+    </w:p>
+    <w:p>
+      <w:pPr>
+        <w:pStyle w:val="a6"/>
+        <w:numPr>
+          <w:ilvl w:val="0"/>
+          <w:numId w:val="10"/>
+        </w:numPr>
+        <w:spacing w:line="276" w:lineRule="auto"/>
+      </w:pPr>
+      <w:r>
+        <w:t xml:space="preserve">поле типа </w:t>
+      </w:r>
+      <w:r>
+        <w:rPr>
+          <w:lang w:val="en-US"/>
+        </w:rPr>
+        <w:t>submit</w:t>
+      </w:r>
+      <w:r>
+        <w:t xml:space="preserve"> </w:t>
+      </w:r>
+      <w:r>
+        <w:t>для отправки данных</w:t>
+      </w:r>
+    </w:p>
+    <w:p>
+      <w:pPr>
+        <w:spacing w:line="276" w:lineRule="auto"/>
+        <w:ind w:firstLine="0"/>
+      </w:pPr>
+      <w:r>
+        <w:t xml:space="preserve">3. Статический шаблон ввода параметров для запроса </w:t>
+      </w:r>
+      <w:r>
+        <w:t xml:space="preserve">“ Получить превышения по телефону”. </w:t>
+      </w:r>
+      <w:r>
+        <w:t>Шаблон показывает форму для ввода параметров запроса и кнопку для возврата в меню запросов.</w:t>
+      </w:r>
+    </w:p>
+    <w:p>
+      <w:pPr>
+        <w:spacing w:line="276" w:lineRule="auto"/>
+        <w:ind w:firstLine="0"/>
+        <w:rPr>
+          <w:lang w:val="en-US"/>
+        </w:rPr>
+      </w:pPr>
+      <w:r>
+        <w:t>Шаблон содержит ссылки</w:t>
+      </w:r>
+      <w:r>
+        <w:rPr>
+          <w:lang w:val="en-US"/>
+        </w:rPr>
+        <w:t>:</w:t>
+      </w:r>
+    </w:p>
+    <w:p>
+      <w:pPr>
+        <w:pStyle w:val="a6"/>
+        <w:numPr>
+          <w:ilvl w:val="0"/>
+          <w:numId w:val="10"/>
+        </w:numPr>
+        <w:spacing w:line="276" w:lineRule="auto"/>
+      </w:pPr>
+      <w:r>
+        <w:t xml:space="preserve">на возврат в меню запросов (адрес </w:t>
+      </w:r>
+      <w:r>
+        <w:t>‘/</w:t>
+      </w:r>
+      <w:r>
+        <w:rPr>
+          <w:lang w:val="en-US"/>
+        </w:rPr>
+        <w:t>query</w:t>
+      </w:r>
+      <w:r>
+        <w:t>’)</w:t>
+      </w:r>
+    </w:p>
+    <w:p>
+      <w:pPr>
+        <w:pStyle w:val="a6"/>
+        <w:numPr>
+          <w:ilvl w:val="0"/>
+          <w:numId w:val="10"/>
+        </w:numPr>
+        <w:spacing w:line="276" w:lineRule="auto"/>
+      </w:pPr>
+      <w:r>
+        <w:t xml:space="preserve">на возврат в главное меню (адрес </w:t>
+      </w:r>
+      <w:r>
+        <w:t>‘/’)</w:t>
+      </w:r>
+    </w:p>
+    <w:p>
+      <w:pPr>
+        <w:spacing w:line="276" w:lineRule="auto"/>
+        <w:ind w:firstLine="0"/>
+      </w:pPr>
+      <w:r>
+        <w:t>Шаблон содержит следующие поля для ввода</w:t>
+      </w:r>
+      <w:r>
+        <w:t>:</w:t>
+      </w:r>
+    </w:p>
+    <w:p>
+      <w:pPr>
+        <w:pStyle w:val="a6"/>
+        <w:numPr>
+          <w:ilvl w:val="0"/>
+          <w:numId w:val="10"/>
+        </w:numPr>
+        <w:spacing w:line="276" w:lineRule="auto"/>
+      </w:pPr>
+      <w:r>
+        <w:t xml:space="preserve">поле </w:t>
+      </w:r>
+      <w:r>
+        <w:rPr>
+          <w:lang w:val="en-US"/>
+        </w:rPr>
+        <w:t>phone</w:t>
+      </w:r>
+      <w:r>
+        <w:t xml:space="preserve"> </w:t>
+      </w:r>
+      <w:r>
+        <w:t>для ввода номера телефона</w:t>
+      </w:r>
+    </w:p>
+    <w:p>
+      <w:pPr>
+        <w:pStyle w:val="a6"/>
+        <w:numPr>
+          <w:ilvl w:val="0"/>
+          <w:numId w:val="10"/>
+        </w:numPr>
+        <w:spacing w:line="276" w:lineRule="auto"/>
+      </w:pPr>
+      <w:r>
+        <w:t xml:space="preserve">поле типа </w:t>
+      </w:r>
+      <w:r>
+        <w:rPr>
+          <w:lang w:val="en-US"/>
+        </w:rPr>
+        <w:t>submit</w:t>
+      </w:r>
+      <w:r>
+        <w:t xml:space="preserve"> </w:t>
+      </w:r>
+      <w:r>
+        <w:t>для отправки данных</w:t>
+      </w:r>
+    </w:p>
+    <w:p>
+      <w:pPr>
+        <w:spacing w:line="276" w:lineRule="auto"/>
+        <w:ind w:firstLine="0"/>
+      </w:pPr>
+      <w:r>
+        <w:t>4</w:t>
+      </w:r>
+      <w:r>
+        <w:t xml:space="preserve">. Статический шаблон ввода параметров для запроса </w:t>
+      </w:r>
+      <w:r>
+        <w:t>“</w:t>
+      </w:r>
+      <w:r>
+        <w:t>П</w:t>
+      </w:r>
+      <w:r>
+        <w:t>олучить превышения по номерам сотрудника</w:t>
+      </w:r>
+      <w:r>
+        <w:t xml:space="preserve">”. </w:t>
+      </w:r>
+      <w:r>
+        <w:t>Шаблон показывает форму для ввода параметров запроса и кнопку для возврата в меню запросов.</w:t>
+      </w:r>
+    </w:p>
+    <w:p>
+      <w:pPr>
+        <w:spacing w:line="276" w:lineRule="auto"/>
+        <w:ind w:firstLine="0"/>
+        <w:rPr>
+          <w:lang w:val="en-US"/>
+        </w:rPr>
+      </w:pPr>
+      <w:r>
+        <w:t>Шаблон содержит ссылки</w:t>
+      </w:r>
+      <w:r>
+        <w:rPr>
+          <w:lang w:val="en-US"/>
+        </w:rPr>
+        <w:t>:</w:t>
+      </w:r>
+    </w:p>
+    <w:p>
+      <w:pPr>
+        <w:pStyle w:val="a6"/>
+        <w:numPr>
+          <w:ilvl w:val="0"/>
+          <w:numId w:val="10"/>
+        </w:numPr>
+        <w:spacing w:line="276" w:lineRule="auto"/>
+      </w:pPr>
+      <w:r>
+        <w:t xml:space="preserve">на возврат в меню запросов (адрес </w:t>
+      </w:r>
+      <w:r>
+        <w:t>‘/</w:t>
+      </w:r>
+      <w:r>
+        <w:rPr>
+          <w:lang w:val="en-US"/>
+        </w:rPr>
+        <w:t>query</w:t>
+      </w:r>
+      <w:r>
+        <w:t>’)</w:t>
+      </w:r>
+    </w:p>
+    <w:p>
+      <w:pPr>
+        <w:pStyle w:val="a6"/>
+        <w:numPr>
+          <w:ilvl w:val="0"/>
+          <w:numId w:val="10"/>
+        </w:numPr>
+        <w:spacing w:line="276" w:lineRule="auto"/>
+      </w:pPr>
+      <w:r>
+        <w:t xml:space="preserve">на возврат в главное меню (адрес </w:t>
+      </w:r>
+      <w:r>
+        <w:t>‘/’)</w:t>
+      </w:r>
+    </w:p>
+    <w:p>
+      <w:pPr>
+        <w:spacing w:line="276" w:lineRule="auto"/>
+        <w:ind w:firstLine="0"/>
+      </w:pPr>
+      <w:r>
+        <w:lastRenderedPageBreak/>
+        <w:t>Шаблон содержит следующие поля для ввода</w:t>
+      </w:r>
+      <w:r>
+        <w:t>:</w:t>
+      </w:r>
+    </w:p>
+    <w:p>
+      <w:pPr>
+        <w:pStyle w:val="a6"/>
+        <w:numPr>
+          <w:ilvl w:val="0"/>
+          <w:numId w:val="10"/>
+        </w:numPr>
+        <w:spacing w:line="276" w:lineRule="auto"/>
+      </w:pPr>
+      <w:r>
+        <w:t xml:space="preserve">поле </w:t>
+      </w:r>
+      <w:proofErr w:type="spellStart"/>
+      <w:r>
+        <w:t>surname</w:t>
+      </w:r>
+      <w:proofErr w:type="spellEnd"/>
+      <w:r>
+        <w:t xml:space="preserve"> для ввода фамилии сотрудника</w:t>
+      </w:r>
+    </w:p>
+    <w:p>
+      <w:pPr>
+        <w:pStyle w:val="a6"/>
+        <w:numPr>
+          <w:ilvl w:val="0"/>
+          <w:numId w:val="10"/>
+        </w:numPr>
+        <w:spacing w:line="276" w:lineRule="auto"/>
+      </w:pPr>
+      <w:r>
+        <w:t xml:space="preserve">поле </w:t>
+      </w:r>
+      <w:proofErr w:type="spellStart"/>
+      <w:r>
+        <w:t>department_id</w:t>
+      </w:r>
+      <w:proofErr w:type="spellEnd"/>
+      <w:r>
+        <w:t xml:space="preserve"> для ввода номера отдела сотрудника</w:t>
+      </w:r>
+    </w:p>
+    <w:p>
+      <w:pPr>
+        <w:pStyle w:val="a6"/>
+        <w:numPr>
+          <w:ilvl w:val="0"/>
+          <w:numId w:val="10"/>
+        </w:numPr>
+        <w:spacing w:line="276" w:lineRule="auto"/>
+      </w:pPr>
+      <w:r>
+        <w:t xml:space="preserve">поле типа </w:t>
+      </w:r>
+      <w:r>
+        <w:rPr>
+          <w:lang w:val="en-US"/>
+        </w:rPr>
+        <w:t>submit</w:t>
+      </w:r>
+      <w:r>
+        <w:t xml:space="preserve"> </w:t>
+      </w:r>
+      <w:r>
+        <w:t>для отправки данных</w:t>
+      </w:r>
+    </w:p>
+    <w:p>
+      <w:pPr>
+        <w:spacing w:line="276" w:lineRule="auto"/>
+        <w:ind w:firstLine="0"/>
+      </w:pPr>
+      <w:r>
+        <w:t>5. Динамический шаблон для вывода результата запросов. Шаблон показывает результаты запроса и кнопку для возврата в меню запросов. Вывод результатов осуществляется в виде таблицы. Результаты запросов передаются в шаблон.</w:t>
+      </w:r>
+    </w:p>
+    <w:p>
+      <w:pPr>
+        <w:spacing w:line="276" w:lineRule="auto"/>
+        <w:ind w:firstLine="0"/>
+      </w:pPr>
+      <w:r>
+        <w:t>Страница с результатами</w:t>
+      </w:r>
+      <w:r>
+        <w:t>:</w:t>
+      </w:r>
+    </w:p>
+    <w:p>
+      <w:pPr>
+        <w:spacing w:line="276" w:lineRule="auto"/>
+        <w:ind w:firstLine="0"/>
+      </w:pPr>
+    </w:p>
+    <w:p>
+      <w:pPr>
+        <w:pStyle w:val="1"/>
+        <w:rPr>
+          <w:sz w:val="32"/>
+          <w:szCs w:val="32"/>
+        </w:rPr>
+      </w:pPr>
+      <w:bookmarkStart w:id="14" w:name="_Toc185181358"/>
+      <w:r>
+        <w:rPr>
+          <w:sz w:val="32"/>
+          <w:szCs w:val="32"/>
+        </w:rPr>
+        <w:t>Вариант использования “Работа с отчетами”</w:t>
+      </w:r>
+      <w:bookmarkEnd w:id="14"/>
+    </w:p>
+    <w:p>
+      <w:pPr>
+        <w:ind w:firstLine="0"/>
+      </w:pPr>
+      <w:r>
+        <w:t>Предусловия: пользователь успешно авторизовался и у него есть доступ к этому варианту использования.</w:t>
+      </w:r>
+    </w:p>
+    <w:p>
+      <w:pPr>
+        <w:ind w:firstLine="0"/>
+      </w:pPr>
+      <w:r>
+        <w:t>Гарантия: при корректно выбранном периоде пользователь получает сообщение об успешном создании отчета (при создании отчета), либо данные соответствующего отчета (при просмотре отчета).</w:t>
+      </w:r>
+    </w:p>
+    <w:p>
+      <w:pPr>
+        <w:ind w:firstLine="0"/>
+      </w:pPr>
+      <w:r>
+        <w:t>Минимальная гарантия: пользователь получает сообщение о том, что для данного периода отчет уже был создан и кнопку для возврата в меню отчетов. Если пользователь не ввел параметры или ввёл неверные, он получит ошибку и кнопку для возврата в меню отчетов.</w:t>
+      </w:r>
+    </w:p>
+    <w:p>
+      <w:pPr>
+        <w:ind w:firstLine="0"/>
+      </w:pPr>
+      <w:r>
+        <w:t>Сценарий работы с отчетами:</w:t>
+      </w:r>
+    </w:p>
+    <w:p>
+      <w:pPr>
+        <w:ind w:firstLine="0"/>
+      </w:pPr>
+      <w:r>
+        <w:t>1. Пользователь начинает процесс.</w:t>
+      </w:r>
+    </w:p>
+    <w:p>
+      <w:pPr>
+        <w:ind w:firstLine="0"/>
+      </w:pPr>
+      <w:r>
+        <w:t>2. Система присылает</w:t>
+      </w:r>
+      <w:r>
+        <w:t xml:space="preserve"> страницу создания или просмотра</w:t>
+      </w:r>
+      <w:r>
+        <w:t xml:space="preserve"> отчетов.</w:t>
+      </w:r>
+    </w:p>
+    <w:p>
+      <w:pPr>
+        <w:ind w:firstLine="0"/>
+      </w:pPr>
+      <w:r>
+        <w:t xml:space="preserve">3. Пользователь выбирает </w:t>
+      </w:r>
+      <w:r>
+        <w:t>отчет</w:t>
+      </w:r>
+      <w:r>
+        <w:t>.</w:t>
+      </w:r>
+      <w:r>
+        <w:t xml:space="preserve"> Вводит параметры</w:t>
+      </w:r>
+    </w:p>
+    <w:p>
+      <w:pPr>
+        <w:ind w:firstLine="0"/>
+      </w:pPr>
+      <w:r>
+        <w:t>4. Система выполняет создание отчета и присылает страницу с сообщением об успешности создания отчета и ссылкой для возврата в меню выбора запросов.</w:t>
+      </w:r>
+    </w:p>
+    <w:p>
+      <w:pPr>
+        <w:ind w:firstLine="0"/>
+      </w:pPr>
+      <w:r>
+        <w:lastRenderedPageBreak/>
+        <w:t>Исключения</w:t>
+      </w:r>
+      <w:r>
+        <w:t>:</w:t>
+      </w:r>
+    </w:p>
+    <w:p>
+      <w:pPr>
+        <w:ind w:firstLine="0"/>
+      </w:pPr>
+      <w:r>
+        <w:t>3(а). Пользователь вводит некорректные параметры, форма выводит сообщение, что параметры вне разрешенных пределов.</w:t>
+      </w:r>
+    </w:p>
+    <w:p>
+      <w:pPr>
+        <w:spacing w:line="276" w:lineRule="auto"/>
+        <w:ind w:firstLine="0"/>
+      </w:pPr>
+      <w:r>
+        <w:t xml:space="preserve">4(а) </w:t>
+      </w:r>
+      <w:r>
+        <w:t>Система выводит</w:t>
+      </w:r>
+      <w:r>
+        <w:t xml:space="preserve"> сообщение</w:t>
+      </w:r>
+      <w:r>
+        <w:t xml:space="preserve"> об ошибке</w:t>
+      </w:r>
+      <w:r>
+        <w:t>, что такой отчет существует, если</w:t>
+      </w:r>
+      <w:r>
+        <w:t xml:space="preserve"> пользователь</w:t>
+      </w:r>
+      <w:r>
+        <w:t xml:space="preserve"> пытается создать существующий отчет.</w:t>
+      </w:r>
+    </w:p>
+    <w:p>
+      <w:pPr>
+        <w:spacing w:line="276" w:lineRule="auto"/>
+        <w:ind w:firstLine="0"/>
+      </w:pPr>
+      <w:r>
+        <w:rPr>
+          <w:lang w:val="en-US"/>
+        </w:rPr>
+        <w:t>MVC</w:t>
+      </w:r>
+      <w:r>
+        <w:t xml:space="preserve"> </w:t>
+      </w:r>
+      <w:r>
+        <w:t>диаграмма работы с отчетами</w:t>
+      </w:r>
+      <w:r>
+        <w:t>:</w:t>
+      </w:r>
+    </w:p>
+    <w:p>
+      <w:pPr>
+        <w:spacing w:line="276" w:lineRule="auto"/>
+        <w:ind w:firstLine="0"/>
+      </w:pPr>
+      <w:r>
+        <w:rPr>
+          <w:noProof/>
+        </w:rPr>
+        <w:drawing>
+          <wp:inline distT="0" distB="0" distL="0" distR="0" wp14:anchorId="09DC0A38" wp14:editId="45E95AF5">
+            <wp:extent cx="6068449" cy="4126727"/>
+            <wp:effectExtent l="0" t="0" r="0" b="7620"/>
+            <wp:docPr id="8" name="Рисунок 8"/>
+            <wp:cNvGraphicFramePr>
+              <a:graphicFrameLocks xmlns:a="http://schemas.openxmlformats.org/drawingml/2006/main" noChangeAspect="1"/>
+            </wp:cNvGraphicFramePr>
+            <a:graphic xmlns:a="http://schemas.openxmlformats.org/drawingml/2006/main">
+              <a:graphicData uri="http://schemas.openxmlformats.org/drawingml/2006/picture">
+                <pic:pic xmlns:pic="http://schemas.openxmlformats.org/drawingml/2006/picture">
+                  <pic:nvPicPr>
+                    <pic:cNvPr id="0" name="Picture 1"/>
+                    <pic:cNvPicPr>
+                      <a:picLocks noChangeAspect="1" noChangeArrowheads="1"/>
+                    </pic:cNvPicPr>
+                  </pic:nvPicPr>
+                  <pic:blipFill>
+                    <a:blip r:embed="rId16">
+                      <a:extLst>
+                        <a:ext uri="{28A0092B-C50C-407E-A947-70E740481C1C}">
+                          <a14:useLocalDpi xmlns:a14="http://schemas.microsoft.com/office/drawing/2010/main" val="0"/>
+                        </a:ext>
+                      </a:extLst>
+                    </a:blip>
+                    <a:srcRect/>
+                    <a:stretch>
+                      <a:fillRect/>
+                    </a:stretch>
+                  </pic:blipFill>
+                  <pic:spPr bwMode="auto">
+                    <a:xfrm>
+                      <a:off x="0" y="0"/>
+                      <a:ext cx="6071407" cy="4128738"/>
+                    </a:xfrm>
+                    <a:prstGeom prst="rect">
+                      <a:avLst/>
+                    </a:prstGeom>
+                    <a:noFill/>
+                    <a:ln>
+                      <a:noFill/>
+                    </a:ln>
+                  </pic:spPr>
+                </pic:pic>
+              </a:graphicData>
+            </a:graphic>
+          </wp:inline>
+        </w:drawing>
+      </w:r>
     </w:p>
     <w:sectPr>
       <w:pgSz w:w="11906" w:h="16838"/>
@@ -2896,6 +6340,56 @@
     </w:sectPr>
   </w:body>
 </w:document>
+</file>
+
+<file path=word/endnotes.xml><?xml version="1.0" encoding="utf-8"?>
+<w:endnotes xmlns:wpc="http://schemas.microsoft.com/office/word/2010/wordprocessingCanvas" xmlns:cx="http://schemas.microsoft.com/office/drawing/2014/chartex" xmlns:cx1="http://schemas.microsoft.com/office/drawing/2015/9/8/chartex" xmlns:cx2="http://schemas.microsoft.com/office/drawing/2015/10/21/chartex" xmlns:cx3="http://schemas.microsoft.com/office/drawing/2016/5/9/chartex" xmlns:cx4="http://schemas.microsoft.com/office/drawing/2016/5/10/chartex" xmlns:cx5="http://schemas.microsoft.com/office/drawing/2016/5/11/chartex" xmlns:cx6="http://schemas.microsoft.com/office/drawing/2016/5/12/chartex" xmlns:cx7="http://schemas.microsoft.com/office/drawing/2016/5/13/chartex" xmlns:cx8="http://schemas.microsoft.com/office/drawing/2016/5/14/chartex" xmlns:mc="http://schemas.openxmlformats.org/markup-compatibility/2006" xmlns:aink="http://schemas.microsoft.com/office/drawing/2016/ink" xmlns:am3d="http://schemas.microsoft.com/office/drawing/2017/model3d" xmlns:o="urn:schemas-microsoft-com:office:office" xmlns:r="http://schemas.openxmlformats.org/officeDocument/2006/relationships" xmlns:m="http://schemas.openxmlformats.org/officeDocument/2006/math" xmlns:v="urn:schemas-microsoft-com:vml" xmlns:wp14="http://schemas.microsoft.com/office/word/2010/wordprocessingDrawing" xmlns:wp="http://schemas.openxmlformats.org/drawingml/2006/wordprocessingDrawing" xmlns:w10="urn:schemas-microsoft-com:office:word" xmlns:w="http://schemas.openxmlformats.org/wordprocessingml/2006/main" xmlns:w14="http://schemas.microsoft.com/office/word/2010/wordml" xmlns:w15="http://schemas.microsoft.com/office/word/2012/wordml" xmlns:w16cex="http://schemas.microsoft.com/office/word/2018/wordml/cex" xmlns:w16cid="http://schemas.microsoft.com/office/word/2016/wordml/cid" xmlns:w16="http://schemas.microsoft.com/office/word/2018/wordml" xmlns:w16sdtdh="http://schemas.microsoft.com/office/word/2020/wordml/sdtdatahash" xmlns:w16se="http://schemas.microsoft.com/office/word/2015/wordml/symex" xmlns:wpg="http://schemas.microsoft.com/office/word/2010/wordprocessingGroup" xmlns:wpi="http://schemas.microsoft.com/office/word/2010/wordprocessingInk" xmlns:wne="http://schemas.microsoft.com/office/word/2006/wordml" xmlns:wps="http://schemas.microsoft.com/office/word/2010/wordprocessingShape" mc:Ignorable="w14 w15 w16se w16cid w16 w16cex w16sdtdh wp14">
+  <w:endnote w:type="separator" w:id="-1">
+    <w:p>
+      <w:pPr>
+        <w:spacing w:after="0" w:line="240" w:lineRule="auto"/>
+      </w:pPr>
+      <w:r>
+        <w:separator/>
+      </w:r>
+    </w:p>
+  </w:endnote>
+  <w:endnote w:type="continuationSeparator" w:id="0">
+    <w:p>
+      <w:pPr>
+        <w:spacing w:after="0" w:line="240" w:lineRule="auto"/>
+      </w:pPr>
+      <w:r>
+        <w:continuationSeparator/>
+      </w:r>
+    </w:p>
+  </w:endnote>
+</w:endnotes>
+</file>
+
+<file path=word/footnotes.xml><?xml version="1.0" encoding="utf-8"?>
+<w:footnotes xmlns:wpc="http://schemas.microsoft.com/office/word/2010/wordprocessingCanvas" xmlns:cx="http://schemas.microsoft.com/office/drawing/2014/chartex" xmlns:cx1="http://schemas.microsoft.com/office/drawing/2015/9/8/chartex" xmlns:cx2="http://schemas.microsoft.com/office/drawing/2015/10/21/chartex" xmlns:cx3="http://schemas.microsoft.com/office/drawing/2016/5/9/chartex" xmlns:cx4="http://schemas.microsoft.com/office/drawing/2016/5/10/chartex" xmlns:cx5="http://schemas.microsoft.com/office/drawing/2016/5/11/chartex" xmlns:cx6="http://schemas.microsoft.com/office/drawing/2016/5/12/chartex" xmlns:cx7="http://schemas.microsoft.com/office/drawing/2016/5/13/chartex" xmlns:cx8="http://schemas.microsoft.com/office/drawing/2016/5/14/chartex" xmlns:mc="http://schemas.openxmlformats.org/markup-compatibility/2006" xmlns:aink="http://schemas.microsoft.com/office/drawing/2016/ink" xmlns:am3d="http://schemas.microsoft.com/office/drawing/2017/model3d" xmlns:o="urn:schemas-microsoft-com:office:office" xmlns:r="http://schemas.openxmlformats.org/officeDocument/2006/relationships" xmlns:m="http://schemas.openxmlformats.org/officeDocument/2006/math" xmlns:v="urn:schemas-microsoft-com:vml" xmlns:wp14="http://schemas.microsoft.com/office/word/2010/wordprocessingDrawing" xmlns:wp="http://schemas.openxmlformats.org/drawingml/2006/wordprocessingDrawing" xmlns:w10="urn:schemas-microsoft-com:office:word" xmlns:w="http://schemas.openxmlformats.org/wordprocessingml/2006/main" xmlns:w14="http://schemas.microsoft.com/office/word/2010/wordml" xmlns:w15="http://schemas.microsoft.com/office/word/2012/wordml" xmlns:w16cex="http://schemas.microsoft.com/office/word/2018/wordml/cex" xmlns:w16cid="http://schemas.microsoft.com/office/word/2016/wordml/cid" xmlns:w16="http://schemas.microsoft.com/office/word/2018/wordml" xmlns:w16sdtdh="http://schemas.microsoft.com/office/word/2020/wordml/sdtdatahash" xmlns:w16se="http://schemas.microsoft.com/office/word/2015/wordml/symex" xmlns:wpg="http://schemas.microsoft.com/office/word/2010/wordprocessingGroup" xmlns:wpi="http://schemas.microsoft.com/office/word/2010/wordprocessingInk" xmlns:wne="http://schemas.microsoft.com/office/word/2006/wordml" xmlns:wps="http://schemas.microsoft.com/office/word/2010/wordprocessingShape" mc:Ignorable="w14 w15 w16se w16cid w16 w16cex w16sdtdh wp14">
+  <w:footnote w:type="separator" w:id="-1">
+    <w:p>
+      <w:pPr>
+        <w:spacing w:after="0" w:line="240" w:lineRule="auto"/>
+      </w:pPr>
+      <w:r>
+        <w:separator/>
+      </w:r>
+    </w:p>
+  </w:footnote>
+  <w:footnote w:type="continuationSeparator" w:id="0">
+    <w:p>
+      <w:pPr>
+        <w:spacing w:after="0" w:line="240" w:lineRule="auto"/>
+      </w:pPr>
+      <w:r>
+        <w:continuationSeparator/>
+      </w:r>
+    </w:p>
+  </w:footnote>
+</w:footnotes>
 </file>
 
 <file path=word/numbering.xml><?xml version="1.0" encoding="utf-8"?>
@@ -3028,7 +6522,7 @@
         <w:rFonts w:ascii="Symbol" w:hAnsi="Symbol" w:hint="default"/>
       </w:rPr>
     </w:lvl>
-    <w:lvl w:ilvl="1" w:tplc="04190003" w:tentative="1">
+    <w:lvl w:ilvl="1" w:tplc="04190003">
       <w:start w:val="1"/>
       <w:numFmt w:val="bullet"/>
       <w:lvlText w:val="o"/>
@@ -3126,6 +6620,208 @@
     </w:lvl>
   </w:abstractNum>
   <w:abstractNum w:abstractNumId="2" w15:restartNumberingAfterBreak="0">
+    <w:nsid w:val="23BF045C"/>
+    <w:multiLevelType w:val="hybridMultilevel"/>
+    <w:tmpl w:val="85B84A4A"/>
+    <w:lvl w:ilvl="0" w:tplc="04190001">
+      <w:start w:val="1"/>
+      <w:numFmt w:val="bullet"/>
+      <w:lvlText w:val=""/>
+      <w:lvlJc w:val="left"/>
+      <w:pPr>
+        <w:ind w:left="720" w:hanging="360"/>
+      </w:pPr>
+      <w:rPr>
+        <w:rFonts w:ascii="Symbol" w:hAnsi="Symbol" w:hint="default"/>
+      </w:rPr>
+    </w:lvl>
+    <w:lvl w:ilvl="1" w:tplc="04190003" w:tentative="1">
+      <w:start w:val="1"/>
+      <w:numFmt w:val="bullet"/>
+      <w:lvlText w:val="o"/>
+      <w:lvlJc w:val="left"/>
+      <w:pPr>
+        <w:ind w:left="1440" w:hanging="360"/>
+      </w:pPr>
+      <w:rPr>
+        <w:rFonts w:ascii="Courier New" w:hAnsi="Courier New" w:cs="Courier New" w:hint="default"/>
+      </w:rPr>
+    </w:lvl>
+    <w:lvl w:ilvl="2" w:tplc="04190005" w:tentative="1">
+      <w:start w:val="1"/>
+      <w:numFmt w:val="bullet"/>
+      <w:lvlText w:val=""/>
+      <w:lvlJc w:val="left"/>
+      <w:pPr>
+        <w:ind w:left="2160" w:hanging="360"/>
+      </w:pPr>
+      <w:rPr>
+        <w:rFonts w:ascii="Wingdings" w:hAnsi="Wingdings" w:hint="default"/>
+      </w:rPr>
+    </w:lvl>
+    <w:lvl w:ilvl="3" w:tplc="04190001" w:tentative="1">
+      <w:start w:val="1"/>
+      <w:numFmt w:val="bullet"/>
+      <w:lvlText w:val=""/>
+      <w:lvlJc w:val="left"/>
+      <w:pPr>
+        <w:ind w:left="2880" w:hanging="360"/>
+      </w:pPr>
+      <w:rPr>
+        <w:rFonts w:ascii="Symbol" w:hAnsi="Symbol" w:hint="default"/>
+      </w:rPr>
+    </w:lvl>
+    <w:lvl w:ilvl="4" w:tplc="04190003" w:tentative="1">
+      <w:start w:val="1"/>
+      <w:numFmt w:val="bullet"/>
+      <w:lvlText w:val="o"/>
+      <w:lvlJc w:val="left"/>
+      <w:pPr>
+        <w:ind w:left="3600" w:hanging="360"/>
+      </w:pPr>
+      <w:rPr>
+        <w:rFonts w:ascii="Courier New" w:hAnsi="Courier New" w:cs="Courier New" w:hint="default"/>
+      </w:rPr>
+    </w:lvl>
+    <w:lvl w:ilvl="5" w:tplc="04190005" w:tentative="1">
+      <w:start w:val="1"/>
+      <w:numFmt w:val="bullet"/>
+      <w:lvlText w:val=""/>
+      <w:lvlJc w:val="left"/>
+      <w:pPr>
+        <w:ind w:left="4320" w:hanging="360"/>
+      </w:pPr>
+      <w:rPr>
+        <w:rFonts w:ascii="Wingdings" w:hAnsi="Wingdings" w:hint="default"/>
+      </w:rPr>
+    </w:lvl>
+    <w:lvl w:ilvl="6" w:tplc="04190001" w:tentative="1">
+      <w:start w:val="1"/>
+      <w:numFmt w:val="bullet"/>
+      <w:lvlText w:val=""/>
+      <w:lvlJc w:val="left"/>
+      <w:pPr>
+        <w:ind w:left="5040" w:hanging="360"/>
+      </w:pPr>
+      <w:rPr>
+        <w:rFonts w:ascii="Symbol" w:hAnsi="Symbol" w:hint="default"/>
+      </w:rPr>
+    </w:lvl>
+    <w:lvl w:ilvl="7" w:tplc="04190003" w:tentative="1">
+      <w:start w:val="1"/>
+      <w:numFmt w:val="bullet"/>
+      <w:lvlText w:val="o"/>
+      <w:lvlJc w:val="left"/>
+      <w:pPr>
+        <w:ind w:left="5760" w:hanging="360"/>
+      </w:pPr>
+      <w:rPr>
+        <w:rFonts w:ascii="Courier New" w:hAnsi="Courier New" w:cs="Courier New" w:hint="default"/>
+      </w:rPr>
+    </w:lvl>
+    <w:lvl w:ilvl="8" w:tplc="04190005" w:tentative="1">
+      <w:start w:val="1"/>
+      <w:numFmt w:val="bullet"/>
+      <w:lvlText w:val=""/>
+      <w:lvlJc w:val="left"/>
+      <w:pPr>
+        <w:ind w:left="6480" w:hanging="360"/>
+      </w:pPr>
+      <w:rPr>
+        <w:rFonts w:ascii="Wingdings" w:hAnsi="Wingdings" w:hint="default"/>
+      </w:rPr>
+    </w:lvl>
+  </w:abstractNum>
+  <w:abstractNum w:abstractNumId="3" w15:restartNumberingAfterBreak="0">
+    <w:nsid w:val="2BAC1167"/>
+    <w:multiLevelType w:val="hybridMultilevel"/>
+    <w:tmpl w:val="3BF0EFE4"/>
+    <w:lvl w:ilvl="0" w:tplc="0419000F">
+      <w:start w:val="1"/>
+      <w:numFmt w:val="decimal"/>
+      <w:lvlText w:val="%1."/>
+      <w:lvlJc w:val="left"/>
+      <w:pPr>
+        <w:ind w:left="2136" w:hanging="360"/>
+      </w:pPr>
+      <w:rPr>
+        <w:rFonts w:hint="default"/>
+      </w:rPr>
+    </w:lvl>
+    <w:lvl w:ilvl="1" w:tplc="04190019" w:tentative="1">
+      <w:start w:val="1"/>
+      <w:numFmt w:val="lowerLetter"/>
+      <w:lvlText w:val="%2."/>
+      <w:lvlJc w:val="left"/>
+      <w:pPr>
+        <w:ind w:left="2856" w:hanging="360"/>
+      </w:pPr>
+    </w:lvl>
+    <w:lvl w:ilvl="2" w:tplc="0419001B" w:tentative="1">
+      <w:start w:val="1"/>
+      <w:numFmt w:val="lowerRoman"/>
+      <w:lvlText w:val="%3."/>
+      <w:lvlJc w:val="right"/>
+      <w:pPr>
+        <w:ind w:left="3576" w:hanging="180"/>
+      </w:pPr>
+    </w:lvl>
+    <w:lvl w:ilvl="3" w:tplc="0419000F" w:tentative="1">
+      <w:start w:val="1"/>
+      <w:numFmt w:val="decimal"/>
+      <w:lvlText w:val="%4."/>
+      <w:lvlJc w:val="left"/>
+      <w:pPr>
+        <w:ind w:left="4296" w:hanging="360"/>
+      </w:pPr>
+    </w:lvl>
+    <w:lvl w:ilvl="4" w:tplc="04190019" w:tentative="1">
+      <w:start w:val="1"/>
+      <w:numFmt w:val="lowerLetter"/>
+      <w:lvlText w:val="%5."/>
+      <w:lvlJc w:val="left"/>
+      <w:pPr>
+        <w:ind w:left="5016" w:hanging="360"/>
+      </w:pPr>
+    </w:lvl>
+    <w:lvl w:ilvl="5" w:tplc="0419001B" w:tentative="1">
+      <w:start w:val="1"/>
+      <w:numFmt w:val="lowerRoman"/>
+      <w:lvlText w:val="%6."/>
+      <w:lvlJc w:val="right"/>
+      <w:pPr>
+        <w:ind w:left="5736" w:hanging="180"/>
+      </w:pPr>
+    </w:lvl>
+    <w:lvl w:ilvl="6" w:tplc="0419000F" w:tentative="1">
+      <w:start w:val="1"/>
+      <w:numFmt w:val="decimal"/>
+      <w:lvlText w:val="%7."/>
+      <w:lvlJc w:val="left"/>
+      <w:pPr>
+        <w:ind w:left="6456" w:hanging="360"/>
+      </w:pPr>
+    </w:lvl>
+    <w:lvl w:ilvl="7" w:tplc="04190019" w:tentative="1">
+      <w:start w:val="1"/>
+      <w:numFmt w:val="lowerLetter"/>
+      <w:lvlText w:val="%8."/>
+      <w:lvlJc w:val="left"/>
+      <w:pPr>
+        <w:ind w:left="7176" w:hanging="360"/>
+      </w:pPr>
+    </w:lvl>
+    <w:lvl w:ilvl="8" w:tplc="0419001B" w:tentative="1">
+      <w:start w:val="1"/>
+      <w:numFmt w:val="lowerRoman"/>
+      <w:lvlText w:val="%9."/>
+      <w:lvlJc w:val="right"/>
+      <w:pPr>
+        <w:ind w:left="7896" w:hanging="180"/>
+      </w:pPr>
+    </w:lvl>
+  </w:abstractNum>
+  <w:abstractNum w:abstractNumId="4" w15:restartNumberingAfterBreak="0">
     <w:nsid w:val="44EE13FD"/>
     <w:multiLevelType w:val="hybridMultilevel"/>
     <w:tmpl w:val="F32A24B4"/>
@@ -3135,7 +6831,7 @@
       <w:lvlText w:val=""/>
       <w:lvlJc w:val="left"/>
       <w:pPr>
-        <w:ind w:left="720" w:hanging="360"/>
+        <w:ind w:left="4469" w:hanging="360"/>
       </w:pPr>
       <w:rPr>
         <w:rFonts w:ascii="Symbol" w:hAnsi="Symbol" w:hint="default"/>
@@ -3147,7 +6843,7 @@
       <w:lvlText w:val="o"/>
       <w:lvlJc w:val="left"/>
       <w:pPr>
-        <w:ind w:left="1440" w:hanging="360"/>
+        <w:ind w:left="5189" w:hanging="360"/>
       </w:pPr>
       <w:rPr>
         <w:rFonts w:ascii="Courier New" w:hAnsi="Courier New" w:cs="Courier New" w:hint="default"/>
@@ -3159,7 +6855,7 @@
       <w:lvlText w:val=""/>
       <w:lvlJc w:val="left"/>
       <w:pPr>
-        <w:ind w:left="2160" w:hanging="360"/>
+        <w:ind w:left="5909" w:hanging="360"/>
       </w:pPr>
       <w:rPr>
         <w:rFonts w:ascii="Wingdings" w:hAnsi="Wingdings" w:hint="default"/>
@@ -3171,7 +6867,7 @@
       <w:lvlText w:val=""/>
       <w:lvlJc w:val="left"/>
       <w:pPr>
-        <w:ind w:left="2880" w:hanging="360"/>
+        <w:ind w:left="6629" w:hanging="360"/>
       </w:pPr>
       <w:rPr>
         <w:rFonts w:ascii="Symbol" w:hAnsi="Symbol" w:hint="default"/>
@@ -3183,7 +6879,7 @@
       <w:lvlText w:val="o"/>
       <w:lvlJc w:val="left"/>
       <w:pPr>
-        <w:ind w:left="3600" w:hanging="360"/>
+        <w:ind w:left="7349" w:hanging="360"/>
       </w:pPr>
       <w:rPr>
         <w:rFonts w:ascii="Courier New" w:hAnsi="Courier New" w:cs="Courier New" w:hint="default"/>
@@ -3195,7 +6891,7 @@
       <w:lvlText w:val=""/>
       <w:lvlJc w:val="left"/>
       <w:pPr>
-        <w:ind w:left="4320" w:hanging="360"/>
+        <w:ind w:left="8069" w:hanging="360"/>
       </w:pPr>
       <w:rPr>
         <w:rFonts w:ascii="Wingdings" w:hAnsi="Wingdings" w:hint="default"/>
@@ -3207,7 +6903,7 @@
       <w:lvlText w:val=""/>
       <w:lvlJc w:val="left"/>
       <w:pPr>
-        <w:ind w:left="5040" w:hanging="360"/>
+        <w:ind w:left="8789" w:hanging="360"/>
       </w:pPr>
       <w:rPr>
         <w:rFonts w:ascii="Symbol" w:hAnsi="Symbol" w:hint="default"/>
@@ -3219,7 +6915,7 @@
       <w:lvlText w:val="o"/>
       <w:lvlJc w:val="left"/>
       <w:pPr>
-        <w:ind w:left="5760" w:hanging="360"/>
+        <w:ind w:left="9509" w:hanging="360"/>
       </w:pPr>
       <w:rPr>
         <w:rFonts w:ascii="Courier New" w:hAnsi="Courier New" w:cs="Courier New" w:hint="default"/>
@@ -3231,14 +6927,192 @@
       <w:lvlText w:val=""/>
       <w:lvlJc w:val="left"/>
       <w:pPr>
-        <w:ind w:left="6480" w:hanging="360"/>
+        <w:ind w:left="10229" w:hanging="360"/>
       </w:pPr>
       <w:rPr>
         <w:rFonts w:ascii="Wingdings" w:hAnsi="Wingdings" w:hint="default"/>
       </w:rPr>
     </w:lvl>
   </w:abstractNum>
-  <w:abstractNum w:abstractNumId="3" w15:restartNumberingAfterBreak="0">
+  <w:abstractNum w:abstractNumId="5" w15:restartNumberingAfterBreak="0">
+    <w:nsid w:val="54C96B40"/>
+    <w:multiLevelType w:val="hybridMultilevel"/>
+    <w:tmpl w:val="05D8768A"/>
+    <w:lvl w:ilvl="0" w:tplc="0419000F">
+      <w:start w:val="1"/>
+      <w:numFmt w:val="decimal"/>
+      <w:lvlText w:val="%1."/>
+      <w:lvlJc w:val="left"/>
+      <w:pPr>
+        <w:ind w:left="720" w:hanging="360"/>
+      </w:pPr>
+      <w:rPr>
+        <w:rFonts w:hint="default"/>
+      </w:rPr>
+    </w:lvl>
+    <w:lvl w:ilvl="1" w:tplc="04190019" w:tentative="1">
+      <w:start w:val="1"/>
+      <w:numFmt w:val="lowerLetter"/>
+      <w:lvlText w:val="%2."/>
+      <w:lvlJc w:val="left"/>
+      <w:pPr>
+        <w:ind w:left="1440" w:hanging="360"/>
+      </w:pPr>
+    </w:lvl>
+    <w:lvl w:ilvl="2" w:tplc="0419001B" w:tentative="1">
+      <w:start w:val="1"/>
+      <w:numFmt w:val="lowerRoman"/>
+      <w:lvlText w:val="%3."/>
+      <w:lvlJc w:val="right"/>
+      <w:pPr>
+        <w:ind w:left="2160" w:hanging="180"/>
+      </w:pPr>
+    </w:lvl>
+    <w:lvl w:ilvl="3" w:tplc="0419000F" w:tentative="1">
+      <w:start w:val="1"/>
+      <w:numFmt w:val="decimal"/>
+      <w:lvlText w:val="%4."/>
+      <w:lvlJc w:val="left"/>
+      <w:pPr>
+        <w:ind w:left="2880" w:hanging="360"/>
+      </w:pPr>
+    </w:lvl>
+    <w:lvl w:ilvl="4" w:tplc="04190019" w:tentative="1">
+      <w:start w:val="1"/>
+      <w:numFmt w:val="lowerLetter"/>
+      <w:lvlText w:val="%5."/>
+      <w:lvlJc w:val="left"/>
+      <w:pPr>
+        <w:ind w:left="3600" w:hanging="360"/>
+      </w:pPr>
+    </w:lvl>
+    <w:lvl w:ilvl="5" w:tplc="0419001B" w:tentative="1">
+      <w:start w:val="1"/>
+      <w:numFmt w:val="lowerRoman"/>
+      <w:lvlText w:val="%6."/>
+      <w:lvlJc w:val="right"/>
+      <w:pPr>
+        <w:ind w:left="4320" w:hanging="180"/>
+      </w:pPr>
+    </w:lvl>
+    <w:lvl w:ilvl="6" w:tplc="0419000F" w:tentative="1">
+      <w:start w:val="1"/>
+      <w:numFmt w:val="decimal"/>
+      <w:lvlText w:val="%7."/>
+      <w:lvlJc w:val="left"/>
+      <w:pPr>
+        <w:ind w:left="5040" w:hanging="360"/>
+      </w:pPr>
+    </w:lvl>
+    <w:lvl w:ilvl="7" w:tplc="04190019" w:tentative="1">
+      <w:start w:val="1"/>
+      <w:numFmt w:val="lowerLetter"/>
+      <w:lvlText w:val="%8."/>
+      <w:lvlJc w:val="left"/>
+      <w:pPr>
+        <w:ind w:left="5760" w:hanging="360"/>
+      </w:pPr>
+    </w:lvl>
+    <w:lvl w:ilvl="8" w:tplc="0419001B" w:tentative="1">
+      <w:start w:val="1"/>
+      <w:numFmt w:val="lowerRoman"/>
+      <w:lvlText w:val="%9."/>
+      <w:lvlJc w:val="right"/>
+      <w:pPr>
+        <w:ind w:left="6480" w:hanging="180"/>
+      </w:pPr>
+    </w:lvl>
+  </w:abstractNum>
+  <w:abstractNum w:abstractNumId="6" w15:restartNumberingAfterBreak="0">
+    <w:nsid w:val="59EA27FE"/>
+    <w:multiLevelType w:val="hybridMultilevel"/>
+    <w:tmpl w:val="112AB822"/>
+    <w:lvl w:ilvl="0" w:tplc="0419000F">
+      <w:start w:val="1"/>
+      <w:numFmt w:val="decimal"/>
+      <w:lvlText w:val="%1."/>
+      <w:lvlJc w:val="left"/>
+      <w:pPr>
+        <w:ind w:left="720" w:hanging="360"/>
+      </w:pPr>
+      <w:rPr>
+        <w:rFonts w:hint="default"/>
+      </w:rPr>
+    </w:lvl>
+    <w:lvl w:ilvl="1" w:tplc="04190019" w:tentative="1">
+      <w:start w:val="1"/>
+      <w:numFmt w:val="lowerLetter"/>
+      <w:lvlText w:val="%2."/>
+      <w:lvlJc w:val="left"/>
+      <w:pPr>
+        <w:ind w:left="1440" w:hanging="360"/>
+      </w:pPr>
+    </w:lvl>
+    <w:lvl w:ilvl="2" w:tplc="0419001B" w:tentative="1">
+      <w:start w:val="1"/>
+      <w:numFmt w:val="lowerRoman"/>
+      <w:lvlText w:val="%3."/>
+      <w:lvlJc w:val="right"/>
+      <w:pPr>
+        <w:ind w:left="2160" w:hanging="180"/>
+      </w:pPr>
+    </w:lvl>
+    <w:lvl w:ilvl="3" w:tplc="0419000F" w:tentative="1">
+      <w:start w:val="1"/>
+      <w:numFmt w:val="decimal"/>
+      <w:lvlText w:val="%4."/>
+      <w:lvlJc w:val="left"/>
+      <w:pPr>
+        <w:ind w:left="2880" w:hanging="360"/>
+      </w:pPr>
+    </w:lvl>
+    <w:lvl w:ilvl="4" w:tplc="04190019" w:tentative="1">
+      <w:start w:val="1"/>
+      <w:numFmt w:val="lowerLetter"/>
+      <w:lvlText w:val="%5."/>
+      <w:lvlJc w:val="left"/>
+      <w:pPr>
+        <w:ind w:left="3600" w:hanging="360"/>
+      </w:pPr>
+    </w:lvl>
+    <w:lvl w:ilvl="5" w:tplc="0419001B" w:tentative="1">
+      <w:start w:val="1"/>
+      <w:numFmt w:val="lowerRoman"/>
+      <w:lvlText w:val="%6."/>
+      <w:lvlJc w:val="right"/>
+      <w:pPr>
+        <w:ind w:left="4320" w:hanging="180"/>
+      </w:pPr>
+    </w:lvl>
+    <w:lvl w:ilvl="6" w:tplc="0419000F" w:tentative="1">
+      <w:start w:val="1"/>
+      <w:numFmt w:val="decimal"/>
+      <w:lvlText w:val="%7."/>
+      <w:lvlJc w:val="left"/>
+      <w:pPr>
+        <w:ind w:left="5040" w:hanging="360"/>
+      </w:pPr>
+    </w:lvl>
+    <w:lvl w:ilvl="7" w:tplc="04190019" w:tentative="1">
+      <w:start w:val="1"/>
+      <w:numFmt w:val="lowerLetter"/>
+      <w:lvlText w:val="%8."/>
+      <w:lvlJc w:val="left"/>
+      <w:pPr>
+        <w:ind w:left="5760" w:hanging="360"/>
+      </w:pPr>
+    </w:lvl>
+    <w:lvl w:ilvl="8" w:tplc="0419001B" w:tentative="1">
+      <w:start w:val="1"/>
+      <w:numFmt w:val="lowerRoman"/>
+      <w:lvlText w:val="%9."/>
+      <w:lvlJc w:val="right"/>
+      <w:pPr>
+        <w:ind w:left="6480" w:hanging="180"/>
+      </w:pPr>
+    </w:lvl>
+  </w:abstractNum>
+  <w:abstractNum w:abstractNumId="7" w15:restartNumberingAfterBreak="0">
     <w:nsid w:val="61F96B76"/>
     <w:multiLevelType w:val="hybridMultilevel"/>
     <w:tmpl w:val="A1AE09FA"/>
@@ -3351,7 +7225,7 @@
       </w:rPr>
     </w:lvl>
   </w:abstractNum>
-  <w:abstractNum w:abstractNumId="4" w15:restartNumberingAfterBreak="0">
+  <w:abstractNum w:abstractNumId="8" w15:restartNumberingAfterBreak="0">
     <w:nsid w:val="773F7078"/>
     <w:multiLevelType w:val="hybridMultilevel"/>
     <w:tmpl w:val="202A55BA"/>
@@ -3361,19 +7235,19 @@
       <w:lvlText w:val="%1."/>
       <w:lvlJc w:val="left"/>
       <w:pPr>
-        <w:ind w:left="1080" w:hanging="360"/>
+        <w:ind w:left="3204" w:hanging="360"/>
       </w:pPr>
       <w:rPr>
         <w:rFonts w:asciiTheme="minorHAnsi" w:eastAsiaTheme="minorHAnsi" w:hAnsiTheme="minorHAnsi" w:cstheme="minorBidi"/>
       </w:rPr>
     </w:lvl>
-    <w:lvl w:ilvl="1" w:tplc="04190019" w:tentative="1">
+    <w:lvl w:ilvl="1" w:tplc="04190019">
       <w:start w:val="1"/>
       <w:numFmt w:val="lowerLetter"/>
       <w:lvlText w:val="%2."/>
       <w:lvlJc w:val="left"/>
       <w:pPr>
-        <w:ind w:left="1800" w:hanging="360"/>
+        <w:ind w:left="3924" w:hanging="360"/>
       </w:pPr>
     </w:lvl>
     <w:lvl w:ilvl="2" w:tplc="0419001B" w:tentative="1">
@@ -3382,7 +7256,7 @@
       <w:lvlText w:val="%3."/>
       <w:lvlJc w:val="right"/>
       <w:pPr>
-        <w:ind w:left="2520" w:hanging="180"/>
+        <w:ind w:left="4644" w:hanging="180"/>
       </w:pPr>
     </w:lvl>
     <w:lvl w:ilvl="3" w:tplc="0419000F" w:tentative="1">
@@ -3391,7 +7265,7 @@
       <w:lvlText w:val="%4."/>
       <w:lvlJc w:val="left"/>
       <w:pPr>
-        <w:ind w:left="3240" w:hanging="360"/>
+        <w:ind w:left="5364" w:hanging="360"/>
       </w:pPr>
     </w:lvl>
     <w:lvl w:ilvl="4" w:tplc="04190019" w:tentative="1">
@@ -3400,7 +7274,7 @@
       <w:lvlText w:val="%5."/>
       <w:lvlJc w:val="left"/>
       <w:pPr>
-        <w:ind w:left="3960" w:hanging="360"/>
+        <w:ind w:left="6084" w:hanging="360"/>
       </w:pPr>
     </w:lvl>
     <w:lvl w:ilvl="5" w:tplc="0419001B" w:tentative="1">
@@ -3409,7 +7283,7 @@
       <w:lvlText w:val="%6."/>
       <w:lvlJc w:val="right"/>
       <w:pPr>
-        <w:ind w:left="4680" w:hanging="180"/>
+        <w:ind w:left="6804" w:hanging="180"/>
       </w:pPr>
     </w:lvl>
     <w:lvl w:ilvl="6" w:tplc="0419000F" w:tentative="1">
@@ -3418,7 +7292,7 @@
       <w:lvlText w:val="%7."/>
       <w:lvlJc w:val="left"/>
       <w:pPr>
-        <w:ind w:left="5400" w:hanging="360"/>
+        <w:ind w:left="7524" w:hanging="360"/>
       </w:pPr>
     </w:lvl>
     <w:lvl w:ilvl="7" w:tplc="04190019" w:tentative="1">
@@ -3427,7 +7301,7 @@
       <w:lvlText w:val="%8."/>
       <w:lvlJc w:val="left"/>
       <w:pPr>
-        <w:ind w:left="6120" w:hanging="360"/>
+        <w:ind w:left="8244" w:hanging="360"/>
       </w:pPr>
     </w:lvl>
     <w:lvl w:ilvl="8" w:tplc="0419001B" w:tentative="1">
@@ -3436,11 +7310,11 @@
       <w:lvlText w:val="%9."/>
       <w:lvlJc w:val="right"/>
       <w:pPr>
-        <w:ind w:left="6840" w:hanging="180"/>
+        <w:ind w:left="8964" w:hanging="180"/>
       </w:pPr>
     </w:lvl>
   </w:abstractNum>
-  <w:abstractNum w:abstractNumId="5" w15:restartNumberingAfterBreak="0">
+  <w:abstractNum w:abstractNumId="9" w15:restartNumberingAfterBreak="0">
     <w:nsid w:val="784A73B4"/>
     <w:multiLevelType w:val="hybridMultilevel"/>
     <w:tmpl w:val="9EA6EB12"/>
@@ -3533,19 +7407,31 @@
     <w:abstractNumId w:val="0"/>
   </w:num>
   <w:num w:numId="2">
-    <w:abstractNumId w:val="4"/>
+    <w:abstractNumId w:val="8"/>
   </w:num>
   <w:num w:numId="3">
-    <w:abstractNumId w:val="5"/>
+    <w:abstractNumId w:val="9"/>
   </w:num>
   <w:num w:numId="4">
-    <w:abstractNumId w:val="3"/>
+    <w:abstractNumId w:val="7"/>
   </w:num>
   <w:num w:numId="5">
-    <w:abstractNumId w:val="2"/>
+    <w:abstractNumId w:val="4"/>
   </w:num>
   <w:num w:numId="6">
     <w:abstractNumId w:val="1"/>
+  </w:num>
+  <w:num w:numId="7">
+    <w:abstractNumId w:val="3"/>
+  </w:num>
+  <w:num w:numId="8">
+    <w:abstractNumId w:val="5"/>
+  </w:num>
+  <w:num w:numId="9">
+    <w:abstractNumId w:val="6"/>
+  </w:num>
+  <w:num w:numId="10">
+    <w:abstractNumId w:val="2"/>
   </w:num>
 </w:numbering>
 </file>
@@ -4135,6 +8021,56 @@
       <w:contextualSpacing/>
     </w:pPr>
   </w:style>
+  <w:style w:type="paragraph" w:styleId="a7">
+    <w:name w:val="header"/>
+    <w:basedOn w:val="a"/>
+    <w:link w:val="a8"/>
+    <w:uiPriority w:val="99"/>
+    <w:unhideWhenUsed/>
+    <w:rsid w:val="004B07AE"/>
+    <w:pPr>
+      <w:tabs>
+        <w:tab w:val="center" w:pos="4677"/>
+        <w:tab w:val="right" w:pos="9355"/>
+      </w:tabs>
+      <w:spacing w:after="0" w:line="240" w:lineRule="auto"/>
+    </w:pPr>
+  </w:style>
+  <w:style w:type="character" w:customStyle="1" w:styleId="a8">
+    <w:name w:val="Верхний колонтитул Знак"/>
+    <w:basedOn w:val="a0"/>
+    <w:link w:val="a7"/>
+    <w:uiPriority w:val="99"/>
+    <w:rsid w:val="004B07AE"/>
+    <w:rPr>
+      <w:sz w:val="28"/>
+    </w:rPr>
+  </w:style>
+  <w:style w:type="paragraph" w:styleId="a9">
+    <w:name w:val="footer"/>
+    <w:basedOn w:val="a"/>
+    <w:link w:val="aa"/>
+    <w:uiPriority w:val="99"/>
+    <w:unhideWhenUsed/>
+    <w:rsid w:val="004B07AE"/>
+    <w:pPr>
+      <w:tabs>
+        <w:tab w:val="center" w:pos="4677"/>
+        <w:tab w:val="right" w:pos="9355"/>
+      </w:tabs>
+      <w:spacing w:after="0" w:line="240" w:lineRule="auto"/>
+    </w:pPr>
+  </w:style>
+  <w:style w:type="character" w:customStyle="1" w:styleId="aa">
+    <w:name w:val="Нижний колонтитул Знак"/>
+    <w:basedOn w:val="a0"/>
+    <w:link w:val="a9"/>
+    <w:uiPriority w:val="99"/>
+    <w:rsid w:val="004B07AE"/>
+    <w:rPr>
+      <w:sz w:val="28"/>
+    </w:rPr>
+  </w:style>
 </w:styles>
 </file>
 

--- a/media/Отчет к курсовой.docx
+++ b/media/Отчет к курсовой.docx
@@ -1377,7 +1377,7 @@
           <w:szCs w:val="32"/>
         </w:rPr>
       </w:pPr>
-      <w:bookmarkStart w:id="1" w:name="_Toc185181349"/>
+      <w:bookmarkStart w:id="1" w:name="_Toc186266987"/>
       <w:r>
         <w:rPr>
           <w:sz w:val="32"/>
@@ -1728,7 +1728,7 @@
         <w:ind w:firstLine="0"/>
       </w:pPr>
     </w:p>
-    <w:bookmarkStart w:id="2" w:name="_Toc185181350" w:displacedByCustomXml="next"/>
+    <w:bookmarkStart w:id="2" w:name="_Toc186266988" w:displacedByCustomXml="next"/>
     <w:sdt>
       <w:sdtPr>
         <w:rPr>
@@ -1784,7 +1784,7 @@
           <w:r>
             <w:fldChar w:fldCharType="separate"/>
           </w:r>
-          <w:hyperlink w:anchor="_Toc185181349" w:history="1">
+          <w:hyperlink w:anchor="_Toc186266987" w:history="1">
             <w:r>
               <w:rPr>
                 <w:rStyle w:val="a5"/>
@@ -1811,7 +1811,7 @@
                 <w:noProof/>
                 <w:webHidden/>
               </w:rPr>
-              <w:instrText xml:space="preserve"> PAGEREF _Toc185181349 \h </w:instrText>
+              <w:instrText xml:space="preserve"> PAGEREF _Toc186266987 \h </w:instrText>
             </w:r>
             <w:r>
               <w:rPr>
@@ -1855,7 +1855,7 @@
               <w:lang w:eastAsia="ru-RU"/>
             </w:rPr>
           </w:pPr>
-          <w:hyperlink w:anchor="_Toc185181350" w:history="1">
+          <w:hyperlink w:anchor="_Toc186266988" w:history="1">
             <w:r>
               <w:rPr>
                 <w:rStyle w:val="a5"/>
@@ -1882,7 +1882,7 @@
                 <w:noProof/>
                 <w:webHidden/>
               </w:rPr>
-              <w:instrText xml:space="preserve"> PAGEREF _Toc185181350 \h </w:instrText>
+              <w:instrText xml:space="preserve"> PAGEREF _Toc186266988 \h </w:instrText>
             </w:r>
             <w:r>
               <w:rPr>
@@ -1926,7 +1926,7 @@
               <w:lang w:eastAsia="ru-RU"/>
             </w:rPr>
           </w:pPr>
-          <w:hyperlink w:anchor="_Toc185181351" w:history="1">
+          <w:hyperlink w:anchor="_Toc186266989" w:history="1">
             <w:r>
               <w:rPr>
                 <w:rStyle w:val="a5"/>
@@ -1954,7 +1954,7 @@
                 <w:noProof/>
                 <w:webHidden/>
               </w:rPr>
-              <w:instrText xml:space="preserve"> PAGEREF _Toc185181351 \h </w:instrText>
+              <w:instrText xml:space="preserve"> PAGEREF _Toc186266989 \h </w:instrText>
             </w:r>
             <w:r>
               <w:rPr>
@@ -1998,7 +1998,7 @@
               <w:lang w:eastAsia="ru-RU"/>
             </w:rPr>
           </w:pPr>
-          <w:hyperlink w:anchor="_Toc185181352" w:history="1">
+          <w:hyperlink w:anchor="_Toc186266990" w:history="1">
             <w:r>
               <w:rPr>
                 <w:rStyle w:val="a5"/>
@@ -2026,7 +2026,7 @@
                 <w:noProof/>
                 <w:webHidden/>
               </w:rPr>
-              <w:instrText xml:space="preserve"> PAGEREF _Toc185181352 \h </w:instrText>
+              <w:instrText xml:space="preserve"> PAGEREF _Toc186266990 \h </w:instrText>
             </w:r>
             <w:r>
               <w:rPr>
@@ -2070,7 +2070,7 @@
               <w:lang w:eastAsia="ru-RU"/>
             </w:rPr>
           </w:pPr>
-          <w:hyperlink w:anchor="_Toc185181353" w:history="1">
+          <w:hyperlink w:anchor="_Toc186266991" w:history="1">
             <w:r>
               <w:rPr>
                 <w:rStyle w:val="a5"/>
@@ -2098,7 +2098,7 @@
                 <w:noProof/>
                 <w:webHidden/>
               </w:rPr>
-              <w:instrText xml:space="preserve"> PAGEREF _Toc185181353 \h </w:instrText>
+              <w:instrText xml:space="preserve"> PAGEREF _Toc186266991 \h </w:instrText>
             </w:r>
             <w:r>
               <w:rPr>
@@ -2118,7 +2118,7 @@
                 <w:noProof/>
                 <w:webHidden/>
               </w:rPr>
-              <w:t>6</w:t>
+              <w:t>5</w:t>
             </w:r>
             <w:r>
               <w:rPr>
@@ -2142,7 +2142,7 @@
               <w:lang w:eastAsia="ru-RU"/>
             </w:rPr>
           </w:pPr>
-          <w:hyperlink w:anchor="_Toc185181354" w:history="1">
+          <w:hyperlink w:anchor="_Toc186266992" w:history="1">
             <w:r>
               <w:rPr>
                 <w:rStyle w:val="a5"/>
@@ -2179,7 +2179,7 @@
                 <w:noProof/>
                 <w:webHidden/>
               </w:rPr>
-              <w:instrText xml:space="preserve"> PAGEREF _Toc185181354 \h </w:instrText>
+              <w:instrText xml:space="preserve"> PAGEREF _Toc186266992 \h </w:instrText>
             </w:r>
             <w:r>
               <w:rPr>
@@ -2223,7 +2223,7 @@
               <w:lang w:eastAsia="ru-RU"/>
             </w:rPr>
           </w:pPr>
-          <w:hyperlink w:anchor="_Toc185181355" w:history="1">
+          <w:hyperlink w:anchor="_Toc186266993" w:history="1">
             <w:r>
               <w:rPr>
                 <w:rStyle w:val="a5"/>
@@ -2251,7 +2251,7 @@
                 <w:noProof/>
                 <w:webHidden/>
               </w:rPr>
-              <w:instrText xml:space="preserve"> PAGEREF _Toc185181355 \h </w:instrText>
+              <w:instrText xml:space="preserve"> PAGEREF _Toc186266993 \h </w:instrText>
             </w:r>
             <w:r>
               <w:rPr>
@@ -2295,7 +2295,7 @@
               <w:lang w:eastAsia="ru-RU"/>
             </w:rPr>
           </w:pPr>
-          <w:hyperlink w:anchor="_Toc185181356" w:history="1">
+          <w:hyperlink w:anchor="_Toc186266994" w:history="1">
             <w:r>
               <w:rPr>
                 <w:rStyle w:val="a5"/>
@@ -2323,7 +2323,7 @@
                 <w:noProof/>
                 <w:webHidden/>
               </w:rPr>
-              <w:instrText xml:space="preserve"> PAGEREF _Toc185181356 \h </w:instrText>
+              <w:instrText xml:space="preserve"> PAGEREF _Toc186266994 \h </w:instrText>
             </w:r>
             <w:r>
               <w:rPr>
@@ -2343,7 +2343,7 @@
                 <w:noProof/>
                 <w:webHidden/>
               </w:rPr>
-              <w:t>9</w:t>
+              <w:t>10</w:t>
             </w:r>
             <w:r>
               <w:rPr>
@@ -2367,7 +2367,7 @@
               <w:lang w:eastAsia="ru-RU"/>
             </w:rPr>
           </w:pPr>
-          <w:hyperlink w:anchor="_Toc185181357" w:history="1">
+          <w:hyperlink w:anchor="_Toc186266995" w:history="1">
             <w:r>
               <w:rPr>
                 <w:rStyle w:val="a5"/>
@@ -2395,7 +2395,7 @@
                 <w:noProof/>
                 <w:webHidden/>
               </w:rPr>
-              <w:instrText xml:space="preserve"> PAGEREF _Toc185181357 \h </w:instrText>
+              <w:instrText xml:space="preserve"> PAGEREF _Toc186266995 \h </w:instrText>
             </w:r>
             <w:r>
               <w:rPr>
@@ -2415,7 +2415,7 @@
                 <w:noProof/>
                 <w:webHidden/>
               </w:rPr>
-              <w:t>11</w:t>
+              <w:t>12</w:t>
             </w:r>
             <w:r>
               <w:rPr>
@@ -2439,11 +2439,10 @@
               <w:lang w:eastAsia="ru-RU"/>
             </w:rPr>
           </w:pPr>
-          <w:hyperlink w:anchor="_Toc185181358" w:history="1">
+          <w:hyperlink w:anchor="_Toc186266996" w:history="1">
             <w:r>
               <w:rPr>
                 <w:rStyle w:val="a5"/>
-                <w:bCs/>
                 <w:noProof/>
               </w:rPr>
               <w:t>Вариант использования “Работа с отчетами”</w:t>
@@ -2467,7 +2466,7 @@
                 <w:noProof/>
                 <w:webHidden/>
               </w:rPr>
-              <w:instrText xml:space="preserve"> PAGEREF _Toc185181358 \h </w:instrText>
+              <w:instrText xml:space="preserve"> PAGEREF _Toc186266996 \h </w:instrText>
             </w:r>
             <w:r>
               <w:rPr>
@@ -2487,7 +2486,362 @@
                 <w:noProof/>
                 <w:webHidden/>
               </w:rPr>
-              <w:t>14</w:t>
+              <w:t>16</w:t>
+            </w:r>
+            <w:r>
+              <w:rPr>
+                <w:noProof/>
+                <w:webHidden/>
+              </w:rPr>
+              <w:fldChar w:fldCharType="end"/>
+            </w:r>
+          </w:hyperlink>
+        </w:p>
+        <w:p>
+          <w:pPr>
+            <w:pStyle w:val="11"/>
+            <w:tabs>
+              <w:tab w:val="right" w:leader="dot" w:pos="9345"/>
+            </w:tabs>
+            <w:rPr>
+              <w:rFonts w:eastAsiaTheme="minorEastAsia"/>
+              <w:noProof/>
+              <w:sz w:val="22"/>
+              <w:lang w:eastAsia="ru-RU"/>
+            </w:rPr>
+          </w:pPr>
+          <w:hyperlink w:anchor="_Toc186266997" w:history="1">
+            <w:r>
+              <w:rPr>
+                <w:rStyle w:val="a5"/>
+                <w:noProof/>
+              </w:rPr>
+              <w:t>Вариант использования «Управление сотрудниками»</w:t>
+            </w:r>
+            <w:r>
+              <w:rPr>
+                <w:noProof/>
+                <w:webHidden/>
+              </w:rPr>
+              <w:tab/>
+            </w:r>
+            <w:r>
+              <w:rPr>
+                <w:noProof/>
+                <w:webHidden/>
+              </w:rPr>
+              <w:fldChar w:fldCharType="begin"/>
+            </w:r>
+            <w:r>
+              <w:rPr>
+                <w:noProof/>
+                <w:webHidden/>
+              </w:rPr>
+              <w:instrText xml:space="preserve"> PAGEREF _Toc186266997 \h </w:instrText>
+            </w:r>
+            <w:r>
+              <w:rPr>
+                <w:noProof/>
+                <w:webHidden/>
+              </w:rPr>
+            </w:r>
+            <w:r>
+              <w:rPr>
+                <w:noProof/>
+                <w:webHidden/>
+              </w:rPr>
+              <w:fldChar w:fldCharType="separate"/>
+            </w:r>
+            <w:r>
+              <w:rPr>
+                <w:noProof/>
+                <w:webHidden/>
+              </w:rPr>
+              <w:t>20</w:t>
+            </w:r>
+            <w:r>
+              <w:rPr>
+                <w:noProof/>
+                <w:webHidden/>
+              </w:rPr>
+              <w:fldChar w:fldCharType="end"/>
+            </w:r>
+          </w:hyperlink>
+        </w:p>
+        <w:p>
+          <w:pPr>
+            <w:pStyle w:val="11"/>
+            <w:tabs>
+              <w:tab w:val="right" w:leader="dot" w:pos="9345"/>
+            </w:tabs>
+            <w:rPr>
+              <w:rFonts w:eastAsiaTheme="minorEastAsia"/>
+              <w:noProof/>
+              <w:sz w:val="22"/>
+              <w:lang w:eastAsia="ru-RU"/>
+            </w:rPr>
+          </w:pPr>
+          <w:hyperlink w:anchor="_Toc186266998" w:history="1">
+            <w:r>
+              <w:rPr>
+                <w:rStyle w:val="a5"/>
+                <w:noProof/>
+              </w:rPr>
+              <w:t>Инфологическая модель</w:t>
+            </w:r>
+            <w:r>
+              <w:rPr>
+                <w:noProof/>
+                <w:webHidden/>
+              </w:rPr>
+              <w:tab/>
+            </w:r>
+            <w:r>
+              <w:rPr>
+                <w:noProof/>
+                <w:webHidden/>
+              </w:rPr>
+              <w:fldChar w:fldCharType="begin"/>
+            </w:r>
+            <w:r>
+              <w:rPr>
+                <w:noProof/>
+                <w:webHidden/>
+              </w:rPr>
+              <w:instrText xml:space="preserve"> PAGEREF _Toc186266998 \h </w:instrText>
+            </w:r>
+            <w:r>
+              <w:rPr>
+                <w:noProof/>
+                <w:webHidden/>
+              </w:rPr>
+            </w:r>
+            <w:r>
+              <w:rPr>
+                <w:noProof/>
+                <w:webHidden/>
+              </w:rPr>
+              <w:fldChar w:fldCharType="separate"/>
+            </w:r>
+            <w:r>
+              <w:rPr>
+                <w:noProof/>
+                <w:webHidden/>
+              </w:rPr>
+              <w:t>29</w:t>
+            </w:r>
+            <w:r>
+              <w:rPr>
+                <w:noProof/>
+                <w:webHidden/>
+              </w:rPr>
+              <w:fldChar w:fldCharType="end"/>
+            </w:r>
+          </w:hyperlink>
+        </w:p>
+        <w:p>
+          <w:pPr>
+            <w:pStyle w:val="11"/>
+            <w:tabs>
+              <w:tab w:val="right" w:leader="dot" w:pos="9345"/>
+            </w:tabs>
+            <w:rPr>
+              <w:rFonts w:eastAsiaTheme="minorEastAsia"/>
+              <w:noProof/>
+              <w:sz w:val="22"/>
+              <w:lang w:eastAsia="ru-RU"/>
+            </w:rPr>
+          </w:pPr>
+          <w:hyperlink w:anchor="_Toc186266999" w:history="1">
+            <w:r>
+              <w:rPr>
+                <w:rStyle w:val="a5"/>
+                <w:noProof/>
+              </w:rPr>
+              <w:t>Логическая модель</w:t>
+            </w:r>
+            <w:r>
+              <w:rPr>
+                <w:noProof/>
+                <w:webHidden/>
+              </w:rPr>
+              <w:tab/>
+            </w:r>
+            <w:r>
+              <w:rPr>
+                <w:noProof/>
+                <w:webHidden/>
+              </w:rPr>
+              <w:fldChar w:fldCharType="begin"/>
+            </w:r>
+            <w:r>
+              <w:rPr>
+                <w:noProof/>
+                <w:webHidden/>
+              </w:rPr>
+              <w:instrText xml:space="preserve"> PAGEREF _Toc186266999 \h </w:instrText>
+            </w:r>
+            <w:r>
+              <w:rPr>
+                <w:noProof/>
+                <w:webHidden/>
+              </w:rPr>
+            </w:r>
+            <w:r>
+              <w:rPr>
+                <w:noProof/>
+                <w:webHidden/>
+              </w:rPr>
+              <w:fldChar w:fldCharType="separate"/>
+            </w:r>
+            <w:r>
+              <w:rPr>
+                <w:noProof/>
+                <w:webHidden/>
+              </w:rPr>
+              <w:t>29</w:t>
+            </w:r>
+            <w:r>
+              <w:rPr>
+                <w:noProof/>
+                <w:webHidden/>
+              </w:rPr>
+              <w:fldChar w:fldCharType="end"/>
+            </w:r>
+          </w:hyperlink>
+        </w:p>
+        <w:p>
+          <w:pPr>
+            <w:pStyle w:val="11"/>
+            <w:tabs>
+              <w:tab w:val="right" w:leader="dot" w:pos="9345"/>
+            </w:tabs>
+            <w:rPr>
+              <w:rFonts w:eastAsiaTheme="minorEastAsia"/>
+              <w:noProof/>
+              <w:sz w:val="22"/>
+              <w:lang w:eastAsia="ru-RU"/>
+            </w:rPr>
+          </w:pPr>
+          <w:hyperlink w:anchor="_Toc186267000" w:history="1">
+            <w:r>
+              <w:rPr>
+                <w:rStyle w:val="a5"/>
+                <w:noProof/>
+              </w:rPr>
+              <w:t>Заключение</w:t>
+            </w:r>
+            <w:r>
+              <w:rPr>
+                <w:noProof/>
+                <w:webHidden/>
+              </w:rPr>
+              <w:tab/>
+            </w:r>
+            <w:r>
+              <w:rPr>
+                <w:noProof/>
+                <w:webHidden/>
+              </w:rPr>
+              <w:fldChar w:fldCharType="begin"/>
+            </w:r>
+            <w:r>
+              <w:rPr>
+                <w:noProof/>
+                <w:webHidden/>
+              </w:rPr>
+              <w:instrText xml:space="preserve"> PAGEREF _Toc186267000 \h </w:instrText>
+            </w:r>
+            <w:r>
+              <w:rPr>
+                <w:noProof/>
+                <w:webHidden/>
+              </w:rPr>
+            </w:r>
+            <w:r>
+              <w:rPr>
+                <w:noProof/>
+                <w:webHidden/>
+              </w:rPr>
+              <w:fldChar w:fldCharType="separate"/>
+            </w:r>
+            <w:r>
+              <w:rPr>
+                <w:noProof/>
+                <w:webHidden/>
+              </w:rPr>
+              <w:t>30</w:t>
+            </w:r>
+            <w:r>
+              <w:rPr>
+                <w:noProof/>
+                <w:webHidden/>
+              </w:rPr>
+              <w:fldChar w:fldCharType="end"/>
+            </w:r>
+          </w:hyperlink>
+        </w:p>
+        <w:p>
+          <w:pPr>
+            <w:pStyle w:val="11"/>
+            <w:tabs>
+              <w:tab w:val="right" w:leader="dot" w:pos="9345"/>
+            </w:tabs>
+            <w:rPr>
+              <w:rFonts w:eastAsiaTheme="minorEastAsia"/>
+              <w:noProof/>
+              <w:sz w:val="22"/>
+              <w:lang w:eastAsia="ru-RU"/>
+            </w:rPr>
+          </w:pPr>
+          <w:hyperlink w:anchor="_Toc186267001" w:history="1">
+            <w:r>
+              <w:rPr>
+                <w:rStyle w:val="a5"/>
+                <w:noProof/>
+              </w:rPr>
+              <w:t>Список использованной литературы</w:t>
+            </w:r>
+            <w:r>
+              <w:rPr>
+                <w:noProof/>
+                <w:webHidden/>
+              </w:rPr>
+              <w:tab/>
+            </w:r>
+            <w:r>
+              <w:rPr>
+                <w:noProof/>
+                <w:webHidden/>
+              </w:rPr>
+              <w:fldChar w:fldCharType="begin"/>
+            </w:r>
+            <w:r>
+              <w:rPr>
+                <w:noProof/>
+                <w:webHidden/>
+              </w:rPr>
+              <w:instrText xml:space="preserve"> PAGEREF _Toc186267001 \h </w:instrText>
+            </w:r>
+            <w:r>
+              <w:rPr>
+                <w:noProof/>
+                <w:webHidden/>
+              </w:rPr>
+            </w:r>
+            <w:r>
+              <w:rPr>
+                <w:noProof/>
+                <w:webHidden/>
+              </w:rPr>
+              <w:fldChar w:fldCharType="separate"/>
+            </w:r>
+            <w:r>
+              <w:rPr>
+                <w:noProof/>
+                <w:webHidden/>
+              </w:rPr>
+              <w:t>31</w:t>
             </w:r>
             <w:r>
               <w:rPr>
@@ -2563,66 +2917,13 @@
     <w:p>
       <w:pPr>
         <w:spacing w:line="276" w:lineRule="auto"/>
-      </w:pPr>
-    </w:p>
-    <w:p>
-      <w:pPr>
-        <w:spacing w:line="276" w:lineRule="auto"/>
-      </w:pPr>
-    </w:p>
-    <w:p>
-      <w:pPr>
-        <w:spacing w:line="276" w:lineRule="auto"/>
-      </w:pPr>
-    </w:p>
-    <w:p>
-      <w:pPr>
-        <w:spacing w:line="276" w:lineRule="auto"/>
-      </w:pPr>
-    </w:p>
-    <w:p>
-      <w:pPr>
-        <w:spacing w:line="276" w:lineRule="auto"/>
-      </w:pPr>
-    </w:p>
-    <w:p>
-      <w:pPr>
-        <w:spacing w:line="276" w:lineRule="auto"/>
-      </w:pPr>
-    </w:p>
-    <w:p>
-      <w:pPr>
-        <w:spacing w:line="276" w:lineRule="auto"/>
-      </w:pPr>
-    </w:p>
-    <w:p>
-      <w:pPr>
-        <w:spacing w:line="276" w:lineRule="auto"/>
-      </w:pPr>
-    </w:p>
-    <w:p>
-      <w:pPr>
-        <w:spacing w:line="276" w:lineRule="auto"/>
-      </w:pPr>
-    </w:p>
-    <w:p>
-      <w:pPr>
-        <w:spacing w:line="276" w:lineRule="auto"/>
-      </w:pPr>
-    </w:p>
-    <w:p>
-      <w:pPr>
-        <w:spacing w:line="276" w:lineRule="auto"/>
-      </w:pPr>
-    </w:p>
-    <w:p>
-      <w:pPr>
-        <w:spacing w:line="276" w:lineRule="auto"/>
-      </w:pPr>
-    </w:p>
-    <w:p>
-      <w:pPr>
-        <w:spacing w:line="276" w:lineRule="auto"/>
+        <w:ind w:firstLine="0"/>
+      </w:pPr>
+    </w:p>
+    <w:p>
+      <w:pPr>
+        <w:spacing w:line="276" w:lineRule="auto"/>
+        <w:ind w:firstLine="0"/>
       </w:pPr>
     </w:p>
     <w:p>
@@ -2639,7 +2940,7 @@
           <w:szCs w:val="32"/>
         </w:rPr>
       </w:pPr>
-      <w:bookmarkStart w:id="3" w:name="_Toc185181351"/>
+      <w:bookmarkStart w:id="3" w:name="_Toc186266989"/>
       <w:r>
         <w:rPr>
           <w:bCs/>
@@ -2737,77 +3038,77 @@
         <w:spacing w:line="276" w:lineRule="auto"/>
       </w:pPr>
       <w:r>
+        <w:t>9. Разработать инфологическую модель предметной области в форме UML-диаграммы классов.</w:t>
+      </w:r>
+    </w:p>
+    <w:p>
+      <w:pPr>
+        <w:spacing w:line="276" w:lineRule="auto"/>
+      </w:pPr>
+      <w:r>
+        <w:t>10. Разработать логическую модель базы данных.</w:t>
+      </w:r>
+    </w:p>
+    <w:p>
+      <w:pPr>
+        <w:spacing w:line="276" w:lineRule="auto"/>
+      </w:pPr>
+      <w:r>
+        <w:t>Техническое задание на этап реализации состоит из следующих обязательных пунктов:</w:t>
+      </w:r>
+    </w:p>
+    <w:p>
+      <w:pPr>
+        <w:spacing w:line="276" w:lineRule="auto"/>
+      </w:pPr>
+      <w:r>
+        <w:t>1.</w:t>
+      </w:r>
+      <w:r>
+        <w:t xml:space="preserve"> </w:t>
+      </w:r>
+      <w:r>
+        <w:t>Реализовать разработанную на этапе проектирования информационную</w:t>
+      </w:r>
+      <w:r>
+        <w:t xml:space="preserve"> </w:t>
+      </w:r>
+      <w:r>
+        <w:t xml:space="preserve">систему на языке Python в среде фреймворка </w:t>
+      </w:r>
+      <w:proofErr w:type="spellStart"/>
+      <w:r>
+        <w:t>Flask</w:t>
+      </w:r>
+      <w:proofErr w:type="spellEnd"/>
+      <w:r>
+        <w:t>.</w:t>
+      </w:r>
+    </w:p>
+    <w:p>
+      <w:pPr>
+        <w:spacing w:line="276" w:lineRule="auto"/>
+        <w:jc w:val="left"/>
+      </w:pPr>
+      <w:r>
+        <w:t xml:space="preserve">2. Каждый вариант использования оформить, как </w:t>
+      </w:r>
+      <w:r>
+        <w:rPr>
+          <w:lang w:val="en-US"/>
+        </w:rPr>
+        <w:t>blueprint</w:t>
+      </w:r>
+      <w:r>
+        <w:t>.</w:t>
+      </w:r>
+    </w:p>
+    <w:p>
+      <w:pPr>
+        <w:spacing w:line="276" w:lineRule="auto"/>
+      </w:pPr>
+      <w:r>
         <w:lastRenderedPageBreak/>
-        <w:t>9. Разработать инфологическую модель предметной области в форме UML-диаграммы классов.</w:t>
-      </w:r>
-    </w:p>
-    <w:p>
-      <w:pPr>
-        <w:spacing w:line="276" w:lineRule="auto"/>
-      </w:pPr>
-      <w:r>
-        <w:t>10. Разработать логическую модель базы данных.</w:t>
-      </w:r>
-    </w:p>
-    <w:p>
-      <w:pPr>
-        <w:spacing w:line="276" w:lineRule="auto"/>
-      </w:pPr>
-      <w:r>
-        <w:t>Техническое задание на этап реализации состоит из следующих обязательных пунктов:</w:t>
-      </w:r>
-    </w:p>
-    <w:p>
-      <w:pPr>
-        <w:spacing w:line="276" w:lineRule="auto"/>
-      </w:pPr>
-      <w:r>
-        <w:t>1.</w:t>
-      </w:r>
-      <w:r>
-        <w:t xml:space="preserve"> </w:t>
-      </w:r>
-      <w:r>
-        <w:t>Реализовать разработанную на этапе проектирования информационную</w:t>
-      </w:r>
-      <w:r>
-        <w:t xml:space="preserve"> </w:t>
-      </w:r>
-      <w:r>
-        <w:t xml:space="preserve">систему на языке Python в среде фреймворка </w:t>
-      </w:r>
-      <w:proofErr w:type="spellStart"/>
-      <w:r>
-        <w:t>Flask</w:t>
-      </w:r>
-      <w:proofErr w:type="spellEnd"/>
-      <w:r>
-        <w:t>.</w:t>
-      </w:r>
-    </w:p>
-    <w:p>
-      <w:pPr>
-        <w:spacing w:line="276" w:lineRule="auto"/>
-        <w:jc w:val="left"/>
-      </w:pPr>
-      <w:r>
-        <w:t xml:space="preserve">2. Каждый вариант использования оформить, как </w:t>
-      </w:r>
-      <w:r>
-        <w:rPr>
-          <w:lang w:val="en-US"/>
-        </w:rPr>
-        <w:t>blueprint</w:t>
-      </w:r>
-      <w:r>
-        <w:t>.</w:t>
-      </w:r>
-    </w:p>
-    <w:p>
-      <w:pPr>
-        <w:spacing w:line="276" w:lineRule="auto"/>
-      </w:pPr>
-      <w:r>
         <w:t>3. Доступ внутренних пользователей к вариантам использования</w:t>
       </w:r>
       <w:r>
@@ -2833,7 +3134,7 @@
           <w:szCs w:val="32"/>
         </w:rPr>
       </w:pPr>
-      <w:bookmarkStart w:id="4" w:name="_Toc185181352"/>
+      <w:bookmarkStart w:id="4" w:name="_Toc186266990"/>
       <w:r>
         <w:rPr>
           <w:bCs/>
@@ -3005,14 +3306,13 @@
           <w:szCs w:val="32"/>
         </w:rPr>
       </w:pPr>
-      <w:bookmarkStart w:id="5" w:name="_Toc185181353"/>
+      <w:bookmarkStart w:id="5" w:name="_Toc186266991"/>
       <w:r>
         <w:rPr>
           <w:bCs/>
           <w:sz w:val="32"/>
           <w:szCs w:val="32"/>
         </w:rPr>
-        <w:lastRenderedPageBreak/>
         <w:t>Определение конечных пользователей</w:t>
       </w:r>
       <w:bookmarkEnd w:id="5"/>
@@ -3111,7 +3411,7 @@
           <w:szCs w:val="32"/>
         </w:rPr>
       </w:pPr>
-      <w:bookmarkStart w:id="7" w:name="_Toc185181354"/>
+      <w:bookmarkStart w:id="7" w:name="_Toc186266992"/>
       <w:r>
         <w:rPr>
           <w:bCs/>
@@ -3119,6 +3419,7 @@
           <w:szCs w:val="32"/>
           <w:lang w:val="en-US"/>
         </w:rPr>
+        <w:lastRenderedPageBreak/>
         <w:t>UML</w:t>
       </w:r>
       <w:r>
@@ -3197,10 +3498,10 @@
           <w:noProof/>
         </w:rPr>
         <w:drawing>
-          <wp:inline distT="0" distB="0" distL="0" distR="0" wp14:anchorId="7567FA97" wp14:editId="23798291">
-            <wp:extent cx="4105275" cy="3448050"/>
-            <wp:effectExtent l="0" t="0" r="9525" b="0"/>
-            <wp:docPr id="1" name="Рисунок 1"/>
+          <wp:inline distT="0" distB="0" distL="0" distR="0" wp14:anchorId="0C4D946D" wp14:editId="45157B07">
+            <wp:extent cx="4667210" cy="4231758"/>
+            <wp:effectExtent l="0" t="0" r="635" b="0"/>
+            <wp:docPr id="10" name="Рисунок 10"/>
             <wp:cNvGraphicFramePr>
               <a:graphicFrameLocks xmlns:a="http://schemas.openxmlformats.org/drawingml/2006/main" noChangeAspect="1"/>
             </wp:cNvGraphicFramePr>
@@ -3229,7 +3530,7 @@
                   <pic:spPr bwMode="auto">
                     <a:xfrm>
                       <a:off x="0" y="0"/>
-                      <a:ext cx="4105275" cy="3448050"/>
+                      <a:ext cx="4676477" cy="4240161"/>
                     </a:xfrm>
                     <a:prstGeom prst="rect">
                       <a:avLst/>
@@ -3334,13 +3635,14 @@
           <w:szCs w:val="32"/>
         </w:rPr>
       </w:pPr>
-      <w:bookmarkStart w:id="8" w:name="_Toc185181355"/>
+      <w:bookmarkStart w:id="8" w:name="_Toc186266993"/>
       <w:r>
         <w:rPr>
           <w:bCs/>
           <w:sz w:val="32"/>
           <w:szCs w:val="32"/>
         </w:rPr>
+        <w:lastRenderedPageBreak/>
         <w:t>Вариант использования “</w:t>
       </w:r>
       <w:r>
@@ -3396,7 +3698,7 @@
         <w:ind w:left="0" w:firstLine="567"/>
       </w:pPr>
       <w:r>
-        <w:t>Создание отчета</w:t>
+        <w:t>Управление сотрудниками</w:t>
       </w:r>
     </w:p>
     <w:p>
@@ -3410,7 +3712,7 @@
         <w:ind w:left="0" w:firstLine="567"/>
       </w:pPr>
       <w:r>
-        <w:t>Просмотр отчета</w:t>
+        <w:t>Создание отчета</w:t>
       </w:r>
     </w:p>
     <w:p>
@@ -3424,19 +3726,7 @@
         <w:ind w:left="0" w:firstLine="567"/>
       </w:pPr>
       <w:r>
-        <w:t>Работа с запросами (</w:t>
-      </w:r>
-      <w:r>
-        <w:t>“</w:t>
-      </w:r>
-      <w:r>
-        <w:t>Запросы</w:t>
-      </w:r>
-      <w:r>
-        <w:t>”</w:t>
-      </w:r>
-      <w:r>
-        <w:t>)</w:t>
+        <w:t>Просмотр отчета</w:t>
       </w:r>
     </w:p>
     <w:p>
@@ -3448,6 +3738,26 @@
         </w:numPr>
         <w:spacing w:line="276" w:lineRule="auto"/>
         <w:ind w:left="0" w:firstLine="567"/>
+      </w:pPr>
+      <w:r>
+        <w:t>Запросы</w:t>
+      </w:r>
+      <w:r>
+        <w:t xml:space="preserve"> </w:t>
+      </w:r>
+      <w:r>
+        <w:t>(Работа с запросами)</w:t>
+      </w:r>
+    </w:p>
+    <w:p>
+      <w:pPr>
+        <w:pStyle w:val="a6"/>
+        <w:numPr>
+          <w:ilvl w:val="0"/>
+          <w:numId w:val="5"/>
+        </w:numPr>
+        <w:spacing w:line="276" w:lineRule="auto"/>
+        <w:ind w:left="0" w:firstLine="567"/>
         <w:rPr>
           <w:lang w:val="en-US"/>
         </w:rPr>
@@ -3628,7 +3938,6 @@
         <w:ind w:left="0" w:firstLine="0"/>
       </w:pPr>
       <w:r>
-        <w:lastRenderedPageBreak/>
         <w:t>4</w:t>
       </w:r>
       <w:r>
@@ -3897,19 +4206,13 @@
         <w:ind w:left="0" w:firstLine="567"/>
       </w:pPr>
       <w:r>
-        <w:t>На контроллер создани</w:t>
-      </w:r>
-      <w:r>
-        <w:t>я</w:t>
-      </w:r>
-      <w:r>
-        <w:t xml:space="preserve"> отчета (адрес ‘/</w:t>
-      </w:r>
-      <w:r>
-        <w:rPr>
-          <w:lang w:val="en-US"/>
-        </w:rPr>
-        <w:t>report</w:t>
+        <w:t>На контроллер авторизации (адрес ‘/</w:t>
+      </w:r>
+      <w:r>
+        <w:rPr>
+          <w:lang w:val="en-US"/>
+        </w:rPr>
+        <w:t>editor</w:t>
       </w:r>
       <w:r>
         <w:t>/</w:t>
@@ -3918,7 +4221,7 @@
         <w:rPr>
           <w:lang w:val="en-US"/>
         </w:rPr>
-        <w:t>create</w:t>
+        <w:t>staff</w:t>
       </w:r>
       <w:r>
         <w:t>_</w:t>
@@ -3927,10 +4230,10 @@
         <w:rPr>
           <w:lang w:val="en-US"/>
         </w:rPr>
-        <w:t>report</w:t>
-      </w:r>
-      <w:r>
-        <w:t>’)</w:t>
+        <w:t>menu</w:t>
+      </w:r>
+      <w:r>
+        <w:t>)</w:t>
       </w:r>
     </w:p>
     <w:p>
@@ -3944,7 +4247,13 @@
         <w:ind w:left="0" w:firstLine="567"/>
       </w:pPr>
       <w:r>
-        <w:t>На контроллер просмотра отчета (адрес ‘/</w:t>
+        <w:t>На контроллер создани</w:t>
+      </w:r>
+      <w:r>
+        <w:t>я</w:t>
+      </w:r>
+      <w:r>
+        <w:t xml:space="preserve"> отчета (адрес ‘/</w:t>
       </w:r>
       <w:r>
         <w:rPr>
@@ -3959,7 +4268,7 @@
         <w:rPr>
           <w:lang w:val="en-US"/>
         </w:rPr>
-        <w:t>get</w:t>
+        <w:t>create</w:t>
       </w:r>
       <w:r>
         <w:t>_</w:t>
@@ -3985,19 +4294,31 @@
         <w:ind w:left="0" w:firstLine="567"/>
       </w:pPr>
       <w:r>
-        <w:t xml:space="preserve">На контроллер </w:t>
-      </w:r>
-      <w:r>
-        <w:t xml:space="preserve">работы с запросами </w:t>
-      </w:r>
-      <w:r>
-        <w:t>(адрес ‘/</w:t>
-      </w:r>
-      <w:r>
-        <w:rPr>
-          <w:lang w:val="en-US"/>
-        </w:rPr>
-        <w:t>query</w:t>
+        <w:t>На контроллер просмотра отчета (адрес ‘/</w:t>
+      </w:r>
+      <w:r>
+        <w:rPr>
+          <w:lang w:val="en-US"/>
+        </w:rPr>
+        <w:t>report</w:t>
+      </w:r>
+      <w:r>
+        <w:t>/</w:t>
+      </w:r>
+      <w:r>
+        <w:rPr>
+          <w:lang w:val="en-US"/>
+        </w:rPr>
+        <w:t>get</w:t>
+      </w:r>
+      <w:r>
+        <w:t>_</w:t>
+      </w:r>
+      <w:r>
+        <w:rPr>
+          <w:lang w:val="en-US"/>
+        </w:rPr>
+        <w:t>report</w:t>
       </w:r>
       <w:r>
         <w:t>’)</w:t>
@@ -4014,6 +4335,35 @@
         <w:ind w:left="0" w:firstLine="567"/>
       </w:pPr>
       <w:r>
+        <w:t xml:space="preserve">На контроллер </w:t>
+      </w:r>
+      <w:r>
+        <w:t xml:space="preserve">работы с запросами </w:t>
+      </w:r>
+      <w:r>
+        <w:t>(адрес ‘/</w:t>
+      </w:r>
+      <w:r>
+        <w:rPr>
+          <w:lang w:val="en-US"/>
+        </w:rPr>
+        <w:t>query</w:t>
+      </w:r>
+      <w:r>
+        <w:t>’)</w:t>
+      </w:r>
+    </w:p>
+    <w:p>
+      <w:pPr>
+        <w:pStyle w:val="a6"/>
+        <w:numPr>
+          <w:ilvl w:val="0"/>
+          <w:numId w:val="6"/>
+        </w:numPr>
+        <w:spacing w:line="276" w:lineRule="auto"/>
+        <w:ind w:left="0" w:firstLine="567"/>
+      </w:pPr>
+      <w:r>
         <w:t>Выход из системы (адрес ‘/</w:t>
       </w:r>
       <w:proofErr w:type="spellStart"/>
@@ -4024,6 +4374,36 @@
       <w:r>
         <w:t>’)</w:t>
       </w:r>
+    </w:p>
+    <w:p>
+      <w:pPr>
+        <w:spacing w:line="276" w:lineRule="auto"/>
+      </w:pPr>
+    </w:p>
+    <w:p>
+      <w:pPr>
+        <w:spacing w:line="276" w:lineRule="auto"/>
+      </w:pPr>
+    </w:p>
+    <w:p>
+      <w:pPr>
+        <w:spacing w:line="276" w:lineRule="auto"/>
+      </w:pPr>
+    </w:p>
+    <w:p>
+      <w:pPr>
+        <w:spacing w:line="276" w:lineRule="auto"/>
+      </w:pPr>
+    </w:p>
+    <w:p>
+      <w:pPr>
+        <w:spacing w:line="276" w:lineRule="auto"/>
+      </w:pPr>
+    </w:p>
+    <w:p>
+      <w:pPr>
+        <w:spacing w:line="276" w:lineRule="auto"/>
+      </w:pPr>
     </w:p>
     <w:p>
       <w:pPr>
@@ -4036,6 +4416,7 @@
           <w:b/>
           <w:bCs/>
         </w:rPr>
+        <w:lastRenderedPageBreak/>
         <w:t>Программная архитектура реализации главного меню:</w:t>
       </w:r>
     </w:p>
@@ -4054,12 +4435,11 @@
           <w:bCs/>
           <w:noProof/>
         </w:rPr>
-        <w:lastRenderedPageBreak/>
         <w:drawing>
-          <wp:inline distT="0" distB="0" distL="0" distR="0" wp14:anchorId="55A7F805" wp14:editId="63ED1ABF">
-            <wp:extent cx="1572387" cy="2057400"/>
-            <wp:effectExtent l="0" t="0" r="8890" b="0"/>
-            <wp:docPr id="3" name="Рисунок 3"/>
+          <wp:inline distT="0" distB="0" distL="0" distR="0" wp14:anchorId="060B9326" wp14:editId="5C67449D">
+            <wp:extent cx="1743075" cy="3034755"/>
+            <wp:effectExtent l="0" t="0" r="0" b="0"/>
+            <wp:docPr id="1" name="Рисунок 1"/>
             <wp:cNvGraphicFramePr>
               <a:graphicFrameLocks xmlns:a="http://schemas.openxmlformats.org/drawingml/2006/main" noChangeAspect="1"/>
             </wp:cNvGraphicFramePr>
@@ -4079,7 +4459,7 @@
                   <pic:spPr>
                     <a:xfrm>
                       <a:off x="0" y="0"/>
-                      <a:ext cx="1579299" cy="2066443"/>
+                      <a:ext cx="1747188" cy="3041915"/>
                     </a:xfrm>
                     <a:prstGeom prst="rect">
                       <a:avLst/>
@@ -4116,6 +4496,126 @@
     </w:p>
     <w:p>
       <w:pPr>
+        <w:spacing w:line="276" w:lineRule="auto"/>
+        <w:jc w:val="center"/>
+        <w:rPr>
+          <w:b/>
+          <w:bCs/>
+        </w:rPr>
+      </w:pPr>
+    </w:p>
+    <w:p>
+      <w:pPr>
+        <w:spacing w:line="276" w:lineRule="auto"/>
+        <w:jc w:val="center"/>
+        <w:rPr>
+          <w:b/>
+          <w:bCs/>
+        </w:rPr>
+      </w:pPr>
+    </w:p>
+    <w:p>
+      <w:pPr>
+        <w:spacing w:line="276" w:lineRule="auto"/>
+        <w:jc w:val="center"/>
+        <w:rPr>
+          <w:b/>
+          <w:bCs/>
+        </w:rPr>
+      </w:pPr>
+    </w:p>
+    <w:p>
+      <w:pPr>
+        <w:spacing w:line="276" w:lineRule="auto"/>
+        <w:jc w:val="center"/>
+        <w:rPr>
+          <w:b/>
+          <w:bCs/>
+        </w:rPr>
+      </w:pPr>
+    </w:p>
+    <w:p>
+      <w:pPr>
+        <w:spacing w:line="276" w:lineRule="auto"/>
+        <w:jc w:val="center"/>
+        <w:rPr>
+          <w:b/>
+          <w:bCs/>
+        </w:rPr>
+      </w:pPr>
+    </w:p>
+    <w:p>
+      <w:pPr>
+        <w:spacing w:line="276" w:lineRule="auto"/>
+        <w:jc w:val="center"/>
+        <w:rPr>
+          <w:b/>
+          <w:bCs/>
+        </w:rPr>
+      </w:pPr>
+    </w:p>
+    <w:p>
+      <w:pPr>
+        <w:spacing w:line="276" w:lineRule="auto"/>
+        <w:jc w:val="center"/>
+        <w:rPr>
+          <w:b/>
+          <w:bCs/>
+        </w:rPr>
+      </w:pPr>
+    </w:p>
+    <w:p>
+      <w:pPr>
+        <w:spacing w:line="276" w:lineRule="auto"/>
+        <w:jc w:val="center"/>
+        <w:rPr>
+          <w:b/>
+          <w:bCs/>
+        </w:rPr>
+      </w:pPr>
+    </w:p>
+    <w:p>
+      <w:pPr>
+        <w:spacing w:line="276" w:lineRule="auto"/>
+        <w:jc w:val="center"/>
+        <w:rPr>
+          <w:b/>
+          <w:bCs/>
+        </w:rPr>
+      </w:pPr>
+    </w:p>
+    <w:p>
+      <w:pPr>
+        <w:spacing w:line="276" w:lineRule="auto"/>
+        <w:jc w:val="center"/>
+        <w:rPr>
+          <w:b/>
+          <w:bCs/>
+        </w:rPr>
+      </w:pPr>
+    </w:p>
+    <w:p>
+      <w:pPr>
+        <w:spacing w:line="276" w:lineRule="auto"/>
+        <w:jc w:val="center"/>
+        <w:rPr>
+          <w:b/>
+          <w:bCs/>
+        </w:rPr>
+      </w:pPr>
+    </w:p>
+    <w:p>
+      <w:pPr>
+        <w:spacing w:line="276" w:lineRule="auto"/>
+        <w:jc w:val="center"/>
+        <w:rPr>
+          <w:b/>
+          <w:bCs/>
+        </w:rPr>
+      </w:pPr>
+    </w:p>
+    <w:p>
+      <w:pPr>
         <w:pStyle w:val="1"/>
         <w:rPr>
           <w:b w:val="0"/>
@@ -4124,14 +4624,15 @@
           <w:szCs w:val="32"/>
         </w:rPr>
       </w:pPr>
-      <w:bookmarkStart w:id="9" w:name="_Toc185181356"/>
-      <w:bookmarkStart w:id="10" w:name="_Hlk184678682"/>
+      <w:bookmarkStart w:id="9" w:name="_Hlk184678682"/>
+      <w:bookmarkStart w:id="10" w:name="_Toc186266994"/>
       <w:r>
         <w:rPr>
           <w:bCs/>
           <w:sz w:val="32"/>
           <w:szCs w:val="32"/>
         </w:rPr>
+        <w:lastRenderedPageBreak/>
         <w:t xml:space="preserve">Вариант использования </w:t>
       </w:r>
       <w:r>
@@ -4158,9 +4659,9 @@
         </w:rPr>
         <w:t>”</w:t>
       </w:r>
-      <w:bookmarkEnd w:id="9"/>
-    </w:p>
-    <w:bookmarkEnd w:id="10"/>
+      <w:bookmarkEnd w:id="10"/>
+    </w:p>
+    <w:bookmarkEnd w:id="9"/>
     <w:p>
       <w:pPr>
         <w:spacing w:line="276" w:lineRule="auto"/>
@@ -4169,9 +4670,138 @@
       <w:r>
         <w:t>Предусловия: пользователю передана форма для ввода логина и пароля.</w:t>
       </w:r>
+    </w:p>
+    <w:p>
+      <w:pPr>
+        <w:spacing w:line="276" w:lineRule="auto"/>
+        <w:ind w:firstLine="708"/>
+      </w:pPr>
+      <w:r>
+        <w:t>Гарантия</w:t>
+      </w:r>
+      <w:r>
+        <w:t>: при корректных логине и пароле пользователь авторизовывается в системе и получает права доступа, соответствующие своей группе.</w:t>
+      </w:r>
+    </w:p>
+    <w:p>
+      <w:pPr>
+        <w:spacing w:line="276" w:lineRule="auto"/>
+        <w:ind w:firstLine="708"/>
+      </w:pPr>
+      <w:r>
+        <w:t>Минимальная гарантия</w:t>
+      </w:r>
+      <w:r>
+        <w:t xml:space="preserve">: </w:t>
+      </w:r>
+      <w:r>
+        <w:t>пользователь получает сообщение о неверно введенном логине или пароле и кнопку для повторной попытки авторизации.</w:t>
+      </w:r>
+    </w:p>
+    <w:p>
+      <w:pPr>
+        <w:spacing w:line="276" w:lineRule="auto"/>
+        <w:ind w:firstLine="708"/>
+      </w:pPr>
+      <w:r>
+        <w:t>Сценарий работы авторизации</w:t>
+      </w:r>
+      <w:r>
+        <w:t>:</w:t>
+      </w:r>
+    </w:p>
+    <w:p>
+      <w:pPr>
+        <w:spacing w:line="276" w:lineRule="auto"/>
+        <w:ind w:firstLine="708"/>
+      </w:pPr>
+      <w:r>
+        <w:t>1. Пользователь запускает сценарий</w:t>
+      </w:r>
+      <w:r>
+        <w:t>.</w:t>
+      </w:r>
+    </w:p>
+    <w:p>
+      <w:pPr>
+        <w:spacing w:line="276" w:lineRule="auto"/>
+        <w:ind w:firstLine="708"/>
+      </w:pPr>
+      <w:r>
+        <w:t>2. Система присылает форму ввода логина и пароля</w:t>
+      </w:r>
+      <w:r>
+        <w:t>.</w:t>
+      </w:r>
+    </w:p>
+    <w:p>
+      <w:pPr>
+        <w:spacing w:line="276" w:lineRule="auto"/>
+        <w:ind w:firstLine="708"/>
+      </w:pPr>
+      <w:r>
+        <w:t xml:space="preserve">3. Пользователь </w:t>
+      </w:r>
+      <w:r>
+        <w:t>вводит логин и пароль</w:t>
+      </w:r>
+      <w:r>
+        <w:t>.</w:t>
+      </w:r>
+    </w:p>
+    <w:p>
+      <w:pPr>
+        <w:spacing w:line="276" w:lineRule="auto"/>
+        <w:ind w:firstLine="708"/>
+      </w:pPr>
+      <w:r>
+        <w:t xml:space="preserve">4. Система </w:t>
+      </w:r>
+      <w:r>
+        <w:t>перенаправляет</w:t>
+      </w:r>
       <w:r>
         <w:t xml:space="preserve"> </w:t>
       </w:r>
+      <w:r>
+        <w:t>пользователя на</w:t>
+      </w:r>
+      <w:r>
+        <w:t xml:space="preserve"> страницу</w:t>
+      </w:r>
+      <w:r>
+        <w:t xml:space="preserve"> главно</w:t>
+      </w:r>
+      <w:r>
+        <w:t>го</w:t>
+      </w:r>
+      <w:r>
+        <w:t xml:space="preserve"> меню, на</w:t>
+      </w:r>
+      <w:r>
+        <w:t xml:space="preserve"> </w:t>
+      </w:r>
+      <w:r>
+        <w:t>которой</w:t>
+      </w:r>
+      <w:r>
+        <w:t xml:space="preserve"> </w:t>
+      </w:r>
+      <w:r>
+        <w:t xml:space="preserve">появляется </w:t>
+      </w:r>
+      <w:r>
+        <w:t>сообщение</w:t>
+      </w:r>
+      <w:r>
+        <w:t xml:space="preserve"> с названием группы, присвоенной</w:t>
+      </w:r>
+      <w:r>
+        <w:t xml:space="preserve"> </w:t>
+      </w:r>
+      <w:r>
+        <w:t>пользователю.</w:t>
+      </w:r>
     </w:p>
     <w:p>
       <w:pPr>
@@ -4179,10 +4809,7 @@
         <w:ind w:firstLine="708"/>
       </w:pPr>
       <w:r>
-        <w:t>Гарантия</w:t>
-      </w:r>
-      <w:r>
-        <w:t>: при корректных логине и пароле пользователь авторизовывается в системе и получает права доступа, соответствующие своей группе.</w:t>
+        <w:t>Исключения:</w:t>
       </w:r>
     </w:p>
     <w:p>
@@ -4191,13 +4818,49 @@
         <w:ind w:firstLine="708"/>
       </w:pPr>
       <w:r>
-        <w:t>Минимальная гарантия</w:t>
-      </w:r>
-      <w:r>
-        <w:t xml:space="preserve">: </w:t>
-      </w:r>
-      <w:r>
-        <w:t>пользователь получает сообщение о неверно введенном логине или пароле и кнопку для повторной попытки авторизации.</w:t>
+        <w:t>1(</w:t>
+      </w:r>
+      <w:r>
+        <w:t>а). Пользователь уже авторизован</w:t>
+      </w:r>
+      <w:r>
+        <w:t>;</w:t>
+      </w:r>
+      <w:r>
+        <w:t xml:space="preserve"> Система передает управление контроллеру главного меню</w:t>
+      </w:r>
+      <w:r>
+        <w:t>,</w:t>
+      </w:r>
+      <w:r>
+        <w:t xml:space="preserve"> в</w:t>
+      </w:r>
+      <w:r>
+        <w:t xml:space="preserve"> </w:t>
+      </w:r>
+      <w:r>
+        <w:t xml:space="preserve">котором появляется </w:t>
+      </w:r>
+      <w:r>
+        <w:t>текст</w:t>
+      </w:r>
+      <w:r>
+        <w:t xml:space="preserve"> с сообщением о том, что пользователь уже авторизован</w:t>
+      </w:r>
+      <w:r>
+        <w:t xml:space="preserve"> и с какой</w:t>
+      </w:r>
+      <w:r>
+        <w:t xml:space="preserve"> </w:t>
+      </w:r>
+      <w:r>
+        <w:t>пользовательской</w:t>
+      </w:r>
+      <w:r>
+        <w:t xml:space="preserve"> группой</w:t>
+      </w:r>
+      <w:r>
+        <w:t>.</w:t>
       </w:r>
     </w:p>
     <w:p>
@@ -4206,7 +4869,95 @@
         <w:ind w:firstLine="708"/>
       </w:pPr>
       <w:r>
-        <w:t>Сценарий работы авторизации</w:t>
+        <w:t xml:space="preserve">3(а). Пользователь вводит </w:t>
+      </w:r>
+      <w:r>
+        <w:t>неправильны логин/пароль</w:t>
+      </w:r>
+      <w:r>
+        <w:t xml:space="preserve">. </w:t>
+      </w:r>
+      <w:r>
+        <w:t>На странице выводится сообщение</w:t>
+      </w:r>
+      <w:r>
+        <w:t>,</w:t>
+      </w:r>
+      <w:r>
+        <w:t xml:space="preserve"> что неправильно введён логин или пароль</w:t>
+      </w:r>
+      <w:r>
+        <w:t>.</w:t>
+      </w:r>
+    </w:p>
+    <w:p>
+      <w:pPr>
+        <w:spacing w:line="276" w:lineRule="auto"/>
+        <w:ind w:firstLine="708"/>
+      </w:pPr>
+    </w:p>
+    <w:p>
+      <w:pPr>
+        <w:spacing w:line="276" w:lineRule="auto"/>
+        <w:ind w:firstLine="0"/>
+      </w:pPr>
+    </w:p>
+    <w:p>
+      <w:pPr>
+        <w:spacing w:line="276" w:lineRule="auto"/>
+        <w:ind w:firstLine="0"/>
+      </w:pPr>
+    </w:p>
+    <w:p>
+      <w:pPr>
+        <w:spacing w:line="276" w:lineRule="auto"/>
+        <w:ind w:firstLine="0"/>
+      </w:pPr>
+    </w:p>
+    <w:p>
+      <w:pPr>
+        <w:spacing w:line="276" w:lineRule="auto"/>
+        <w:ind w:firstLine="0"/>
+      </w:pPr>
+    </w:p>
+    <w:p>
+      <w:pPr>
+        <w:spacing w:line="276" w:lineRule="auto"/>
+        <w:ind w:firstLine="0"/>
+      </w:pPr>
+    </w:p>
+    <w:p>
+      <w:pPr>
+        <w:spacing w:line="276" w:lineRule="auto"/>
+        <w:ind w:firstLine="0"/>
+      </w:pPr>
+    </w:p>
+    <w:p>
+      <w:pPr>
+        <w:spacing w:line="276" w:lineRule="auto"/>
+        <w:ind w:firstLine="0"/>
+      </w:pPr>
+    </w:p>
+    <w:p>
+      <w:pPr>
+        <w:spacing w:line="276" w:lineRule="auto"/>
+        <w:ind w:firstLine="708"/>
+        <w:rPr>
+          <w:lang w:val="en-US"/>
+        </w:rPr>
+      </w:pPr>
+      <w:r>
+        <w:rPr>
+          <w:lang w:val="en-US"/>
+        </w:rPr>
+        <w:lastRenderedPageBreak/>
+        <w:t>MVC</w:t>
+      </w:r>
+      <w:r>
+        <w:t xml:space="preserve"> </w:t>
+      </w:r>
+      <w:r>
+        <w:t>диаграмма авторизации</w:t>
       </w:r>
       <w:r>
         <w:t>:</w:t>
@@ -4215,236 +4966,17 @@
     <w:p>
       <w:pPr>
         <w:spacing w:line="276" w:lineRule="auto"/>
-        <w:ind w:firstLine="708"/>
-      </w:pPr>
-      <w:r>
-        <w:t>1. Пользователь запускает сценарий</w:t>
-      </w:r>
-      <w:r>
-        <w:t>.</w:t>
-      </w:r>
-    </w:p>
-    <w:p>
-      <w:pPr>
-        <w:spacing w:line="276" w:lineRule="auto"/>
-        <w:ind w:firstLine="708"/>
-      </w:pPr>
-      <w:r>
-        <w:t>2. Система присылает форму ввода логина и пароля</w:t>
-      </w:r>
-      <w:r>
-        <w:t>.</w:t>
-      </w:r>
-    </w:p>
-    <w:p>
-      <w:pPr>
-        <w:spacing w:line="276" w:lineRule="auto"/>
-        <w:ind w:firstLine="708"/>
-      </w:pPr>
-      <w:r>
-        <w:t xml:space="preserve">3. Пользователь </w:t>
-      </w:r>
-      <w:r>
-        <w:t>вводит логин и пароль</w:t>
-      </w:r>
-      <w:r>
-        <w:t>.</w:t>
-      </w:r>
-    </w:p>
-    <w:p>
-      <w:pPr>
-        <w:spacing w:line="276" w:lineRule="auto"/>
-        <w:ind w:firstLine="708"/>
-      </w:pPr>
-      <w:r>
-        <w:t xml:space="preserve">4. Система </w:t>
-      </w:r>
-      <w:r>
-        <w:t>перенаправляет</w:t>
-      </w:r>
-      <w:r>
-        <w:t xml:space="preserve"> </w:t>
-      </w:r>
-      <w:r>
-        <w:t>пользователя на</w:t>
-      </w:r>
-      <w:r>
-        <w:t xml:space="preserve"> страницу</w:t>
-      </w:r>
-      <w:r>
-        <w:t xml:space="preserve"> главно</w:t>
-      </w:r>
-      <w:r>
-        <w:t>го</w:t>
-      </w:r>
-      <w:r>
-        <w:t xml:space="preserve"> меню, на которой</w:t>
-      </w:r>
-      <w:r>
-        <w:t xml:space="preserve"> </w:t>
-      </w:r>
-      <w:r>
-        <w:t xml:space="preserve">появляется </w:t>
-      </w:r>
-      <w:r>
-        <w:t>сообщение</w:t>
-      </w:r>
-      <w:r>
-        <w:t xml:space="preserve"> с названием группы, присвоенной пользователю.</w:t>
-      </w:r>
-    </w:p>
-    <w:p>
-      <w:pPr>
-        <w:spacing w:line="276" w:lineRule="auto"/>
-        <w:ind w:firstLine="708"/>
-      </w:pPr>
-      <w:r>
-        <w:t>Исключения:</w:t>
-      </w:r>
-    </w:p>
-    <w:p>
-      <w:pPr>
-        <w:spacing w:line="276" w:lineRule="auto"/>
-        <w:ind w:firstLine="708"/>
-      </w:pPr>
-      <w:r>
-        <w:t>1(</w:t>
-      </w:r>
-      <w:r>
-        <w:t>а). Пользователь уже авторизован</w:t>
-      </w:r>
-      <w:r>
-        <w:t>;</w:t>
-      </w:r>
-      <w:r>
-        <w:t xml:space="preserve"> Система передает управление контроллеру главного меню</w:t>
-      </w:r>
-      <w:r>
-        <w:t>,</w:t>
-      </w:r>
-      <w:r>
-        <w:t xml:space="preserve"> в</w:t>
-      </w:r>
-      <w:r>
-        <w:t xml:space="preserve"> </w:t>
-      </w:r>
-      <w:r>
-        <w:t xml:space="preserve">котором появляется </w:t>
-      </w:r>
-      <w:r>
-        <w:t>текст</w:t>
-      </w:r>
-      <w:r>
-        <w:t xml:space="preserve"> с сообщением о том, что пользователь уже авторизован</w:t>
-      </w:r>
-      <w:r>
-        <w:t xml:space="preserve"> и с какой группой</w:t>
-      </w:r>
-      <w:r>
-        <w:t>;</w:t>
-      </w:r>
-    </w:p>
-    <w:p>
-      <w:pPr>
-        <w:spacing w:line="276" w:lineRule="auto"/>
-        <w:ind w:firstLine="708"/>
-      </w:pPr>
-      <w:r>
-        <w:t>3(а). Пользователь вводит неверные данные</w:t>
-      </w:r>
-      <w:r>
-        <w:t xml:space="preserve">. </w:t>
-      </w:r>
-      <w:r>
-        <w:t>На странице выводится сообщение</w:t>
-      </w:r>
-      <w:r>
-        <w:t>,</w:t>
-      </w:r>
-      <w:r>
-        <w:t xml:space="preserve"> что неправильно введён логин или пароль</w:t>
-      </w:r>
-      <w:r>
-        <w:t>.</w:t>
-      </w:r>
-    </w:p>
-    <w:p>
-      <w:pPr>
-        <w:spacing w:line="276" w:lineRule="auto"/>
         <w:ind w:firstLine="0"/>
       </w:pPr>
-    </w:p>
-    <w:p>
-      <w:pPr>
-        <w:spacing w:line="276" w:lineRule="auto"/>
-        <w:ind w:firstLine="0"/>
-      </w:pPr>
-    </w:p>
-    <w:p>
-      <w:pPr>
-        <w:spacing w:line="276" w:lineRule="auto"/>
-        <w:ind w:firstLine="0"/>
-      </w:pPr>
-    </w:p>
-    <w:p>
-      <w:pPr>
-        <w:spacing w:line="276" w:lineRule="auto"/>
-        <w:ind w:firstLine="0"/>
-      </w:pPr>
-    </w:p>
-    <w:p>
-      <w:pPr>
-        <w:spacing w:line="276" w:lineRule="auto"/>
-        <w:ind w:firstLine="0"/>
-      </w:pPr>
-    </w:p>
-    <w:p>
-      <w:pPr>
-        <w:spacing w:line="276" w:lineRule="auto"/>
-        <w:ind w:firstLine="0"/>
-      </w:pPr>
-    </w:p>
-    <w:p>
-      <w:pPr>
-        <w:spacing w:line="276" w:lineRule="auto"/>
-        <w:ind w:firstLine="0"/>
-      </w:pPr>
-    </w:p>
-    <w:p>
-      <w:pPr>
-        <w:spacing w:line="276" w:lineRule="auto"/>
-        <w:ind w:firstLine="708"/>
-      </w:pPr>
-      <w:r>
-        <w:rPr>
-          <w:lang w:val="en-US"/>
-        </w:rPr>
-        <w:t>MVC</w:t>
-      </w:r>
-      <w:r>
-        <w:t xml:space="preserve"> </w:t>
-      </w:r>
-      <w:r>
-        <w:t>диаграмма авторизации</w:t>
-      </w:r>
-      <w:r>
-        <w:t>:</w:t>
-      </w:r>
-    </w:p>
-    <w:p>
-      <w:pPr>
-        <w:spacing w:line="276" w:lineRule="auto"/>
-        <w:ind w:firstLine="0"/>
-      </w:pPr>
       <w:r>
         <w:rPr>
           <w:noProof/>
         </w:rPr>
         <w:drawing>
-          <wp:inline distT="0" distB="0" distL="0" distR="0" wp14:anchorId="6C08DAE5" wp14:editId="4576B221">
-            <wp:extent cx="5943600" cy="2952750"/>
-            <wp:effectExtent l="0" t="0" r="0" b="0"/>
-            <wp:docPr id="2" name="Рисунок 2"/>
+          <wp:inline distT="0" distB="0" distL="0" distR="0" wp14:anchorId="58537984" wp14:editId="7A01BF67">
+            <wp:extent cx="6286030" cy="2447925"/>
+            <wp:effectExtent l="0" t="0" r="635" b="0"/>
+            <wp:docPr id="11" name="Рисунок 11"/>
             <wp:cNvGraphicFramePr>
               <a:graphicFrameLocks xmlns:a="http://schemas.openxmlformats.org/drawingml/2006/main" noChangeAspect="1"/>
             </wp:cNvGraphicFramePr>
@@ -4452,13 +4984,13 @@
               <a:graphicData uri="http://schemas.openxmlformats.org/drawingml/2006/picture">
                 <pic:pic xmlns:pic="http://schemas.openxmlformats.org/drawingml/2006/picture">
                   <pic:nvPicPr>
-                    <pic:cNvPr id="0" name="Picture 1"/>
+                    <pic:cNvPr id="0" name="Picture 2"/>
                     <pic:cNvPicPr>
                       <a:picLocks noChangeAspect="1" noChangeArrowheads="1"/>
                     </pic:cNvPicPr>
                   </pic:nvPicPr>
                   <pic:blipFill>
-                    <a:blip r:embed="rId12">
+                    <a:blip r:embed="rId12" cstate="print">
                       <a:extLst>
                         <a:ext uri="{28A0092B-C50C-407E-A947-70E740481C1C}">
                           <a14:useLocalDpi xmlns:a14="http://schemas.microsoft.com/office/drawing/2010/main" val="0"/>
@@ -4473,7 +5005,7 @@
                   <pic:spPr bwMode="auto">
                     <a:xfrm>
                       <a:off x="0" y="0"/>
-                      <a:ext cx="5943600" cy="2952750"/>
+                      <a:ext cx="6290427" cy="2449637"/>
                     </a:xfrm>
                     <a:prstGeom prst="rect">
                       <a:avLst/>
@@ -4497,7 +5029,13 @@
         <w:jc w:val="center"/>
       </w:pPr>
       <w:r>
-        <w:t>Рис 3. UML-диаграмма MVC авторизации</w:t>
+        <w:t xml:space="preserve">Рис </w:t>
+      </w:r>
+      <w:r>
+        <w:t>4</w:t>
+      </w:r>
+      <w:r>
+        <w:t>. UML-диаграмма MVC авторизации</w:t>
       </w:r>
     </w:p>
     <w:p>
@@ -4590,6 +5128,7 @@
         <w:spacing w:line="276" w:lineRule="auto"/>
         <w:ind w:left="0" w:firstLine="567"/>
       </w:pPr>
+      <w:bookmarkStart w:id="11" w:name="_Hlk186263857"/>
       <w:r>
         <w:t xml:space="preserve">поле типа </w:t>
       </w:r>
@@ -4602,6 +5141,7 @@
         <w:t xml:space="preserve"> для ввода логина </w:t>
       </w:r>
     </w:p>
+    <w:bookmarkEnd w:id="11"/>
     <w:p>
       <w:pPr>
         <w:pStyle w:val="a6"/>
@@ -4671,12 +5211,11 @@
         <w:rPr>
           <w:noProof/>
         </w:rPr>
-        <w:lastRenderedPageBreak/>
         <w:drawing>
-          <wp:inline distT="0" distB="0" distL="0" distR="0" wp14:anchorId="45F99E96" wp14:editId="1445B0AB">
-            <wp:extent cx="1819529" cy="1781424"/>
-            <wp:effectExtent l="0" t="0" r="9525" b="9525"/>
-            <wp:docPr id="5" name="Рисунок 5"/>
+          <wp:inline distT="0" distB="0" distL="0" distR="0" wp14:anchorId="775316D6" wp14:editId="2706125A">
+            <wp:extent cx="1948069" cy="1873858"/>
+            <wp:effectExtent l="0" t="0" r="0" b="0"/>
+            <wp:docPr id="12" name="Рисунок 12"/>
             <wp:cNvGraphicFramePr>
               <a:graphicFrameLocks xmlns:a="http://schemas.openxmlformats.org/drawingml/2006/main" noChangeAspect="1"/>
             </wp:cNvGraphicFramePr>
@@ -4696,7 +5235,7 @@
                   <pic:spPr>
                     <a:xfrm>
                       <a:off x="0" y="0"/>
-                      <a:ext cx="1819529" cy="1781424"/>
+                      <a:ext cx="1955071" cy="1880593"/>
                     </a:xfrm>
                     <a:prstGeom prst="rect">
                       <a:avLst/>
@@ -4716,7 +5255,13 @@
         <w:jc w:val="center"/>
       </w:pPr>
       <w:r>
-        <w:t>Рис. 4. Программная архитектура сценария</w:t>
+        <w:t xml:space="preserve">Рис. </w:t>
+      </w:r>
+      <w:r>
+        <w:t>5</w:t>
+      </w:r>
+      <w:r>
+        <w:t>. Программная архитектура сценария</w:t>
       </w:r>
       <w:r>
         <w:t xml:space="preserve"> “</w:t>
@@ -4738,13 +5283,14 @@
           <w:szCs w:val="32"/>
         </w:rPr>
       </w:pPr>
-      <w:bookmarkStart w:id="11" w:name="_Toc185181357"/>
+      <w:bookmarkStart w:id="12" w:name="_Toc186266995"/>
       <w:r>
         <w:rPr>
           <w:bCs/>
           <w:sz w:val="32"/>
           <w:szCs w:val="32"/>
         </w:rPr>
+        <w:lastRenderedPageBreak/>
         <w:t>Вариант использования “</w:t>
       </w:r>
       <w:r>
@@ -4763,12 +5309,12 @@
         </w:rPr>
         <w:t>”</w:t>
       </w:r>
-      <w:bookmarkEnd w:id="11"/>
-    </w:p>
-    <w:p>
-      <w:pPr>
-        <w:spacing w:line="276" w:lineRule="auto"/>
-        <w:ind w:firstLine="0"/>
+      <w:bookmarkEnd w:id="12"/>
+    </w:p>
+    <w:p>
+      <w:pPr>
+        <w:spacing w:line="276" w:lineRule="auto"/>
+        <w:ind w:firstLine="851"/>
       </w:pPr>
       <w:r>
         <w:t>Предусловия: пользователь успешно авторизовался и у него есть доступ к</w:t>
@@ -4783,7 +5329,6 @@
     <w:p>
       <w:pPr>
         <w:spacing w:line="276" w:lineRule="auto"/>
-        <w:ind w:firstLine="0"/>
       </w:pPr>
       <w:r>
         <w:t>Гарантия: при корректно введенных параметрах пользователь получает</w:t>
@@ -4798,7 +5343,7 @@
     <w:p>
       <w:pPr>
         <w:spacing w:line="276" w:lineRule="auto"/>
-        <w:ind w:firstLine="0"/>
+        <w:ind w:firstLine="851"/>
       </w:pPr>
       <w:r>
         <w:t>Минимальная гарантия: пользователь получает сообщение о неправильно</w:t>
@@ -4822,7 +5367,7 @@
     <w:p>
       <w:pPr>
         <w:spacing w:line="276" w:lineRule="auto"/>
-        <w:ind w:firstLine="0"/>
+        <w:ind w:firstLine="851"/>
       </w:pPr>
       <w:r>
         <w:t>Сценарий работы с запросами:</w:t>
@@ -4912,7 +5457,6 @@
     <w:p>
       <w:pPr>
         <w:spacing w:line="276" w:lineRule="auto"/>
-        <w:ind w:firstLine="0"/>
       </w:pPr>
       <w:r>
         <w:t>Исключения</w:t>
@@ -4924,7 +5468,6 @@
     <w:p>
       <w:pPr>
         <w:spacing w:line="276" w:lineRule="auto"/>
-        <w:ind w:firstLine="0"/>
       </w:pPr>
       <w:r>
         <w:t>5(</w:t>
@@ -4963,7 +5506,6 @@
     <w:p>
       <w:pPr>
         <w:spacing w:line="276" w:lineRule="auto"/>
-        <w:ind w:firstLine="0"/>
       </w:pPr>
       <w:r>
         <w:t>5(</w:t>
@@ -4981,7 +5523,6 @@
     <w:p>
       <w:pPr>
         <w:spacing w:line="276" w:lineRule="auto"/>
-        <w:ind w:firstLine="0"/>
       </w:pPr>
       <w:r>
         <w:rPr>
@@ -5009,11 +5550,10 @@
         <w:rPr>
           <w:noProof/>
         </w:rPr>
-        <w:lastRenderedPageBreak/>
         <w:drawing>
-          <wp:inline distT="0" distB="0" distL="0" distR="0" wp14:anchorId="16EC303B" wp14:editId="7E606F84">
-            <wp:extent cx="2590800" cy="1842656"/>
-            <wp:effectExtent l="0" t="0" r="0" b="5715"/>
+          <wp:inline distT="0" distB="0" distL="0" distR="0" wp14:anchorId="16EC303B" wp14:editId="439D2053">
+            <wp:extent cx="2258170" cy="1606078"/>
+            <wp:effectExtent l="0" t="0" r="8890" b="0"/>
             <wp:docPr id="7" name="Рисунок 7"/>
             <wp:cNvGraphicFramePr>
               <a:graphicFrameLocks xmlns:a="http://schemas.openxmlformats.org/drawingml/2006/main" noChangeAspect="1"/>
@@ -5034,7 +5574,7 @@
                   <pic:spPr>
                     <a:xfrm>
                       <a:off x="0" y="0"/>
-                      <a:ext cx="2626977" cy="1868386"/>
+                      <a:ext cx="2300255" cy="1636010"/>
                     </a:xfrm>
                     <a:prstGeom prst="rect">
                       <a:avLst/>
@@ -5054,7 +5594,13 @@
         <w:jc w:val="center"/>
       </w:pPr>
       <w:r>
-        <w:t xml:space="preserve">Рис 5. </w:t>
+        <w:t xml:space="preserve">Рис </w:t>
+      </w:r>
+      <w:r>
+        <w:t>6</w:t>
+      </w:r>
+      <w:r>
+        <w:t xml:space="preserve">. </w:t>
       </w:r>
       <w:r>
         <w:rPr>
@@ -5084,13 +5630,13 @@
     <w:p>
       <w:pPr>
         <w:spacing w:line="276" w:lineRule="auto"/>
-        <w:ind w:firstLine="708"/>
         <w:jc w:val="left"/>
       </w:pPr>
       <w:r>
         <w:rPr>
           <w:lang w:val="en-US"/>
         </w:rPr>
+        <w:lastRenderedPageBreak/>
         <w:t>MVC</w:t>
       </w:r>
       <w:r>
@@ -5115,12 +5661,13 @@
       <w:r>
         <w:rPr>
           <w:noProof/>
+          <w:lang w:val="en-US"/>
         </w:rPr>
         <w:drawing>
-          <wp:inline distT="0" distB="0" distL="0" distR="0" wp14:anchorId="56DDF79F" wp14:editId="3F850E0A">
-            <wp:extent cx="5732832" cy="3886200"/>
-            <wp:effectExtent l="0" t="0" r="1270" b="0"/>
-            <wp:docPr id="9" name="Рисунок 9"/>
+          <wp:inline distT="0" distB="0" distL="0" distR="0" wp14:anchorId="1D971186" wp14:editId="3356E804">
+            <wp:extent cx="6155458" cy="2401294"/>
+            <wp:effectExtent l="0" t="0" r="0" b="0"/>
+            <wp:docPr id="14" name="Рисунок 14"/>
             <wp:cNvGraphicFramePr>
               <a:graphicFrameLocks xmlns:a="http://schemas.openxmlformats.org/drawingml/2006/main" noChangeAspect="1"/>
             </wp:cNvGraphicFramePr>
@@ -5128,13 +5675,13 @@
               <a:graphicData uri="http://schemas.openxmlformats.org/drawingml/2006/picture">
                 <pic:pic xmlns:pic="http://schemas.openxmlformats.org/drawingml/2006/picture">
                   <pic:nvPicPr>
-                    <pic:cNvPr id="0" name="Picture 2"/>
+                    <pic:cNvPr id="0" name="Picture 4"/>
                     <pic:cNvPicPr>
                       <a:picLocks noChangeAspect="1" noChangeArrowheads="1"/>
                     </pic:cNvPicPr>
                   </pic:nvPicPr>
                   <pic:blipFill>
-                    <a:blip r:embed="rId15">
+                    <a:blip r:embed="rId15" cstate="print">
                       <a:extLst>
                         <a:ext uri="{28A0092B-C50C-407E-A947-70E740481C1C}">
                           <a14:useLocalDpi xmlns:a14="http://schemas.microsoft.com/office/drawing/2010/main" val="0"/>
@@ -5149,7 +5696,7 @@
                   <pic:spPr bwMode="auto">
                     <a:xfrm>
                       <a:off x="0" y="0"/>
-                      <a:ext cx="5742939" cy="3893051"/>
+                      <a:ext cx="6158191" cy="2402360"/>
                     </a:xfrm>
                     <a:prstGeom prst="rect">
                       <a:avLst/>
@@ -5173,7 +5720,13 @@
         <w:jc w:val="center"/>
       </w:pPr>
       <w:r>
-        <w:t xml:space="preserve">Рис. 6. </w:t>
+        <w:t xml:space="preserve">Рис. </w:t>
+      </w:r>
+      <w:r>
+        <w:t>7</w:t>
+      </w:r>
+      <w:r>
+        <w:t xml:space="preserve">. </w:t>
       </w:r>
       <w:r>
         <w:rPr>
@@ -5203,7 +5756,6 @@
     <w:p>
       <w:pPr>
         <w:spacing w:line="276" w:lineRule="auto"/>
-        <w:ind w:firstLine="0"/>
       </w:pPr>
       <w:r>
         <w:t>Требования к шаблонам:</w:t>
@@ -5212,7 +5764,6 @@
     <w:p>
       <w:pPr>
         <w:spacing w:line="276" w:lineRule="auto"/>
-        <w:ind w:firstLine="0"/>
       </w:pPr>
       <w:r>
         <w:t>1. Статический шаблон «Меню выбора запроса». Шаблон показывает</w:t>
@@ -5236,7 +5787,6 @@
     <w:p>
       <w:pPr>
         <w:spacing w:line="276" w:lineRule="auto"/>
-        <w:ind w:firstLine="0"/>
       </w:pPr>
       <w:r>
         <w:t>Шаблон содержит ссылки</w:t>
@@ -5256,6 +5806,7 @@
           <w:numId w:val="10"/>
         </w:numPr>
         <w:spacing w:line="276" w:lineRule="auto"/>
+        <w:ind w:hanging="153"/>
       </w:pPr>
       <w:proofErr w:type="gramStart"/>
       <w:r>
@@ -5277,11 +5828,11 @@
       <w:r>
         <w:t>“</w:t>
       </w:r>
-      <w:bookmarkStart w:id="12" w:name="_Hlk185177923"/>
+      <w:bookmarkStart w:id="13" w:name="_Hlk185177923"/>
       <w:r>
         <w:t>Получить номера телефонов сотрудника</w:t>
       </w:r>
-      <w:bookmarkEnd w:id="12"/>
+      <w:bookmarkEnd w:id="13"/>
       <w:r>
         <w:t>”</w:t>
       </w:r>
@@ -5345,10 +5896,10 @@
           <w:numId w:val="10"/>
         </w:numPr>
         <w:spacing w:line="276" w:lineRule="auto"/>
+        <w:ind w:hanging="153"/>
       </w:pPr>
       <w:proofErr w:type="gramStart"/>
       <w:r>
-        <w:lastRenderedPageBreak/>
         <w:t>на обработчик</w:t>
       </w:r>
       <w:proofErr w:type="gramEnd"/>
@@ -5358,11 +5909,11 @@
       <w:r>
         <w:t>“</w:t>
       </w:r>
-      <w:bookmarkStart w:id="13" w:name="_Hlk185180556"/>
+      <w:bookmarkStart w:id="14" w:name="_Hlk185180556"/>
       <w:r>
         <w:t>Получить превышения по телефону</w:t>
       </w:r>
-      <w:bookmarkEnd w:id="13"/>
+      <w:bookmarkEnd w:id="14"/>
       <w:r>
         <w:t>”</w:t>
       </w:r>
@@ -5453,6 +6004,7 @@
           <w:numId w:val="10"/>
         </w:numPr>
         <w:spacing w:line="276" w:lineRule="auto"/>
+        <w:ind w:hanging="153"/>
       </w:pPr>
       <w:proofErr w:type="gramStart"/>
       <w:r>
@@ -5564,6 +6116,7 @@
           <w:numId w:val="10"/>
         </w:numPr>
         <w:spacing w:line="276" w:lineRule="auto"/>
+        <w:ind w:hanging="153"/>
       </w:pPr>
       <w:r>
         <w:t xml:space="preserve">на выход в главное меню </w:t>
@@ -5592,7 +6145,6 @@
     <w:p>
       <w:pPr>
         <w:spacing w:line="276" w:lineRule="auto"/>
-        <w:ind w:firstLine="0"/>
       </w:pPr>
       <w:r>
         <w:t xml:space="preserve">2. </w:t>
@@ -5601,13 +6153,8 @@
         <w:t xml:space="preserve">Статический шаблон ввода параметров для запроса </w:t>
       </w:r>
       <w:r>
-        <w:t xml:space="preserve">“Получить номера телефонов </w:t>
-      </w:r>
-      <w:proofErr w:type="gramStart"/>
-      <w:r>
-        <w:t>сотрудника ”</w:t>
-      </w:r>
-      <w:proofErr w:type="gramEnd"/>
+        <w:t>“Получить номера телефонов сотрудника”</w:t>
+      </w:r>
       <w:r>
         <w:t xml:space="preserve"> </w:t>
       </w:r>
@@ -5618,7 +6165,6 @@
     <w:p>
       <w:pPr>
         <w:spacing w:line="276" w:lineRule="auto"/>
-        <w:ind w:firstLine="0"/>
         <w:rPr>
           <w:lang w:val="en-US"/>
         </w:rPr>
@@ -5641,6 +6187,7 @@
           <w:numId w:val="10"/>
         </w:numPr>
         <w:spacing w:line="276" w:lineRule="auto"/>
+        <w:ind w:hanging="153"/>
       </w:pPr>
       <w:r>
         <w:t xml:space="preserve">на возврат в меню запросов (адрес </w:t>
@@ -5666,6 +6213,7 @@
           <w:numId w:val="10"/>
         </w:numPr>
         <w:spacing w:line="276" w:lineRule="auto"/>
+        <w:ind w:hanging="153"/>
       </w:pPr>
       <w:r>
         <w:t xml:space="preserve">на возврат в главное меню (адрес </w:t>
@@ -5677,7 +6225,7 @@
     <w:p>
       <w:pPr>
         <w:spacing w:line="276" w:lineRule="auto"/>
-        <w:ind w:left="360" w:firstLine="0"/>
+        <w:ind w:left="360" w:firstLine="349"/>
       </w:pPr>
       <w:r>
         <w:t>Шаблон содержит следующие поля для ввода</w:t>
@@ -5694,6 +6242,7 @@
           <w:numId w:val="10"/>
         </w:numPr>
         <w:spacing w:line="276" w:lineRule="auto"/>
+        <w:ind w:hanging="153"/>
       </w:pPr>
       <w:r>
         <w:t xml:space="preserve">поле </w:t>
@@ -5719,8 +6268,10 @@
           <w:numId w:val="10"/>
         </w:numPr>
         <w:spacing w:line="276" w:lineRule="auto"/>
-      </w:pPr>
-      <w:r>
+        <w:ind w:hanging="153"/>
+      </w:pPr>
+      <w:r>
+        <w:lastRenderedPageBreak/>
         <w:t>поле</w:t>
       </w:r>
       <w:r>
@@ -5762,6 +6313,7 @@
           <w:numId w:val="10"/>
         </w:numPr>
         <w:spacing w:line="276" w:lineRule="auto"/>
+        <w:ind w:hanging="153"/>
       </w:pPr>
       <w:r>
         <w:t xml:space="preserve">поле типа </w:t>
@@ -5782,7 +6334,6 @@
     <w:p>
       <w:pPr>
         <w:spacing w:line="276" w:lineRule="auto"/>
-        <w:ind w:firstLine="0"/>
       </w:pPr>
       <w:r>
         <w:t xml:space="preserve">3. Статический шаблон ввода параметров для запроса </w:t>
@@ -5797,7 +6348,6 @@
     <w:p>
       <w:pPr>
         <w:spacing w:line="276" w:lineRule="auto"/>
-        <w:ind w:firstLine="0"/>
         <w:rPr>
           <w:lang w:val="en-US"/>
         </w:rPr>
@@ -5820,6 +6370,7 @@
           <w:numId w:val="10"/>
         </w:numPr>
         <w:spacing w:line="276" w:lineRule="auto"/>
+        <w:ind w:hanging="153"/>
       </w:pPr>
       <w:r>
         <w:t xml:space="preserve">на возврат в меню запросов (адрес </w:t>
@@ -5845,6 +6396,7 @@
           <w:numId w:val="10"/>
         </w:numPr>
         <w:spacing w:line="276" w:lineRule="auto"/>
+        <w:ind w:hanging="153"/>
       </w:pPr>
       <w:r>
         <w:t xml:space="preserve">на возврат в главное меню (адрес </w:t>
@@ -5856,7 +6408,6 @@
     <w:p>
       <w:pPr>
         <w:spacing w:line="276" w:lineRule="auto"/>
-        <w:ind w:firstLine="0"/>
       </w:pPr>
       <w:r>
         <w:t>Шаблон содержит следующие поля для ввода</w:t>
@@ -5873,6 +6424,7 @@
           <w:numId w:val="10"/>
         </w:numPr>
         <w:spacing w:line="276" w:lineRule="auto"/>
+        <w:ind w:hanging="153"/>
       </w:pPr>
       <w:r>
         <w:t xml:space="preserve">поле </w:t>
@@ -5898,6 +6450,7 @@
           <w:numId w:val="10"/>
         </w:numPr>
         <w:spacing w:line="276" w:lineRule="auto"/>
+        <w:ind w:hanging="153"/>
       </w:pPr>
       <w:r>
         <w:t xml:space="preserve">поле типа </w:t>
@@ -5918,7 +6471,6 @@
     <w:p>
       <w:pPr>
         <w:spacing w:line="276" w:lineRule="auto"/>
-        <w:ind w:firstLine="0"/>
       </w:pPr>
       <w:r>
         <w:t>4</w:t>
@@ -5945,7 +6497,6 @@
     <w:p>
       <w:pPr>
         <w:spacing w:line="276" w:lineRule="auto"/>
-        <w:ind w:firstLine="0"/>
         <w:rPr>
           <w:lang w:val="en-US"/>
         </w:rPr>
@@ -5968,7 +6519,9 @@
           <w:numId w:val="10"/>
         </w:numPr>
         <w:spacing w:line="276" w:lineRule="auto"/>
-      </w:pPr>
+        <w:ind w:hanging="153"/>
+      </w:pPr>
+      <w:bookmarkStart w:id="15" w:name="_Hlk186254824"/>
       <w:r>
         <w:t xml:space="preserve">на возврат в меню запросов (адрес </w:t>
       </w:r>
@@ -5985,6 +6538,7 @@
         <w:t>’)</w:t>
       </w:r>
     </w:p>
+    <w:bookmarkEnd w:id="15"/>
     <w:p>
       <w:pPr>
         <w:pStyle w:val="a6"/>
@@ -5993,6 +6547,7 @@
           <w:numId w:val="10"/>
         </w:numPr>
         <w:spacing w:line="276" w:lineRule="auto"/>
+        <w:ind w:hanging="153"/>
       </w:pPr>
       <w:r>
         <w:t xml:space="preserve">на возврат в главное меню (адрес </w:t>
@@ -6004,10 +6559,9 @@
     <w:p>
       <w:pPr>
         <w:spacing w:line="276" w:lineRule="auto"/>
-        <w:ind w:firstLine="0"/>
-      </w:pPr>
-      <w:r>
-        <w:lastRenderedPageBreak/>
+      </w:pPr>
+      <w:bookmarkStart w:id="16" w:name="_Hlk186257615"/>
+      <w:r>
         <w:t>Шаблон содержит следующие поля для ввода</w:t>
       </w:r>
       <w:r>
@@ -6022,6 +6576,7 @@
           <w:numId w:val="10"/>
         </w:numPr>
         <w:spacing w:line="276" w:lineRule="auto"/>
+        <w:ind w:hanging="153"/>
       </w:pPr>
       <w:r>
         <w:t xml:space="preserve">поле </w:t>
@@ -6043,6 +6598,7 @@
           <w:numId w:val="10"/>
         </w:numPr>
         <w:spacing w:line="276" w:lineRule="auto"/>
+        <w:ind w:hanging="153"/>
       </w:pPr>
       <w:r>
         <w:t xml:space="preserve">поле </w:t>
@@ -6064,6 +6620,7 @@
           <w:numId w:val="10"/>
         </w:numPr>
         <w:spacing w:line="276" w:lineRule="auto"/>
+        <w:ind w:hanging="153"/>
       </w:pPr>
       <w:r>
         <w:t xml:space="preserve">поле типа </w:t>
@@ -6081,22 +6638,256 @@
         <w:t>для отправки данных</w:t>
       </w:r>
     </w:p>
-    <w:p>
-      <w:pPr>
+    <w:bookmarkEnd w:id="16"/>
+    <w:p>
+      <w:pPr>
+        <w:spacing w:line="276" w:lineRule="auto"/>
+      </w:pPr>
+      <w:r>
+        <w:t xml:space="preserve">5. </w:t>
+      </w:r>
+      <w:r>
+        <w:t xml:space="preserve">Шаблоны </w:t>
+      </w:r>
+      <w:r>
+        <w:t>для вывода результата запросов. Шаблон показывает результаты запроса и кнопку для возврата в меню запросов. Вывод результатов осуществляется в виде таблицы. Результаты запросов передаются в шаблон.</w:t>
+      </w:r>
+    </w:p>
+    <w:p>
+      <w:pPr>
+        <w:spacing w:line="276" w:lineRule="auto"/>
+      </w:pPr>
+      <w:r>
+        <w:t>Страница с результатами</w:t>
+      </w:r>
+      <w:r>
+        <w:t>:</w:t>
+      </w:r>
+    </w:p>
+    <w:p>
+      <w:pPr>
+        <w:spacing w:line="276" w:lineRule="auto"/>
+      </w:pPr>
+      <w:r>
+        <w:t xml:space="preserve">а) </w:t>
+      </w:r>
+      <w:r>
+        <w:t>“</w:t>
+      </w:r>
+      <w:r>
+        <w:t>Номера сотрудников</w:t>
+      </w:r>
+      <w:r>
+        <w:t>”</w:t>
+      </w:r>
+    </w:p>
+    <w:p>
+      <w:pPr>
+        <w:pStyle w:val="a6"/>
+        <w:numPr>
+          <w:ilvl w:val="0"/>
+          <w:numId w:val="10"/>
+        </w:numPr>
+        <w:spacing w:line="276" w:lineRule="auto"/>
+        <w:ind w:hanging="153"/>
+      </w:pPr>
+      <w:r>
+        <w:t xml:space="preserve"> Телефон</w:t>
+      </w:r>
+    </w:p>
+    <w:p>
+      <w:pPr>
+        <w:pStyle w:val="a6"/>
+        <w:numPr>
+          <w:ilvl w:val="0"/>
+          <w:numId w:val="10"/>
+        </w:numPr>
+        <w:spacing w:line="276" w:lineRule="auto"/>
+        <w:ind w:hanging="153"/>
+      </w:pPr>
+      <w:r>
+        <w:t xml:space="preserve"> Лимит в месяц</w:t>
+      </w:r>
+    </w:p>
+    <w:p>
+      <w:pPr>
+        <w:pStyle w:val="a6"/>
         <w:spacing w:line="276" w:lineRule="auto"/>
         <w:ind w:firstLine="0"/>
-      </w:pPr>
-      <w:r>
-        <w:t>5. Динамический шаблон для вывода результата запросов. Шаблон показывает результаты запроса и кнопку для возврата в меню запросов. Вывод результатов осуществляется в виде таблицы. Результаты запросов передаются в шаблон.</w:t>
-      </w:r>
-    </w:p>
-    <w:p>
-      <w:pPr>
+        <w:rPr>
+          <w:lang w:val="en-US"/>
+        </w:rPr>
+      </w:pPr>
+      <w:r>
+        <w:t xml:space="preserve">б) </w:t>
+      </w:r>
+      <w:r>
+        <w:rPr>
+          <w:lang w:val="en-US"/>
+        </w:rPr>
+        <w:t>“</w:t>
+      </w:r>
+      <w:r>
+        <w:t>П</w:t>
+      </w:r>
+      <w:r>
+        <w:t>ревышения по телефону</w:t>
+      </w:r>
+      <w:r>
+        <w:rPr>
+          <w:lang w:val="en-US"/>
+        </w:rPr>
+        <w:t>”</w:t>
+      </w:r>
+    </w:p>
+    <w:p>
+      <w:pPr>
+        <w:pStyle w:val="a6"/>
+        <w:numPr>
+          <w:ilvl w:val="0"/>
+          <w:numId w:val="10"/>
+        </w:numPr>
+        <w:spacing w:line="276" w:lineRule="auto"/>
+        <w:ind w:hanging="153"/>
+      </w:pPr>
+      <w:r>
+        <w:lastRenderedPageBreak/>
+        <w:t>Телефон</w:t>
+      </w:r>
+    </w:p>
+    <w:p>
+      <w:pPr>
+        <w:pStyle w:val="a6"/>
+        <w:numPr>
+          <w:ilvl w:val="0"/>
+          <w:numId w:val="10"/>
+        </w:numPr>
+        <w:spacing w:line="276" w:lineRule="auto"/>
+        <w:ind w:hanging="153"/>
+      </w:pPr>
+      <w:r>
+        <w:t>Сумма превышения</w:t>
+      </w:r>
+    </w:p>
+    <w:p>
+      <w:pPr>
+        <w:pStyle w:val="a6"/>
+        <w:numPr>
+          <w:ilvl w:val="0"/>
+          <w:numId w:val="10"/>
+        </w:numPr>
+        <w:spacing w:line="276" w:lineRule="auto"/>
+        <w:ind w:hanging="153"/>
+      </w:pPr>
+      <w:r>
+        <w:t>Месяц</w:t>
+      </w:r>
+    </w:p>
+    <w:p>
+      <w:pPr>
+        <w:pStyle w:val="a6"/>
+        <w:numPr>
+          <w:ilvl w:val="0"/>
+          <w:numId w:val="10"/>
+        </w:numPr>
+        <w:spacing w:line="276" w:lineRule="auto"/>
+        <w:ind w:hanging="153"/>
+      </w:pPr>
+      <w:r>
+        <w:t>Год</w:t>
+      </w:r>
+    </w:p>
+    <w:p>
+      <w:pPr>
+        <w:pStyle w:val="a6"/>
         <w:spacing w:line="276" w:lineRule="auto"/>
         <w:ind w:firstLine="0"/>
       </w:pPr>
       <w:r>
-        <w:t>Страница с результатами</w:t>
+        <w:t xml:space="preserve">в) </w:t>
+      </w:r>
+      <w:r>
+        <w:t>“</w:t>
+      </w:r>
+      <w:r>
+        <w:t>П</w:t>
+      </w:r>
+      <w:r>
+        <w:t xml:space="preserve">ревышения по </w:t>
+      </w:r>
+      <w:r>
+        <w:t>телефонам сотрудника</w:t>
+      </w:r>
+      <w:r>
+        <w:t>”</w:t>
+      </w:r>
+    </w:p>
+    <w:p>
+      <w:pPr>
+        <w:pStyle w:val="a6"/>
+        <w:numPr>
+          <w:ilvl w:val="0"/>
+          <w:numId w:val="10"/>
+        </w:numPr>
+        <w:spacing w:line="276" w:lineRule="auto"/>
+        <w:ind w:hanging="153"/>
+      </w:pPr>
+      <w:r>
+        <w:t>Телефон</w:t>
+      </w:r>
+    </w:p>
+    <w:p>
+      <w:pPr>
+        <w:pStyle w:val="a6"/>
+        <w:numPr>
+          <w:ilvl w:val="0"/>
+          <w:numId w:val="10"/>
+        </w:numPr>
+        <w:spacing w:line="276" w:lineRule="auto"/>
+        <w:ind w:hanging="153"/>
+      </w:pPr>
+      <w:r>
+        <w:t>Сумма превышения</w:t>
+      </w:r>
+    </w:p>
+    <w:p>
+      <w:pPr>
+        <w:pStyle w:val="a6"/>
+        <w:numPr>
+          <w:ilvl w:val="0"/>
+          <w:numId w:val="10"/>
+        </w:numPr>
+        <w:spacing w:line="276" w:lineRule="auto"/>
+        <w:ind w:hanging="153"/>
+      </w:pPr>
+      <w:r>
+        <w:t>Месяц</w:t>
+      </w:r>
+    </w:p>
+    <w:p>
+      <w:pPr>
+        <w:pStyle w:val="a6"/>
+        <w:numPr>
+          <w:ilvl w:val="0"/>
+          <w:numId w:val="10"/>
+        </w:numPr>
+        <w:spacing w:line="276" w:lineRule="auto"/>
+        <w:ind w:hanging="153"/>
+      </w:pPr>
+      <w:r>
+        <w:t>Год</w:t>
+      </w:r>
+    </w:p>
+    <w:p>
+      <w:pPr>
+        <w:spacing w:line="276" w:lineRule="auto"/>
+        <w:rPr>
+          <w:b/>
+          <w:bCs/>
+        </w:rPr>
+      </w:pPr>
+      <w:r>
+        <w:t>Программная архитектура реализации работы с запросами</w:t>
       </w:r>
       <w:r>
         <w:t>:</w:t>
@@ -6104,189 +6895,23 @@
     </w:p>
     <w:p>
       <w:pPr>
+        <w:pStyle w:val="a6"/>
         <w:spacing w:line="276" w:lineRule="auto"/>
         <w:ind w:firstLine="0"/>
-      </w:pPr>
-    </w:p>
-    <w:p>
-      <w:pPr>
-        <w:pStyle w:val="1"/>
-        <w:rPr>
-          <w:sz w:val="32"/>
-          <w:szCs w:val="32"/>
-        </w:rPr>
-      </w:pPr>
-      <w:bookmarkStart w:id="14" w:name="_Toc185181358"/>
-      <w:r>
-        <w:rPr>
-          <w:sz w:val="32"/>
-          <w:szCs w:val="32"/>
-        </w:rPr>
-        <w:t>Вариант использования “Работа с отчетами”</w:t>
-      </w:r>
-      <w:bookmarkEnd w:id="14"/>
-    </w:p>
-    <w:p>
-      <w:pPr>
-        <w:ind w:firstLine="0"/>
-      </w:pPr>
-      <w:r>
-        <w:t>Предусловия: пользователь успешно авторизовался и у него есть доступ к этому варианту использования.</w:t>
-      </w:r>
-    </w:p>
-    <w:p>
-      <w:pPr>
-        <w:ind w:firstLine="0"/>
-      </w:pPr>
-      <w:r>
-        <w:t>Гарантия: при корректно выбранном периоде пользователь получает сообщение об успешном создании отчета (при создании отчета), либо данные соответствующего отчета (при просмотре отчета).</w:t>
-      </w:r>
-    </w:p>
-    <w:p>
-      <w:pPr>
-        <w:ind w:firstLine="0"/>
-      </w:pPr>
-      <w:r>
-        <w:t>Минимальная гарантия: пользователь получает сообщение о том, что для данного периода отчет уже был создан и кнопку для возврата в меню отчетов. Если пользователь не ввел параметры или ввёл неверные, он получит ошибку и кнопку для возврата в меню отчетов.</w:t>
-      </w:r>
-    </w:p>
-    <w:p>
-      <w:pPr>
-        <w:ind w:firstLine="0"/>
-      </w:pPr>
-      <w:r>
-        <w:t>Сценарий работы с отчетами:</w:t>
-      </w:r>
-    </w:p>
-    <w:p>
-      <w:pPr>
-        <w:ind w:firstLine="0"/>
-      </w:pPr>
-      <w:r>
-        <w:t>1. Пользователь начинает процесс.</w:t>
-      </w:r>
-    </w:p>
-    <w:p>
-      <w:pPr>
-        <w:ind w:firstLine="0"/>
-      </w:pPr>
-      <w:r>
-        <w:t>2. Система присылает</w:t>
-      </w:r>
-      <w:r>
-        <w:t xml:space="preserve"> страницу создания или просмотра</w:t>
-      </w:r>
-      <w:r>
-        <w:t xml:space="preserve"> отчетов.</w:t>
-      </w:r>
-    </w:p>
-    <w:p>
-      <w:pPr>
-        <w:ind w:firstLine="0"/>
-      </w:pPr>
-      <w:r>
-        <w:t xml:space="preserve">3. Пользователь выбирает </w:t>
-      </w:r>
-      <w:r>
-        <w:t>отчет</w:t>
-      </w:r>
-      <w:r>
-        <w:t>.</w:t>
-      </w:r>
-      <w:r>
-        <w:t xml:space="preserve"> Вводит параметры</w:t>
-      </w:r>
-    </w:p>
-    <w:p>
-      <w:pPr>
-        <w:ind w:firstLine="0"/>
-      </w:pPr>
-      <w:r>
-        <w:t>4. Система выполняет создание отчета и присылает страницу с сообщением об успешности создания отчета и ссылкой для возврата в меню выбора запросов.</w:t>
-      </w:r>
-    </w:p>
-    <w:p>
-      <w:pPr>
-        <w:ind w:firstLine="0"/>
-      </w:pPr>
-      <w:r>
-        <w:lastRenderedPageBreak/>
-        <w:t>Исключения</w:t>
-      </w:r>
-      <w:r>
-        <w:t>:</w:t>
-      </w:r>
-    </w:p>
-    <w:p>
-      <w:pPr>
-        <w:ind w:firstLine="0"/>
-      </w:pPr>
-      <w:r>
-        <w:t>3(а). Пользователь вводит некорректные параметры, форма выводит сообщение, что параметры вне разрешенных пределов.</w:t>
-      </w:r>
-    </w:p>
-    <w:p>
-      <w:pPr>
-        <w:spacing w:line="276" w:lineRule="auto"/>
-        <w:ind w:firstLine="0"/>
-      </w:pPr>
-      <w:r>
-        <w:t xml:space="preserve">4(а) </w:t>
-      </w:r>
-      <w:r>
-        <w:t>Система выводит</w:t>
-      </w:r>
-      <w:r>
-        <w:t xml:space="preserve"> сообщение</w:t>
-      </w:r>
-      <w:r>
-        <w:t xml:space="preserve"> об ошибке</w:t>
-      </w:r>
-      <w:r>
-        <w:t>, что такой отчет существует, если</w:t>
-      </w:r>
-      <w:r>
-        <w:t xml:space="preserve"> пользователь</w:t>
-      </w:r>
-      <w:r>
-        <w:t xml:space="preserve"> пытается создать существующий отчет.</w:t>
-      </w:r>
-    </w:p>
-    <w:p>
-      <w:pPr>
-        <w:spacing w:line="276" w:lineRule="auto"/>
-        <w:ind w:firstLine="0"/>
-      </w:pPr>
-      <w:r>
-        <w:rPr>
-          <w:lang w:val="en-US"/>
-        </w:rPr>
-        <w:t>MVC</w:t>
-      </w:r>
-      <w:r>
-        <w:t xml:space="preserve"> </w:t>
-      </w:r>
-      <w:r>
-        <w:t>диаграмма работы с отчетами</w:t>
-      </w:r>
-      <w:r>
-        <w:t>:</w:t>
-      </w:r>
-    </w:p>
-    <w:p>
-      <w:pPr>
-        <w:spacing w:line="276" w:lineRule="auto"/>
-        <w:ind w:firstLine="0"/>
+        <w:rPr>
+          <w:lang w:val="en-US"/>
+        </w:rPr>
       </w:pPr>
       <w:r>
         <w:rPr>
           <w:noProof/>
+          <w:lang w:val="en-US"/>
         </w:rPr>
         <w:drawing>
-          <wp:inline distT="0" distB="0" distL="0" distR="0" wp14:anchorId="09DC0A38" wp14:editId="45E95AF5">
-            <wp:extent cx="6068449" cy="4126727"/>
-            <wp:effectExtent l="0" t="0" r="0" b="7620"/>
-            <wp:docPr id="8" name="Рисунок 8"/>
+          <wp:inline distT="0" distB="0" distL="0" distR="0" wp14:anchorId="64EFDF94" wp14:editId="61610FA0">
+            <wp:extent cx="3305636" cy="4163006"/>
+            <wp:effectExtent l="0" t="0" r="9525" b="9525"/>
+            <wp:docPr id="15" name="Рисунок 15"/>
             <wp:cNvGraphicFramePr>
               <a:graphicFrameLocks xmlns:a="http://schemas.openxmlformats.org/drawingml/2006/main" noChangeAspect="1"/>
             </wp:cNvGraphicFramePr>
@@ -6294,13 +6919,272 @@
               <a:graphicData uri="http://schemas.openxmlformats.org/drawingml/2006/picture">
                 <pic:pic xmlns:pic="http://schemas.openxmlformats.org/drawingml/2006/picture">
                   <pic:nvPicPr>
-                    <pic:cNvPr id="0" name="Picture 1"/>
+                    <pic:cNvPr id="1" name=""/>
+                    <pic:cNvPicPr/>
+                  </pic:nvPicPr>
+                  <pic:blipFill>
+                    <a:blip r:embed="rId16"/>
+                    <a:stretch>
+                      <a:fillRect/>
+                    </a:stretch>
+                  </pic:blipFill>
+                  <pic:spPr>
+                    <a:xfrm>
+                      <a:off x="0" y="0"/>
+                      <a:ext cx="3305636" cy="4163006"/>
+                    </a:xfrm>
+                    <a:prstGeom prst="rect">
+                      <a:avLst/>
+                    </a:prstGeom>
+                  </pic:spPr>
+                </pic:pic>
+              </a:graphicData>
+            </a:graphic>
+          </wp:inline>
+        </w:drawing>
+      </w:r>
+    </w:p>
+    <w:p>
+      <w:pPr>
+        <w:spacing w:line="276" w:lineRule="auto"/>
+        <w:ind w:firstLine="0"/>
+        <w:jc w:val="center"/>
+      </w:pPr>
+      <w:r>
+        <w:t xml:space="preserve">Рис. </w:t>
+      </w:r>
+      <w:r>
+        <w:t>8</w:t>
+      </w:r>
+      <w:r>
+        <w:t>. Программная архитектура сценария</w:t>
+      </w:r>
+      <w:r>
+        <w:t xml:space="preserve"> “</w:t>
+      </w:r>
+      <w:r>
+        <w:t>Работа с запросами</w:t>
+      </w:r>
+      <w:r>
+        <w:t>”</w:t>
+      </w:r>
+      <w:r>
+        <w:t>.</w:t>
+      </w:r>
+    </w:p>
+    <w:p>
+      <w:pPr>
+        <w:pStyle w:val="a6"/>
+        <w:spacing w:line="276" w:lineRule="auto"/>
+        <w:ind w:firstLine="0"/>
+      </w:pPr>
+    </w:p>
+    <w:p>
+      <w:pPr>
+        <w:spacing w:line="276" w:lineRule="auto"/>
+        <w:ind w:firstLine="0"/>
+      </w:pPr>
+    </w:p>
+    <w:p>
+      <w:pPr>
+        <w:spacing w:line="276" w:lineRule="auto"/>
+        <w:ind w:firstLine="0"/>
+      </w:pPr>
+    </w:p>
+    <w:p>
+      <w:pPr>
+        <w:spacing w:line="276" w:lineRule="auto"/>
+        <w:ind w:firstLine="0"/>
+      </w:pPr>
+    </w:p>
+    <w:p>
+      <w:pPr>
+        <w:pStyle w:val="1"/>
+        <w:rPr>
+          <w:sz w:val="32"/>
+          <w:szCs w:val="32"/>
+        </w:rPr>
+      </w:pPr>
+      <w:bookmarkStart w:id="17" w:name="_Toc186266996"/>
+      <w:r>
+        <w:rPr>
+          <w:sz w:val="32"/>
+          <w:szCs w:val="32"/>
+        </w:rPr>
+        <w:lastRenderedPageBreak/>
+        <w:t>Вариант использования “Работа с отчетами”</w:t>
+      </w:r>
+      <w:bookmarkEnd w:id="17"/>
+    </w:p>
+    <w:p>
+      <w:r>
+        <w:t>Предусловия: пользователь успешно авторизовался и у него есть доступ к этому варианту использования.</w:t>
+      </w:r>
+    </w:p>
+    <w:p>
+      <w:r>
+        <w:t>Гарантия: при корректно выбранном периоде пользователь получает сообщение об успешном создании отчета (при создании отчета), либо данные соответствующего отчета (при просмотре отчета).</w:t>
+      </w:r>
+    </w:p>
+    <w:p>
+      <w:r>
+        <w:t>Минимальная гарантия: пользователь получает сообщение о том, что для данного периода отчет уже был создан и кнопку для возврата в меню отчетов. Если пользователь не ввел параметры или ввёл неверные, он получит ошибку и кнопку для возврата в меню отчетов.</w:t>
+      </w:r>
+    </w:p>
+    <w:p>
+      <w:r>
+        <w:t>Сценарий работы с отчетами:</w:t>
+      </w:r>
+    </w:p>
+    <w:p>
+      <w:r>
+        <w:t>1. Пользователь начинает процесс.</w:t>
+      </w:r>
+    </w:p>
+    <w:p>
+      <w:r>
+        <w:t>2. Система присылает</w:t>
+      </w:r>
+      <w:r>
+        <w:t xml:space="preserve"> страницу создания или просмотра</w:t>
+      </w:r>
+      <w:r>
+        <w:t xml:space="preserve"> отчетов.</w:t>
+      </w:r>
+    </w:p>
+    <w:p>
+      <w:r>
+        <w:t xml:space="preserve">3. Пользователь выбирает </w:t>
+      </w:r>
+      <w:r>
+        <w:t>отчет</w:t>
+      </w:r>
+      <w:r>
+        <w:t>.</w:t>
+      </w:r>
+      <w:r>
+        <w:t xml:space="preserve"> Вводит параметры</w:t>
+      </w:r>
+    </w:p>
+    <w:p>
+      <w:r>
+        <w:t>4. Система выполняет создание отчета и присылает страницу с сообщением об успешности создания отчета и ссылкой для возврата в меню выбора запросов.</w:t>
+      </w:r>
+    </w:p>
+    <w:p>
+      <w:r>
+        <w:t>Исключения</w:t>
+      </w:r>
+      <w:r>
+        <w:t>:</w:t>
+      </w:r>
+    </w:p>
+    <w:p>
+      <w:r>
+        <w:t>3(а). Пользователь вводит некорректные параметры, форма выводит сообщение, что параметры вне разрешенных пределов.</w:t>
+      </w:r>
+    </w:p>
+    <w:p>
+      <w:pPr>
+        <w:spacing w:line="276" w:lineRule="auto"/>
+      </w:pPr>
+      <w:r>
+        <w:t xml:space="preserve">4(а) </w:t>
+      </w:r>
+      <w:r>
+        <w:t>Система выводит</w:t>
+      </w:r>
+      <w:r>
+        <w:t xml:space="preserve"> сообщение</w:t>
+      </w:r>
+      <w:r>
+        <w:t xml:space="preserve"> об ошибке</w:t>
+      </w:r>
+      <w:r>
+        <w:t>, что такой отчет существует, если</w:t>
+      </w:r>
+      <w:r>
+        <w:t xml:space="preserve"> пользователь</w:t>
+      </w:r>
+      <w:r>
+        <w:t xml:space="preserve"> пытается создать существующий отчет.</w:t>
+      </w:r>
+    </w:p>
+    <w:p>
+      <w:pPr>
+        <w:spacing w:line="276" w:lineRule="auto"/>
+        <w:ind w:firstLine="851"/>
+      </w:pPr>
+    </w:p>
+    <w:p>
+      <w:pPr>
+        <w:spacing w:line="276" w:lineRule="auto"/>
+        <w:ind w:firstLine="851"/>
+      </w:pPr>
+    </w:p>
+    <w:p>
+      <w:pPr>
+        <w:spacing w:line="276" w:lineRule="auto"/>
+        <w:ind w:firstLine="851"/>
+        <w:jc w:val="center"/>
+      </w:pPr>
+    </w:p>
+    <w:p>
+      <w:pPr>
+        <w:spacing w:line="276" w:lineRule="auto"/>
+        <w:ind w:firstLine="851"/>
+      </w:pPr>
+      <w:r>
+        <w:rPr>
+          <w:lang w:val="en-US"/>
+        </w:rPr>
+        <w:lastRenderedPageBreak/>
+        <w:t>MVC</w:t>
+      </w:r>
+      <w:r>
+        <w:t xml:space="preserve"> </w:t>
+      </w:r>
+      <w:r>
+        <w:t>диаграмм</w:t>
+      </w:r>
+      <w:r>
+        <w:t>ы</w:t>
+      </w:r>
+      <w:r>
+        <w:t xml:space="preserve"> работы с отчетами</w:t>
+      </w:r>
+      <w:r>
+        <w:t>:</w:t>
+      </w:r>
+    </w:p>
+    <w:p>
+      <w:pPr>
+        <w:spacing w:line="276" w:lineRule="auto"/>
+        <w:ind w:firstLine="0"/>
+      </w:pPr>
+      <w:r>
+        <w:rPr>
+          <w:noProof/>
+        </w:rPr>
+        <w:drawing>
+          <wp:inline distT="0" distB="0" distL="0" distR="0" wp14:anchorId="762F1064" wp14:editId="5914DBDF">
+            <wp:extent cx="6197233" cy="2345635"/>
+            <wp:effectExtent l="0" t="0" r="0" b="0"/>
+            <wp:docPr id="3" name="Рисунок 3"/>
+            <wp:cNvGraphicFramePr>
+              <a:graphicFrameLocks xmlns:a="http://schemas.openxmlformats.org/drawingml/2006/main" noChangeAspect="1"/>
+            </wp:cNvGraphicFramePr>
+            <a:graphic xmlns:a="http://schemas.openxmlformats.org/drawingml/2006/main">
+              <a:graphicData uri="http://schemas.openxmlformats.org/drawingml/2006/picture">
+                <pic:pic xmlns:pic="http://schemas.openxmlformats.org/drawingml/2006/picture">
+                  <pic:nvPicPr>
+                    <pic:cNvPr id="0" name="Picture 2"/>
                     <pic:cNvPicPr>
                       <a:picLocks noChangeAspect="1" noChangeArrowheads="1"/>
                     </pic:cNvPicPr>
                   </pic:nvPicPr>
                   <pic:blipFill>
-                    <a:blip r:embed="rId16">
+                    <a:blip r:embed="rId17" cstate="print">
                       <a:extLst>
                         <a:ext uri="{28A0092B-C50C-407E-A947-70E740481C1C}">
                           <a14:useLocalDpi xmlns:a14="http://schemas.microsoft.com/office/drawing/2010/main" val="0"/>
@@ -6315,7 +7199,7 @@
                   <pic:spPr bwMode="auto">
                     <a:xfrm>
                       <a:off x="0" y="0"/>
-                      <a:ext cx="6071407" cy="4128738"/>
+                      <a:ext cx="6202949" cy="2347799"/>
                     </a:xfrm>
                     <a:prstGeom prst="rect">
                       <a:avLst/>
@@ -6332,6 +7216,5472 @@
         </w:drawing>
       </w:r>
     </w:p>
+    <w:p>
+      <w:pPr>
+        <w:spacing w:line="276" w:lineRule="auto"/>
+        <w:ind w:firstLine="0"/>
+        <w:jc w:val="center"/>
+      </w:pPr>
+      <w:r>
+        <w:t xml:space="preserve">Рис. </w:t>
+      </w:r>
+      <w:r>
+        <w:t>9</w:t>
+      </w:r>
+      <w:r>
+        <w:t xml:space="preserve">. </w:t>
+      </w:r>
+      <w:r>
+        <w:rPr>
+          <w:lang w:val="en-US"/>
+        </w:rPr>
+        <w:t>UML</w:t>
+      </w:r>
+      <w:r>
+        <w:t>-</w:t>
+      </w:r>
+      <w:r>
+        <w:t xml:space="preserve">диаграмма </w:t>
+      </w:r>
+      <w:r>
+        <w:rPr>
+          <w:lang w:val="en-US"/>
+        </w:rPr>
+        <w:t>MVC</w:t>
+      </w:r>
+      <w:r>
+        <w:t xml:space="preserve"> </w:t>
+      </w:r>
+      <w:r>
+        <w:t xml:space="preserve">для </w:t>
+      </w:r>
+      <w:r>
+        <w:t>создания</w:t>
+      </w:r>
+      <w:r>
+        <w:t xml:space="preserve"> отчет</w:t>
+      </w:r>
+      <w:r>
+        <w:t>а</w:t>
+      </w:r>
+      <w:r>
+        <w:t>.</w:t>
+      </w:r>
+    </w:p>
+    <w:p>
+      <w:pPr>
+        <w:spacing w:line="276" w:lineRule="auto"/>
+        <w:ind w:firstLine="0"/>
+      </w:pPr>
+      <w:r>
+        <w:rPr>
+          <w:noProof/>
+        </w:rPr>
+        <w:drawing>
+          <wp:inline distT="0" distB="0" distL="0" distR="0" wp14:anchorId="7606B72D" wp14:editId="53D6253E">
+            <wp:extent cx="5939790" cy="2790825"/>
+            <wp:effectExtent l="0" t="0" r="3810" b="9525"/>
+            <wp:docPr id="9" name="Рисунок 9"/>
+            <wp:cNvGraphicFramePr>
+              <a:graphicFrameLocks xmlns:a="http://schemas.openxmlformats.org/drawingml/2006/main" noChangeAspect="1"/>
+            </wp:cNvGraphicFramePr>
+            <a:graphic xmlns:a="http://schemas.openxmlformats.org/drawingml/2006/main">
+              <a:graphicData uri="http://schemas.openxmlformats.org/drawingml/2006/picture">
+                <pic:pic xmlns:pic="http://schemas.openxmlformats.org/drawingml/2006/picture">
+                  <pic:nvPicPr>
+                    <pic:cNvPr id="0" name="Picture 4"/>
+                    <pic:cNvPicPr>
+                      <a:picLocks noChangeAspect="1" noChangeArrowheads="1"/>
+                    </pic:cNvPicPr>
+                  </pic:nvPicPr>
+                  <pic:blipFill>
+                    <a:blip r:embed="rId18">
+                      <a:extLst>
+                        <a:ext uri="{28A0092B-C50C-407E-A947-70E740481C1C}">
+                          <a14:useLocalDpi xmlns:a14="http://schemas.microsoft.com/office/drawing/2010/main" val="0"/>
+                        </a:ext>
+                      </a:extLst>
+                    </a:blip>
+                    <a:srcRect/>
+                    <a:stretch>
+                      <a:fillRect/>
+                    </a:stretch>
+                  </pic:blipFill>
+                  <pic:spPr bwMode="auto">
+                    <a:xfrm>
+                      <a:off x="0" y="0"/>
+                      <a:ext cx="5939790" cy="2790825"/>
+                    </a:xfrm>
+                    <a:prstGeom prst="rect">
+                      <a:avLst/>
+                    </a:prstGeom>
+                    <a:noFill/>
+                    <a:ln>
+                      <a:noFill/>
+                    </a:ln>
+                  </pic:spPr>
+                </pic:pic>
+              </a:graphicData>
+            </a:graphic>
+          </wp:inline>
+        </w:drawing>
+      </w:r>
+    </w:p>
+    <w:p>
+      <w:pPr>
+        <w:spacing w:line="276" w:lineRule="auto"/>
+        <w:ind w:firstLine="0"/>
+        <w:jc w:val="center"/>
+      </w:pPr>
+      <w:r>
+        <w:t>Рис. 1</w:t>
+      </w:r>
+      <w:r>
+        <w:t>0</w:t>
+      </w:r>
+      <w:r>
+        <w:t xml:space="preserve">. </w:t>
+      </w:r>
+      <w:r>
+        <w:rPr>
+          <w:lang w:val="en-US"/>
+        </w:rPr>
+        <w:t>UML</w:t>
+      </w:r>
+      <w:r>
+        <w:t>-</w:t>
+      </w:r>
+      <w:r>
+        <w:t xml:space="preserve">диаграмма </w:t>
+      </w:r>
+      <w:r>
+        <w:rPr>
+          <w:lang w:val="en-US"/>
+        </w:rPr>
+        <w:t>MVC</w:t>
+      </w:r>
+      <w:r>
+        <w:t xml:space="preserve"> </w:t>
+      </w:r>
+      <w:r>
+        <w:t>для просмотра отчета</w:t>
+      </w:r>
+      <w:r>
+        <w:t>.</w:t>
+      </w:r>
+    </w:p>
+    <w:p>
+      <w:pPr>
+        <w:spacing w:line="276" w:lineRule="auto"/>
+      </w:pPr>
+      <w:r>
+        <w:t>Требования к шаблонам:</w:t>
+      </w:r>
+    </w:p>
+    <w:p>
+      <w:pPr>
+        <w:spacing w:line="276" w:lineRule="auto"/>
+      </w:pPr>
+      <w:r>
+        <w:t>1</w:t>
+      </w:r>
+      <w:r>
+        <w:t>. Статический шаблон ввода параметров для варианта «Создать отчет».</w:t>
+      </w:r>
+    </w:p>
+    <w:p>
+      <w:pPr>
+        <w:spacing w:line="276" w:lineRule="auto"/>
+      </w:pPr>
+      <w:r>
+        <w:t>Шаблон показывает форму для ввода параметров отчета и кнопку для возврата</w:t>
+      </w:r>
+      <w:r>
+        <w:t xml:space="preserve"> </w:t>
+      </w:r>
+      <w:r>
+        <w:t>в мен</w:t>
+      </w:r>
+      <w:r>
+        <w:t>ю</w:t>
+      </w:r>
+      <w:r>
+        <w:t>.</w:t>
+      </w:r>
+    </w:p>
+    <w:p>
+      <w:pPr>
+        <w:spacing w:line="276" w:lineRule="auto"/>
+        <w:ind w:firstLine="567"/>
+      </w:pPr>
+      <w:r>
+        <w:t>Шаблон содержит ссылки</w:t>
+      </w:r>
+      <w:r>
+        <w:t>:</w:t>
+      </w:r>
+    </w:p>
+    <w:p>
+      <w:pPr>
+        <w:pStyle w:val="a6"/>
+        <w:numPr>
+          <w:ilvl w:val="0"/>
+          <w:numId w:val="10"/>
+        </w:numPr>
+        <w:spacing w:line="276" w:lineRule="auto"/>
+        <w:ind w:firstLine="567"/>
+      </w:pPr>
+      <w:r>
+        <w:t xml:space="preserve"> На возврат в главное меню (адрес </w:t>
+      </w:r>
+      <w:r>
+        <w:t>‘/’</w:t>
+      </w:r>
+      <w:r>
+        <w:t>)</w:t>
+      </w:r>
+    </w:p>
+    <w:p>
+      <w:pPr>
+        <w:spacing w:line="276" w:lineRule="auto"/>
+        <w:ind w:firstLine="567"/>
+      </w:pPr>
+      <w:r>
+        <w:t xml:space="preserve">Шаблон содержит </w:t>
+      </w:r>
+      <w:r>
+        <w:rPr>
+          <w:lang w:val="en-US"/>
+        </w:rPr>
+        <w:t>select</w:t>
+      </w:r>
+      <w:r>
+        <w:t xml:space="preserve"> </w:t>
+      </w:r>
+      <w:r>
+        <w:t>списки выбора</w:t>
+      </w:r>
+      <w:r>
+        <w:t>:</w:t>
+      </w:r>
+    </w:p>
+    <w:p>
+      <w:pPr>
+        <w:pStyle w:val="a6"/>
+        <w:numPr>
+          <w:ilvl w:val="0"/>
+          <w:numId w:val="10"/>
+        </w:numPr>
+        <w:spacing w:line="276" w:lineRule="auto"/>
+        <w:ind w:firstLine="567"/>
+      </w:pPr>
+      <w:r>
+        <w:rPr>
+          <w:lang w:val="en-US"/>
+        </w:rPr>
+        <w:t>Month</w:t>
+      </w:r>
+      <w:r>
+        <w:t xml:space="preserve"> </w:t>
+      </w:r>
+      <w:r>
+        <w:t>список для выбора месяца</w:t>
+      </w:r>
+    </w:p>
+    <w:p>
+      <w:pPr>
+        <w:spacing w:line="276" w:lineRule="auto"/>
+        <w:ind w:firstLine="567"/>
+      </w:pPr>
+      <w:r>
+        <w:lastRenderedPageBreak/>
+        <w:t xml:space="preserve">Шаблон </w:t>
+      </w:r>
+      <w:r>
+        <w:t>содержит следующие поля для ввода</w:t>
+      </w:r>
+      <w:r>
+        <w:t xml:space="preserve">: </w:t>
+      </w:r>
+    </w:p>
+    <w:p>
+      <w:pPr>
+        <w:pStyle w:val="a6"/>
+        <w:numPr>
+          <w:ilvl w:val="0"/>
+          <w:numId w:val="10"/>
+        </w:numPr>
+        <w:spacing w:line="276" w:lineRule="auto"/>
+        <w:ind w:firstLine="567"/>
+      </w:pPr>
+      <w:r>
+        <w:t xml:space="preserve">поле </w:t>
+      </w:r>
+      <w:proofErr w:type="spellStart"/>
+      <w:r>
+        <w:t>year</w:t>
+      </w:r>
+      <w:proofErr w:type="spellEnd"/>
+      <w:r>
+        <w:t xml:space="preserve"> для ввода года отчета</w:t>
+      </w:r>
+    </w:p>
+    <w:p>
+      <w:pPr>
+        <w:pStyle w:val="a6"/>
+        <w:numPr>
+          <w:ilvl w:val="0"/>
+          <w:numId w:val="10"/>
+        </w:numPr>
+        <w:spacing w:line="276" w:lineRule="auto"/>
+        <w:ind w:firstLine="567"/>
+      </w:pPr>
+      <w:r>
+        <w:t xml:space="preserve">поле типа </w:t>
+      </w:r>
+      <w:proofErr w:type="spellStart"/>
+      <w:r>
+        <w:t>submit</w:t>
+      </w:r>
+      <w:proofErr w:type="spellEnd"/>
+      <w:r>
+        <w:t xml:space="preserve"> для создания отчета</w:t>
+      </w:r>
+    </w:p>
+    <w:p>
+      <w:pPr>
+        <w:spacing w:line="276" w:lineRule="auto"/>
+      </w:pPr>
+      <w:r>
+        <w:t>2</w:t>
+      </w:r>
+      <w:r>
+        <w:t>. Статический шаблон ввода параметров для варианта «</w:t>
+      </w:r>
+      <w:r>
+        <w:t>Просмотр</w:t>
+      </w:r>
+      <w:r>
+        <w:t xml:space="preserve"> отчет</w:t>
+      </w:r>
+      <w:r>
+        <w:t>а</w:t>
+      </w:r>
+      <w:r>
+        <w:t>».</w:t>
+      </w:r>
+    </w:p>
+    <w:p>
+      <w:pPr>
+        <w:spacing w:line="276" w:lineRule="auto"/>
+        <w:ind w:firstLine="567"/>
+      </w:pPr>
+      <w:r>
+        <w:t>Шаблон показывает форму для ввода параметров отчета и кнопку для возврата в мен</w:t>
+      </w:r>
+      <w:r>
+        <w:t>ю</w:t>
+      </w:r>
+      <w:r>
+        <w:t>.</w:t>
+      </w:r>
+    </w:p>
+    <w:p>
+      <w:pPr>
+        <w:spacing w:line="276" w:lineRule="auto"/>
+        <w:ind w:firstLine="567"/>
+      </w:pPr>
+      <w:r>
+        <w:t>Шаблон содержит ссылки</w:t>
+      </w:r>
+      <w:r>
+        <w:t>:</w:t>
+      </w:r>
+    </w:p>
+    <w:p>
+      <w:pPr>
+        <w:pStyle w:val="a6"/>
+        <w:numPr>
+          <w:ilvl w:val="0"/>
+          <w:numId w:val="10"/>
+        </w:numPr>
+        <w:spacing w:line="276" w:lineRule="auto"/>
+        <w:ind w:firstLine="567"/>
+      </w:pPr>
+      <w:r>
+        <w:t xml:space="preserve"> На возврат в главное меню (адрес </w:t>
+      </w:r>
+      <w:r>
+        <w:t>‘/’</w:t>
+      </w:r>
+      <w:r>
+        <w:t>)</w:t>
+      </w:r>
+    </w:p>
+    <w:p>
+      <w:pPr>
+        <w:spacing w:line="276" w:lineRule="auto"/>
+        <w:ind w:firstLine="567"/>
+      </w:pPr>
+      <w:bookmarkStart w:id="18" w:name="_Hlk186263677"/>
+      <w:r>
+        <w:t xml:space="preserve">Шаблон содержит </w:t>
+      </w:r>
+      <w:r>
+        <w:rPr>
+          <w:lang w:val="en-US"/>
+        </w:rPr>
+        <w:t>select</w:t>
+      </w:r>
+      <w:r>
+        <w:t xml:space="preserve"> </w:t>
+      </w:r>
+      <w:r>
+        <w:t>списки выбора</w:t>
+      </w:r>
+      <w:r>
+        <w:t>:</w:t>
+      </w:r>
+    </w:p>
+    <w:bookmarkEnd w:id="18"/>
+    <w:p>
+      <w:pPr>
+        <w:pStyle w:val="a6"/>
+        <w:numPr>
+          <w:ilvl w:val="0"/>
+          <w:numId w:val="10"/>
+        </w:numPr>
+        <w:spacing w:line="276" w:lineRule="auto"/>
+        <w:ind w:firstLine="567"/>
+      </w:pPr>
+      <w:r>
+        <w:rPr>
+          <w:lang w:val="en-US"/>
+        </w:rPr>
+        <w:t>Month</w:t>
+      </w:r>
+      <w:r>
+        <w:t xml:space="preserve"> </w:t>
+      </w:r>
+      <w:r>
+        <w:t>список для выбора месяца</w:t>
+      </w:r>
+    </w:p>
+    <w:p>
+      <w:pPr>
+        <w:spacing w:line="276" w:lineRule="auto"/>
+        <w:ind w:firstLine="567"/>
+      </w:pPr>
+      <w:r>
+        <w:t xml:space="preserve">Шаблон </w:t>
+      </w:r>
+      <w:r>
+        <w:t xml:space="preserve">содержит следующие поля для ввода: </w:t>
+      </w:r>
+    </w:p>
+    <w:p>
+      <w:pPr>
+        <w:pStyle w:val="a6"/>
+        <w:numPr>
+          <w:ilvl w:val="0"/>
+          <w:numId w:val="10"/>
+        </w:numPr>
+        <w:spacing w:line="276" w:lineRule="auto"/>
+        <w:ind w:firstLine="567"/>
+      </w:pPr>
+      <w:r>
+        <w:t xml:space="preserve">поле </w:t>
+      </w:r>
+      <w:proofErr w:type="spellStart"/>
+      <w:r>
+        <w:t>year</w:t>
+      </w:r>
+      <w:proofErr w:type="spellEnd"/>
+      <w:r>
+        <w:t xml:space="preserve"> для ввода года отчета</w:t>
+      </w:r>
+    </w:p>
+    <w:p>
+      <w:pPr>
+        <w:pStyle w:val="a6"/>
+        <w:numPr>
+          <w:ilvl w:val="0"/>
+          <w:numId w:val="10"/>
+        </w:numPr>
+        <w:spacing w:line="276" w:lineRule="auto"/>
+        <w:ind w:firstLine="567"/>
+      </w:pPr>
+      <w:r>
+        <w:t xml:space="preserve">поле типа </w:t>
+      </w:r>
+      <w:proofErr w:type="spellStart"/>
+      <w:r>
+        <w:t>submit</w:t>
+      </w:r>
+      <w:proofErr w:type="spellEnd"/>
+      <w:r>
+        <w:t xml:space="preserve"> для создания отчета</w:t>
+      </w:r>
+    </w:p>
+    <w:p>
+      <w:pPr>
+        <w:spacing w:line="276" w:lineRule="auto"/>
+      </w:pPr>
+      <w:r>
+        <w:t>3. Динамический шаблон для просмотра результата. Шаблон показывает данные отчета и кнопку для возврата в меню отчетов</w:t>
+      </w:r>
+      <w:r>
+        <w:t xml:space="preserve"> и главное меню</w:t>
+      </w:r>
+      <w:r>
+        <w:t>. Вывод данных отчета осуществляется в виде таблицы. Данные отчета передаются в шаблон.</w:t>
+      </w:r>
+    </w:p>
+    <w:p>
+      <w:pPr>
+        <w:spacing w:line="276" w:lineRule="auto"/>
+      </w:pPr>
+      <w:r>
+        <w:t>Страницы с результатами</w:t>
+      </w:r>
+      <w:r>
+        <w:t>:</w:t>
+      </w:r>
+    </w:p>
+    <w:p>
+      <w:pPr>
+        <w:spacing w:line="276" w:lineRule="auto"/>
+      </w:pPr>
+      <w:r>
+        <w:t xml:space="preserve">а) </w:t>
+      </w:r>
+      <w:r>
+        <w:t>“</w:t>
+      </w:r>
+      <w:r>
+        <w:t>Отчет о неоплаченных превышениях сотрудников</w:t>
+      </w:r>
+      <w:r>
+        <w:t>”</w:t>
+      </w:r>
+    </w:p>
+    <w:p>
+      <w:pPr>
+        <w:pStyle w:val="a6"/>
+        <w:numPr>
+          <w:ilvl w:val="0"/>
+          <w:numId w:val="10"/>
+        </w:numPr>
+        <w:spacing w:line="276" w:lineRule="auto"/>
+        <w:ind w:firstLine="567"/>
+      </w:pPr>
+      <w:r>
+        <w:t>Фамилия сотрудника</w:t>
+      </w:r>
+    </w:p>
+    <w:p>
+      <w:pPr>
+        <w:pStyle w:val="a6"/>
+        <w:numPr>
+          <w:ilvl w:val="0"/>
+          <w:numId w:val="10"/>
+        </w:numPr>
+        <w:spacing w:line="276" w:lineRule="auto"/>
+        <w:ind w:firstLine="567"/>
+      </w:pPr>
+      <w:r>
+        <w:t>Отдел</w:t>
+      </w:r>
+    </w:p>
+    <w:p>
+      <w:pPr>
+        <w:pStyle w:val="a6"/>
+        <w:numPr>
+          <w:ilvl w:val="0"/>
+          <w:numId w:val="10"/>
+        </w:numPr>
+        <w:spacing w:line="276" w:lineRule="auto"/>
+        <w:ind w:firstLine="567"/>
+      </w:pPr>
+      <w:r>
+        <w:t>Должность</w:t>
+      </w:r>
+    </w:p>
+    <w:p>
+      <w:pPr>
+        <w:pStyle w:val="a6"/>
+        <w:numPr>
+          <w:ilvl w:val="0"/>
+          <w:numId w:val="10"/>
+        </w:numPr>
+        <w:spacing w:line="276" w:lineRule="auto"/>
+        <w:ind w:firstLine="567"/>
+      </w:pPr>
+      <w:r>
+        <w:t>Сумма превышения</w:t>
+      </w:r>
+    </w:p>
+    <w:p>
+      <w:pPr>
+        <w:pStyle w:val="a6"/>
+        <w:numPr>
+          <w:ilvl w:val="0"/>
+          <w:numId w:val="10"/>
+        </w:numPr>
+        <w:spacing w:line="276" w:lineRule="auto"/>
+        <w:ind w:firstLine="567"/>
+      </w:pPr>
+      <w:r>
+        <w:t>Месяц превышения</w:t>
+      </w:r>
+    </w:p>
+    <w:p>
+      <w:pPr>
+        <w:pStyle w:val="a6"/>
+        <w:numPr>
+          <w:ilvl w:val="0"/>
+          <w:numId w:val="10"/>
+        </w:numPr>
+        <w:spacing w:line="276" w:lineRule="auto"/>
+        <w:ind w:firstLine="567"/>
+      </w:pPr>
+      <w:r>
+        <w:t>Год превышения</w:t>
+      </w:r>
+    </w:p>
+    <w:p>
+      <w:pPr>
+        <w:spacing w:line="276" w:lineRule="auto"/>
+      </w:pPr>
+      <w:r>
+        <w:t xml:space="preserve">б) </w:t>
+      </w:r>
+      <w:r>
+        <w:t>“</w:t>
+      </w:r>
+      <w:r>
+        <w:t>Отчет о оплаченных превышениях сотрудников</w:t>
+      </w:r>
+      <w:r>
+        <w:t>”</w:t>
+      </w:r>
+    </w:p>
+    <w:p>
+      <w:pPr>
+        <w:pStyle w:val="a6"/>
+        <w:numPr>
+          <w:ilvl w:val="0"/>
+          <w:numId w:val="10"/>
+        </w:numPr>
+        <w:spacing w:line="276" w:lineRule="auto"/>
+        <w:ind w:firstLine="567"/>
+      </w:pPr>
+      <w:r>
+        <w:t>Фамилия сотрудника</w:t>
+      </w:r>
+    </w:p>
+    <w:p>
+      <w:pPr>
+        <w:pStyle w:val="a6"/>
+        <w:numPr>
+          <w:ilvl w:val="0"/>
+          <w:numId w:val="10"/>
+        </w:numPr>
+        <w:spacing w:line="276" w:lineRule="auto"/>
+        <w:ind w:firstLine="567"/>
+      </w:pPr>
+      <w:r>
+        <w:t>Должность</w:t>
+      </w:r>
+    </w:p>
+    <w:p>
+      <w:pPr>
+        <w:pStyle w:val="a6"/>
+        <w:numPr>
+          <w:ilvl w:val="0"/>
+          <w:numId w:val="10"/>
+        </w:numPr>
+        <w:spacing w:line="276" w:lineRule="auto"/>
+        <w:ind w:firstLine="567"/>
+      </w:pPr>
+      <w:r>
+        <w:t>Отдел</w:t>
+      </w:r>
+    </w:p>
+    <w:p>
+      <w:pPr>
+        <w:pStyle w:val="a6"/>
+        <w:numPr>
+          <w:ilvl w:val="0"/>
+          <w:numId w:val="10"/>
+        </w:numPr>
+        <w:spacing w:line="276" w:lineRule="auto"/>
+        <w:ind w:firstLine="567"/>
+      </w:pPr>
+      <w:r>
+        <w:lastRenderedPageBreak/>
+        <w:t>Оплаченная сумма</w:t>
+      </w:r>
+    </w:p>
+    <w:p>
+      <w:pPr>
+        <w:pStyle w:val="a6"/>
+        <w:numPr>
+          <w:ilvl w:val="0"/>
+          <w:numId w:val="10"/>
+        </w:numPr>
+        <w:spacing w:line="276" w:lineRule="auto"/>
+        <w:ind w:firstLine="567"/>
+      </w:pPr>
+      <w:r>
+        <w:t>Месяц превышения</w:t>
+      </w:r>
+    </w:p>
+    <w:p>
+      <w:pPr>
+        <w:pStyle w:val="a6"/>
+        <w:numPr>
+          <w:ilvl w:val="0"/>
+          <w:numId w:val="10"/>
+        </w:numPr>
+        <w:spacing w:line="276" w:lineRule="auto"/>
+        <w:ind w:firstLine="567"/>
+      </w:pPr>
+      <w:r>
+        <w:t>Год превышения</w:t>
+      </w:r>
+    </w:p>
+    <w:p>
+      <w:pPr>
+        <w:spacing w:line="276" w:lineRule="auto"/>
+        <w:rPr>
+          <w:b/>
+          <w:bCs/>
+        </w:rPr>
+      </w:pPr>
+      <w:r>
+        <w:t>Программная архитектура реализации работы с отчетами</w:t>
+      </w:r>
+      <w:r>
+        <w:t>:</w:t>
+      </w:r>
+    </w:p>
+    <w:p>
+      <w:pPr>
+        <w:spacing w:line="276" w:lineRule="auto"/>
+        <w:jc w:val="center"/>
+        <w:rPr>
+          <w:lang w:val="en-US"/>
+        </w:rPr>
+      </w:pPr>
+      <w:r>
+        <w:rPr>
+          <w:noProof/>
+          <w:lang w:val="en-US"/>
+        </w:rPr>
+        <w:drawing>
+          <wp:inline distT="0" distB="0" distL="0" distR="0" wp14:anchorId="614E4680" wp14:editId="12F37A50">
+            <wp:extent cx="2876951" cy="3410426"/>
+            <wp:effectExtent l="0" t="0" r="0" b="0"/>
+            <wp:docPr id="13" name="Рисунок 13"/>
+            <wp:cNvGraphicFramePr>
+              <a:graphicFrameLocks xmlns:a="http://schemas.openxmlformats.org/drawingml/2006/main" noChangeAspect="1"/>
+            </wp:cNvGraphicFramePr>
+            <a:graphic xmlns:a="http://schemas.openxmlformats.org/drawingml/2006/main">
+              <a:graphicData uri="http://schemas.openxmlformats.org/drawingml/2006/picture">
+                <pic:pic xmlns:pic="http://schemas.openxmlformats.org/drawingml/2006/picture">
+                  <pic:nvPicPr>
+                    <pic:cNvPr id="1" name=""/>
+                    <pic:cNvPicPr/>
+                  </pic:nvPicPr>
+                  <pic:blipFill>
+                    <a:blip r:embed="rId19"/>
+                    <a:stretch>
+                      <a:fillRect/>
+                    </a:stretch>
+                  </pic:blipFill>
+                  <pic:spPr>
+                    <a:xfrm>
+                      <a:off x="0" y="0"/>
+                      <a:ext cx="2876951" cy="3410426"/>
+                    </a:xfrm>
+                    <a:prstGeom prst="rect">
+                      <a:avLst/>
+                    </a:prstGeom>
+                  </pic:spPr>
+                </pic:pic>
+              </a:graphicData>
+            </a:graphic>
+          </wp:inline>
+        </w:drawing>
+      </w:r>
+    </w:p>
+    <w:p>
+      <w:pPr>
+        <w:spacing w:line="276" w:lineRule="auto"/>
+        <w:ind w:firstLine="0"/>
+        <w:jc w:val="center"/>
+      </w:pPr>
+      <w:r>
+        <w:t>Рис. 11. Программная архитектура сценария</w:t>
+      </w:r>
+      <w:r>
+        <w:t xml:space="preserve"> “</w:t>
+      </w:r>
+      <w:r>
+        <w:t>Работа с отчетами</w:t>
+      </w:r>
+      <w:r>
+        <w:t>”</w:t>
+      </w:r>
+      <w:r>
+        <w:t>.</w:t>
+      </w:r>
+    </w:p>
+    <w:p>
+      <w:pPr>
+        <w:spacing w:line="276" w:lineRule="auto"/>
+        <w:ind w:firstLine="0"/>
+        <w:jc w:val="center"/>
+      </w:pPr>
+    </w:p>
+    <w:p>
+      <w:pPr>
+        <w:spacing w:line="276" w:lineRule="auto"/>
+        <w:ind w:firstLine="0"/>
+        <w:jc w:val="center"/>
+      </w:pPr>
+    </w:p>
+    <w:p>
+      <w:pPr>
+        <w:spacing w:line="276" w:lineRule="auto"/>
+        <w:ind w:firstLine="0"/>
+        <w:jc w:val="center"/>
+      </w:pPr>
+    </w:p>
+    <w:p>
+      <w:pPr>
+        <w:spacing w:line="276" w:lineRule="auto"/>
+        <w:ind w:firstLine="0"/>
+        <w:jc w:val="center"/>
+      </w:pPr>
+    </w:p>
+    <w:p>
+      <w:pPr>
+        <w:spacing w:line="276" w:lineRule="auto"/>
+        <w:ind w:firstLine="0"/>
+        <w:jc w:val="center"/>
+      </w:pPr>
+    </w:p>
+    <w:p>
+      <w:pPr>
+        <w:spacing w:line="276" w:lineRule="auto"/>
+        <w:ind w:firstLine="0"/>
+        <w:jc w:val="center"/>
+      </w:pPr>
+    </w:p>
+    <w:p>
+      <w:pPr>
+        <w:spacing w:line="276" w:lineRule="auto"/>
+        <w:ind w:firstLine="0"/>
+        <w:jc w:val="center"/>
+      </w:pPr>
+    </w:p>
+    <w:p>
+      <w:pPr>
+        <w:spacing w:line="276" w:lineRule="auto"/>
+        <w:ind w:firstLine="0"/>
+        <w:jc w:val="center"/>
+      </w:pPr>
+    </w:p>
+    <w:p>
+      <w:pPr>
+        <w:spacing w:line="276" w:lineRule="auto"/>
+        <w:ind w:firstLine="0"/>
+        <w:jc w:val="center"/>
+      </w:pPr>
+    </w:p>
+    <w:p>
+      <w:pPr>
+        <w:spacing w:line="276" w:lineRule="auto"/>
+        <w:ind w:firstLine="0"/>
+        <w:jc w:val="center"/>
+      </w:pPr>
+    </w:p>
+    <w:p>
+      <w:pPr>
+        <w:pStyle w:val="1"/>
+        <w:rPr>
+          <w:sz w:val="32"/>
+          <w:szCs w:val="32"/>
+        </w:rPr>
+      </w:pPr>
+      <w:bookmarkStart w:id="19" w:name="_Toc186266997"/>
+      <w:r>
+        <w:rPr>
+          <w:sz w:val="32"/>
+          <w:szCs w:val="32"/>
+        </w:rPr>
+        <w:lastRenderedPageBreak/>
+        <w:t>Вариант использования «Управление сотрудниками»</w:t>
+      </w:r>
+      <w:bookmarkEnd w:id="19"/>
+    </w:p>
+    <w:p>
+      <w:pPr>
+        <w:spacing w:line="276" w:lineRule="auto"/>
+      </w:pPr>
+      <w:r>
+        <w:t>Предусловие: пользователь успешно авторизовался и у него есть доступ к этому</w:t>
+      </w:r>
+      <w:r>
+        <w:t xml:space="preserve"> </w:t>
+      </w:r>
+      <w:r>
+        <w:t>варианту использования.</w:t>
+      </w:r>
+    </w:p>
+    <w:p>
+      <w:pPr>
+        <w:spacing w:line="276" w:lineRule="auto"/>
+        <w:rPr>
+          <w:b/>
+          <w:bCs/>
+        </w:rPr>
+      </w:pPr>
+      <w:r>
+        <w:t>Гарантия: при корректно заполненных формах пользователь успешно добавляет</w:t>
+      </w:r>
+      <w:r>
+        <w:t>/</w:t>
+      </w:r>
+      <w:r>
+        <w:t>редактирует</w:t>
+      </w:r>
+      <w:r>
+        <w:t>/</w:t>
+      </w:r>
+      <w:r>
+        <w:t>удаляет сотрудника или добавляет</w:t>
+      </w:r>
+      <w:r>
+        <w:t>/</w:t>
+      </w:r>
+      <w:r>
+        <w:t>удаляет его телефон</w:t>
+      </w:r>
+      <w:r>
+        <w:t xml:space="preserve">. </w:t>
+      </w:r>
+    </w:p>
+    <w:p>
+      <w:pPr>
+        <w:spacing w:line="276" w:lineRule="auto"/>
+      </w:pPr>
+      <w:r>
+        <w:t xml:space="preserve">Минимальная гарантия: пользователь получает сообщение о том, что произошла ошибка, и </w:t>
+      </w:r>
+      <w:r>
+        <w:t>страницу</w:t>
+      </w:r>
+      <w:r>
+        <w:t>,</w:t>
+      </w:r>
+      <w:r>
+        <w:t xml:space="preserve"> на которой она произошла</w:t>
+      </w:r>
+      <w:r>
+        <w:t>.</w:t>
+      </w:r>
+    </w:p>
+    <w:p>
+      <w:pPr>
+        <w:spacing w:line="276" w:lineRule="auto"/>
+        <w:rPr>
+          <w:lang w:val="en-US"/>
+        </w:rPr>
+      </w:pPr>
+      <w:r>
+        <w:t>Сценарий меню сотрудников</w:t>
+      </w:r>
+      <w:r>
+        <w:rPr>
+          <w:lang w:val="en-US"/>
+        </w:rPr>
+        <w:t>:</w:t>
+      </w:r>
+    </w:p>
+    <w:p>
+      <w:pPr>
+        <w:pStyle w:val="a6"/>
+        <w:numPr>
+          <w:ilvl w:val="0"/>
+          <w:numId w:val="18"/>
+        </w:numPr>
+        <w:spacing w:line="276" w:lineRule="auto"/>
+      </w:pPr>
+      <w:r>
+        <w:t>Пользователь начинает сценарий.</w:t>
+      </w:r>
+    </w:p>
+    <w:p>
+      <w:pPr>
+        <w:pStyle w:val="a6"/>
+        <w:numPr>
+          <w:ilvl w:val="0"/>
+          <w:numId w:val="18"/>
+        </w:numPr>
+        <w:spacing w:line="276" w:lineRule="auto"/>
+      </w:pPr>
+      <w:r>
+        <w:t>Система присылает таблицу с информацией о существующих сотрудников и ссылками для их редактирования и удаления.</w:t>
+      </w:r>
+    </w:p>
+    <w:p>
+      <w:pPr>
+        <w:pStyle w:val="a6"/>
+        <w:numPr>
+          <w:ilvl w:val="0"/>
+          <w:numId w:val="18"/>
+        </w:numPr>
+        <w:spacing w:line="276" w:lineRule="auto"/>
+      </w:pPr>
+      <w:r>
+        <w:t>Система присылает форму для добавления сотрудника.</w:t>
+      </w:r>
+    </w:p>
+    <w:p>
+      <w:pPr>
+        <w:spacing w:line="276" w:lineRule="auto"/>
+        <w:ind w:left="709" w:firstLine="0"/>
+        <w:rPr>
+          <w:lang w:val="en-US"/>
+        </w:rPr>
+      </w:pPr>
+      <w:r>
+        <w:t>Исключения</w:t>
+      </w:r>
+      <w:r>
+        <w:rPr>
+          <w:lang w:val="en-US"/>
+        </w:rPr>
+        <w:t>:</w:t>
+      </w:r>
+    </w:p>
+    <w:p>
+      <w:pPr>
+        <w:spacing w:line="276" w:lineRule="auto"/>
+      </w:pPr>
+      <w:r>
+        <w:t>2(а</w:t>
+      </w:r>
+      <w:proofErr w:type="gramStart"/>
+      <w:r>
+        <w:t>)</w:t>
+      </w:r>
+      <w:proofErr w:type="gramEnd"/>
+      <w:r>
+        <w:t xml:space="preserve"> При ошибке получения списка существующих сотрудников в главном меню выведется сообщение об ошибке.</w:t>
+      </w:r>
+    </w:p>
+    <w:p>
+      <w:pPr>
+        <w:spacing w:line="276" w:lineRule="auto"/>
+        <w:ind w:firstLine="0"/>
+        <w:jc w:val="center"/>
+      </w:pPr>
+      <w:r>
+        <w:t xml:space="preserve">MVC диаграмма </w:t>
+      </w:r>
+      <w:r>
+        <w:t>меню</w:t>
+      </w:r>
+      <w:r>
+        <w:t xml:space="preserve"> сотрудник</w:t>
+      </w:r>
+      <w:r>
+        <w:t>ов</w:t>
+      </w:r>
+      <w:r>
+        <w:t>:</w:t>
+      </w:r>
+    </w:p>
+    <w:p>
+      <w:pPr>
+        <w:spacing w:line="276" w:lineRule="auto"/>
+        <w:ind w:firstLine="0"/>
+        <w:jc w:val="center"/>
+        <w:rPr>
+          <w:lang w:val="en-US"/>
+        </w:rPr>
+      </w:pPr>
+      <w:r>
+        <w:rPr>
+          <w:noProof/>
+          <w:lang w:val="en-US"/>
+        </w:rPr>
+        <w:drawing>
+          <wp:inline distT="0" distB="0" distL="0" distR="0" wp14:anchorId="10CB3B76" wp14:editId="4229781C">
+            <wp:extent cx="5924550" cy="1390650"/>
+            <wp:effectExtent l="0" t="0" r="0" b="0"/>
+            <wp:docPr id="22" name="Рисунок 22"/>
+            <wp:cNvGraphicFramePr>
+              <a:graphicFrameLocks xmlns:a="http://schemas.openxmlformats.org/drawingml/2006/main" noChangeAspect="1"/>
+            </wp:cNvGraphicFramePr>
+            <a:graphic xmlns:a="http://schemas.openxmlformats.org/drawingml/2006/main">
+              <a:graphicData uri="http://schemas.openxmlformats.org/drawingml/2006/picture">
+                <pic:pic xmlns:pic="http://schemas.openxmlformats.org/drawingml/2006/picture">
+                  <pic:nvPicPr>
+                    <pic:cNvPr id="0" name="Picture 8"/>
+                    <pic:cNvPicPr>
+                      <a:picLocks noChangeAspect="1" noChangeArrowheads="1"/>
+                    </pic:cNvPicPr>
+                  </pic:nvPicPr>
+                  <pic:blipFill>
+                    <a:blip r:embed="rId20">
+                      <a:extLst>
+                        <a:ext uri="{28A0092B-C50C-407E-A947-70E740481C1C}">
+                          <a14:useLocalDpi xmlns:a14="http://schemas.microsoft.com/office/drawing/2010/main" val="0"/>
+                        </a:ext>
+                      </a:extLst>
+                    </a:blip>
+                    <a:srcRect/>
+                    <a:stretch>
+                      <a:fillRect/>
+                    </a:stretch>
+                  </pic:blipFill>
+                  <pic:spPr bwMode="auto">
+                    <a:xfrm>
+                      <a:off x="0" y="0"/>
+                      <a:ext cx="5924550" cy="1390650"/>
+                    </a:xfrm>
+                    <a:prstGeom prst="rect">
+                      <a:avLst/>
+                    </a:prstGeom>
+                    <a:noFill/>
+                    <a:ln>
+                      <a:noFill/>
+                    </a:ln>
+                  </pic:spPr>
+                </pic:pic>
+              </a:graphicData>
+            </a:graphic>
+          </wp:inline>
+        </w:drawing>
+      </w:r>
+    </w:p>
+    <w:p>
+      <w:pPr>
+        <w:spacing w:line="276" w:lineRule="auto"/>
+        <w:ind w:firstLine="0"/>
+        <w:jc w:val="center"/>
+      </w:pPr>
+      <w:r>
+        <w:t xml:space="preserve">Рис. 12. </w:t>
+      </w:r>
+      <w:r>
+        <w:t xml:space="preserve">UML-диаграмма </w:t>
+      </w:r>
+      <w:r>
+        <w:t>меню</w:t>
+      </w:r>
+      <w:r>
+        <w:t xml:space="preserve"> сотрудник</w:t>
+      </w:r>
+      <w:r>
+        <w:t>ов</w:t>
+      </w:r>
+      <w:r>
+        <w:t>.</w:t>
+      </w:r>
+    </w:p>
+    <w:p>
+      <w:pPr>
+        <w:spacing w:line="276" w:lineRule="auto"/>
+        <w:rPr>
+          <w:lang w:val="en-US"/>
+        </w:rPr>
+      </w:pPr>
+      <w:r>
+        <w:t xml:space="preserve">Сценарий меню </w:t>
+      </w:r>
+      <w:r>
+        <w:t>телефонов</w:t>
+      </w:r>
+      <w:r>
+        <w:rPr>
+          <w:lang w:val="en-US"/>
+        </w:rPr>
+        <w:t>:</w:t>
+      </w:r>
+    </w:p>
+    <w:p>
+      <w:pPr>
+        <w:pStyle w:val="a6"/>
+        <w:numPr>
+          <w:ilvl w:val="0"/>
+          <w:numId w:val="19"/>
+        </w:numPr>
+        <w:spacing w:line="276" w:lineRule="auto"/>
+      </w:pPr>
+      <w:r>
+        <w:t>Пользователь начинает сценарий.</w:t>
+      </w:r>
+    </w:p>
+    <w:p>
+      <w:pPr>
+        <w:pStyle w:val="a6"/>
+        <w:numPr>
+          <w:ilvl w:val="0"/>
+          <w:numId w:val="19"/>
+        </w:numPr>
+        <w:spacing w:line="276" w:lineRule="auto"/>
+      </w:pPr>
+      <w:r>
+        <w:t>Система присылает таблицу с информацией о существующих сотрудников и ссылками для их редактирования и удаления.</w:t>
+      </w:r>
+    </w:p>
+    <w:p>
+      <w:pPr>
+        <w:pStyle w:val="a6"/>
+        <w:numPr>
+          <w:ilvl w:val="0"/>
+          <w:numId w:val="19"/>
+        </w:numPr>
+        <w:spacing w:line="276" w:lineRule="auto"/>
+      </w:pPr>
+      <w:r>
+        <w:t>Система присылает форму для добавления сотрудника.</w:t>
+      </w:r>
+    </w:p>
+    <w:p>
+      <w:pPr>
+        <w:pStyle w:val="a6"/>
+        <w:numPr>
+          <w:ilvl w:val="0"/>
+          <w:numId w:val="19"/>
+        </w:numPr>
+        <w:spacing w:line="276" w:lineRule="auto"/>
+      </w:pPr>
+      <w:r>
+        <w:t>Пользователь нажимает на редактировать для интересующего его сотрудника.</w:t>
+      </w:r>
+    </w:p>
+    <w:p>
+      <w:pPr>
+        <w:pStyle w:val="a6"/>
+        <w:numPr>
+          <w:ilvl w:val="0"/>
+          <w:numId w:val="19"/>
+        </w:numPr>
+        <w:spacing w:line="276" w:lineRule="auto"/>
+      </w:pPr>
+      <w:r>
+        <w:lastRenderedPageBreak/>
+        <w:t>Система присылает страницу с информацией о сотруднике</w:t>
+      </w:r>
+      <w:r>
+        <w:t>,</w:t>
+      </w:r>
+      <w:r>
+        <w:t xml:space="preserve"> информацией о его телефонах, напротив каждого кнопка удалить, формой для добавления телефона сотрудника и редактирования информации о сотруднике.</w:t>
+      </w:r>
+    </w:p>
+    <w:p>
+      <w:pPr>
+        <w:spacing w:line="276" w:lineRule="auto"/>
+        <w:ind w:left="709" w:firstLine="0"/>
+      </w:pPr>
+      <w:r>
+        <w:t>Исключения</w:t>
+      </w:r>
+      <w:r>
+        <w:t>:</w:t>
+      </w:r>
+      <w:r>
+        <w:t xml:space="preserve"> </w:t>
+      </w:r>
+    </w:p>
+    <w:p>
+      <w:pPr>
+        <w:spacing w:line="276" w:lineRule="auto"/>
+      </w:pPr>
+      <w:r>
+        <w:t>2(а</w:t>
+      </w:r>
+      <w:proofErr w:type="gramStart"/>
+      <w:r>
+        <w:t>)</w:t>
+      </w:r>
+      <w:proofErr w:type="gramEnd"/>
+      <w:r>
+        <w:t xml:space="preserve"> При ошибке получения списка существующих сотрудников в главном меню выведется сообщение об ошибке.</w:t>
+      </w:r>
+    </w:p>
+    <w:p>
+      <w:pPr>
+        <w:spacing w:line="276" w:lineRule="auto"/>
+      </w:pPr>
+      <w:r>
+        <w:t>5(а</w:t>
+      </w:r>
+      <w:proofErr w:type="gramStart"/>
+      <w:r>
+        <w:t>)</w:t>
+      </w:r>
+      <w:proofErr w:type="gramEnd"/>
+      <w:r>
+        <w:t xml:space="preserve"> </w:t>
+      </w:r>
+      <w:r>
+        <w:t>При ошибке получения информации о сотруднике или о его телефонах происходит возвращение на страницу со всеми сотрудниками и появляется сообщение о соответствующей ошибке.</w:t>
+      </w:r>
+    </w:p>
+    <w:p>
+      <w:pPr>
+        <w:spacing w:line="276" w:lineRule="auto"/>
+        <w:ind w:firstLine="0"/>
+        <w:jc w:val="center"/>
+      </w:pPr>
+      <w:r>
+        <w:t xml:space="preserve">MVC диаграмма </w:t>
+      </w:r>
+      <w:r>
+        <w:t xml:space="preserve">меню </w:t>
+      </w:r>
+      <w:r>
+        <w:t>телефонов</w:t>
+      </w:r>
+      <w:r>
+        <w:t>:</w:t>
+      </w:r>
+    </w:p>
+    <w:p>
+      <w:pPr>
+        <w:spacing w:line="276" w:lineRule="auto"/>
+        <w:ind w:firstLine="0"/>
+        <w:jc w:val="center"/>
+        <w:rPr>
+          <w:lang w:val="en-US"/>
+        </w:rPr>
+      </w:pPr>
+      <w:r>
+        <w:rPr>
+          <w:noProof/>
+          <w:lang w:val="en-US"/>
+        </w:rPr>
+        <w:drawing>
+          <wp:inline distT="0" distB="0" distL="0" distR="0" wp14:anchorId="34A2D455" wp14:editId="362F06B1">
+            <wp:extent cx="5924550" cy="2286000"/>
+            <wp:effectExtent l="0" t="0" r="0" b="0"/>
+            <wp:docPr id="23" name="Рисунок 23"/>
+            <wp:cNvGraphicFramePr>
+              <a:graphicFrameLocks xmlns:a="http://schemas.openxmlformats.org/drawingml/2006/main" noChangeAspect="1"/>
+            </wp:cNvGraphicFramePr>
+            <a:graphic xmlns:a="http://schemas.openxmlformats.org/drawingml/2006/main">
+              <a:graphicData uri="http://schemas.openxmlformats.org/drawingml/2006/picture">
+                <pic:pic xmlns:pic="http://schemas.openxmlformats.org/drawingml/2006/picture">
+                  <pic:nvPicPr>
+                    <pic:cNvPr id="0" name="Picture 9"/>
+                    <pic:cNvPicPr>
+                      <a:picLocks noChangeAspect="1" noChangeArrowheads="1"/>
+                    </pic:cNvPicPr>
+                  </pic:nvPicPr>
+                  <pic:blipFill>
+                    <a:blip r:embed="rId21">
+                      <a:extLst>
+                        <a:ext uri="{28A0092B-C50C-407E-A947-70E740481C1C}">
+                          <a14:useLocalDpi xmlns:a14="http://schemas.microsoft.com/office/drawing/2010/main" val="0"/>
+                        </a:ext>
+                      </a:extLst>
+                    </a:blip>
+                    <a:srcRect/>
+                    <a:stretch>
+                      <a:fillRect/>
+                    </a:stretch>
+                  </pic:blipFill>
+                  <pic:spPr bwMode="auto">
+                    <a:xfrm>
+                      <a:off x="0" y="0"/>
+                      <a:ext cx="5924550" cy="2286000"/>
+                    </a:xfrm>
+                    <a:prstGeom prst="rect">
+                      <a:avLst/>
+                    </a:prstGeom>
+                    <a:noFill/>
+                    <a:ln>
+                      <a:noFill/>
+                    </a:ln>
+                  </pic:spPr>
+                </pic:pic>
+              </a:graphicData>
+            </a:graphic>
+          </wp:inline>
+        </w:drawing>
+      </w:r>
+    </w:p>
+    <w:p>
+      <w:pPr>
+        <w:spacing w:line="276" w:lineRule="auto"/>
+        <w:ind w:firstLine="0"/>
+        <w:jc w:val="center"/>
+      </w:pPr>
+      <w:r>
+        <w:t>Рис. 1</w:t>
+      </w:r>
+      <w:r>
+        <w:t>3</w:t>
+      </w:r>
+      <w:r>
+        <w:t xml:space="preserve">. </w:t>
+      </w:r>
+      <w:r>
+        <w:t xml:space="preserve">UML-диаграмма </w:t>
+      </w:r>
+      <w:r>
+        <w:t xml:space="preserve">меню </w:t>
+      </w:r>
+      <w:r>
+        <w:t>телефонов</w:t>
+      </w:r>
+      <w:r>
+        <w:t>.</w:t>
+      </w:r>
+    </w:p>
+    <w:p>
+      <w:pPr>
+        <w:spacing w:line="276" w:lineRule="auto"/>
+      </w:pPr>
+      <w:r>
+        <w:t>Сценарий добавления сотрудника</w:t>
+      </w:r>
+      <w:r>
+        <w:t>:</w:t>
+      </w:r>
+    </w:p>
+    <w:p>
+      <w:pPr>
+        <w:pStyle w:val="a6"/>
+        <w:numPr>
+          <w:ilvl w:val="0"/>
+          <w:numId w:val="12"/>
+        </w:numPr>
+        <w:spacing w:line="276" w:lineRule="auto"/>
+        <w:ind w:left="0" w:firstLine="709"/>
+        <w:rPr>
+          <w:lang w:val="en-US"/>
+        </w:rPr>
+      </w:pPr>
+      <w:r>
+        <w:t>Пользователь начинает сценарий.</w:t>
+      </w:r>
+    </w:p>
+    <w:p>
+      <w:pPr>
+        <w:pStyle w:val="a6"/>
+        <w:numPr>
+          <w:ilvl w:val="0"/>
+          <w:numId w:val="12"/>
+        </w:numPr>
+        <w:spacing w:line="276" w:lineRule="auto"/>
+        <w:ind w:left="0" w:firstLine="709"/>
+      </w:pPr>
+      <w:r>
+        <w:t>Система присылает таблицу с информацией о существующих сотрудников и ссылками для их редактирования и удаления.</w:t>
+      </w:r>
+    </w:p>
+    <w:p>
+      <w:pPr>
+        <w:pStyle w:val="a6"/>
+        <w:numPr>
+          <w:ilvl w:val="0"/>
+          <w:numId w:val="12"/>
+        </w:numPr>
+        <w:spacing w:line="276" w:lineRule="auto"/>
+        <w:ind w:left="0" w:firstLine="709"/>
+      </w:pPr>
+      <w:r>
+        <w:t>Система присылает форму для добавления сотрудника.</w:t>
+      </w:r>
+    </w:p>
+    <w:p>
+      <w:pPr>
+        <w:pStyle w:val="a6"/>
+        <w:numPr>
+          <w:ilvl w:val="0"/>
+          <w:numId w:val="12"/>
+        </w:numPr>
+        <w:spacing w:line="276" w:lineRule="auto"/>
+        <w:ind w:left="0" w:firstLine="709"/>
+      </w:pPr>
+      <w:r>
+        <w:t>Пользователь вводит в форму данные о новом сотрудники и отправляет их.</w:t>
+      </w:r>
+    </w:p>
+    <w:p>
+      <w:pPr>
+        <w:pStyle w:val="a6"/>
+        <w:numPr>
+          <w:ilvl w:val="0"/>
+          <w:numId w:val="12"/>
+        </w:numPr>
+        <w:spacing w:line="276" w:lineRule="auto"/>
+        <w:ind w:left="0" w:firstLine="709"/>
+      </w:pPr>
+      <w:r>
+        <w:t>Система обновляет список сотрудников и выводит сообщение об успешном добавлении сотрудника.</w:t>
+      </w:r>
+    </w:p>
+    <w:p>
+      <w:pPr>
+        <w:spacing w:line="276" w:lineRule="auto"/>
+        <w:rPr>
+          <w:lang w:val="en-US"/>
+        </w:rPr>
+      </w:pPr>
+      <w:r>
+        <w:t>Исключения</w:t>
+      </w:r>
+      <w:r>
+        <w:rPr>
+          <w:lang w:val="en-US"/>
+        </w:rPr>
+        <w:t>:</w:t>
+      </w:r>
+    </w:p>
+    <w:p>
+      <w:pPr>
+        <w:spacing w:line="276" w:lineRule="auto"/>
+      </w:pPr>
+      <w:r>
+        <w:lastRenderedPageBreak/>
+        <w:t>2(а</w:t>
+      </w:r>
+      <w:proofErr w:type="gramStart"/>
+      <w:r>
+        <w:t>)</w:t>
+      </w:r>
+      <w:proofErr w:type="gramEnd"/>
+      <w:r>
+        <w:t xml:space="preserve"> При ошибке получения списка существующих сотрудников в главном меню выведется сообщение об ошибке.</w:t>
+      </w:r>
+    </w:p>
+    <w:p>
+      <w:pPr>
+        <w:spacing w:line="276" w:lineRule="auto"/>
+      </w:pPr>
+      <w:r>
+        <w:t>5(а</w:t>
+      </w:r>
+      <w:proofErr w:type="gramStart"/>
+      <w:r>
+        <w:t>)</w:t>
+      </w:r>
+      <w:proofErr w:type="gramEnd"/>
+      <w:r>
+        <w:t xml:space="preserve"> При ошибке создания сотрудника (например</w:t>
+      </w:r>
+      <w:r>
+        <w:t>,</w:t>
+      </w:r>
+      <w:r>
+        <w:t xml:space="preserve"> при повторе логина) система обновит страницу и выведет сообщение об ошибке.</w:t>
+      </w:r>
+    </w:p>
+    <w:p>
+      <w:pPr>
+        <w:spacing w:line="276" w:lineRule="auto"/>
+      </w:pPr>
+      <w:r>
+        <w:t xml:space="preserve"> </w:t>
+      </w:r>
+      <w:r>
+        <w:t>5(б</w:t>
+      </w:r>
+      <w:proofErr w:type="gramStart"/>
+      <w:r>
+        <w:t>)</w:t>
+      </w:r>
+      <w:proofErr w:type="gramEnd"/>
+      <w:r>
+        <w:t xml:space="preserve"> </w:t>
+      </w:r>
+      <w:r>
+        <w:t>При ошибке получения списка существующих сотрудников в главном меню выведется сообщение об ошибке.</w:t>
+      </w:r>
+    </w:p>
+    <w:p>
+      <w:pPr>
+        <w:spacing w:line="276" w:lineRule="auto"/>
+        <w:ind w:firstLine="0"/>
+        <w:jc w:val="center"/>
+      </w:pPr>
+      <w:r>
+        <w:t xml:space="preserve">MVC диаграмма </w:t>
+      </w:r>
+      <w:r>
+        <w:t>создания сотрудника</w:t>
+      </w:r>
+      <w:r>
+        <w:t>:</w:t>
+      </w:r>
+    </w:p>
+    <w:p>
+      <w:pPr>
+        <w:spacing w:line="276" w:lineRule="auto"/>
+        <w:ind w:firstLine="0"/>
+        <w:jc w:val="center"/>
+      </w:pPr>
+      <w:r>
+        <w:cr/>
+      </w:r>
+      <w:r>
+        <w:rPr>
+          <w:noProof/>
+        </w:rPr>
+        <w:drawing>
+          <wp:inline distT="0" distB="0" distL="0" distR="0" wp14:anchorId="3FC0EA4B" wp14:editId="62FFEDF9">
+            <wp:extent cx="5934075" cy="1714500"/>
+            <wp:effectExtent l="0" t="0" r="9525" b="0"/>
+            <wp:docPr id="5" name="Рисунок 5"/>
+            <wp:cNvGraphicFramePr>
+              <a:graphicFrameLocks xmlns:a="http://schemas.openxmlformats.org/drawingml/2006/main" noChangeAspect="1"/>
+            </wp:cNvGraphicFramePr>
+            <a:graphic xmlns:a="http://schemas.openxmlformats.org/drawingml/2006/main">
+              <a:graphicData uri="http://schemas.openxmlformats.org/drawingml/2006/picture">
+                <pic:pic xmlns:pic="http://schemas.openxmlformats.org/drawingml/2006/picture">
+                  <pic:nvPicPr>
+                    <pic:cNvPr id="0" name="Picture 2"/>
+                    <pic:cNvPicPr>
+                      <a:picLocks noChangeAspect="1" noChangeArrowheads="1"/>
+                    </pic:cNvPicPr>
+                  </pic:nvPicPr>
+                  <pic:blipFill>
+                    <a:blip r:embed="rId22">
+                      <a:extLst>
+                        <a:ext uri="{28A0092B-C50C-407E-A947-70E740481C1C}">
+                          <a14:useLocalDpi xmlns:a14="http://schemas.microsoft.com/office/drawing/2010/main" val="0"/>
+                        </a:ext>
+                      </a:extLst>
+                    </a:blip>
+                    <a:srcRect/>
+                    <a:stretch>
+                      <a:fillRect/>
+                    </a:stretch>
+                  </pic:blipFill>
+                  <pic:spPr bwMode="auto">
+                    <a:xfrm>
+                      <a:off x="0" y="0"/>
+                      <a:ext cx="5934075" cy="1714500"/>
+                    </a:xfrm>
+                    <a:prstGeom prst="rect">
+                      <a:avLst/>
+                    </a:prstGeom>
+                    <a:noFill/>
+                    <a:ln>
+                      <a:noFill/>
+                    </a:ln>
+                  </pic:spPr>
+                </pic:pic>
+              </a:graphicData>
+            </a:graphic>
+          </wp:inline>
+        </w:drawing>
+      </w:r>
+      <w:r>
+        <w:t>Рис. 1</w:t>
+      </w:r>
+      <w:r>
+        <w:t>4</w:t>
+      </w:r>
+      <w:r>
+        <w:t xml:space="preserve">. </w:t>
+      </w:r>
+      <w:r>
+        <w:t xml:space="preserve">UML-диаграмма </w:t>
+      </w:r>
+      <w:r>
+        <w:t>создания сотрудника</w:t>
+      </w:r>
+      <w:r>
+        <w:t>.</w:t>
+      </w:r>
+    </w:p>
+    <w:p>
+      <w:pPr>
+        <w:spacing w:line="276" w:lineRule="auto"/>
+      </w:pPr>
+      <w:r>
+        <w:t>Сценарий редактирования сотрудника</w:t>
+      </w:r>
+      <w:r>
+        <w:t>:</w:t>
+      </w:r>
+    </w:p>
+    <w:p>
+      <w:pPr>
+        <w:pStyle w:val="a6"/>
+        <w:numPr>
+          <w:ilvl w:val="0"/>
+          <w:numId w:val="13"/>
+        </w:numPr>
+        <w:spacing w:line="276" w:lineRule="auto"/>
+        <w:ind w:left="0" w:firstLine="709"/>
+        <w:rPr>
+          <w:lang w:val="en-US"/>
+        </w:rPr>
+      </w:pPr>
+      <w:r>
+        <w:t>Пользователь начинает сценарий.</w:t>
+      </w:r>
+    </w:p>
+    <w:p>
+      <w:pPr>
+        <w:pStyle w:val="a6"/>
+        <w:numPr>
+          <w:ilvl w:val="0"/>
+          <w:numId w:val="13"/>
+        </w:numPr>
+        <w:spacing w:line="276" w:lineRule="auto"/>
+        <w:ind w:left="0" w:firstLine="709"/>
+      </w:pPr>
+      <w:r>
+        <w:t>Система присылает таблицу с информацией о существующих сотрудников и ссылками для их редактирования и удаления.</w:t>
+      </w:r>
+    </w:p>
+    <w:p>
+      <w:pPr>
+        <w:pStyle w:val="a6"/>
+        <w:numPr>
+          <w:ilvl w:val="0"/>
+          <w:numId w:val="13"/>
+        </w:numPr>
+        <w:spacing w:line="276" w:lineRule="auto"/>
+        <w:ind w:left="0" w:firstLine="709"/>
+      </w:pPr>
+      <w:r>
+        <w:t>Система присылает форму для добавления сотрудника.</w:t>
+      </w:r>
+    </w:p>
+    <w:p>
+      <w:pPr>
+        <w:pStyle w:val="a6"/>
+        <w:numPr>
+          <w:ilvl w:val="0"/>
+          <w:numId w:val="13"/>
+        </w:numPr>
+        <w:spacing w:line="276" w:lineRule="auto"/>
+        <w:ind w:left="0" w:firstLine="709"/>
+      </w:pPr>
+      <w:r>
+        <w:t xml:space="preserve">Пользователь нажимает на ссылку </w:t>
+      </w:r>
+      <w:r>
+        <w:t>“</w:t>
+      </w:r>
+      <w:r>
+        <w:t>Редактировать</w:t>
+      </w:r>
+      <w:r>
+        <w:t>”</w:t>
+      </w:r>
+      <w:r>
+        <w:t xml:space="preserve"> напротив интересующего сотрудника. </w:t>
+      </w:r>
+    </w:p>
+    <w:p>
+      <w:pPr>
+        <w:pStyle w:val="a6"/>
+        <w:numPr>
+          <w:ilvl w:val="0"/>
+          <w:numId w:val="13"/>
+        </w:numPr>
+        <w:spacing w:line="276" w:lineRule="auto"/>
+        <w:ind w:left="0" w:firstLine="709"/>
+      </w:pPr>
+      <w:r>
+        <w:t>Система присылает страницу с информацией о сотруднике</w:t>
+      </w:r>
+      <w:r>
+        <w:t>,</w:t>
+      </w:r>
+      <w:r>
+        <w:t xml:space="preserve"> информацией о его телефонах, напротив каждого кнопка удалить, формой для добавления телефона сотрудника и редактирования информации о сотруднике</w:t>
+      </w:r>
+      <w:r>
+        <w:t>.</w:t>
+      </w:r>
+    </w:p>
+    <w:p>
+      <w:pPr>
+        <w:pStyle w:val="a6"/>
+        <w:numPr>
+          <w:ilvl w:val="0"/>
+          <w:numId w:val="13"/>
+        </w:numPr>
+        <w:spacing w:line="276" w:lineRule="auto"/>
+        <w:ind w:left="0" w:firstLine="709"/>
+      </w:pPr>
+      <w:r>
+        <w:t>Пользователь вводит в форму новую информацию о сотруднике и отправляет.</w:t>
+      </w:r>
+    </w:p>
+    <w:p>
+      <w:pPr>
+        <w:pStyle w:val="a6"/>
+        <w:numPr>
+          <w:ilvl w:val="0"/>
+          <w:numId w:val="13"/>
+        </w:numPr>
+        <w:spacing w:line="276" w:lineRule="auto"/>
+        <w:ind w:left="0" w:firstLine="709"/>
+      </w:pPr>
+      <w:r>
+        <w:t>Система обновляет страницу и присылает обновленную информацию о сотруднике.</w:t>
+      </w:r>
+    </w:p>
+    <w:p>
+      <w:pPr>
+        <w:spacing w:line="276" w:lineRule="auto"/>
+      </w:pPr>
+      <w:r>
+        <w:t>Исключения</w:t>
+      </w:r>
+      <w:r>
+        <w:t>:</w:t>
+      </w:r>
+    </w:p>
+    <w:p>
+      <w:pPr>
+        <w:spacing w:line="276" w:lineRule="auto"/>
+      </w:pPr>
+      <w:r>
+        <w:lastRenderedPageBreak/>
+        <w:t>2(а</w:t>
+      </w:r>
+      <w:proofErr w:type="gramStart"/>
+      <w:r>
+        <w:t>)</w:t>
+      </w:r>
+      <w:proofErr w:type="gramEnd"/>
+      <w:r>
+        <w:t xml:space="preserve"> При ошибке получения списка существующих сотрудников в главном меню выведется сообщение об ошибке.</w:t>
+      </w:r>
+    </w:p>
+    <w:p>
+      <w:pPr>
+        <w:spacing w:line="276" w:lineRule="auto"/>
+      </w:pPr>
+      <w:r>
+        <w:t>5(а)</w:t>
+      </w:r>
+      <w:r>
+        <w:t>,</w:t>
+      </w:r>
+      <w:r>
+        <w:t xml:space="preserve"> 7(а</w:t>
+      </w:r>
+      <w:proofErr w:type="gramStart"/>
+      <w:r>
+        <w:t>)</w:t>
+      </w:r>
+      <w:proofErr w:type="gramEnd"/>
+      <w:r>
+        <w:t xml:space="preserve"> </w:t>
+      </w:r>
+      <w:bookmarkStart w:id="20" w:name="_Hlk186260212"/>
+      <w:bookmarkStart w:id="21" w:name="_Hlk186266405"/>
+      <w:r>
+        <w:t>При ошибке</w:t>
+      </w:r>
+      <w:r>
+        <w:t xml:space="preserve"> получения информации о сотруднике или о его телефонах происходит возвращение на страницу со всеми сотрудниками и появляется сообщение о соответствующей ошибке</w:t>
+      </w:r>
+      <w:r>
+        <w:t>.</w:t>
+      </w:r>
+      <w:bookmarkEnd w:id="21"/>
+    </w:p>
+    <w:bookmarkEnd w:id="20"/>
+    <w:p>
+      <w:pPr>
+        <w:spacing w:line="276" w:lineRule="auto"/>
+        <w:ind w:firstLine="0"/>
+        <w:jc w:val="center"/>
+      </w:pPr>
+      <w:r>
+        <w:t xml:space="preserve">MVC диаграмма </w:t>
+      </w:r>
+      <w:r>
+        <w:t>редактирования сотрудника</w:t>
+      </w:r>
+      <w:r>
+        <w:t>:</w:t>
+      </w:r>
+    </w:p>
+    <w:p>
+      <w:pPr>
+        <w:spacing w:line="276" w:lineRule="auto"/>
+        <w:ind w:firstLine="0"/>
+        <w:jc w:val="center"/>
+      </w:pPr>
+      <w:r>
+        <w:rPr>
+          <w:noProof/>
+        </w:rPr>
+        <w:drawing>
+          <wp:inline distT="0" distB="0" distL="0" distR="0" wp14:anchorId="6531D8F8" wp14:editId="0F8BD52F">
+            <wp:extent cx="5934075" cy="1695450"/>
+            <wp:effectExtent l="0" t="0" r="9525" b="0"/>
+            <wp:docPr id="8" name="Рисунок 8"/>
+            <wp:cNvGraphicFramePr>
+              <a:graphicFrameLocks xmlns:a="http://schemas.openxmlformats.org/drawingml/2006/main" noChangeAspect="1"/>
+            </wp:cNvGraphicFramePr>
+            <a:graphic xmlns:a="http://schemas.openxmlformats.org/drawingml/2006/main">
+              <a:graphicData uri="http://schemas.openxmlformats.org/drawingml/2006/picture">
+                <pic:pic xmlns:pic="http://schemas.openxmlformats.org/drawingml/2006/picture">
+                  <pic:nvPicPr>
+                    <pic:cNvPr id="0" name="Picture 3"/>
+                    <pic:cNvPicPr>
+                      <a:picLocks noChangeAspect="1" noChangeArrowheads="1"/>
+                    </pic:cNvPicPr>
+                  </pic:nvPicPr>
+                  <pic:blipFill>
+                    <a:blip r:embed="rId23">
+                      <a:extLst>
+                        <a:ext uri="{28A0092B-C50C-407E-A947-70E740481C1C}">
+                          <a14:useLocalDpi xmlns:a14="http://schemas.microsoft.com/office/drawing/2010/main" val="0"/>
+                        </a:ext>
+                      </a:extLst>
+                    </a:blip>
+                    <a:srcRect/>
+                    <a:stretch>
+                      <a:fillRect/>
+                    </a:stretch>
+                  </pic:blipFill>
+                  <pic:spPr bwMode="auto">
+                    <a:xfrm>
+                      <a:off x="0" y="0"/>
+                      <a:ext cx="5934075" cy="1695450"/>
+                    </a:xfrm>
+                    <a:prstGeom prst="rect">
+                      <a:avLst/>
+                    </a:prstGeom>
+                    <a:noFill/>
+                    <a:ln>
+                      <a:noFill/>
+                    </a:ln>
+                  </pic:spPr>
+                </pic:pic>
+              </a:graphicData>
+            </a:graphic>
+          </wp:inline>
+        </w:drawing>
+      </w:r>
+    </w:p>
+    <w:p>
+      <w:pPr>
+        <w:spacing w:line="276" w:lineRule="auto"/>
+        <w:ind w:firstLine="0"/>
+        <w:jc w:val="center"/>
+      </w:pPr>
+      <w:r>
+        <w:cr/>
+      </w:r>
+      <w:r>
+        <w:t>Рис. 1</w:t>
+      </w:r>
+      <w:r>
+        <w:rPr>
+          <w:lang w:val="en-US"/>
+        </w:rPr>
+        <w:t>5</w:t>
+      </w:r>
+      <w:r>
+        <w:t xml:space="preserve">. </w:t>
+      </w:r>
+      <w:r>
+        <w:t xml:space="preserve">UML-диаграмма </w:t>
+      </w:r>
+      <w:r>
+        <w:t>редактирования</w:t>
+      </w:r>
+      <w:r>
+        <w:t xml:space="preserve"> сотрудника</w:t>
+      </w:r>
+      <w:r>
+        <w:t>.</w:t>
+      </w:r>
+    </w:p>
+    <w:p>
+      <w:pPr>
+        <w:spacing w:line="276" w:lineRule="auto"/>
+      </w:pPr>
+      <w:r>
+        <w:t>Сценарий удаления сотрудника</w:t>
+      </w:r>
+      <w:r>
+        <w:t>:</w:t>
+      </w:r>
+    </w:p>
+    <w:p>
+      <w:pPr>
+        <w:pStyle w:val="a6"/>
+        <w:numPr>
+          <w:ilvl w:val="0"/>
+          <w:numId w:val="14"/>
+        </w:numPr>
+        <w:spacing w:line="276" w:lineRule="auto"/>
+        <w:ind w:left="0" w:firstLine="709"/>
+        <w:rPr>
+          <w:lang w:val="en-US"/>
+        </w:rPr>
+      </w:pPr>
+      <w:r>
+        <w:t>Пользователь начинает сценарий.</w:t>
+      </w:r>
+    </w:p>
+    <w:p>
+      <w:pPr>
+        <w:pStyle w:val="a6"/>
+        <w:numPr>
+          <w:ilvl w:val="0"/>
+          <w:numId w:val="14"/>
+        </w:numPr>
+        <w:spacing w:line="276" w:lineRule="auto"/>
+        <w:ind w:left="0" w:firstLine="709"/>
+      </w:pPr>
+      <w:r>
+        <w:t>Система присылает таблицу с информацией о существующих сотрудников и ссылками для их редактирования и удаления.</w:t>
+      </w:r>
+    </w:p>
+    <w:p>
+      <w:pPr>
+        <w:pStyle w:val="a6"/>
+        <w:numPr>
+          <w:ilvl w:val="0"/>
+          <w:numId w:val="14"/>
+        </w:numPr>
+        <w:spacing w:line="276" w:lineRule="auto"/>
+        <w:ind w:left="0" w:firstLine="709"/>
+      </w:pPr>
+      <w:r>
+        <w:t>Система присылает форму для добавления сотрудника.</w:t>
+      </w:r>
+    </w:p>
+    <w:p>
+      <w:pPr>
+        <w:pStyle w:val="a6"/>
+        <w:numPr>
+          <w:ilvl w:val="0"/>
+          <w:numId w:val="14"/>
+        </w:numPr>
+        <w:spacing w:line="276" w:lineRule="auto"/>
+        <w:ind w:left="0" w:firstLine="709"/>
+      </w:pPr>
+      <w:r>
+        <w:t xml:space="preserve">Пользователь </w:t>
+      </w:r>
+      <w:r>
+        <w:t>нажимает на ссылку удаления сотрудника напротив его интересующего</w:t>
+      </w:r>
+      <w:r>
+        <w:t>.</w:t>
+      </w:r>
+    </w:p>
+    <w:p>
+      <w:pPr>
+        <w:pStyle w:val="a6"/>
+        <w:numPr>
+          <w:ilvl w:val="0"/>
+          <w:numId w:val="14"/>
+        </w:numPr>
+        <w:spacing w:line="276" w:lineRule="auto"/>
+        <w:ind w:left="0" w:firstLine="709"/>
+      </w:pPr>
+      <w:r>
+        <w:t xml:space="preserve">Система обновляет список сотрудников и выводит сообщение об успешном </w:t>
+      </w:r>
+      <w:r>
+        <w:t>удале</w:t>
+      </w:r>
+      <w:r>
+        <w:t>нии сотрудника.</w:t>
+      </w:r>
+    </w:p>
+    <w:p>
+      <w:pPr>
+        <w:spacing w:line="276" w:lineRule="auto"/>
+      </w:pPr>
+      <w:r>
+        <w:t>Исключения</w:t>
+      </w:r>
+      <w:r>
+        <w:t>:</w:t>
+      </w:r>
+    </w:p>
+    <w:p>
+      <w:pPr>
+        <w:spacing w:line="276" w:lineRule="auto"/>
+      </w:pPr>
+      <w:r>
+        <w:t>2(а</w:t>
+      </w:r>
+      <w:proofErr w:type="gramStart"/>
+      <w:r>
+        <w:t>)</w:t>
+      </w:r>
+      <w:proofErr w:type="gramEnd"/>
+      <w:r>
+        <w:t xml:space="preserve"> </w:t>
+      </w:r>
+      <w:bookmarkStart w:id="22" w:name="_Hlk186259787"/>
+      <w:r>
+        <w:t>При ошибке получения списка существующих сотрудников в главном меню выведется сообщение об ошибке.</w:t>
+      </w:r>
+    </w:p>
+    <w:bookmarkEnd w:id="22"/>
+    <w:p>
+      <w:pPr>
+        <w:spacing w:line="276" w:lineRule="auto"/>
+      </w:pPr>
+      <w:r>
+        <w:t>5(а</w:t>
+      </w:r>
+      <w:proofErr w:type="gramStart"/>
+      <w:r>
+        <w:t>)</w:t>
+      </w:r>
+      <w:proofErr w:type="gramEnd"/>
+      <w:r>
+        <w:t xml:space="preserve"> При ошибке </w:t>
+      </w:r>
+      <w:r>
+        <w:t>удаления</w:t>
+      </w:r>
+      <w:r>
+        <w:t xml:space="preserve"> сотрудника</w:t>
+      </w:r>
+      <w:r>
+        <w:t xml:space="preserve"> </w:t>
+      </w:r>
+      <w:r>
+        <w:t>система обновит страницу и выведет сообщение об ошибке.</w:t>
+      </w:r>
+    </w:p>
+    <w:p>
+      <w:pPr>
+        <w:spacing w:line="276" w:lineRule="auto"/>
+      </w:pPr>
+      <w:r>
+        <w:t>5(б</w:t>
+      </w:r>
+      <w:proofErr w:type="gramStart"/>
+      <w:r>
+        <w:t>)</w:t>
+      </w:r>
+      <w:proofErr w:type="gramEnd"/>
+      <w:r>
+        <w:t xml:space="preserve"> </w:t>
+      </w:r>
+      <w:r>
+        <w:t>При ошибке получения списка существующих сотрудников в главном меню выведется сообщение об ошибке.</w:t>
+      </w:r>
+    </w:p>
+    <w:p>
+      <w:pPr>
+        <w:spacing w:line="276" w:lineRule="auto"/>
+      </w:pPr>
+    </w:p>
+    <w:p>
+      <w:pPr>
+        <w:spacing w:line="276" w:lineRule="auto"/>
+        <w:ind w:firstLine="0"/>
+        <w:jc w:val="center"/>
+      </w:pPr>
+      <w:r>
+        <w:lastRenderedPageBreak/>
+        <w:t xml:space="preserve">MVC диаграмма </w:t>
+      </w:r>
+      <w:r>
+        <w:t>удаления</w:t>
+      </w:r>
+      <w:r>
+        <w:t xml:space="preserve"> сотрудника</w:t>
+      </w:r>
+      <w:r>
+        <w:t>:</w:t>
+      </w:r>
+    </w:p>
+    <w:p>
+      <w:pPr>
+        <w:spacing w:line="276" w:lineRule="auto"/>
+        <w:ind w:firstLine="0"/>
+        <w:jc w:val="center"/>
+      </w:pPr>
+      <w:r>
+        <w:cr/>
+      </w:r>
+      <w:r>
+        <w:rPr>
+          <w:noProof/>
+        </w:rPr>
+        <w:drawing>
+          <wp:inline distT="0" distB="0" distL="0" distR="0" wp14:anchorId="7574D888" wp14:editId="0B0C383A">
+            <wp:extent cx="5934075" cy="1704975"/>
+            <wp:effectExtent l="0" t="0" r="9525" b="9525"/>
+            <wp:docPr id="16" name="Рисунок 16"/>
+            <wp:cNvGraphicFramePr>
+              <a:graphicFrameLocks xmlns:a="http://schemas.openxmlformats.org/drawingml/2006/main" noChangeAspect="1"/>
+            </wp:cNvGraphicFramePr>
+            <a:graphic xmlns:a="http://schemas.openxmlformats.org/drawingml/2006/main">
+              <a:graphicData uri="http://schemas.openxmlformats.org/drawingml/2006/picture">
+                <pic:pic xmlns:pic="http://schemas.openxmlformats.org/drawingml/2006/picture">
+                  <pic:nvPicPr>
+                    <pic:cNvPr id="0" name="Picture 4"/>
+                    <pic:cNvPicPr>
+                      <a:picLocks noChangeAspect="1" noChangeArrowheads="1"/>
+                    </pic:cNvPicPr>
+                  </pic:nvPicPr>
+                  <pic:blipFill>
+                    <a:blip r:embed="rId24">
+                      <a:extLst>
+                        <a:ext uri="{28A0092B-C50C-407E-A947-70E740481C1C}">
+                          <a14:useLocalDpi xmlns:a14="http://schemas.microsoft.com/office/drawing/2010/main" val="0"/>
+                        </a:ext>
+                      </a:extLst>
+                    </a:blip>
+                    <a:srcRect/>
+                    <a:stretch>
+                      <a:fillRect/>
+                    </a:stretch>
+                  </pic:blipFill>
+                  <pic:spPr bwMode="auto">
+                    <a:xfrm>
+                      <a:off x="0" y="0"/>
+                      <a:ext cx="5934075" cy="1704975"/>
+                    </a:xfrm>
+                    <a:prstGeom prst="rect">
+                      <a:avLst/>
+                    </a:prstGeom>
+                    <a:noFill/>
+                    <a:ln>
+                      <a:noFill/>
+                    </a:ln>
+                  </pic:spPr>
+                </pic:pic>
+              </a:graphicData>
+            </a:graphic>
+          </wp:inline>
+        </w:drawing>
+      </w:r>
+      <w:r>
+        <w:t>Рис. 1</w:t>
+      </w:r>
+      <w:r>
+        <w:rPr>
+          <w:lang w:val="en-US"/>
+        </w:rPr>
+        <w:t>6</w:t>
+      </w:r>
+      <w:r>
+        <w:t xml:space="preserve">. </w:t>
+      </w:r>
+      <w:r>
+        <w:t xml:space="preserve">UML-диаграмма </w:t>
+      </w:r>
+      <w:r>
+        <w:t>удаления</w:t>
+      </w:r>
+      <w:r>
+        <w:t xml:space="preserve"> сотрудника</w:t>
+      </w:r>
+      <w:r>
+        <w:t>.</w:t>
+      </w:r>
+    </w:p>
+    <w:p>
+      <w:pPr>
+        <w:spacing w:line="276" w:lineRule="auto"/>
+        <w:ind w:firstLine="567"/>
+      </w:pPr>
+    </w:p>
+    <w:p>
+      <w:pPr>
+        <w:spacing w:line="276" w:lineRule="auto"/>
+      </w:pPr>
+      <w:r>
+        <w:t>Сценарий добавления телефона</w:t>
+      </w:r>
+      <w:r>
+        <w:t>:</w:t>
+      </w:r>
+    </w:p>
+    <w:p>
+      <w:pPr>
+        <w:pStyle w:val="a6"/>
+        <w:numPr>
+          <w:ilvl w:val="0"/>
+          <w:numId w:val="15"/>
+        </w:numPr>
+        <w:spacing w:line="276" w:lineRule="auto"/>
+        <w:ind w:left="0" w:firstLine="709"/>
+        <w:rPr>
+          <w:lang w:val="en-US"/>
+        </w:rPr>
+      </w:pPr>
+      <w:r>
+        <w:t>Пользователь начинает сценарий.</w:t>
+      </w:r>
+    </w:p>
+    <w:p>
+      <w:pPr>
+        <w:pStyle w:val="a6"/>
+        <w:numPr>
+          <w:ilvl w:val="0"/>
+          <w:numId w:val="15"/>
+        </w:numPr>
+        <w:spacing w:line="276" w:lineRule="auto"/>
+        <w:ind w:left="0" w:firstLine="709"/>
+      </w:pPr>
+      <w:r>
+        <w:t>Система присылает таблицу с информацией о существующих сотрудников и ссылками для их редактирования и удаления.</w:t>
+      </w:r>
+    </w:p>
+    <w:p>
+      <w:pPr>
+        <w:pStyle w:val="a6"/>
+        <w:numPr>
+          <w:ilvl w:val="0"/>
+          <w:numId w:val="15"/>
+        </w:numPr>
+        <w:spacing w:line="276" w:lineRule="auto"/>
+        <w:ind w:left="0" w:firstLine="709"/>
+      </w:pPr>
+      <w:r>
+        <w:t>Система присылает форму для добавления сотрудника.</w:t>
+      </w:r>
+    </w:p>
+    <w:p>
+      <w:pPr>
+        <w:pStyle w:val="a6"/>
+        <w:numPr>
+          <w:ilvl w:val="0"/>
+          <w:numId w:val="15"/>
+        </w:numPr>
+        <w:spacing w:line="276" w:lineRule="auto"/>
+        <w:ind w:left="0" w:firstLine="709"/>
+      </w:pPr>
+      <w:r>
+        <w:t xml:space="preserve">Пользователь нажимает на ссылку </w:t>
+      </w:r>
+      <w:r>
+        <w:t>редактирования</w:t>
+      </w:r>
+      <w:r>
+        <w:t xml:space="preserve"> сотрудника напротив его интересующего.</w:t>
+      </w:r>
+    </w:p>
+    <w:p>
+      <w:pPr>
+        <w:pStyle w:val="a6"/>
+        <w:numPr>
+          <w:ilvl w:val="0"/>
+          <w:numId w:val="15"/>
+        </w:numPr>
+        <w:ind w:left="0" w:firstLine="709"/>
+      </w:pPr>
+      <w:r>
+        <w:t>Система присылает страницу с информацией о сотруднике, информацией о его телефонах, напротив каждого кнопка удалить, формой для добавления телефона сотрудника и редактирования информации о сотруднике.</w:t>
+      </w:r>
+    </w:p>
+    <w:p>
+      <w:pPr>
+        <w:pStyle w:val="a6"/>
+        <w:numPr>
+          <w:ilvl w:val="0"/>
+          <w:numId w:val="15"/>
+        </w:numPr>
+        <w:ind w:left="0" w:firstLine="709"/>
+      </w:pPr>
+      <w:r>
+        <w:t>Пользователь вводит в форму номер телефона и лимит в месяц для добавления.</w:t>
+      </w:r>
+    </w:p>
+    <w:p>
+      <w:pPr>
+        <w:pStyle w:val="a6"/>
+        <w:numPr>
+          <w:ilvl w:val="0"/>
+          <w:numId w:val="15"/>
+        </w:numPr>
+        <w:ind w:left="0" w:firstLine="709"/>
+      </w:pPr>
+      <w:r>
+        <w:t>Система обновляет страниц</w:t>
+      </w:r>
+      <w:r>
+        <w:t>у</w:t>
+      </w:r>
+      <w:r>
+        <w:t xml:space="preserve"> и</w:t>
+      </w:r>
+      <w:r>
+        <w:t xml:space="preserve"> </w:t>
+      </w:r>
+      <w:r>
+        <w:t>выводит</w:t>
+      </w:r>
+      <w:r>
+        <w:t xml:space="preserve"> </w:t>
+      </w:r>
+      <w:r>
+        <w:t xml:space="preserve">добавившейся номер </w:t>
+      </w:r>
+      <w:r>
+        <w:t>телефона и сообщение об успешном создании номера телефона.</w:t>
+      </w:r>
+      <w:r>
+        <w:t xml:space="preserve"> </w:t>
+      </w:r>
+    </w:p>
+    <w:p>
+      <w:pPr>
+        <w:spacing w:line="276" w:lineRule="auto"/>
+      </w:pPr>
+      <w:r>
+        <w:t>Исключения</w:t>
+      </w:r>
+      <w:r>
+        <w:t>:</w:t>
+      </w:r>
+    </w:p>
+    <w:p>
+      <w:pPr>
+        <w:spacing w:line="276" w:lineRule="auto"/>
+      </w:pPr>
+      <w:r>
+        <w:t>2(а</w:t>
+      </w:r>
+      <w:proofErr w:type="gramStart"/>
+      <w:r>
+        <w:t>)</w:t>
+      </w:r>
+      <w:proofErr w:type="gramEnd"/>
+      <w:r>
+        <w:t xml:space="preserve"> При ошибке получения списка существующих сотрудников в главном меню выведется сообщение об ошибке.</w:t>
+      </w:r>
+    </w:p>
+    <w:p>
+      <w:pPr>
+        <w:spacing w:line="276" w:lineRule="auto"/>
+      </w:pPr>
+      <w:r>
+        <w:lastRenderedPageBreak/>
+        <w:t>5(а</w:t>
+      </w:r>
+      <w:proofErr w:type="gramStart"/>
+      <w:r>
+        <w:t>)</w:t>
+      </w:r>
+      <w:proofErr w:type="gramEnd"/>
+      <w:r>
+        <w:t xml:space="preserve"> </w:t>
+      </w:r>
+      <w:r>
+        <w:t>При ошибке получения информации о сотруднике или о его телефонах происходит возвращение на страницу со всеми сотрудниками и появляется сообщение о соответствующей ошибке</w:t>
+      </w:r>
+      <w:r>
+        <w:t>.</w:t>
+      </w:r>
+    </w:p>
+    <w:p>
+      <w:pPr>
+        <w:spacing w:line="276" w:lineRule="auto"/>
+        <w:ind w:firstLine="567"/>
+      </w:pPr>
+      <w:r>
+        <w:t>7(а</w:t>
+      </w:r>
+      <w:proofErr w:type="gramStart"/>
+      <w:r>
+        <w:t>)</w:t>
+      </w:r>
+      <w:proofErr w:type="gramEnd"/>
+      <w:r>
+        <w:t xml:space="preserve"> При добавлении существующего телефона </w:t>
+      </w:r>
+      <w:r>
+        <w:t>система обновляет страницу и выводит сообщение об ошибке.</w:t>
+      </w:r>
+    </w:p>
+    <w:p>
+      <w:pPr>
+        <w:spacing w:line="276" w:lineRule="auto"/>
+        <w:ind w:firstLine="567"/>
+      </w:pPr>
+      <w:r>
+        <w:t>7(</w:t>
+      </w:r>
+      <w:r>
+        <w:t>б</w:t>
+      </w:r>
+      <w:proofErr w:type="gramStart"/>
+      <w:r>
+        <w:t>)</w:t>
+      </w:r>
+      <w:proofErr w:type="gramEnd"/>
+      <w:r>
+        <w:t xml:space="preserve"> </w:t>
+      </w:r>
+      <w:r>
+        <w:t>При ошибке получения информации о сотруднике или о его телефонах происходит возвращение на страницу со всеми сотрудниками и появляется сообщение о соответствующей ошибке.</w:t>
+      </w:r>
+    </w:p>
+    <w:p>
+      <w:pPr>
+        <w:spacing w:line="276" w:lineRule="auto"/>
+        <w:ind w:firstLine="0"/>
+        <w:jc w:val="center"/>
+      </w:pPr>
+      <w:r>
+        <w:t xml:space="preserve">MVC диаграмма </w:t>
+      </w:r>
+      <w:r>
+        <w:t>добавления номера телефона</w:t>
+      </w:r>
+      <w:r>
+        <w:t>:</w:t>
+      </w:r>
+    </w:p>
+    <w:p>
+      <w:pPr>
+        <w:spacing w:line="276" w:lineRule="auto"/>
+        <w:ind w:firstLine="0"/>
+        <w:jc w:val="center"/>
+      </w:pPr>
+      <w:r>
+        <w:cr/>
+      </w:r>
+      <w:r>
+        <w:rPr>
+          <w:noProof/>
+        </w:rPr>
+        <w:drawing>
+          <wp:inline distT="0" distB="0" distL="0" distR="0" wp14:anchorId="5C9E020E" wp14:editId="36D4406C">
+            <wp:extent cx="5934075" cy="2562225"/>
+            <wp:effectExtent l="0" t="0" r="9525" b="9525"/>
+            <wp:docPr id="18" name="Рисунок 18"/>
+            <wp:cNvGraphicFramePr>
+              <a:graphicFrameLocks xmlns:a="http://schemas.openxmlformats.org/drawingml/2006/main" noChangeAspect="1"/>
+            </wp:cNvGraphicFramePr>
+            <a:graphic xmlns:a="http://schemas.openxmlformats.org/drawingml/2006/main">
+              <a:graphicData uri="http://schemas.openxmlformats.org/drawingml/2006/picture">
+                <pic:pic xmlns:pic="http://schemas.openxmlformats.org/drawingml/2006/picture">
+                  <pic:nvPicPr>
+                    <pic:cNvPr id="0" name="Picture 5"/>
+                    <pic:cNvPicPr>
+                      <a:picLocks noChangeAspect="1" noChangeArrowheads="1"/>
+                    </pic:cNvPicPr>
+                  </pic:nvPicPr>
+                  <pic:blipFill>
+                    <a:blip r:embed="rId25">
+                      <a:extLst>
+                        <a:ext uri="{28A0092B-C50C-407E-A947-70E740481C1C}">
+                          <a14:useLocalDpi xmlns:a14="http://schemas.microsoft.com/office/drawing/2010/main" val="0"/>
+                        </a:ext>
+                      </a:extLst>
+                    </a:blip>
+                    <a:srcRect/>
+                    <a:stretch>
+                      <a:fillRect/>
+                    </a:stretch>
+                  </pic:blipFill>
+                  <pic:spPr bwMode="auto">
+                    <a:xfrm>
+                      <a:off x="0" y="0"/>
+                      <a:ext cx="5934075" cy="2562225"/>
+                    </a:xfrm>
+                    <a:prstGeom prst="rect">
+                      <a:avLst/>
+                    </a:prstGeom>
+                    <a:noFill/>
+                    <a:ln>
+                      <a:noFill/>
+                    </a:ln>
+                  </pic:spPr>
+                </pic:pic>
+              </a:graphicData>
+            </a:graphic>
+          </wp:inline>
+        </w:drawing>
+      </w:r>
+      <w:r>
+        <w:t>Рис. 1</w:t>
+      </w:r>
+      <w:r>
+        <w:rPr>
+          <w:lang w:val="en-US"/>
+        </w:rPr>
+        <w:t>7</w:t>
+      </w:r>
+      <w:r>
+        <w:t xml:space="preserve">. </w:t>
+      </w:r>
+      <w:r>
+        <w:t xml:space="preserve">UML-диаграмма </w:t>
+      </w:r>
+      <w:r>
+        <w:t>добавления номера телефона</w:t>
+      </w:r>
+      <w:r>
+        <w:t>.</w:t>
+      </w:r>
+    </w:p>
+    <w:p>
+      <w:pPr>
+        <w:spacing w:line="276" w:lineRule="auto"/>
+      </w:pPr>
+      <w:r>
+        <w:t>Сценарий удаления телефона</w:t>
+      </w:r>
+      <w:r>
+        <w:t>:</w:t>
+      </w:r>
+    </w:p>
+    <w:p>
+      <w:pPr>
+        <w:pStyle w:val="a6"/>
+        <w:numPr>
+          <w:ilvl w:val="0"/>
+          <w:numId w:val="16"/>
+        </w:numPr>
+        <w:spacing w:line="276" w:lineRule="auto"/>
+        <w:ind w:left="0" w:firstLine="709"/>
+        <w:rPr>
+          <w:lang w:val="en-US"/>
+        </w:rPr>
+      </w:pPr>
+      <w:r>
+        <w:t>Пользователь начинает сценарий.</w:t>
+      </w:r>
+    </w:p>
+    <w:p>
+      <w:pPr>
+        <w:pStyle w:val="a6"/>
+        <w:numPr>
+          <w:ilvl w:val="0"/>
+          <w:numId w:val="16"/>
+        </w:numPr>
+        <w:spacing w:line="276" w:lineRule="auto"/>
+        <w:ind w:left="0" w:firstLine="709"/>
+      </w:pPr>
+      <w:r>
+        <w:t>Система присылает таблицу с информацией о существующих сотрудников и ссылками для их редактирования и удаления.</w:t>
+      </w:r>
+    </w:p>
+    <w:p>
+      <w:pPr>
+        <w:pStyle w:val="a6"/>
+        <w:numPr>
+          <w:ilvl w:val="0"/>
+          <w:numId w:val="16"/>
+        </w:numPr>
+        <w:spacing w:line="276" w:lineRule="auto"/>
+        <w:ind w:left="0" w:firstLine="709"/>
+      </w:pPr>
+      <w:r>
+        <w:t>Система присылает форму для добавления сотрудника.</w:t>
+      </w:r>
+    </w:p>
+    <w:p>
+      <w:pPr>
+        <w:pStyle w:val="a6"/>
+        <w:numPr>
+          <w:ilvl w:val="0"/>
+          <w:numId w:val="16"/>
+        </w:numPr>
+        <w:spacing w:line="276" w:lineRule="auto"/>
+        <w:ind w:left="0" w:firstLine="709"/>
+      </w:pPr>
+      <w:r>
+        <w:t>Пользователь нажимает на ссылку редактирования сотрудника напротив его интересующего.</w:t>
+      </w:r>
+    </w:p>
+    <w:p>
+      <w:pPr>
+        <w:pStyle w:val="a6"/>
+        <w:numPr>
+          <w:ilvl w:val="0"/>
+          <w:numId w:val="16"/>
+        </w:numPr>
+        <w:ind w:left="0" w:firstLine="709"/>
+      </w:pPr>
+      <w:r>
+        <w:t>Система присылает страницу с информацией о сотруднике, информацией о его телефонах, напротив каждого кнопка удалить, формой для добавления телефона сотрудника и редактирования информации о сотруднике.</w:t>
+      </w:r>
+    </w:p>
+    <w:p>
+      <w:pPr>
+        <w:pStyle w:val="a6"/>
+        <w:numPr>
+          <w:ilvl w:val="0"/>
+          <w:numId w:val="16"/>
+        </w:numPr>
+        <w:ind w:left="0" w:firstLine="709"/>
+      </w:pPr>
+      <w:r>
+        <w:lastRenderedPageBreak/>
+        <w:t xml:space="preserve">Пользователь </w:t>
+      </w:r>
+      <w:r>
+        <w:t>нажимает на ссылку удалить</w:t>
+      </w:r>
+      <w:r>
+        <w:t xml:space="preserve"> </w:t>
+      </w:r>
+      <w:r>
+        <w:t>напротив</w:t>
+      </w:r>
+      <w:r>
+        <w:t xml:space="preserve"> номер</w:t>
+      </w:r>
+      <w:r>
+        <w:t>а</w:t>
+      </w:r>
+      <w:r>
+        <w:t xml:space="preserve"> телефона.</w:t>
+      </w:r>
+    </w:p>
+    <w:p>
+      <w:pPr>
+        <w:pStyle w:val="a6"/>
+        <w:numPr>
+          <w:ilvl w:val="0"/>
+          <w:numId w:val="16"/>
+        </w:numPr>
+        <w:ind w:left="0" w:firstLine="709"/>
+      </w:pPr>
+      <w:r>
+        <w:t xml:space="preserve">Система обновляет страницу </w:t>
+      </w:r>
+      <w:r>
+        <w:t xml:space="preserve">с удаленным номером телефона </w:t>
+      </w:r>
+      <w:r>
+        <w:t>и сообщение об успешном</w:t>
+      </w:r>
+      <w:r>
+        <w:t xml:space="preserve"> удалении</w:t>
+      </w:r>
+      <w:r>
+        <w:t xml:space="preserve"> номера телефона. </w:t>
+      </w:r>
+    </w:p>
+    <w:p>
+      <w:pPr>
+        <w:spacing w:line="276" w:lineRule="auto"/>
+      </w:pPr>
+      <w:r>
+        <w:t>Исключения</w:t>
+      </w:r>
+      <w:r>
+        <w:t>:</w:t>
+      </w:r>
+    </w:p>
+    <w:p>
+      <w:pPr>
+        <w:spacing w:line="276" w:lineRule="auto"/>
+      </w:pPr>
+      <w:r>
+        <w:t>2(а</w:t>
+      </w:r>
+      <w:proofErr w:type="gramStart"/>
+      <w:r>
+        <w:t>)</w:t>
+      </w:r>
+      <w:proofErr w:type="gramEnd"/>
+      <w:r>
+        <w:t xml:space="preserve"> При ошибке получения списка существующих сотрудников в главном меню выведется сообщение об ошибке.</w:t>
+      </w:r>
+    </w:p>
+    <w:p>
+      <w:pPr>
+        <w:spacing w:line="276" w:lineRule="auto"/>
+      </w:pPr>
+      <w:r>
+        <w:t>5(а</w:t>
+      </w:r>
+      <w:proofErr w:type="gramStart"/>
+      <w:r>
+        <w:t>)</w:t>
+      </w:r>
+      <w:proofErr w:type="gramEnd"/>
+      <w:r>
+        <w:t xml:space="preserve"> </w:t>
+      </w:r>
+      <w:r>
+        <w:t>При ошибке получения информации о сотруднике или о его телефонах происходит возвращение на страницу со всеми сотрудниками и появляется сообщение о соответствующей ошибке</w:t>
+      </w:r>
+      <w:r>
+        <w:t>.</w:t>
+      </w:r>
+    </w:p>
+    <w:p>
+      <w:pPr>
+        <w:spacing w:line="276" w:lineRule="auto"/>
+        <w:ind w:firstLine="567"/>
+      </w:pPr>
+      <w:r>
+        <w:t>7(а</w:t>
+      </w:r>
+      <w:proofErr w:type="gramStart"/>
+      <w:r>
+        <w:t>)</w:t>
+      </w:r>
+      <w:proofErr w:type="gramEnd"/>
+      <w:r>
+        <w:t xml:space="preserve"> При</w:t>
+      </w:r>
+      <w:r>
+        <w:t xml:space="preserve"> неуспешном</w:t>
+      </w:r>
+      <w:r>
+        <w:t xml:space="preserve"> </w:t>
+      </w:r>
+      <w:r>
+        <w:t>удалении</w:t>
+      </w:r>
+      <w:r>
+        <w:t xml:space="preserve"> номера телефона</w:t>
+      </w:r>
+      <w:r>
+        <w:t xml:space="preserve"> обновляет страницу и выводит сообщение об ошибке.</w:t>
+      </w:r>
+    </w:p>
+    <w:p>
+      <w:pPr>
+        <w:spacing w:line="276" w:lineRule="auto"/>
+        <w:ind w:firstLine="567"/>
+      </w:pPr>
+      <w:r>
+        <w:t>7(б</w:t>
+      </w:r>
+      <w:proofErr w:type="gramStart"/>
+      <w:r>
+        <w:t>)</w:t>
+      </w:r>
+      <w:proofErr w:type="gramEnd"/>
+      <w:r>
+        <w:t xml:space="preserve"> </w:t>
+      </w:r>
+      <w:r>
+        <w:t>При ошибке получения информации о сотруднике или о его телефонах происходит возвращение на страницу со всеми сотрудниками и появляется сообщение о соответствующей ошибке.</w:t>
+      </w:r>
+    </w:p>
+    <w:p>
+      <w:pPr>
+        <w:spacing w:line="276" w:lineRule="auto"/>
+        <w:ind w:firstLine="0"/>
+        <w:jc w:val="center"/>
+      </w:pPr>
+      <w:r>
+        <w:t xml:space="preserve">MVC диаграмма </w:t>
+      </w:r>
+      <w:r>
+        <w:t>удаления</w:t>
+      </w:r>
+      <w:r>
+        <w:t xml:space="preserve"> номера телефона</w:t>
+      </w:r>
+      <w:r>
+        <w:t>:</w:t>
+      </w:r>
+      <w:r>
+        <w:cr/>
+      </w:r>
+      <w:r>
+        <w:rPr>
+          <w:noProof/>
+        </w:rPr>
+        <w:drawing>
+          <wp:inline distT="0" distB="0" distL="0" distR="0" wp14:anchorId="774AEC60" wp14:editId="71FDAAC0">
+            <wp:extent cx="5934075" cy="1476375"/>
+            <wp:effectExtent l="0" t="0" r="9525" b="9525"/>
+            <wp:docPr id="20" name="Рисунок 20"/>
+            <wp:cNvGraphicFramePr>
+              <a:graphicFrameLocks xmlns:a="http://schemas.openxmlformats.org/drawingml/2006/main" noChangeAspect="1"/>
+            </wp:cNvGraphicFramePr>
+            <a:graphic xmlns:a="http://schemas.openxmlformats.org/drawingml/2006/main">
+              <a:graphicData uri="http://schemas.openxmlformats.org/drawingml/2006/picture">
+                <pic:pic xmlns:pic="http://schemas.openxmlformats.org/drawingml/2006/picture">
+                  <pic:nvPicPr>
+                    <pic:cNvPr id="0" name="Picture 6"/>
+                    <pic:cNvPicPr>
+                      <a:picLocks noChangeAspect="1" noChangeArrowheads="1"/>
+                    </pic:cNvPicPr>
+                  </pic:nvPicPr>
+                  <pic:blipFill>
+                    <a:blip r:embed="rId26">
+                      <a:extLst>
+                        <a:ext uri="{28A0092B-C50C-407E-A947-70E740481C1C}">
+                          <a14:useLocalDpi xmlns:a14="http://schemas.microsoft.com/office/drawing/2010/main" val="0"/>
+                        </a:ext>
+                      </a:extLst>
+                    </a:blip>
+                    <a:srcRect/>
+                    <a:stretch>
+                      <a:fillRect/>
+                    </a:stretch>
+                  </pic:blipFill>
+                  <pic:spPr bwMode="auto">
+                    <a:xfrm>
+                      <a:off x="0" y="0"/>
+                      <a:ext cx="5934075" cy="1476375"/>
+                    </a:xfrm>
+                    <a:prstGeom prst="rect">
+                      <a:avLst/>
+                    </a:prstGeom>
+                    <a:noFill/>
+                    <a:ln>
+                      <a:noFill/>
+                    </a:ln>
+                  </pic:spPr>
+                </pic:pic>
+              </a:graphicData>
+            </a:graphic>
+          </wp:inline>
+        </w:drawing>
+      </w:r>
+      <w:r>
+        <w:t>Рис. 1</w:t>
+      </w:r>
+      <w:r>
+        <w:t>8</w:t>
+      </w:r>
+      <w:r>
+        <w:t xml:space="preserve">. </w:t>
+      </w:r>
+      <w:r>
+        <w:t xml:space="preserve">UML-диаграмма </w:t>
+      </w:r>
+      <w:r>
+        <w:t>удалени</w:t>
+      </w:r>
+      <w:r>
+        <w:t>я номера телефона</w:t>
+      </w:r>
+      <w:r>
+        <w:t>.</w:t>
+      </w:r>
+    </w:p>
+    <w:p>
+      <w:pPr>
+        <w:spacing w:line="276" w:lineRule="auto"/>
+        <w:ind w:firstLine="567"/>
+        <w:rPr>
+          <w:lang w:val="en-US"/>
+        </w:rPr>
+      </w:pPr>
+      <w:r>
+        <w:t>Требования к шаблонам</w:t>
+      </w:r>
+      <w:r>
+        <w:rPr>
+          <w:lang w:val="en-US"/>
+        </w:rPr>
+        <w:t>:</w:t>
+      </w:r>
+    </w:p>
+    <w:p>
+      <w:pPr>
+        <w:pStyle w:val="a6"/>
+        <w:numPr>
+          <w:ilvl w:val="0"/>
+          <w:numId w:val="17"/>
+        </w:numPr>
+        <w:spacing w:line="276" w:lineRule="auto"/>
+      </w:pPr>
+      <w:r>
+        <w:t xml:space="preserve">Динамический шаблон </w:t>
+      </w:r>
+      <w:r>
+        <w:t>“</w:t>
+      </w:r>
+      <w:r>
+        <w:t>Список сотрудников</w:t>
+      </w:r>
+      <w:r>
+        <w:t>”</w:t>
+      </w:r>
+      <w:r>
+        <w:t>. Шаблон показывает всех существующих сотрудников, ссылки для их редактирования и удаления, форму для добавления сотрудника.</w:t>
+      </w:r>
+    </w:p>
+    <w:p>
+      <w:pPr>
+        <w:spacing w:line="276" w:lineRule="auto"/>
+        <w:ind w:left="567" w:firstLine="0"/>
+        <w:rPr>
+          <w:lang w:val="en-US"/>
+        </w:rPr>
+      </w:pPr>
+      <w:r>
+        <w:t>Шаблон содержит ссы</w:t>
+      </w:r>
+      <w:r>
+        <w:t>л</w:t>
+      </w:r>
+      <w:r>
+        <w:t>ки</w:t>
+      </w:r>
+      <w:r>
+        <w:rPr>
+          <w:lang w:val="en-US"/>
+        </w:rPr>
+        <w:t>:</w:t>
+      </w:r>
+    </w:p>
+    <w:p>
+      <w:pPr>
+        <w:pStyle w:val="a6"/>
+        <w:numPr>
+          <w:ilvl w:val="0"/>
+          <w:numId w:val="10"/>
+        </w:numPr>
+        <w:spacing w:line="276" w:lineRule="auto"/>
+        <w:ind w:firstLine="567"/>
+      </w:pPr>
+      <w:proofErr w:type="gramStart"/>
+      <w:r>
+        <w:t>на обработчик</w:t>
+      </w:r>
+      <w:proofErr w:type="gramEnd"/>
+      <w:r>
+        <w:t xml:space="preserve"> удаления сотрудника</w:t>
+      </w:r>
+      <w:r>
+        <w:t xml:space="preserve"> (</w:t>
+      </w:r>
+      <w:r>
+        <w:t xml:space="preserve">адрес </w:t>
+      </w:r>
+      <w:r>
+        <w:t>‘</w:t>
+      </w:r>
+      <w:r>
+        <w:t>/</w:t>
+      </w:r>
+      <w:r>
+        <w:rPr>
+          <w:lang w:val="en-US"/>
+        </w:rPr>
+        <w:t>editor</w:t>
+      </w:r>
+      <w:r>
+        <w:t>/</w:t>
+      </w:r>
+      <w:r>
+        <w:rPr>
+          <w:lang w:val="en-US"/>
+        </w:rPr>
+        <w:t>delete</w:t>
+      </w:r>
+      <w:r>
+        <w:t>_</w:t>
+      </w:r>
+      <w:r>
+        <w:rPr>
+          <w:lang w:val="en-US"/>
+        </w:rPr>
+        <w:t>staff</w:t>
+      </w:r>
+      <w:r>
+        <w:t>’)</w:t>
+      </w:r>
+    </w:p>
+    <w:p>
+      <w:pPr>
+        <w:pStyle w:val="a6"/>
+        <w:numPr>
+          <w:ilvl w:val="0"/>
+          <w:numId w:val="10"/>
+        </w:numPr>
+        <w:spacing w:line="276" w:lineRule="auto"/>
+        <w:ind w:firstLine="567"/>
+      </w:pPr>
+      <w:r>
+        <w:t>на страницу редактирования сотрудника и его телефонов</w:t>
+      </w:r>
+      <w:r>
+        <w:t xml:space="preserve"> (адрес </w:t>
+      </w:r>
+      <w:r>
+        <w:t>‘</w:t>
+      </w:r>
+      <w:r>
+        <w:t>/</w:t>
+      </w:r>
+      <w:r>
+        <w:rPr>
+          <w:lang w:val="en-US"/>
+        </w:rPr>
+        <w:t>editor</w:t>
+      </w:r>
+      <w:r>
+        <w:t>/</w:t>
+      </w:r>
+      <w:r>
+        <w:rPr>
+          <w:lang w:val="en-US"/>
+        </w:rPr>
+        <w:t>staff</w:t>
+      </w:r>
+      <w:r>
+        <w:t>_</w:t>
+      </w:r>
+      <w:r>
+        <w:rPr>
+          <w:lang w:val="en-US"/>
+        </w:rPr>
+        <w:t>phone</w:t>
+      </w:r>
+      <w:r>
+        <w:t>_</w:t>
+      </w:r>
+      <w:r>
+        <w:rPr>
+          <w:lang w:val="en-US"/>
+        </w:rPr>
+        <w:t>menu</w:t>
+      </w:r>
+      <w:r>
+        <w:t>’</w:t>
+      </w:r>
+      <w:r>
+        <w:t>)</w:t>
+      </w:r>
+    </w:p>
+    <w:p>
+      <w:pPr>
+        <w:pStyle w:val="a6"/>
+        <w:numPr>
+          <w:ilvl w:val="0"/>
+          <w:numId w:val="10"/>
+        </w:numPr>
+        <w:spacing w:line="276" w:lineRule="auto"/>
+        <w:ind w:firstLine="567"/>
+      </w:pPr>
+      <w:r>
+        <w:lastRenderedPageBreak/>
+        <w:t xml:space="preserve">На главное меню (адрес </w:t>
+      </w:r>
+      <w:r>
+        <w:t>‘/’)</w:t>
+      </w:r>
+    </w:p>
+    <w:p>
+      <w:pPr>
+        <w:spacing w:line="276" w:lineRule="auto"/>
+        <w:ind w:left="720" w:firstLine="0"/>
+        <w:rPr>
+          <w:lang w:val="en-US"/>
+        </w:rPr>
+      </w:pPr>
+      <w:r>
+        <w:t>Шаблон содержит поля ввода</w:t>
+      </w:r>
+      <w:r>
+        <w:rPr>
+          <w:lang w:val="en-US"/>
+        </w:rPr>
+        <w:t>:</w:t>
+      </w:r>
+    </w:p>
+    <w:p>
+      <w:pPr>
+        <w:pStyle w:val="a6"/>
+        <w:numPr>
+          <w:ilvl w:val="0"/>
+          <w:numId w:val="10"/>
+        </w:numPr>
+        <w:ind w:firstLine="556"/>
+      </w:pPr>
+      <w:r>
+        <w:t xml:space="preserve">поле типа </w:t>
+      </w:r>
+      <w:proofErr w:type="spellStart"/>
+      <w:r>
+        <w:t>text</w:t>
+      </w:r>
+      <w:proofErr w:type="spellEnd"/>
+      <w:r>
+        <w:t xml:space="preserve"> для ввода логина </w:t>
+      </w:r>
+    </w:p>
+    <w:p>
+      <w:pPr>
+        <w:pStyle w:val="a6"/>
+        <w:numPr>
+          <w:ilvl w:val="0"/>
+          <w:numId w:val="10"/>
+        </w:numPr>
+        <w:ind w:firstLine="556"/>
+      </w:pPr>
+      <w:r>
+        <w:t xml:space="preserve">поле типа </w:t>
+      </w:r>
+      <w:r>
+        <w:rPr>
+          <w:lang w:val="en-US"/>
+        </w:rPr>
+        <w:t>password</w:t>
+      </w:r>
+      <w:r>
+        <w:t xml:space="preserve"> </w:t>
+      </w:r>
+      <w:r>
+        <w:t>для ввода пароля</w:t>
+      </w:r>
+    </w:p>
+    <w:p>
+      <w:pPr>
+        <w:pStyle w:val="a6"/>
+        <w:numPr>
+          <w:ilvl w:val="0"/>
+          <w:numId w:val="10"/>
+        </w:numPr>
+        <w:ind w:firstLine="556"/>
+      </w:pPr>
+      <w:r>
+        <w:t xml:space="preserve">поле типа </w:t>
+      </w:r>
+      <w:r>
+        <w:rPr>
+          <w:lang w:val="en-US"/>
+        </w:rPr>
+        <w:t>text</w:t>
+      </w:r>
+      <w:r>
+        <w:t xml:space="preserve"> </w:t>
+      </w:r>
+      <w:r>
+        <w:t>для ввода фамилии</w:t>
+      </w:r>
+    </w:p>
+    <w:p>
+      <w:pPr>
+        <w:pStyle w:val="a6"/>
+        <w:numPr>
+          <w:ilvl w:val="0"/>
+          <w:numId w:val="10"/>
+        </w:numPr>
+        <w:ind w:firstLine="556"/>
+      </w:pPr>
+      <w:r>
+        <w:t xml:space="preserve">поле типа </w:t>
+      </w:r>
+      <w:r>
+        <w:rPr>
+          <w:lang w:val="en-US"/>
+        </w:rPr>
+        <w:t>text</w:t>
+      </w:r>
+      <w:r>
+        <w:t xml:space="preserve"> </w:t>
+      </w:r>
+      <w:r>
+        <w:t>для ввода адреса</w:t>
+      </w:r>
+    </w:p>
+    <w:p>
+      <w:pPr>
+        <w:pStyle w:val="a6"/>
+        <w:numPr>
+          <w:ilvl w:val="0"/>
+          <w:numId w:val="10"/>
+        </w:numPr>
+        <w:ind w:firstLine="556"/>
+      </w:pPr>
+      <w:r>
+        <w:t xml:space="preserve">поле типа </w:t>
+      </w:r>
+      <w:r>
+        <w:rPr>
+          <w:lang w:val="en-US"/>
+        </w:rPr>
+        <w:t>text</w:t>
+      </w:r>
+      <w:r>
+        <w:t xml:space="preserve"> </w:t>
+      </w:r>
+      <w:r>
+        <w:t>для ввода даты рождения</w:t>
+      </w:r>
+    </w:p>
+    <w:p>
+      <w:pPr>
+        <w:pStyle w:val="a6"/>
+        <w:numPr>
+          <w:ilvl w:val="0"/>
+          <w:numId w:val="10"/>
+        </w:numPr>
+        <w:ind w:firstLine="556"/>
+      </w:pPr>
+      <w:r>
+        <w:t xml:space="preserve">поле типа </w:t>
+      </w:r>
+      <w:r>
+        <w:rPr>
+          <w:lang w:val="en-US"/>
+        </w:rPr>
+        <w:t>text</w:t>
+      </w:r>
+      <w:r>
+        <w:t xml:space="preserve"> </w:t>
+      </w:r>
+      <w:r>
+        <w:t>для ввода должности</w:t>
+      </w:r>
+    </w:p>
+    <w:p>
+      <w:pPr>
+        <w:pStyle w:val="a6"/>
+        <w:numPr>
+          <w:ilvl w:val="0"/>
+          <w:numId w:val="10"/>
+        </w:numPr>
+        <w:ind w:firstLine="556"/>
+      </w:pPr>
+      <w:r>
+        <w:t xml:space="preserve">поле типа </w:t>
+      </w:r>
+      <w:r>
+        <w:rPr>
+          <w:lang w:val="en-US"/>
+        </w:rPr>
+        <w:t>date</w:t>
+      </w:r>
+      <w:r>
+        <w:t xml:space="preserve"> </w:t>
+      </w:r>
+      <w:r>
+        <w:t>для ввода даты найма</w:t>
+      </w:r>
+    </w:p>
+    <w:p>
+      <w:pPr>
+        <w:pStyle w:val="a6"/>
+        <w:numPr>
+          <w:ilvl w:val="0"/>
+          <w:numId w:val="10"/>
+        </w:numPr>
+        <w:ind w:firstLine="556"/>
+      </w:pPr>
+      <w:r>
+        <w:t xml:space="preserve">поле типа </w:t>
+      </w:r>
+      <w:r>
+        <w:rPr>
+          <w:lang w:val="en-US"/>
+        </w:rPr>
+        <w:t>number</w:t>
+      </w:r>
+      <w:r>
+        <w:t xml:space="preserve"> </w:t>
+      </w:r>
+      <w:r>
+        <w:t>для ввода номера отдела</w:t>
+      </w:r>
+    </w:p>
+    <w:p>
+      <w:pPr>
+        <w:pStyle w:val="a6"/>
+        <w:numPr>
+          <w:ilvl w:val="0"/>
+          <w:numId w:val="10"/>
+        </w:numPr>
+        <w:ind w:firstLine="556"/>
+      </w:pPr>
+      <w:r>
+        <w:t xml:space="preserve">кнопка </w:t>
+      </w:r>
+      <w:r>
+        <w:rPr>
+          <w:lang w:val="en-US"/>
+        </w:rPr>
+        <w:t>submit</w:t>
+      </w:r>
+      <w:r>
+        <w:t xml:space="preserve"> </w:t>
+      </w:r>
+      <w:r>
+        <w:t>для подтверждения создания</w:t>
+      </w:r>
+    </w:p>
+    <w:p>
+      <w:pPr>
+        <w:spacing w:line="276" w:lineRule="auto"/>
+        <w:ind w:left="720" w:firstLine="0"/>
+      </w:pPr>
+      <w:r>
+        <w:t xml:space="preserve">Шаблон содержит </w:t>
+      </w:r>
+      <w:proofErr w:type="spellStart"/>
+      <w:r>
+        <w:t>select</w:t>
+      </w:r>
+      <w:proofErr w:type="spellEnd"/>
+      <w:r>
+        <w:t xml:space="preserve"> списки выбора:</w:t>
+      </w:r>
+    </w:p>
+    <w:p>
+      <w:pPr>
+        <w:pStyle w:val="a6"/>
+        <w:numPr>
+          <w:ilvl w:val="0"/>
+          <w:numId w:val="10"/>
+        </w:numPr>
+        <w:ind w:firstLine="556"/>
+      </w:pPr>
+      <w:r>
+        <w:t xml:space="preserve">Выбор </w:t>
+      </w:r>
+      <w:r>
+        <w:rPr>
+          <w:lang w:val="en-US"/>
+        </w:rPr>
+        <w:t>user</w:t>
+      </w:r>
+      <w:r>
+        <w:t>_</w:t>
+      </w:r>
+      <w:r>
+        <w:rPr>
+          <w:lang w:val="en-US"/>
+        </w:rPr>
+        <w:t>group</w:t>
+      </w:r>
+      <w:r>
+        <w:t xml:space="preserve"> создаваемого сотрудника</w:t>
+      </w:r>
+    </w:p>
+    <w:p>
+      <w:pPr>
+        <w:pStyle w:val="a6"/>
+        <w:numPr>
+          <w:ilvl w:val="0"/>
+          <w:numId w:val="17"/>
+        </w:numPr>
+        <w:spacing w:line="276" w:lineRule="auto"/>
+      </w:pPr>
+      <w:r>
+        <w:t xml:space="preserve">Динамический шаблон </w:t>
+      </w:r>
+      <w:r>
+        <w:t>“</w:t>
+      </w:r>
+      <w:r>
+        <w:t>Список телефонов сотрудника</w:t>
+      </w:r>
+      <w:r>
+        <w:t>”</w:t>
+      </w:r>
+      <w:r>
+        <w:t>. Шаблон показывает телефоны выбранного сотрудника, ссылки для их удаления, форму для добавления номера телефона с лимитом в месяц и форму для редактирования информации о сотруднике.</w:t>
+      </w:r>
+    </w:p>
+    <w:p>
+      <w:pPr>
+        <w:spacing w:line="276" w:lineRule="auto"/>
+        <w:ind w:left="567" w:firstLine="0"/>
+        <w:rPr>
+          <w:lang w:val="en-US"/>
+        </w:rPr>
+      </w:pPr>
+      <w:r>
+        <w:t>Шаблон содержит ссылки</w:t>
+      </w:r>
+      <w:r>
+        <w:rPr>
+          <w:lang w:val="en-US"/>
+        </w:rPr>
+        <w:t>:</w:t>
+      </w:r>
+    </w:p>
+    <w:p>
+      <w:pPr>
+        <w:pStyle w:val="a6"/>
+        <w:numPr>
+          <w:ilvl w:val="0"/>
+          <w:numId w:val="10"/>
+        </w:numPr>
+        <w:spacing w:line="276" w:lineRule="auto"/>
+        <w:ind w:firstLine="567"/>
+      </w:pPr>
+      <w:proofErr w:type="gramStart"/>
+      <w:r>
+        <w:t>на обработчик</w:t>
+      </w:r>
+      <w:proofErr w:type="gramEnd"/>
+      <w:r>
+        <w:t xml:space="preserve"> удаления </w:t>
+      </w:r>
+      <w:r>
+        <w:t>телефона</w:t>
+      </w:r>
+      <w:r>
+        <w:t xml:space="preserve"> (</w:t>
+      </w:r>
+      <w:r>
+        <w:t xml:space="preserve">адрес </w:t>
+      </w:r>
+      <w:r>
+        <w:t>‘</w:t>
+      </w:r>
+      <w:r>
+        <w:t>/</w:t>
+      </w:r>
+      <w:r>
+        <w:rPr>
+          <w:lang w:val="en-US"/>
+        </w:rPr>
+        <w:t>editor</w:t>
+      </w:r>
+      <w:r>
+        <w:t>/</w:t>
+      </w:r>
+      <w:r>
+        <w:rPr>
+          <w:lang w:val="en-US"/>
+        </w:rPr>
+        <w:t>delete</w:t>
+      </w:r>
+      <w:r>
+        <w:t>_</w:t>
+      </w:r>
+      <w:r>
+        <w:rPr>
+          <w:lang w:val="en-US"/>
+        </w:rPr>
+        <w:t>phone</w:t>
+      </w:r>
+      <w:r>
+        <w:t>)</w:t>
+      </w:r>
+    </w:p>
+    <w:p>
+      <w:pPr>
+        <w:pStyle w:val="a6"/>
+        <w:numPr>
+          <w:ilvl w:val="0"/>
+          <w:numId w:val="10"/>
+        </w:numPr>
+        <w:spacing w:line="276" w:lineRule="auto"/>
+        <w:ind w:firstLine="567"/>
+      </w:pPr>
+      <w:r>
+        <w:t xml:space="preserve">На главное меню (адрес </w:t>
+      </w:r>
+      <w:r>
+        <w:t>‘/’)</w:t>
+      </w:r>
+    </w:p>
+    <w:p>
+      <w:pPr>
+        <w:spacing w:line="276" w:lineRule="auto"/>
+        <w:ind w:left="720" w:firstLine="0"/>
+        <w:rPr>
+          <w:lang w:val="en-US"/>
+        </w:rPr>
+      </w:pPr>
+      <w:r>
+        <w:t>Шаблон содержит поля ввода</w:t>
+      </w:r>
+      <w:r>
+        <w:rPr>
+          <w:lang w:val="en-US"/>
+        </w:rPr>
+        <w:t>:</w:t>
+      </w:r>
+    </w:p>
+    <w:p>
+      <w:pPr>
+        <w:pStyle w:val="a6"/>
+        <w:numPr>
+          <w:ilvl w:val="0"/>
+          <w:numId w:val="10"/>
+        </w:numPr>
+        <w:ind w:firstLine="556"/>
+      </w:pPr>
+      <w:r>
+        <w:t xml:space="preserve">поле типа </w:t>
+      </w:r>
+      <w:proofErr w:type="spellStart"/>
+      <w:r>
+        <w:t>text</w:t>
+      </w:r>
+      <w:proofErr w:type="spellEnd"/>
+      <w:r>
+        <w:t xml:space="preserve"> для ввода логина </w:t>
+      </w:r>
+    </w:p>
+    <w:p>
+      <w:pPr>
+        <w:pStyle w:val="a6"/>
+        <w:numPr>
+          <w:ilvl w:val="0"/>
+          <w:numId w:val="10"/>
+        </w:numPr>
+        <w:ind w:firstLine="556"/>
+      </w:pPr>
+      <w:r>
+        <w:t xml:space="preserve">поле типа </w:t>
+      </w:r>
+      <w:r>
+        <w:rPr>
+          <w:lang w:val="en-US"/>
+        </w:rPr>
+        <w:t>password</w:t>
+      </w:r>
+      <w:r>
+        <w:t xml:space="preserve"> </w:t>
+      </w:r>
+      <w:r>
+        <w:t>для ввода пароля</w:t>
+      </w:r>
+    </w:p>
+    <w:p>
+      <w:pPr>
+        <w:pStyle w:val="a6"/>
+        <w:numPr>
+          <w:ilvl w:val="0"/>
+          <w:numId w:val="10"/>
+        </w:numPr>
+        <w:ind w:firstLine="556"/>
+      </w:pPr>
+      <w:r>
+        <w:t xml:space="preserve">поле типа </w:t>
+      </w:r>
+      <w:r>
+        <w:rPr>
+          <w:lang w:val="en-US"/>
+        </w:rPr>
+        <w:t>text</w:t>
+      </w:r>
+      <w:r>
+        <w:t xml:space="preserve"> </w:t>
+      </w:r>
+      <w:r>
+        <w:t>для ввода фамилии</w:t>
+      </w:r>
+    </w:p>
+    <w:p>
+      <w:pPr>
+        <w:pStyle w:val="a6"/>
+        <w:numPr>
+          <w:ilvl w:val="0"/>
+          <w:numId w:val="10"/>
+        </w:numPr>
+        <w:ind w:firstLine="556"/>
+      </w:pPr>
+      <w:r>
+        <w:t xml:space="preserve">поле типа </w:t>
+      </w:r>
+      <w:r>
+        <w:rPr>
+          <w:lang w:val="en-US"/>
+        </w:rPr>
+        <w:t>text</w:t>
+      </w:r>
+      <w:r>
+        <w:t xml:space="preserve"> </w:t>
+      </w:r>
+      <w:r>
+        <w:t>для ввода адреса</w:t>
+      </w:r>
+    </w:p>
+    <w:p>
+      <w:pPr>
+        <w:pStyle w:val="a6"/>
+        <w:numPr>
+          <w:ilvl w:val="0"/>
+          <w:numId w:val="10"/>
+        </w:numPr>
+        <w:ind w:firstLine="556"/>
+      </w:pPr>
+      <w:r>
+        <w:t xml:space="preserve">поле типа </w:t>
+      </w:r>
+      <w:r>
+        <w:rPr>
+          <w:lang w:val="en-US"/>
+        </w:rPr>
+        <w:t>text</w:t>
+      </w:r>
+      <w:r>
+        <w:t xml:space="preserve"> </w:t>
+      </w:r>
+      <w:r>
+        <w:t>для ввода даты рождения</w:t>
+      </w:r>
+    </w:p>
+    <w:p>
+      <w:pPr>
+        <w:pStyle w:val="a6"/>
+        <w:numPr>
+          <w:ilvl w:val="0"/>
+          <w:numId w:val="10"/>
+        </w:numPr>
+        <w:ind w:firstLine="556"/>
+      </w:pPr>
+      <w:r>
+        <w:t xml:space="preserve">поле типа </w:t>
+      </w:r>
+      <w:r>
+        <w:rPr>
+          <w:lang w:val="en-US"/>
+        </w:rPr>
+        <w:t>text</w:t>
+      </w:r>
+      <w:r>
+        <w:t xml:space="preserve"> </w:t>
+      </w:r>
+      <w:r>
+        <w:t>для ввода должности</w:t>
+      </w:r>
+    </w:p>
+    <w:p>
+      <w:pPr>
+        <w:pStyle w:val="a6"/>
+        <w:numPr>
+          <w:ilvl w:val="0"/>
+          <w:numId w:val="10"/>
+        </w:numPr>
+        <w:ind w:firstLine="556"/>
+      </w:pPr>
+      <w:r>
+        <w:t xml:space="preserve">поле типа </w:t>
+      </w:r>
+      <w:r>
+        <w:rPr>
+          <w:lang w:val="en-US"/>
+        </w:rPr>
+        <w:t>date</w:t>
+      </w:r>
+      <w:r>
+        <w:t xml:space="preserve"> </w:t>
+      </w:r>
+      <w:r>
+        <w:t>для ввода даты найма</w:t>
+      </w:r>
+    </w:p>
+    <w:p>
+      <w:pPr>
+        <w:pStyle w:val="a6"/>
+        <w:numPr>
+          <w:ilvl w:val="0"/>
+          <w:numId w:val="10"/>
+        </w:numPr>
+        <w:ind w:firstLine="556"/>
+      </w:pPr>
+      <w:r>
+        <w:lastRenderedPageBreak/>
+        <w:t xml:space="preserve">поле типа </w:t>
+      </w:r>
+      <w:r>
+        <w:rPr>
+          <w:lang w:val="en-US"/>
+        </w:rPr>
+        <w:t>number</w:t>
+      </w:r>
+      <w:r>
+        <w:t xml:space="preserve"> </w:t>
+      </w:r>
+      <w:r>
+        <w:t>для ввода номера отдела</w:t>
+      </w:r>
+    </w:p>
+    <w:p>
+      <w:pPr>
+        <w:pStyle w:val="a6"/>
+        <w:numPr>
+          <w:ilvl w:val="0"/>
+          <w:numId w:val="10"/>
+        </w:numPr>
+        <w:ind w:firstLine="556"/>
+      </w:pPr>
+      <w:r>
+        <w:t xml:space="preserve">поле типа </w:t>
+      </w:r>
+      <w:r>
+        <w:rPr>
+          <w:lang w:val="en-US"/>
+        </w:rPr>
+        <w:t>text</w:t>
+      </w:r>
+      <w:r>
+        <w:t xml:space="preserve"> </w:t>
+      </w:r>
+      <w:r>
+        <w:t>для ввода номера телефона</w:t>
+      </w:r>
+    </w:p>
+    <w:p>
+      <w:pPr>
+        <w:pStyle w:val="a6"/>
+        <w:numPr>
+          <w:ilvl w:val="0"/>
+          <w:numId w:val="10"/>
+        </w:numPr>
+        <w:ind w:firstLine="556"/>
+      </w:pPr>
+      <w:r>
+        <w:t xml:space="preserve">поле типа </w:t>
+      </w:r>
+      <w:r>
+        <w:rPr>
+          <w:lang w:val="en-US"/>
+        </w:rPr>
+        <w:t>number</w:t>
+      </w:r>
+      <w:r>
+        <w:t xml:space="preserve"> </w:t>
+      </w:r>
+      <w:r>
+        <w:t>для лимита денег в рублях</w:t>
+      </w:r>
+    </w:p>
+    <w:p>
+      <w:pPr>
+        <w:pStyle w:val="a6"/>
+        <w:numPr>
+          <w:ilvl w:val="0"/>
+          <w:numId w:val="10"/>
+        </w:numPr>
+        <w:ind w:firstLine="556"/>
+      </w:pPr>
+      <w:r>
+        <w:t xml:space="preserve">кнопка </w:t>
+      </w:r>
+      <w:r>
+        <w:rPr>
+          <w:lang w:val="en-US"/>
+        </w:rPr>
+        <w:t>submit</w:t>
+      </w:r>
+      <w:r>
+        <w:t xml:space="preserve"> </w:t>
+      </w:r>
+      <w:r>
+        <w:t>для подтверждения создания</w:t>
+      </w:r>
+    </w:p>
+    <w:p>
+      <w:pPr>
+        <w:spacing w:line="276" w:lineRule="auto"/>
+        <w:ind w:left="720" w:firstLine="0"/>
+      </w:pPr>
+      <w:r>
+        <w:t xml:space="preserve">Шаблон содержит </w:t>
+      </w:r>
+      <w:proofErr w:type="spellStart"/>
+      <w:r>
+        <w:t>select</w:t>
+      </w:r>
+      <w:proofErr w:type="spellEnd"/>
+      <w:r>
+        <w:t xml:space="preserve"> списки выбора:</w:t>
+      </w:r>
+    </w:p>
+    <w:p>
+      <w:pPr>
+        <w:pStyle w:val="a6"/>
+        <w:numPr>
+          <w:ilvl w:val="0"/>
+          <w:numId w:val="10"/>
+        </w:numPr>
+        <w:ind w:firstLine="556"/>
+      </w:pPr>
+      <w:r>
+        <w:t xml:space="preserve">Выбор </w:t>
+      </w:r>
+      <w:r>
+        <w:rPr>
+          <w:lang w:val="en-US"/>
+        </w:rPr>
+        <w:t>user</w:t>
+      </w:r>
+      <w:r>
+        <w:t>_</w:t>
+      </w:r>
+      <w:r>
+        <w:rPr>
+          <w:lang w:val="en-US"/>
+        </w:rPr>
+        <w:t>group</w:t>
+      </w:r>
+      <w:r>
+        <w:t xml:space="preserve"> создаваемого сотрудника</w:t>
+      </w:r>
+    </w:p>
+    <w:p>
+      <w:pPr>
+        <w:spacing w:line="276" w:lineRule="auto"/>
+      </w:pPr>
+      <w:r>
+        <w:t>Программная архитектура реализации управления сотрудниками</w:t>
+      </w:r>
+      <w:r>
+        <w:t>:</w:t>
+      </w:r>
+    </w:p>
+    <w:p>
+      <w:pPr>
+        <w:spacing w:line="276" w:lineRule="auto"/>
+        <w:jc w:val="center"/>
+      </w:pPr>
+      <w:r>
+        <w:rPr>
+          <w:noProof/>
+        </w:rPr>
+        <w:drawing>
+          <wp:inline distT="0" distB="0" distL="0" distR="0" wp14:anchorId="12BE5EC3" wp14:editId="03254263">
+            <wp:extent cx="2067339" cy="2826493"/>
+            <wp:effectExtent l="0" t="0" r="9525" b="0"/>
+            <wp:docPr id="17" name="Рисунок 17"/>
+            <wp:cNvGraphicFramePr>
+              <a:graphicFrameLocks xmlns:a="http://schemas.openxmlformats.org/drawingml/2006/main" noChangeAspect="1"/>
+            </wp:cNvGraphicFramePr>
+            <a:graphic xmlns:a="http://schemas.openxmlformats.org/drawingml/2006/main">
+              <a:graphicData uri="http://schemas.openxmlformats.org/drawingml/2006/picture">
+                <pic:pic xmlns:pic="http://schemas.openxmlformats.org/drawingml/2006/picture">
+                  <pic:nvPicPr>
+                    <pic:cNvPr id="1" name=""/>
+                    <pic:cNvPicPr/>
+                  </pic:nvPicPr>
+                  <pic:blipFill>
+                    <a:blip r:embed="rId27"/>
+                    <a:stretch>
+                      <a:fillRect/>
+                    </a:stretch>
+                  </pic:blipFill>
+                  <pic:spPr>
+                    <a:xfrm>
+                      <a:off x="0" y="0"/>
+                      <a:ext cx="2077394" cy="2840240"/>
+                    </a:xfrm>
+                    <a:prstGeom prst="rect">
+                      <a:avLst/>
+                    </a:prstGeom>
+                  </pic:spPr>
+                </pic:pic>
+              </a:graphicData>
+            </a:graphic>
+          </wp:inline>
+        </w:drawing>
+      </w:r>
+    </w:p>
+    <w:p>
+      <w:pPr>
+        <w:spacing w:line="276" w:lineRule="auto"/>
+        <w:ind w:firstLine="0"/>
+        <w:jc w:val="center"/>
+      </w:pPr>
+      <w:r>
+        <w:t>Рис. 1</w:t>
+      </w:r>
+      <w:r>
+        <w:rPr>
+          <w:lang w:val="en-US"/>
+        </w:rPr>
+        <w:t>9</w:t>
+      </w:r>
+      <w:r>
+        <w:t>. Программная архитектура сценария</w:t>
+      </w:r>
+      <w:r>
+        <w:t xml:space="preserve"> “</w:t>
+      </w:r>
+      <w:r>
+        <w:t>Управление сотрудниками</w:t>
+      </w:r>
+      <w:r>
+        <w:t>”</w:t>
+      </w:r>
+      <w:r>
+        <w:t>.</w:t>
+      </w:r>
+    </w:p>
+    <w:p>
+      <w:pPr>
+        <w:spacing w:line="276" w:lineRule="auto"/>
+        <w:ind w:firstLine="0"/>
+        <w:jc w:val="center"/>
+      </w:pPr>
+    </w:p>
+    <w:p>
+      <w:pPr>
+        <w:pStyle w:val="1"/>
+        <w:rPr>
+          <w:sz w:val="32"/>
+          <w:szCs w:val="32"/>
+        </w:rPr>
+      </w:pPr>
+      <w:bookmarkStart w:id="23" w:name="_Toc186266998"/>
+      <w:r>
+        <w:rPr>
+          <w:sz w:val="32"/>
+          <w:szCs w:val="32"/>
+        </w:rPr>
+        <w:lastRenderedPageBreak/>
+        <w:t>Инфологическая модель</w:t>
+      </w:r>
+      <w:bookmarkEnd w:id="23"/>
+    </w:p>
+    <w:p>
+      <w:pPr>
+        <w:jc w:val="center"/>
+        <w:rPr>
+          <w:lang w:val="en-US"/>
+        </w:rPr>
+      </w:pPr>
+      <w:r>
+        <w:rPr>
+          <w:noProof/>
+          <w:lang w:val="en-US"/>
+        </w:rPr>
+        <w:drawing>
+          <wp:inline distT="0" distB="0" distL="0" distR="0" wp14:anchorId="1248C014" wp14:editId="1A1D50F1">
+            <wp:extent cx="5408340" cy="3695700"/>
+            <wp:effectExtent l="0" t="0" r="1905" b="0"/>
+            <wp:docPr id="19" name="Рисунок 19"/>
+            <wp:cNvGraphicFramePr>
+              <a:graphicFrameLocks xmlns:a="http://schemas.openxmlformats.org/drawingml/2006/main" noChangeAspect="1"/>
+            </wp:cNvGraphicFramePr>
+            <a:graphic xmlns:a="http://schemas.openxmlformats.org/drawingml/2006/main">
+              <a:graphicData uri="http://schemas.openxmlformats.org/drawingml/2006/picture">
+                <pic:pic xmlns:pic="http://schemas.openxmlformats.org/drawingml/2006/picture">
+                  <pic:nvPicPr>
+                    <pic:cNvPr id="0" name="Picture 2"/>
+                    <pic:cNvPicPr>
+                      <a:picLocks noChangeAspect="1" noChangeArrowheads="1"/>
+                    </pic:cNvPicPr>
+                  </pic:nvPicPr>
+                  <pic:blipFill>
+                    <a:blip r:embed="rId28" cstate="print">
+                      <a:extLst>
+                        <a:ext uri="{28A0092B-C50C-407E-A947-70E740481C1C}">
+                          <a14:useLocalDpi xmlns:a14="http://schemas.microsoft.com/office/drawing/2010/main" val="0"/>
+                        </a:ext>
+                      </a:extLst>
+                    </a:blip>
+                    <a:srcRect/>
+                    <a:stretch>
+                      <a:fillRect/>
+                    </a:stretch>
+                  </pic:blipFill>
+                  <pic:spPr bwMode="auto">
+                    <a:xfrm>
+                      <a:off x="0" y="0"/>
+                      <a:ext cx="5432959" cy="3712523"/>
+                    </a:xfrm>
+                    <a:prstGeom prst="rect">
+                      <a:avLst/>
+                    </a:prstGeom>
+                    <a:noFill/>
+                  </pic:spPr>
+                </pic:pic>
+              </a:graphicData>
+            </a:graphic>
+          </wp:inline>
+        </w:drawing>
+      </w:r>
+    </w:p>
+    <w:p>
+      <w:pPr>
+        <w:jc w:val="center"/>
+      </w:pPr>
+      <w:r>
+        <w:t xml:space="preserve">Рис. </w:t>
+      </w:r>
+      <w:r>
+        <w:rPr>
+          <w:lang w:val="en-US"/>
+        </w:rPr>
+        <w:t>20</w:t>
+      </w:r>
+      <w:r>
+        <w:t>. Инфологическая модель</w:t>
+      </w:r>
+    </w:p>
+    <w:p>
+      <w:pPr>
+        <w:jc w:val="center"/>
+      </w:pPr>
+    </w:p>
+    <w:p>
+      <w:pPr>
+        <w:jc w:val="center"/>
+      </w:pPr>
+    </w:p>
+    <w:p>
+      <w:pPr>
+        <w:pStyle w:val="1"/>
+        <w:rPr>
+          <w:sz w:val="32"/>
+          <w:szCs w:val="32"/>
+        </w:rPr>
+      </w:pPr>
+      <w:bookmarkStart w:id="24" w:name="_Toc186266999"/>
+      <w:r>
+        <w:rPr>
+          <w:sz w:val="32"/>
+          <w:szCs w:val="32"/>
+        </w:rPr>
+        <w:t>Логическая модель</w:t>
+      </w:r>
+      <w:bookmarkEnd w:id="24"/>
+    </w:p>
+    <w:p>
+      <w:r>
+        <w:rPr>
+          <w:lang w:val="en-US"/>
+        </w:rPr>
+        <w:t>user</w:t>
+      </w:r>
+    </w:p>
+    <w:tbl>
+      <w:tblPr>
+        <w:tblStyle w:val="a3"/>
+        <w:tblW w:w="0" w:type="auto"/>
+        <w:tblLook w:val="04A0" w:firstRow="1" w:lastRow="0" w:firstColumn="1" w:lastColumn="0" w:noHBand="0" w:noVBand="1"/>
+      </w:tblPr>
+      <w:tblGrid>
+        <w:gridCol w:w="1869"/>
+        <w:gridCol w:w="1869"/>
+        <w:gridCol w:w="1869"/>
+        <w:gridCol w:w="1869"/>
+        <w:gridCol w:w="1869"/>
+      </w:tblGrid>
+      <w:tr>
+        <w:tc>
+          <w:tcPr>
+            <w:tcW w:w="1869" w:type="dxa"/>
+          </w:tcPr>
+          <w:p>
+            <w:pPr>
+              <w:ind w:firstLine="0"/>
+              <w:rPr>
+                <w:lang w:val="en-US"/>
+              </w:rPr>
+            </w:pPr>
+            <w:proofErr w:type="spellStart"/>
+            <w:r>
+              <w:rPr>
+                <w:lang w:val="en-US"/>
+              </w:rPr>
+              <w:t>user_id</w:t>
+            </w:r>
+            <w:proofErr w:type="spellEnd"/>
+          </w:p>
+        </w:tc>
+        <w:tc>
+          <w:tcPr>
+            <w:tcW w:w="1869" w:type="dxa"/>
+          </w:tcPr>
+          <w:p>
+            <w:pPr>
+              <w:ind w:firstLine="0"/>
+              <w:rPr>
+                <w:lang w:val="en-US"/>
+              </w:rPr>
+            </w:pPr>
+            <w:r>
+              <w:rPr>
+                <w:lang w:val="en-US"/>
+              </w:rPr>
+              <w:t>login</w:t>
+            </w:r>
+          </w:p>
+        </w:tc>
+        <w:tc>
+          <w:tcPr>
+            <w:tcW w:w="1869" w:type="dxa"/>
+          </w:tcPr>
+          <w:p>
+            <w:pPr>
+              <w:ind w:firstLine="0"/>
+              <w:rPr>
+                <w:lang w:val="en-US"/>
+              </w:rPr>
+            </w:pPr>
+            <w:proofErr w:type="spellStart"/>
+            <w:r>
+              <w:rPr>
+                <w:lang w:val="en-US"/>
+              </w:rPr>
+              <w:t>user_group</w:t>
+            </w:r>
+            <w:proofErr w:type="spellEnd"/>
+          </w:p>
+        </w:tc>
+        <w:tc>
+          <w:tcPr>
+            <w:tcW w:w="1869" w:type="dxa"/>
+          </w:tcPr>
+          <w:p>
+            <w:pPr>
+              <w:ind w:firstLine="0"/>
+              <w:rPr>
+                <w:lang w:val="en-US"/>
+              </w:rPr>
+            </w:pPr>
+            <w:r>
+              <w:rPr>
+                <w:lang w:val="en-US"/>
+              </w:rPr>
+              <w:t>password</w:t>
+            </w:r>
+          </w:p>
+        </w:tc>
+        <w:tc>
+          <w:tcPr>
+            <w:tcW w:w="1869" w:type="dxa"/>
+          </w:tcPr>
+          <w:p>
+            <w:pPr>
+              <w:ind w:firstLine="0"/>
+              <w:rPr>
+                <w:lang w:val="en-US"/>
+              </w:rPr>
+            </w:pPr>
+            <w:r>
+              <w:rPr>
+                <w:lang w:val="en-US"/>
+              </w:rPr>
+              <w:t>status</w:t>
+            </w:r>
+          </w:p>
+        </w:tc>
+      </w:tr>
+      <w:tr>
+        <w:tc>
+          <w:tcPr>
+            <w:tcW w:w="1869" w:type="dxa"/>
+          </w:tcPr>
+          <w:p>
+            <w:pPr>
+              <w:ind w:firstLine="0"/>
+              <w:rPr>
+                <w:lang w:val="en-US"/>
+              </w:rPr>
+            </w:pPr>
+            <w:r>
+              <w:rPr>
+                <w:lang w:val="en-US"/>
+              </w:rPr>
+              <w:t>PK</w:t>
+            </w:r>
+          </w:p>
+        </w:tc>
+        <w:tc>
+          <w:tcPr>
+            <w:tcW w:w="1869" w:type="dxa"/>
+          </w:tcPr>
+          <w:p>
+            <w:pPr>
+              <w:ind w:firstLine="0"/>
+              <w:rPr>
+                <w:lang w:val="en-US"/>
+              </w:rPr>
+            </w:pPr>
+            <w:r>
+              <w:rPr>
+                <w:lang w:val="en-US"/>
+              </w:rPr>
+              <w:t>UQ</w:t>
+            </w:r>
+          </w:p>
+        </w:tc>
+        <w:tc>
+          <w:tcPr>
+            <w:tcW w:w="1869" w:type="dxa"/>
+          </w:tcPr>
+          <w:p>
+            <w:pPr>
+              <w:ind w:firstLine="0"/>
+              <w:rPr>
+                <w:lang w:val="en-US"/>
+              </w:rPr>
+            </w:pPr>
+          </w:p>
+        </w:tc>
+        <w:tc>
+          <w:tcPr>
+            <w:tcW w:w="1869" w:type="dxa"/>
+          </w:tcPr>
+          <w:p>
+            <w:pPr>
+              <w:ind w:firstLine="0"/>
+              <w:rPr>
+                <w:lang w:val="en-US"/>
+              </w:rPr>
+            </w:pPr>
+          </w:p>
+        </w:tc>
+        <w:tc>
+          <w:tcPr>
+            <w:tcW w:w="1869" w:type="dxa"/>
+          </w:tcPr>
+          <w:p>
+            <w:pPr>
+              <w:ind w:firstLine="0"/>
+              <w:rPr>
+                <w:lang w:val="en-US"/>
+              </w:rPr>
+            </w:pPr>
+          </w:p>
+        </w:tc>
+      </w:tr>
+    </w:tbl>
+    <w:p>
+      <w:pPr>
+        <w:rPr>
+          <w:lang w:val="en-US"/>
+        </w:rPr>
+      </w:pPr>
+      <w:r>
+        <w:rPr>
+          <w:lang w:val="en-US"/>
+        </w:rPr>
+        <w:t>staff</w:t>
+      </w:r>
+    </w:p>
+    <w:tbl>
+      <w:tblPr>
+        <w:tblStyle w:val="a3"/>
+        <w:tblW w:w="0" w:type="auto"/>
+        <w:tblLook w:val="04A0" w:firstRow="1" w:lastRow="0" w:firstColumn="1" w:lastColumn="0" w:noHBand="0" w:noVBand="1"/>
+      </w:tblPr>
+      <w:tblGrid>
+        <w:gridCol w:w="1142"/>
+        <w:gridCol w:w="1245"/>
+        <w:gridCol w:w="1159"/>
+        <w:gridCol w:w="1212"/>
+        <w:gridCol w:w="1138"/>
+        <w:gridCol w:w="1519"/>
+        <w:gridCol w:w="1930"/>
+      </w:tblGrid>
+      <w:tr>
+        <w:tc>
+          <w:tcPr>
+            <w:tcW w:w="1286" w:type="dxa"/>
+          </w:tcPr>
+          <w:p>
+            <w:pPr>
+              <w:ind w:firstLine="0"/>
+              <w:rPr>
+                <w:lang w:val="en-US"/>
+              </w:rPr>
+            </w:pPr>
+            <w:proofErr w:type="spellStart"/>
+            <w:r>
+              <w:rPr>
+                <w:lang w:val="en-US"/>
+              </w:rPr>
+              <w:t>staff_id</w:t>
+            </w:r>
+            <w:proofErr w:type="spellEnd"/>
+          </w:p>
+        </w:tc>
+        <w:tc>
+          <w:tcPr>
+            <w:tcW w:w="1310" w:type="dxa"/>
+          </w:tcPr>
+          <w:p>
+            <w:pPr>
+              <w:ind w:firstLine="0"/>
+              <w:rPr>
+                <w:lang w:val="en-US"/>
+              </w:rPr>
+            </w:pPr>
+            <w:r>
+              <w:rPr>
+                <w:lang w:val="en-US"/>
+              </w:rPr>
+              <w:t>surname</w:t>
+            </w:r>
+          </w:p>
+        </w:tc>
+        <w:tc>
+          <w:tcPr>
+            <w:tcW w:w="1287" w:type="dxa"/>
+          </w:tcPr>
+          <w:p>
+            <w:pPr>
+              <w:ind w:firstLine="0"/>
+              <w:rPr>
+                <w:lang w:val="en-US"/>
+              </w:rPr>
+            </w:pPr>
+            <w:r>
+              <w:rPr>
+                <w:lang w:val="en-US"/>
+              </w:rPr>
+              <w:t>address</w:t>
+            </w:r>
+          </w:p>
+        </w:tc>
+        <w:tc>
+          <w:tcPr>
+            <w:tcW w:w="1295" w:type="dxa"/>
+          </w:tcPr>
+          <w:p>
+            <w:pPr>
+              <w:ind w:firstLine="0"/>
+              <w:rPr>
+                <w:lang w:val="en-US"/>
+              </w:rPr>
+            </w:pPr>
+            <w:r>
+              <w:rPr>
+                <w:lang w:val="en-US"/>
+              </w:rPr>
+              <w:t>birthday</w:t>
+            </w:r>
+          </w:p>
+        </w:tc>
+        <w:tc>
+          <w:tcPr>
+            <w:tcW w:w="1106" w:type="dxa"/>
+          </w:tcPr>
+          <w:p>
+            <w:pPr>
+              <w:ind w:firstLine="0"/>
+              <w:rPr>
+                <w:lang w:val="en-US"/>
+              </w:rPr>
+            </w:pPr>
+            <w:r>
+              <w:rPr>
+                <w:lang w:val="en-US"/>
+              </w:rPr>
+              <w:t>position</w:t>
+            </w:r>
+          </w:p>
+        </w:tc>
+        <w:tc>
+          <w:tcPr>
+            <w:tcW w:w="1955" w:type="dxa"/>
+          </w:tcPr>
+          <w:p>
+            <w:pPr>
+              <w:ind w:firstLine="0"/>
+              <w:rPr>
+                <w:lang w:val="en-US"/>
+              </w:rPr>
+            </w:pPr>
+            <w:proofErr w:type="spellStart"/>
+            <w:r>
+              <w:rPr>
+                <w:lang w:val="en-US"/>
+              </w:rPr>
+              <w:t>hire_date</w:t>
+            </w:r>
+            <w:proofErr w:type="spellEnd"/>
+          </w:p>
+        </w:tc>
+        <w:tc>
+          <w:tcPr>
+            <w:tcW w:w="1106" w:type="dxa"/>
+          </w:tcPr>
+          <w:p>
+            <w:pPr>
+              <w:ind w:firstLine="0"/>
+              <w:rPr>
+                <w:lang w:val="en-US"/>
+              </w:rPr>
+            </w:pPr>
+            <w:proofErr w:type="spellStart"/>
+            <w:r>
+              <w:rPr>
+                <w:lang w:val="en-US"/>
+              </w:rPr>
+              <w:t>department_id</w:t>
+            </w:r>
+            <w:proofErr w:type="spellEnd"/>
+          </w:p>
+        </w:tc>
+      </w:tr>
+      <w:tr>
+        <w:tc>
+          <w:tcPr>
+            <w:tcW w:w="1286" w:type="dxa"/>
+          </w:tcPr>
+          <w:p>
+            <w:pPr>
+              <w:ind w:firstLine="0"/>
+              <w:rPr>
+                <w:lang w:val="en-US"/>
+              </w:rPr>
+            </w:pPr>
+            <w:r>
+              <w:rPr>
+                <w:lang w:val="en-US"/>
+              </w:rPr>
+              <w:t>PK, FK</w:t>
+            </w:r>
+          </w:p>
+        </w:tc>
+        <w:tc>
+          <w:tcPr>
+            <w:tcW w:w="1310" w:type="dxa"/>
+          </w:tcPr>
+          <w:p>
+            <w:pPr>
+              <w:ind w:firstLine="0"/>
+              <w:rPr>
+                <w:lang w:val="en-US"/>
+              </w:rPr>
+            </w:pPr>
+          </w:p>
+        </w:tc>
+        <w:tc>
+          <w:tcPr>
+            <w:tcW w:w="1287" w:type="dxa"/>
+          </w:tcPr>
+          <w:p>
+            <w:pPr>
+              <w:ind w:firstLine="0"/>
+              <w:rPr>
+                <w:lang w:val="en-US"/>
+              </w:rPr>
+            </w:pPr>
+          </w:p>
+        </w:tc>
+        <w:tc>
+          <w:tcPr>
+            <w:tcW w:w="1295" w:type="dxa"/>
+          </w:tcPr>
+          <w:p>
+            <w:pPr>
+              <w:ind w:firstLine="0"/>
+              <w:rPr>
+                <w:lang w:val="en-US"/>
+              </w:rPr>
+            </w:pPr>
+          </w:p>
+        </w:tc>
+        <w:tc>
+          <w:tcPr>
+            <w:tcW w:w="1106" w:type="dxa"/>
+          </w:tcPr>
+          <w:p>
+            <w:pPr>
+              <w:ind w:firstLine="0"/>
+              <w:rPr>
+                <w:lang w:val="en-US"/>
+              </w:rPr>
+            </w:pPr>
+          </w:p>
+        </w:tc>
+        <w:tc>
+          <w:tcPr>
+            <w:tcW w:w="1955" w:type="dxa"/>
+          </w:tcPr>
+          <w:p>
+            <w:pPr>
+              <w:ind w:firstLine="0"/>
+              <w:rPr>
+                <w:lang w:val="en-US"/>
+              </w:rPr>
+            </w:pPr>
+          </w:p>
+        </w:tc>
+        <w:tc>
+          <w:tcPr>
+            <w:tcW w:w="1106" w:type="dxa"/>
+          </w:tcPr>
+          <w:p>
+            <w:pPr>
+              <w:ind w:firstLine="0"/>
+              <w:rPr>
+                <w:lang w:val="en-US"/>
+              </w:rPr>
+            </w:pPr>
+          </w:p>
+        </w:tc>
+      </w:tr>
+    </w:tbl>
+    <w:p>
+      <w:pPr>
+        <w:rPr>
+          <w:lang w:val="en-US"/>
+        </w:rPr>
+      </w:pPr>
+      <w:r>
+        <w:rPr>
+          <w:lang w:val="en-US"/>
+        </w:rPr>
+        <w:t>bcc</w:t>
+      </w:r>
+    </w:p>
+    <w:tbl>
+      <w:tblPr>
+        <w:tblStyle w:val="a3"/>
+        <w:tblW w:w="0" w:type="auto"/>
+        <w:tblLook w:val="04A0" w:firstRow="1" w:lastRow="0" w:firstColumn="1" w:lastColumn="0" w:noHBand="0" w:noVBand="1"/>
+      </w:tblPr>
+      <w:tblGrid>
+        <w:gridCol w:w="2336"/>
+        <w:gridCol w:w="2336"/>
+        <w:gridCol w:w="2336"/>
+        <w:gridCol w:w="2337"/>
+      </w:tblGrid>
+      <w:tr>
+        <w:tc>
+          <w:tcPr>
+            <w:tcW w:w="2336" w:type="dxa"/>
+          </w:tcPr>
+          <w:p>
+            <w:pPr>
+              <w:ind w:firstLine="0"/>
+              <w:rPr>
+                <w:lang w:val="en-US"/>
+              </w:rPr>
+            </w:pPr>
+            <w:r>
+              <w:rPr>
+                <w:lang w:val="en-US"/>
+              </w:rPr>
+              <w:t>phone</w:t>
+            </w:r>
+          </w:p>
+        </w:tc>
+        <w:tc>
+          <w:tcPr>
+            <w:tcW w:w="2336" w:type="dxa"/>
+          </w:tcPr>
+          <w:p>
+            <w:pPr>
+              <w:ind w:firstLine="0"/>
+              <w:rPr>
+                <w:lang w:val="en-US"/>
+              </w:rPr>
+            </w:pPr>
+            <w:proofErr w:type="spellStart"/>
+            <w:r>
+              <w:rPr>
+                <w:lang w:val="en-US"/>
+              </w:rPr>
+              <w:t>money_limit</w:t>
+            </w:r>
+            <w:proofErr w:type="spellEnd"/>
+          </w:p>
+        </w:tc>
+        <w:tc>
+          <w:tcPr>
+            <w:tcW w:w="2336" w:type="dxa"/>
+          </w:tcPr>
+          <w:p>
+            <w:pPr>
+              <w:ind w:firstLine="0"/>
+              <w:rPr>
+                <w:lang w:val="en-US"/>
+              </w:rPr>
+            </w:pPr>
+            <w:proofErr w:type="spellStart"/>
+            <w:r>
+              <w:rPr>
+                <w:lang w:val="en-US"/>
+              </w:rPr>
+              <w:t>staff_id</w:t>
+            </w:r>
+            <w:proofErr w:type="spellEnd"/>
+          </w:p>
+        </w:tc>
+        <w:tc>
+          <w:tcPr>
+            <w:tcW w:w="2337" w:type="dxa"/>
+          </w:tcPr>
+          <w:p>
+            <w:pPr>
+              <w:ind w:firstLine="0"/>
+              <w:rPr>
+                <w:lang w:val="en-US"/>
+              </w:rPr>
+            </w:pPr>
+            <w:r>
+              <w:rPr>
+                <w:lang w:val="en-US"/>
+              </w:rPr>
+              <w:t>status</w:t>
+            </w:r>
+          </w:p>
+        </w:tc>
+      </w:tr>
+      <w:tr>
+        <w:tc>
+          <w:tcPr>
+            <w:tcW w:w="2336" w:type="dxa"/>
+          </w:tcPr>
+          <w:p>
+            <w:pPr>
+              <w:ind w:firstLine="0"/>
+              <w:rPr>
+                <w:lang w:val="en-US"/>
+              </w:rPr>
+            </w:pPr>
+            <w:r>
+              <w:rPr>
+                <w:lang w:val="en-US"/>
+              </w:rPr>
+              <w:t>PK</w:t>
+            </w:r>
+          </w:p>
+        </w:tc>
+        <w:tc>
+          <w:tcPr>
+            <w:tcW w:w="2336" w:type="dxa"/>
+          </w:tcPr>
+          <w:p>
+            <w:pPr>
+              <w:ind w:firstLine="0"/>
+              <w:rPr>
+                <w:lang w:val="en-US"/>
+              </w:rPr>
+            </w:pPr>
+          </w:p>
+        </w:tc>
+        <w:tc>
+          <w:tcPr>
+            <w:tcW w:w="2336" w:type="dxa"/>
+          </w:tcPr>
+          <w:p>
+            <w:pPr>
+              <w:ind w:firstLine="0"/>
+              <w:rPr>
+                <w:lang w:val="en-US"/>
+              </w:rPr>
+            </w:pPr>
+            <w:r>
+              <w:rPr>
+                <w:lang w:val="en-US"/>
+              </w:rPr>
+              <w:t>FK</w:t>
+            </w:r>
+          </w:p>
+        </w:tc>
+        <w:tc>
+          <w:tcPr>
+            <w:tcW w:w="2337" w:type="dxa"/>
+          </w:tcPr>
+          <w:p>
+            <w:pPr>
+              <w:ind w:firstLine="0"/>
+              <w:rPr>
+                <w:lang w:val="en-US"/>
+              </w:rPr>
+            </w:pPr>
+          </w:p>
+        </w:tc>
+      </w:tr>
+    </w:tbl>
+    <w:p>
+      <w:pPr>
+        <w:rPr>
+          <w:lang w:val="en-US"/>
+        </w:rPr>
+      </w:pPr>
+      <w:proofErr w:type="spellStart"/>
+      <w:r>
+        <w:rPr>
+          <w:lang w:val="en-US"/>
+        </w:rPr>
+        <w:lastRenderedPageBreak/>
+        <w:t>limit_exceed</w:t>
+      </w:r>
+      <w:proofErr w:type="spellEnd"/>
+    </w:p>
+    <w:tbl>
+      <w:tblPr>
+        <w:tblStyle w:val="a3"/>
+        <w:tblW w:w="0" w:type="auto"/>
+        <w:tblLook w:val="04A0" w:firstRow="1" w:lastRow="0" w:firstColumn="1" w:lastColumn="0" w:noHBand="0" w:noVBand="1"/>
+      </w:tblPr>
+      <w:tblGrid>
+        <w:gridCol w:w="1473"/>
+        <w:gridCol w:w="2054"/>
+        <w:gridCol w:w="1920"/>
+        <w:gridCol w:w="1779"/>
+        <w:gridCol w:w="2119"/>
+      </w:tblGrid>
+      <w:tr>
+        <w:tc>
+          <w:tcPr>
+            <w:tcW w:w="1869" w:type="dxa"/>
+          </w:tcPr>
+          <w:p>
+            <w:pPr>
+              <w:ind w:firstLine="0"/>
+              <w:rPr>
+                <w:lang w:val="en-US"/>
+              </w:rPr>
+            </w:pPr>
+            <w:r>
+              <w:rPr>
+                <w:lang w:val="en-US"/>
+              </w:rPr>
+              <w:t>phone</w:t>
+            </w:r>
+          </w:p>
+        </w:tc>
+        <w:tc>
+          <w:tcPr>
+            <w:tcW w:w="1869" w:type="dxa"/>
+          </w:tcPr>
+          <w:p>
+            <w:pPr>
+              <w:ind w:firstLine="0"/>
+              <w:rPr>
+                <w:lang w:val="en-US"/>
+              </w:rPr>
+            </w:pPr>
+            <w:proofErr w:type="spellStart"/>
+            <w:r>
+              <w:rPr>
+                <w:lang w:val="en-US"/>
+              </w:rPr>
+              <w:t>exceed_amount</w:t>
+            </w:r>
+            <w:proofErr w:type="spellEnd"/>
+          </w:p>
+        </w:tc>
+        <w:tc>
+          <w:tcPr>
+            <w:tcW w:w="1869" w:type="dxa"/>
+          </w:tcPr>
+          <w:p>
+            <w:pPr>
+              <w:ind w:firstLine="0"/>
+              <w:rPr>
+                <w:lang w:val="en-US"/>
+              </w:rPr>
+            </w:pPr>
+            <w:proofErr w:type="spellStart"/>
+            <w:r>
+              <w:rPr>
+                <w:lang w:val="en-US"/>
+              </w:rPr>
+              <w:t>exceed_month</w:t>
+            </w:r>
+            <w:proofErr w:type="spellEnd"/>
+          </w:p>
+        </w:tc>
+        <w:tc>
+          <w:tcPr>
+            <w:tcW w:w="1869" w:type="dxa"/>
+          </w:tcPr>
+          <w:p>
+            <w:pPr>
+              <w:ind w:firstLine="0"/>
+              <w:rPr>
+                <w:lang w:val="en-US"/>
+              </w:rPr>
+            </w:pPr>
+            <w:proofErr w:type="spellStart"/>
+            <w:r>
+              <w:rPr>
+                <w:lang w:val="en-US"/>
+              </w:rPr>
+              <w:t>exceed_year</w:t>
+            </w:r>
+            <w:proofErr w:type="spellEnd"/>
+          </w:p>
+        </w:tc>
+        <w:tc>
+          <w:tcPr>
+            <w:tcW w:w="1869" w:type="dxa"/>
+          </w:tcPr>
+          <w:p>
+            <w:pPr>
+              <w:ind w:firstLine="0"/>
+              <w:rPr>
+                <w:lang w:val="en-US"/>
+              </w:rPr>
+            </w:pPr>
+            <w:proofErr w:type="spellStart"/>
+            <w:r>
+              <w:rPr>
+                <w:lang w:val="en-US"/>
+              </w:rPr>
+              <w:t>repayment_date</w:t>
+            </w:r>
+            <w:proofErr w:type="spellEnd"/>
+          </w:p>
+        </w:tc>
+      </w:tr>
+      <w:tr>
+        <w:tc>
+          <w:tcPr>
+            <w:tcW w:w="1869" w:type="dxa"/>
+          </w:tcPr>
+          <w:p>
+            <w:pPr>
+              <w:ind w:firstLine="0"/>
+              <w:rPr>
+                <w:lang w:val="en-US"/>
+              </w:rPr>
+            </w:pPr>
+            <w:r>
+              <w:rPr>
+                <w:lang w:val="en-US"/>
+              </w:rPr>
+              <w:t>PK, FK</w:t>
+            </w:r>
+          </w:p>
+        </w:tc>
+        <w:tc>
+          <w:tcPr>
+            <w:tcW w:w="1869" w:type="dxa"/>
+          </w:tcPr>
+          <w:p>
+            <w:pPr>
+              <w:ind w:firstLine="0"/>
+              <w:rPr>
+                <w:lang w:val="en-US"/>
+              </w:rPr>
+            </w:pPr>
+          </w:p>
+        </w:tc>
+        <w:tc>
+          <w:tcPr>
+            <w:tcW w:w="1869" w:type="dxa"/>
+          </w:tcPr>
+          <w:p>
+            <w:pPr>
+              <w:ind w:firstLine="0"/>
+              <w:rPr>
+                <w:lang w:val="en-US"/>
+              </w:rPr>
+            </w:pPr>
+            <w:r>
+              <w:rPr>
+                <w:lang w:val="en-US"/>
+              </w:rPr>
+              <w:t>PK</w:t>
+            </w:r>
+          </w:p>
+        </w:tc>
+        <w:tc>
+          <w:tcPr>
+            <w:tcW w:w="1869" w:type="dxa"/>
+          </w:tcPr>
+          <w:p>
+            <w:pPr>
+              <w:ind w:firstLine="0"/>
+              <w:rPr>
+                <w:lang w:val="en-US"/>
+              </w:rPr>
+            </w:pPr>
+            <w:r>
+              <w:rPr>
+                <w:lang w:val="en-US"/>
+              </w:rPr>
+              <w:t>PK</w:t>
+            </w:r>
+          </w:p>
+        </w:tc>
+        <w:tc>
+          <w:tcPr>
+            <w:tcW w:w="1869" w:type="dxa"/>
+          </w:tcPr>
+          <w:p>
+            <w:pPr>
+              <w:ind w:firstLine="0"/>
+              <w:rPr>
+                <w:lang w:val="en-US"/>
+              </w:rPr>
+            </w:pPr>
+          </w:p>
+        </w:tc>
+      </w:tr>
+    </w:tbl>
+    <w:p>
+      <w:pPr>
+        <w:rPr>
+          <w:lang w:val="en-US"/>
+        </w:rPr>
+      </w:pPr>
+      <w:proofErr w:type="spellStart"/>
+      <w:r>
+        <w:rPr>
+          <w:lang w:val="en-US"/>
+        </w:rPr>
+        <w:t>paid_exceed_report</w:t>
+      </w:r>
+      <w:proofErr w:type="spellEnd"/>
+    </w:p>
+    <w:tbl>
+      <w:tblPr>
+        <w:tblStyle w:val="a3"/>
+        <w:tblW w:w="0" w:type="auto"/>
+        <w:tblLook w:val="04A0" w:firstRow="1" w:lastRow="0" w:firstColumn="1" w:lastColumn="0" w:noHBand="0" w:noVBand="1"/>
+      </w:tblPr>
+      <w:tblGrid>
+        <w:gridCol w:w="2297"/>
+        <w:gridCol w:w="2415"/>
+        <w:gridCol w:w="2320"/>
+        <w:gridCol w:w="2313"/>
+      </w:tblGrid>
+      <w:tr>
+        <w:tc>
+          <w:tcPr>
+            <w:tcW w:w="2336" w:type="dxa"/>
+          </w:tcPr>
+          <w:p>
+            <w:pPr>
+              <w:ind w:firstLine="0"/>
+              <w:rPr>
+                <w:lang w:val="en-US"/>
+              </w:rPr>
+            </w:pPr>
+            <w:proofErr w:type="spellStart"/>
+            <w:r>
+              <w:rPr>
+                <w:lang w:val="en-US"/>
+              </w:rPr>
+              <w:t>staff_id</w:t>
+            </w:r>
+            <w:proofErr w:type="spellEnd"/>
+          </w:p>
+        </w:tc>
+        <w:tc>
+          <w:tcPr>
+            <w:tcW w:w="2336" w:type="dxa"/>
+          </w:tcPr>
+          <w:p>
+            <w:pPr>
+              <w:ind w:firstLine="0"/>
+              <w:rPr>
+                <w:lang w:val="en-US"/>
+              </w:rPr>
+            </w:pPr>
+            <w:proofErr w:type="spellStart"/>
+            <w:r>
+              <w:rPr>
+                <w:lang w:val="en-US"/>
+              </w:rPr>
+              <w:t>total_paid_amount</w:t>
+            </w:r>
+            <w:proofErr w:type="spellEnd"/>
+          </w:p>
+        </w:tc>
+        <w:tc>
+          <w:tcPr>
+            <w:tcW w:w="2336" w:type="dxa"/>
+          </w:tcPr>
+          <w:p>
+            <w:pPr>
+              <w:ind w:firstLine="0"/>
+              <w:rPr>
+                <w:lang w:val="en-US"/>
+              </w:rPr>
+            </w:pPr>
+            <w:proofErr w:type="spellStart"/>
+            <w:r>
+              <w:rPr>
+                <w:lang w:val="en-US"/>
+              </w:rPr>
+              <w:t>report_month</w:t>
+            </w:r>
+            <w:proofErr w:type="spellEnd"/>
+          </w:p>
+        </w:tc>
+        <w:tc>
+          <w:tcPr>
+            <w:tcW w:w="2337" w:type="dxa"/>
+          </w:tcPr>
+          <w:p>
+            <w:pPr>
+              <w:ind w:firstLine="0"/>
+              <w:rPr>
+                <w:lang w:val="en-US"/>
+              </w:rPr>
+            </w:pPr>
+            <w:proofErr w:type="spellStart"/>
+            <w:r>
+              <w:rPr>
+                <w:lang w:val="en-US"/>
+              </w:rPr>
+              <w:t>report_year</w:t>
+            </w:r>
+            <w:proofErr w:type="spellEnd"/>
+          </w:p>
+        </w:tc>
+      </w:tr>
+      <w:tr>
+        <w:tc>
+          <w:tcPr>
+            <w:tcW w:w="2336" w:type="dxa"/>
+          </w:tcPr>
+          <w:p>
+            <w:pPr>
+              <w:ind w:firstLine="0"/>
+              <w:rPr>
+                <w:lang w:val="en-US"/>
+              </w:rPr>
+            </w:pPr>
+            <w:r>
+              <w:rPr>
+                <w:lang w:val="en-US"/>
+              </w:rPr>
+              <w:t>PK, FK</w:t>
+            </w:r>
+          </w:p>
+        </w:tc>
+        <w:tc>
+          <w:tcPr>
+            <w:tcW w:w="2336" w:type="dxa"/>
+          </w:tcPr>
+          <w:p>
+            <w:pPr>
+              <w:ind w:firstLine="0"/>
+              <w:rPr>
+                <w:lang w:val="en-US"/>
+              </w:rPr>
+            </w:pPr>
+          </w:p>
+        </w:tc>
+        <w:tc>
+          <w:tcPr>
+            <w:tcW w:w="2336" w:type="dxa"/>
+          </w:tcPr>
+          <w:p>
+            <w:pPr>
+              <w:ind w:firstLine="0"/>
+              <w:rPr>
+                <w:lang w:val="en-US"/>
+              </w:rPr>
+            </w:pPr>
+            <w:r>
+              <w:rPr>
+                <w:lang w:val="en-US"/>
+              </w:rPr>
+              <w:t>PK</w:t>
+            </w:r>
+          </w:p>
+        </w:tc>
+        <w:tc>
+          <w:tcPr>
+            <w:tcW w:w="2337" w:type="dxa"/>
+          </w:tcPr>
+          <w:p>
+            <w:pPr>
+              <w:ind w:firstLine="0"/>
+              <w:rPr>
+                <w:lang w:val="en-US"/>
+              </w:rPr>
+            </w:pPr>
+            <w:r>
+              <w:rPr>
+                <w:lang w:val="en-US"/>
+              </w:rPr>
+              <w:t>PK</w:t>
+            </w:r>
+          </w:p>
+        </w:tc>
+      </w:tr>
+    </w:tbl>
+    <w:p>
+      <w:pPr>
+        <w:rPr>
+          <w:lang w:val="en-US"/>
+        </w:rPr>
+      </w:pPr>
+      <w:proofErr w:type="spellStart"/>
+      <w:r>
+        <w:rPr>
+          <w:lang w:val="en-US"/>
+        </w:rPr>
+        <w:t>exceed_report</w:t>
+      </w:r>
+      <w:proofErr w:type="spellEnd"/>
+    </w:p>
+    <w:tbl>
+      <w:tblPr>
+        <w:tblStyle w:val="a3"/>
+        <w:tblW w:w="0" w:type="auto"/>
+        <w:tblLook w:val="04A0" w:firstRow="1" w:lastRow="0" w:firstColumn="1" w:lastColumn="0" w:noHBand="0" w:noVBand="1"/>
+      </w:tblPr>
+      <w:tblGrid>
+        <w:gridCol w:w="2140"/>
+        <w:gridCol w:w="2727"/>
+        <w:gridCol w:w="2259"/>
+        <w:gridCol w:w="2219"/>
+      </w:tblGrid>
+      <w:tr>
+        <w:tc>
+          <w:tcPr>
+            <w:tcW w:w="2336" w:type="dxa"/>
+          </w:tcPr>
+          <w:p>
+            <w:pPr>
+              <w:ind w:firstLine="0"/>
+              <w:rPr>
+                <w:lang w:val="en-US"/>
+              </w:rPr>
+            </w:pPr>
+            <w:proofErr w:type="spellStart"/>
+            <w:r>
+              <w:rPr>
+                <w:lang w:val="en-US"/>
+              </w:rPr>
+              <w:t>staff_id</w:t>
+            </w:r>
+            <w:proofErr w:type="spellEnd"/>
+          </w:p>
+        </w:tc>
+        <w:tc>
+          <w:tcPr>
+            <w:tcW w:w="2336" w:type="dxa"/>
+          </w:tcPr>
+          <w:p>
+            <w:pPr>
+              <w:ind w:firstLine="0"/>
+              <w:rPr>
+                <w:lang w:val="en-US"/>
+              </w:rPr>
+            </w:pPr>
+            <w:proofErr w:type="spellStart"/>
+            <w:r>
+              <w:rPr>
+                <w:lang w:val="en-US"/>
+              </w:rPr>
+              <w:t>total_exceed_amount</w:t>
+            </w:r>
+            <w:proofErr w:type="spellEnd"/>
+          </w:p>
+        </w:tc>
+        <w:tc>
+          <w:tcPr>
+            <w:tcW w:w="2336" w:type="dxa"/>
+          </w:tcPr>
+          <w:p>
+            <w:pPr>
+              <w:ind w:firstLine="0"/>
+              <w:rPr>
+                <w:lang w:val="en-US"/>
+              </w:rPr>
+            </w:pPr>
+            <w:proofErr w:type="spellStart"/>
+            <w:r>
+              <w:rPr>
+                <w:lang w:val="en-US"/>
+              </w:rPr>
+              <w:t>report_month</w:t>
+            </w:r>
+            <w:proofErr w:type="spellEnd"/>
+          </w:p>
+        </w:tc>
+        <w:tc>
+          <w:tcPr>
+            <w:tcW w:w="2337" w:type="dxa"/>
+          </w:tcPr>
+          <w:p>
+            <w:pPr>
+              <w:ind w:firstLine="0"/>
+              <w:rPr>
+                <w:lang w:val="en-US"/>
+              </w:rPr>
+            </w:pPr>
+            <w:proofErr w:type="spellStart"/>
+            <w:r>
+              <w:rPr>
+                <w:lang w:val="en-US"/>
+              </w:rPr>
+              <w:t>report_year</w:t>
+            </w:r>
+            <w:proofErr w:type="spellEnd"/>
+          </w:p>
+        </w:tc>
+      </w:tr>
+      <w:tr>
+        <w:tc>
+          <w:tcPr>
+            <w:tcW w:w="2336" w:type="dxa"/>
+          </w:tcPr>
+          <w:p>
+            <w:pPr>
+              <w:ind w:firstLine="0"/>
+              <w:rPr>
+                <w:lang w:val="en-US"/>
+              </w:rPr>
+            </w:pPr>
+            <w:r>
+              <w:rPr>
+                <w:lang w:val="en-US"/>
+              </w:rPr>
+              <w:t>PK, FK</w:t>
+            </w:r>
+          </w:p>
+        </w:tc>
+        <w:tc>
+          <w:tcPr>
+            <w:tcW w:w="2336" w:type="dxa"/>
+          </w:tcPr>
+          <w:p>
+            <w:pPr>
+              <w:ind w:firstLine="0"/>
+              <w:rPr>
+                <w:lang w:val="en-US"/>
+              </w:rPr>
+            </w:pPr>
+          </w:p>
+        </w:tc>
+        <w:tc>
+          <w:tcPr>
+            <w:tcW w:w="2336" w:type="dxa"/>
+          </w:tcPr>
+          <w:p>
+            <w:pPr>
+              <w:ind w:firstLine="0"/>
+              <w:rPr>
+                <w:lang w:val="en-US"/>
+              </w:rPr>
+            </w:pPr>
+            <w:r>
+              <w:rPr>
+                <w:lang w:val="en-US"/>
+              </w:rPr>
+              <w:t>PK</w:t>
+            </w:r>
+          </w:p>
+        </w:tc>
+        <w:tc>
+          <w:tcPr>
+            <w:tcW w:w="2337" w:type="dxa"/>
+          </w:tcPr>
+          <w:p>
+            <w:pPr>
+              <w:ind w:firstLine="0"/>
+              <w:rPr>
+                <w:lang w:val="en-US"/>
+              </w:rPr>
+            </w:pPr>
+            <w:r>
+              <w:rPr>
+                <w:lang w:val="en-US"/>
+              </w:rPr>
+              <w:t>PK</w:t>
+            </w:r>
+          </w:p>
+        </w:tc>
+      </w:tr>
+    </w:tbl>
+    <w:p>
+      <w:pPr>
+        <w:rPr>
+          <w:lang w:val="en-US"/>
+        </w:rPr>
+      </w:pPr>
+    </w:p>
+    <w:p>
+      <w:pPr>
+        <w:rPr>
+          <w:lang w:val="en-US"/>
+        </w:rPr>
+      </w:pPr>
+    </w:p>
+    <w:p>
+      <w:pPr>
+        <w:rPr>
+          <w:lang w:val="en-US"/>
+        </w:rPr>
+      </w:pPr>
+    </w:p>
+    <w:p>
+      <w:pPr>
+        <w:rPr>
+          <w:lang w:val="en-US"/>
+        </w:rPr>
+      </w:pPr>
+    </w:p>
+    <w:p>
+      <w:pPr>
+        <w:pStyle w:val="1"/>
+        <w:rPr>
+          <w:sz w:val="32"/>
+          <w:szCs w:val="32"/>
+        </w:rPr>
+      </w:pPr>
+      <w:bookmarkStart w:id="25" w:name="_Toc186267000"/>
+      <w:r>
+        <w:rPr>
+          <w:sz w:val="32"/>
+          <w:szCs w:val="32"/>
+        </w:rPr>
+        <w:t>Заключение</w:t>
+      </w:r>
+      <w:bookmarkEnd w:id="25"/>
+    </w:p>
+    <w:p>
+      <w:r>
+        <w:t xml:space="preserve">В рамках выполнения курсовой работы была разработана информационная система для конечных пользователей, предоставляющая возможность </w:t>
+      </w:r>
+      <w:r>
+        <w:t>регулировать сотовую связь в компании</w:t>
+      </w:r>
+      <w:r>
+        <w:t xml:space="preserve">, выполнять запросы к базе данных, создавать и смотреть уже существующие отчеты. В системе реализован механизм авторизации и </w:t>
+      </w:r>
+      <w:proofErr w:type="spellStart"/>
+      <w:r>
+        <w:t>деавторизации</w:t>
+      </w:r>
+      <w:proofErr w:type="spellEnd"/>
+      <w:r>
+        <w:t>, а также создан удобный интерфейс для взаимодействия.</w:t>
+      </w:r>
+    </w:p>
+    <w:p/>
+    <w:p>
+      <w:pPr>
+        <w:ind w:firstLine="0"/>
+      </w:pPr>
+    </w:p>
+    <w:p/>
+    <w:p>
+      <w:pPr>
+        <w:pStyle w:val="1"/>
+        <w:rPr>
+          <w:sz w:val="32"/>
+          <w:szCs w:val="32"/>
+        </w:rPr>
+      </w:pPr>
+      <w:bookmarkStart w:id="26" w:name="_Toc186267001"/>
+      <w:r>
+        <w:rPr>
+          <w:sz w:val="32"/>
+          <w:szCs w:val="32"/>
+        </w:rPr>
+        <w:lastRenderedPageBreak/>
+        <w:t>Список использованной литературы</w:t>
+      </w:r>
+      <w:bookmarkEnd w:id="26"/>
+    </w:p>
+    <w:p>
+      <w:r>
+        <w:t>1. Пивоварова Н. В. Лекции по дисциплине «Разработка информационных систем» // МГТУ им. Н. Э. Баумана факультет «Робототехника и комплексная автоматизация» кафедра «Системы автоматизированного проектирования», 2024;</w:t>
+      </w:r>
+    </w:p>
+    <w:p>
+      <w:r>
+        <w:t>2. Пивоварова Н. В., Марков И. С. Инструкция по выполнению курсовой работы по дисциплине «Разработка информационных систем» // МГТУ им. Н. Э. Баумана факультет «Робототехника и комплексная автоматизация» кафедра «Системы автоматизированного проектирования», Москва, 2022.</w:t>
+      </w:r>
+    </w:p>
     <w:sectPr>
       <w:pgSz w:w="11906" w:h="16838"/>
       <w:pgMar w:top="1134" w:right="850" w:bottom="1134" w:left="1701" w:header="708" w:footer="708" w:gutter="0"/>
@@ -6395,6 +12745,95 @@
 <file path=word/numbering.xml><?xml version="1.0" encoding="utf-8"?>
 <w:numbering xmlns:wpc="http://schemas.microsoft.com/office/word/2010/wordprocessingCanvas" xmlns:cx="http://schemas.microsoft.com/office/drawing/2014/chartex" xmlns:cx1="http://schemas.microsoft.com/office/drawing/2015/9/8/chartex" xmlns:cx2="http://schemas.microsoft.com/office/drawing/2015/10/21/chartex" xmlns:cx3="http://schemas.microsoft.com/office/drawing/2016/5/9/chartex" xmlns:cx4="http://schemas.microsoft.com/office/drawing/2016/5/10/chartex" xmlns:cx5="http://schemas.microsoft.com/office/drawing/2016/5/11/chartex" xmlns:cx6="http://schemas.microsoft.com/office/drawing/2016/5/12/chartex" xmlns:cx7="http://schemas.microsoft.com/office/drawing/2016/5/13/chartex" xmlns:cx8="http://schemas.microsoft.com/office/drawing/2016/5/14/chartex" xmlns:mc="http://schemas.openxmlformats.org/markup-compatibility/2006" xmlns:aink="http://schemas.microsoft.com/office/drawing/2016/ink" xmlns:am3d="http://schemas.microsoft.com/office/drawing/2017/model3d" xmlns:o="urn:schemas-microsoft-com:office:office" xmlns:r="http://schemas.openxmlformats.org/officeDocument/2006/relationships" xmlns:m="http://schemas.openxmlformats.org/officeDocument/2006/math" xmlns:v="urn:schemas-microsoft-com:vml" xmlns:wp14="http://schemas.microsoft.com/office/word/2010/wordprocessingDrawing" xmlns:wp="http://schemas.openxmlformats.org/drawingml/2006/wordprocessingDrawing" xmlns:w10="urn:schemas-microsoft-com:office:word" xmlns:w="http://schemas.openxmlformats.org/wordprocessingml/2006/main" xmlns:w14="http://schemas.microsoft.com/office/word/2010/wordml" xmlns:w15="http://schemas.microsoft.com/office/word/2012/wordml" xmlns:w16cex="http://schemas.microsoft.com/office/word/2018/wordml/cex" xmlns:w16cid="http://schemas.microsoft.com/office/word/2016/wordml/cid" xmlns:w16="http://schemas.microsoft.com/office/word/2018/wordml" xmlns:w16sdtdh="http://schemas.microsoft.com/office/word/2020/wordml/sdtdatahash" xmlns:w16se="http://schemas.microsoft.com/office/word/2015/wordml/symex" xmlns:wpg="http://schemas.microsoft.com/office/word/2010/wordprocessingGroup" xmlns:wpi="http://schemas.microsoft.com/office/word/2010/wordprocessingInk" xmlns:wne="http://schemas.microsoft.com/office/word/2006/wordml" xmlns:wps="http://schemas.microsoft.com/office/word/2010/wordprocessingShape" mc:Ignorable="w14 w15 w16se w16cid w16 w16cex w16sdtdh wp14">
   <w:abstractNum w:abstractNumId="0" w15:restartNumberingAfterBreak="0">
+    <w:nsid w:val="15325712"/>
+    <w:multiLevelType w:val="hybridMultilevel"/>
+    <w:tmpl w:val="B8C4D4F8"/>
+    <w:lvl w:ilvl="0" w:tplc="EF9CF564">
+      <w:start w:val="1"/>
+      <w:numFmt w:val="decimal"/>
+      <w:lvlText w:val="%1."/>
+      <w:lvlJc w:val="left"/>
+      <w:pPr>
+        <w:ind w:left="1429" w:hanging="360"/>
+      </w:pPr>
+      <w:rPr>
+        <w:rFonts w:hint="default"/>
+      </w:rPr>
+    </w:lvl>
+    <w:lvl w:ilvl="1" w:tplc="04190019" w:tentative="1">
+      <w:start w:val="1"/>
+      <w:numFmt w:val="lowerLetter"/>
+      <w:lvlText w:val="%2."/>
+      <w:lvlJc w:val="left"/>
+      <w:pPr>
+        <w:ind w:left="2149" w:hanging="360"/>
+      </w:pPr>
+    </w:lvl>
+    <w:lvl w:ilvl="2" w:tplc="0419001B" w:tentative="1">
+      <w:start w:val="1"/>
+      <w:numFmt w:val="lowerRoman"/>
+      <w:lvlText w:val="%3."/>
+      <w:lvlJc w:val="right"/>
+      <w:pPr>
+        <w:ind w:left="2869" w:hanging="180"/>
+      </w:pPr>
+    </w:lvl>
+    <w:lvl w:ilvl="3" w:tplc="0419000F" w:tentative="1">
+      <w:start w:val="1"/>
+      <w:numFmt w:val="decimal"/>
+      <w:lvlText w:val="%4."/>
+      <w:lvlJc w:val="left"/>
+      <w:pPr>
+        <w:ind w:left="3589" w:hanging="360"/>
+      </w:pPr>
+    </w:lvl>
+    <w:lvl w:ilvl="4" w:tplc="04190019" w:tentative="1">
+      <w:start w:val="1"/>
+      <w:numFmt w:val="lowerLetter"/>
+      <w:lvlText w:val="%5."/>
+      <w:lvlJc w:val="left"/>
+      <w:pPr>
+        <w:ind w:left="4309" w:hanging="360"/>
+      </w:pPr>
+    </w:lvl>
+    <w:lvl w:ilvl="5" w:tplc="0419001B" w:tentative="1">
+      <w:start w:val="1"/>
+      <w:numFmt w:val="lowerRoman"/>
+      <w:lvlText w:val="%6."/>
+      <w:lvlJc w:val="right"/>
+      <w:pPr>
+        <w:ind w:left="5029" w:hanging="180"/>
+      </w:pPr>
+    </w:lvl>
+    <w:lvl w:ilvl="6" w:tplc="0419000F" w:tentative="1">
+      <w:start w:val="1"/>
+      <w:numFmt w:val="decimal"/>
+      <w:lvlText w:val="%7."/>
+      <w:lvlJc w:val="left"/>
+      <w:pPr>
+        <w:ind w:left="5749" w:hanging="360"/>
+      </w:pPr>
+    </w:lvl>
+    <w:lvl w:ilvl="7" w:tplc="04190019" w:tentative="1">
+      <w:start w:val="1"/>
+      <w:numFmt w:val="lowerLetter"/>
+      <w:lvlText w:val="%8."/>
+      <w:lvlJc w:val="left"/>
+      <w:pPr>
+        <w:ind w:left="6469" w:hanging="360"/>
+      </w:pPr>
+    </w:lvl>
+    <w:lvl w:ilvl="8" w:tplc="0419001B" w:tentative="1">
+      <w:start w:val="1"/>
+      <w:numFmt w:val="lowerRoman"/>
+      <w:lvlText w:val="%9."/>
+      <w:lvlJc w:val="right"/>
+      <w:pPr>
+        <w:ind w:left="7189" w:hanging="180"/>
+      </w:pPr>
+    </w:lvl>
+  </w:abstractNum>
+  <w:abstractNum w:abstractNumId="1" w15:restartNumberingAfterBreak="0">
     <w:nsid w:val="1C15031A"/>
     <w:multiLevelType w:val="hybridMultilevel"/>
     <w:tmpl w:val="FCA27B9C"/>
@@ -6506,7 +12945,7 @@
       </w:rPr>
     </w:lvl>
   </w:abstractNum>
-  <w:abstractNum w:abstractNumId="1" w15:restartNumberingAfterBreak="0">
+  <w:abstractNum w:abstractNumId="2" w15:restartNumberingAfterBreak="0">
     <w:nsid w:val="1C2C7CAF"/>
     <w:multiLevelType w:val="hybridMultilevel"/>
     <w:tmpl w:val="5748C616"/>
@@ -6619,7 +13058,96 @@
       </w:rPr>
     </w:lvl>
   </w:abstractNum>
-  <w:abstractNum w:abstractNumId="2" w15:restartNumberingAfterBreak="0">
+  <w:abstractNum w:abstractNumId="3" w15:restartNumberingAfterBreak="0">
+    <w:nsid w:val="1D5A455E"/>
+    <w:multiLevelType w:val="hybridMultilevel"/>
+    <w:tmpl w:val="804A3874"/>
+    <w:lvl w:ilvl="0" w:tplc="50124B0C">
+      <w:start w:val="1"/>
+      <w:numFmt w:val="decimal"/>
+      <w:lvlText w:val="%1."/>
+      <w:lvlJc w:val="left"/>
+      <w:pPr>
+        <w:ind w:left="1429" w:hanging="360"/>
+      </w:pPr>
+      <w:rPr>
+        <w:rFonts w:hint="default"/>
+      </w:rPr>
+    </w:lvl>
+    <w:lvl w:ilvl="1" w:tplc="04190019" w:tentative="1">
+      <w:start w:val="1"/>
+      <w:numFmt w:val="lowerLetter"/>
+      <w:lvlText w:val="%2."/>
+      <w:lvlJc w:val="left"/>
+      <w:pPr>
+        <w:ind w:left="2149" w:hanging="360"/>
+      </w:pPr>
+    </w:lvl>
+    <w:lvl w:ilvl="2" w:tplc="0419001B" w:tentative="1">
+      <w:start w:val="1"/>
+      <w:numFmt w:val="lowerRoman"/>
+      <w:lvlText w:val="%3."/>
+      <w:lvlJc w:val="right"/>
+      <w:pPr>
+        <w:ind w:left="2869" w:hanging="180"/>
+      </w:pPr>
+    </w:lvl>
+    <w:lvl w:ilvl="3" w:tplc="0419000F" w:tentative="1">
+      <w:start w:val="1"/>
+      <w:numFmt w:val="decimal"/>
+      <w:lvlText w:val="%4."/>
+      <w:lvlJc w:val="left"/>
+      <w:pPr>
+        <w:ind w:left="3589" w:hanging="360"/>
+      </w:pPr>
+    </w:lvl>
+    <w:lvl w:ilvl="4" w:tplc="04190019" w:tentative="1">
+      <w:start w:val="1"/>
+      <w:numFmt w:val="lowerLetter"/>
+      <w:lvlText w:val="%5."/>
+      <w:lvlJc w:val="left"/>
+      <w:pPr>
+        <w:ind w:left="4309" w:hanging="360"/>
+      </w:pPr>
+    </w:lvl>
+    <w:lvl w:ilvl="5" w:tplc="0419001B" w:tentative="1">
+      <w:start w:val="1"/>
+      <w:numFmt w:val="lowerRoman"/>
+      <w:lvlText w:val="%6."/>
+      <w:lvlJc w:val="right"/>
+      <w:pPr>
+        <w:ind w:left="5029" w:hanging="180"/>
+      </w:pPr>
+    </w:lvl>
+    <w:lvl w:ilvl="6" w:tplc="0419000F" w:tentative="1">
+      <w:start w:val="1"/>
+      <w:numFmt w:val="decimal"/>
+      <w:lvlText w:val="%7."/>
+      <w:lvlJc w:val="left"/>
+      <w:pPr>
+        <w:ind w:left="5749" w:hanging="360"/>
+      </w:pPr>
+    </w:lvl>
+    <w:lvl w:ilvl="7" w:tplc="04190019" w:tentative="1">
+      <w:start w:val="1"/>
+      <w:numFmt w:val="lowerLetter"/>
+      <w:lvlText w:val="%8."/>
+      <w:lvlJc w:val="left"/>
+      <w:pPr>
+        <w:ind w:left="6469" w:hanging="360"/>
+      </w:pPr>
+    </w:lvl>
+    <w:lvl w:ilvl="8" w:tplc="0419001B" w:tentative="1">
+      <w:start w:val="1"/>
+      <w:numFmt w:val="lowerRoman"/>
+      <w:lvlText w:val="%9."/>
+      <w:lvlJc w:val="right"/>
+      <w:pPr>
+        <w:ind w:left="7189" w:hanging="180"/>
+      </w:pPr>
+    </w:lvl>
+  </w:abstractNum>
+  <w:abstractNum w:abstractNumId="4" w15:restartNumberingAfterBreak="0">
     <w:nsid w:val="23BF045C"/>
     <w:multiLevelType w:val="hybridMultilevel"/>
     <w:tmpl w:val="85B84A4A"/>
@@ -6732,7 +13260,185 @@
       </w:rPr>
     </w:lvl>
   </w:abstractNum>
-  <w:abstractNum w:abstractNumId="3" w15:restartNumberingAfterBreak="0">
+  <w:abstractNum w:abstractNumId="5" w15:restartNumberingAfterBreak="0">
+    <w:nsid w:val="29125263"/>
+    <w:multiLevelType w:val="hybridMultilevel"/>
+    <w:tmpl w:val="04E4FFE6"/>
+    <w:lvl w:ilvl="0" w:tplc="D9DEC3AA">
+      <w:start w:val="1"/>
+      <w:numFmt w:val="decimal"/>
+      <w:lvlText w:val="%1."/>
+      <w:lvlJc w:val="left"/>
+      <w:pPr>
+        <w:ind w:left="927" w:hanging="360"/>
+      </w:pPr>
+      <w:rPr>
+        <w:rFonts w:hint="default"/>
+      </w:rPr>
+    </w:lvl>
+    <w:lvl w:ilvl="1" w:tplc="04190019" w:tentative="1">
+      <w:start w:val="1"/>
+      <w:numFmt w:val="lowerLetter"/>
+      <w:lvlText w:val="%2."/>
+      <w:lvlJc w:val="left"/>
+      <w:pPr>
+        <w:ind w:left="1647" w:hanging="360"/>
+      </w:pPr>
+    </w:lvl>
+    <w:lvl w:ilvl="2" w:tplc="0419001B" w:tentative="1">
+      <w:start w:val="1"/>
+      <w:numFmt w:val="lowerRoman"/>
+      <w:lvlText w:val="%3."/>
+      <w:lvlJc w:val="right"/>
+      <w:pPr>
+        <w:ind w:left="2367" w:hanging="180"/>
+      </w:pPr>
+    </w:lvl>
+    <w:lvl w:ilvl="3" w:tplc="0419000F" w:tentative="1">
+      <w:start w:val="1"/>
+      <w:numFmt w:val="decimal"/>
+      <w:lvlText w:val="%4."/>
+      <w:lvlJc w:val="left"/>
+      <w:pPr>
+        <w:ind w:left="3087" w:hanging="360"/>
+      </w:pPr>
+    </w:lvl>
+    <w:lvl w:ilvl="4" w:tplc="04190019" w:tentative="1">
+      <w:start w:val="1"/>
+      <w:numFmt w:val="lowerLetter"/>
+      <w:lvlText w:val="%5."/>
+      <w:lvlJc w:val="left"/>
+      <w:pPr>
+        <w:ind w:left="3807" w:hanging="360"/>
+      </w:pPr>
+    </w:lvl>
+    <w:lvl w:ilvl="5" w:tplc="0419001B" w:tentative="1">
+      <w:start w:val="1"/>
+      <w:numFmt w:val="lowerRoman"/>
+      <w:lvlText w:val="%6."/>
+      <w:lvlJc w:val="right"/>
+      <w:pPr>
+        <w:ind w:left="4527" w:hanging="180"/>
+      </w:pPr>
+    </w:lvl>
+    <w:lvl w:ilvl="6" w:tplc="0419000F" w:tentative="1">
+      <w:start w:val="1"/>
+      <w:numFmt w:val="decimal"/>
+      <w:lvlText w:val="%7."/>
+      <w:lvlJc w:val="left"/>
+      <w:pPr>
+        <w:ind w:left="5247" w:hanging="360"/>
+      </w:pPr>
+    </w:lvl>
+    <w:lvl w:ilvl="7" w:tplc="04190019" w:tentative="1">
+      <w:start w:val="1"/>
+      <w:numFmt w:val="lowerLetter"/>
+      <w:lvlText w:val="%8."/>
+      <w:lvlJc w:val="left"/>
+      <w:pPr>
+        <w:ind w:left="5967" w:hanging="360"/>
+      </w:pPr>
+    </w:lvl>
+    <w:lvl w:ilvl="8" w:tplc="0419001B" w:tentative="1">
+      <w:start w:val="1"/>
+      <w:numFmt w:val="lowerRoman"/>
+      <w:lvlText w:val="%9."/>
+      <w:lvlJc w:val="right"/>
+      <w:pPr>
+        <w:ind w:left="6687" w:hanging="180"/>
+      </w:pPr>
+    </w:lvl>
+  </w:abstractNum>
+  <w:abstractNum w:abstractNumId="6" w15:restartNumberingAfterBreak="0">
+    <w:nsid w:val="2A9418E4"/>
+    <w:multiLevelType w:val="hybridMultilevel"/>
+    <w:tmpl w:val="97121BD6"/>
+    <w:lvl w:ilvl="0" w:tplc="E466A7B6">
+      <w:start w:val="1"/>
+      <w:numFmt w:val="decimal"/>
+      <w:lvlText w:val="%1."/>
+      <w:lvlJc w:val="left"/>
+      <w:pPr>
+        <w:ind w:left="1429" w:hanging="360"/>
+      </w:pPr>
+      <w:rPr>
+        <w:rFonts w:hint="default"/>
+      </w:rPr>
+    </w:lvl>
+    <w:lvl w:ilvl="1" w:tplc="04190019" w:tentative="1">
+      <w:start w:val="1"/>
+      <w:numFmt w:val="lowerLetter"/>
+      <w:lvlText w:val="%2."/>
+      <w:lvlJc w:val="left"/>
+      <w:pPr>
+        <w:ind w:left="2149" w:hanging="360"/>
+      </w:pPr>
+    </w:lvl>
+    <w:lvl w:ilvl="2" w:tplc="0419001B" w:tentative="1">
+      <w:start w:val="1"/>
+      <w:numFmt w:val="lowerRoman"/>
+      <w:lvlText w:val="%3."/>
+      <w:lvlJc w:val="right"/>
+      <w:pPr>
+        <w:ind w:left="2869" w:hanging="180"/>
+      </w:pPr>
+    </w:lvl>
+    <w:lvl w:ilvl="3" w:tplc="0419000F" w:tentative="1">
+      <w:start w:val="1"/>
+      <w:numFmt w:val="decimal"/>
+      <w:lvlText w:val="%4."/>
+      <w:lvlJc w:val="left"/>
+      <w:pPr>
+        <w:ind w:left="3589" w:hanging="360"/>
+      </w:pPr>
+    </w:lvl>
+    <w:lvl w:ilvl="4" w:tplc="04190019" w:tentative="1">
+      <w:start w:val="1"/>
+      <w:numFmt w:val="lowerLetter"/>
+      <w:lvlText w:val="%5."/>
+      <w:lvlJc w:val="left"/>
+      <w:pPr>
+        <w:ind w:left="4309" w:hanging="360"/>
+      </w:pPr>
+    </w:lvl>
+    <w:lvl w:ilvl="5" w:tplc="0419001B" w:tentative="1">
+      <w:start w:val="1"/>
+      <w:numFmt w:val="lowerRoman"/>
+      <w:lvlText w:val="%6."/>
+      <w:lvlJc w:val="right"/>
+      <w:pPr>
+        <w:ind w:left="5029" w:hanging="180"/>
+      </w:pPr>
+    </w:lvl>
+    <w:lvl w:ilvl="6" w:tplc="0419000F" w:tentative="1">
+      <w:start w:val="1"/>
+      <w:numFmt w:val="decimal"/>
+      <w:lvlText w:val="%7."/>
+      <w:lvlJc w:val="left"/>
+      <w:pPr>
+        <w:ind w:left="5749" w:hanging="360"/>
+      </w:pPr>
+    </w:lvl>
+    <w:lvl w:ilvl="7" w:tplc="04190019" w:tentative="1">
+      <w:start w:val="1"/>
+      <w:numFmt w:val="lowerLetter"/>
+      <w:lvlText w:val="%8."/>
+      <w:lvlJc w:val="left"/>
+      <w:pPr>
+        <w:ind w:left="6469" w:hanging="360"/>
+      </w:pPr>
+    </w:lvl>
+    <w:lvl w:ilvl="8" w:tplc="0419001B" w:tentative="1">
+      <w:start w:val="1"/>
+      <w:numFmt w:val="lowerRoman"/>
+      <w:lvlText w:val="%9."/>
+      <w:lvlJc w:val="right"/>
+      <w:pPr>
+        <w:ind w:left="7189" w:hanging="180"/>
+      </w:pPr>
+    </w:lvl>
+  </w:abstractNum>
+  <w:abstractNum w:abstractNumId="7" w15:restartNumberingAfterBreak="0">
     <w:nsid w:val="2BAC1167"/>
     <w:multiLevelType w:val="hybridMultilevel"/>
     <w:tmpl w:val="3BF0EFE4"/>
@@ -6821,7 +13527,274 @@
       </w:pPr>
     </w:lvl>
   </w:abstractNum>
-  <w:abstractNum w:abstractNumId="4" w15:restartNumberingAfterBreak="0">
+  <w:abstractNum w:abstractNumId="8" w15:restartNumberingAfterBreak="0">
+    <w:nsid w:val="2E5B1B0A"/>
+    <w:multiLevelType w:val="hybridMultilevel"/>
+    <w:tmpl w:val="B820533C"/>
+    <w:lvl w:ilvl="0" w:tplc="9A0C41AC">
+      <w:start w:val="1"/>
+      <w:numFmt w:val="decimal"/>
+      <w:lvlText w:val="%1."/>
+      <w:lvlJc w:val="left"/>
+      <w:pPr>
+        <w:ind w:left="4188" w:hanging="360"/>
+      </w:pPr>
+      <w:rPr>
+        <w:rFonts w:hint="default"/>
+      </w:rPr>
+    </w:lvl>
+    <w:lvl w:ilvl="1" w:tplc="04190019" w:tentative="1">
+      <w:start w:val="1"/>
+      <w:numFmt w:val="lowerLetter"/>
+      <w:lvlText w:val="%2."/>
+      <w:lvlJc w:val="left"/>
+      <w:pPr>
+        <w:ind w:left="4908" w:hanging="360"/>
+      </w:pPr>
+    </w:lvl>
+    <w:lvl w:ilvl="2" w:tplc="0419001B" w:tentative="1">
+      <w:start w:val="1"/>
+      <w:numFmt w:val="lowerRoman"/>
+      <w:lvlText w:val="%3."/>
+      <w:lvlJc w:val="right"/>
+      <w:pPr>
+        <w:ind w:left="5628" w:hanging="180"/>
+      </w:pPr>
+    </w:lvl>
+    <w:lvl w:ilvl="3" w:tplc="0419000F" w:tentative="1">
+      <w:start w:val="1"/>
+      <w:numFmt w:val="decimal"/>
+      <w:lvlText w:val="%4."/>
+      <w:lvlJc w:val="left"/>
+      <w:pPr>
+        <w:ind w:left="6348" w:hanging="360"/>
+      </w:pPr>
+    </w:lvl>
+    <w:lvl w:ilvl="4" w:tplc="04190019" w:tentative="1">
+      <w:start w:val="1"/>
+      <w:numFmt w:val="lowerLetter"/>
+      <w:lvlText w:val="%5."/>
+      <w:lvlJc w:val="left"/>
+      <w:pPr>
+        <w:ind w:left="7068" w:hanging="360"/>
+      </w:pPr>
+    </w:lvl>
+    <w:lvl w:ilvl="5" w:tplc="0419001B" w:tentative="1">
+      <w:start w:val="1"/>
+      <w:numFmt w:val="lowerRoman"/>
+      <w:lvlText w:val="%6."/>
+      <w:lvlJc w:val="right"/>
+      <w:pPr>
+        <w:ind w:left="7788" w:hanging="180"/>
+      </w:pPr>
+    </w:lvl>
+    <w:lvl w:ilvl="6" w:tplc="0419000F" w:tentative="1">
+      <w:start w:val="1"/>
+      <w:numFmt w:val="decimal"/>
+      <w:lvlText w:val="%7."/>
+      <w:lvlJc w:val="left"/>
+      <w:pPr>
+        <w:ind w:left="8508" w:hanging="360"/>
+      </w:pPr>
+    </w:lvl>
+    <w:lvl w:ilvl="7" w:tplc="04190019" w:tentative="1">
+      <w:start w:val="1"/>
+      <w:numFmt w:val="lowerLetter"/>
+      <w:lvlText w:val="%8."/>
+      <w:lvlJc w:val="left"/>
+      <w:pPr>
+        <w:ind w:left="9228" w:hanging="360"/>
+      </w:pPr>
+    </w:lvl>
+    <w:lvl w:ilvl="8" w:tplc="0419001B" w:tentative="1">
+      <w:start w:val="1"/>
+      <w:numFmt w:val="lowerRoman"/>
+      <w:lvlText w:val="%9."/>
+      <w:lvlJc w:val="right"/>
+      <w:pPr>
+        <w:ind w:left="9948" w:hanging="180"/>
+      </w:pPr>
+    </w:lvl>
+  </w:abstractNum>
+  <w:abstractNum w:abstractNumId="9" w15:restartNumberingAfterBreak="0">
+    <w:nsid w:val="41437A45"/>
+    <w:multiLevelType w:val="hybridMultilevel"/>
+    <w:tmpl w:val="DC4861D8"/>
+    <w:lvl w:ilvl="0" w:tplc="978AEDD0">
+      <w:start w:val="1"/>
+      <w:numFmt w:val="decimal"/>
+      <w:lvlText w:val="%1."/>
+      <w:lvlJc w:val="left"/>
+      <w:pPr>
+        <w:ind w:left="1069" w:hanging="360"/>
+      </w:pPr>
+      <w:rPr>
+        <w:rFonts w:hint="default"/>
+      </w:rPr>
+    </w:lvl>
+    <w:lvl w:ilvl="1" w:tplc="04190019" w:tentative="1">
+      <w:start w:val="1"/>
+      <w:numFmt w:val="lowerLetter"/>
+      <w:lvlText w:val="%2."/>
+      <w:lvlJc w:val="left"/>
+      <w:pPr>
+        <w:ind w:left="1789" w:hanging="360"/>
+      </w:pPr>
+    </w:lvl>
+    <w:lvl w:ilvl="2" w:tplc="0419001B" w:tentative="1">
+      <w:start w:val="1"/>
+      <w:numFmt w:val="lowerRoman"/>
+      <w:lvlText w:val="%3."/>
+      <w:lvlJc w:val="right"/>
+      <w:pPr>
+        <w:ind w:left="2509" w:hanging="180"/>
+      </w:pPr>
+    </w:lvl>
+    <w:lvl w:ilvl="3" w:tplc="0419000F" w:tentative="1">
+      <w:start w:val="1"/>
+      <w:numFmt w:val="decimal"/>
+      <w:lvlText w:val="%4."/>
+      <w:lvlJc w:val="left"/>
+      <w:pPr>
+        <w:ind w:left="3229" w:hanging="360"/>
+      </w:pPr>
+    </w:lvl>
+    <w:lvl w:ilvl="4" w:tplc="04190019" w:tentative="1">
+      <w:start w:val="1"/>
+      <w:numFmt w:val="lowerLetter"/>
+      <w:lvlText w:val="%5."/>
+      <w:lvlJc w:val="left"/>
+      <w:pPr>
+        <w:ind w:left="3949" w:hanging="360"/>
+      </w:pPr>
+    </w:lvl>
+    <w:lvl w:ilvl="5" w:tplc="0419001B" w:tentative="1">
+      <w:start w:val="1"/>
+      <w:numFmt w:val="lowerRoman"/>
+      <w:lvlText w:val="%6."/>
+      <w:lvlJc w:val="right"/>
+      <w:pPr>
+        <w:ind w:left="4669" w:hanging="180"/>
+      </w:pPr>
+    </w:lvl>
+    <w:lvl w:ilvl="6" w:tplc="0419000F" w:tentative="1">
+      <w:start w:val="1"/>
+      <w:numFmt w:val="decimal"/>
+      <w:lvlText w:val="%7."/>
+      <w:lvlJc w:val="left"/>
+      <w:pPr>
+        <w:ind w:left="5389" w:hanging="360"/>
+      </w:pPr>
+    </w:lvl>
+    <w:lvl w:ilvl="7" w:tplc="04190019" w:tentative="1">
+      <w:start w:val="1"/>
+      <w:numFmt w:val="lowerLetter"/>
+      <w:lvlText w:val="%8."/>
+      <w:lvlJc w:val="left"/>
+      <w:pPr>
+        <w:ind w:left="6109" w:hanging="360"/>
+      </w:pPr>
+    </w:lvl>
+    <w:lvl w:ilvl="8" w:tplc="0419001B" w:tentative="1">
+      <w:start w:val="1"/>
+      <w:numFmt w:val="lowerRoman"/>
+      <w:lvlText w:val="%9."/>
+      <w:lvlJc w:val="right"/>
+      <w:pPr>
+        <w:ind w:left="6829" w:hanging="180"/>
+      </w:pPr>
+    </w:lvl>
+  </w:abstractNum>
+  <w:abstractNum w:abstractNumId="10" w15:restartNumberingAfterBreak="0">
+    <w:nsid w:val="43531A72"/>
+    <w:multiLevelType w:val="hybridMultilevel"/>
+    <w:tmpl w:val="4D0898B6"/>
+    <w:lvl w:ilvl="0" w:tplc="9ED84890">
+      <w:start w:val="1"/>
+      <w:numFmt w:val="decimal"/>
+      <w:lvlText w:val="%1."/>
+      <w:lvlJc w:val="left"/>
+      <w:pPr>
+        <w:ind w:left="1069" w:hanging="360"/>
+      </w:pPr>
+      <w:rPr>
+        <w:rFonts w:hint="default"/>
+      </w:rPr>
+    </w:lvl>
+    <w:lvl w:ilvl="1" w:tplc="04190019" w:tentative="1">
+      <w:start w:val="1"/>
+      <w:numFmt w:val="lowerLetter"/>
+      <w:lvlText w:val="%2."/>
+      <w:lvlJc w:val="left"/>
+      <w:pPr>
+        <w:ind w:left="1789" w:hanging="360"/>
+      </w:pPr>
+    </w:lvl>
+    <w:lvl w:ilvl="2" w:tplc="0419001B" w:tentative="1">
+      <w:start w:val="1"/>
+      <w:numFmt w:val="lowerRoman"/>
+      <w:lvlText w:val="%3."/>
+      <w:lvlJc w:val="right"/>
+      <w:pPr>
+        <w:ind w:left="2509" w:hanging="180"/>
+      </w:pPr>
+    </w:lvl>
+    <w:lvl w:ilvl="3" w:tplc="0419000F" w:tentative="1">
+      <w:start w:val="1"/>
+      <w:numFmt w:val="decimal"/>
+      <w:lvlText w:val="%4."/>
+      <w:lvlJc w:val="left"/>
+      <w:pPr>
+        <w:ind w:left="3229" w:hanging="360"/>
+      </w:pPr>
+    </w:lvl>
+    <w:lvl w:ilvl="4" w:tplc="04190019" w:tentative="1">
+      <w:start w:val="1"/>
+      <w:numFmt w:val="lowerLetter"/>
+      <w:lvlText w:val="%5."/>
+      <w:lvlJc w:val="left"/>
+      <w:pPr>
+        <w:ind w:left="3949" w:hanging="360"/>
+      </w:pPr>
+    </w:lvl>
+    <w:lvl w:ilvl="5" w:tplc="0419001B" w:tentative="1">
+      <w:start w:val="1"/>
+      <w:numFmt w:val="lowerRoman"/>
+      <w:lvlText w:val="%6."/>
+      <w:lvlJc w:val="right"/>
+      <w:pPr>
+        <w:ind w:left="4669" w:hanging="180"/>
+      </w:pPr>
+    </w:lvl>
+    <w:lvl w:ilvl="6" w:tplc="0419000F" w:tentative="1">
+      <w:start w:val="1"/>
+      <w:numFmt w:val="decimal"/>
+      <w:lvlText w:val="%7."/>
+      <w:lvlJc w:val="left"/>
+      <w:pPr>
+        <w:ind w:left="5389" w:hanging="360"/>
+      </w:pPr>
+    </w:lvl>
+    <w:lvl w:ilvl="7" w:tplc="04190019" w:tentative="1">
+      <w:start w:val="1"/>
+      <w:numFmt w:val="lowerLetter"/>
+      <w:lvlText w:val="%8."/>
+      <w:lvlJc w:val="left"/>
+      <w:pPr>
+        <w:ind w:left="6109" w:hanging="360"/>
+      </w:pPr>
+    </w:lvl>
+    <w:lvl w:ilvl="8" w:tplc="0419001B" w:tentative="1">
+      <w:start w:val="1"/>
+      <w:numFmt w:val="lowerRoman"/>
+      <w:lvlText w:val="%9."/>
+      <w:lvlJc w:val="right"/>
+      <w:pPr>
+        <w:ind w:left="6829" w:hanging="180"/>
+      </w:pPr>
+    </w:lvl>
+  </w:abstractNum>
+  <w:abstractNum w:abstractNumId="11" w15:restartNumberingAfterBreak="0">
     <w:nsid w:val="44EE13FD"/>
     <w:multiLevelType w:val="hybridMultilevel"/>
     <w:tmpl w:val="F32A24B4"/>
@@ -6934,7 +13907,185 @@
       </w:rPr>
     </w:lvl>
   </w:abstractNum>
-  <w:abstractNum w:abstractNumId="5" w15:restartNumberingAfterBreak="0">
+  <w:abstractNum w:abstractNumId="12" w15:restartNumberingAfterBreak="0">
+    <w:nsid w:val="48867B35"/>
+    <w:multiLevelType w:val="hybridMultilevel"/>
+    <w:tmpl w:val="F5881EF8"/>
+    <w:lvl w:ilvl="0" w:tplc="0002C4A8">
+      <w:start w:val="1"/>
+      <w:numFmt w:val="decimal"/>
+      <w:lvlText w:val="%1."/>
+      <w:lvlJc w:val="left"/>
+      <w:pPr>
+        <w:ind w:left="1429" w:hanging="360"/>
+      </w:pPr>
+      <w:rPr>
+        <w:rFonts w:hint="default"/>
+      </w:rPr>
+    </w:lvl>
+    <w:lvl w:ilvl="1" w:tplc="04190019" w:tentative="1">
+      <w:start w:val="1"/>
+      <w:numFmt w:val="lowerLetter"/>
+      <w:lvlText w:val="%2."/>
+      <w:lvlJc w:val="left"/>
+      <w:pPr>
+        <w:ind w:left="2149" w:hanging="360"/>
+      </w:pPr>
+    </w:lvl>
+    <w:lvl w:ilvl="2" w:tplc="0419001B" w:tentative="1">
+      <w:start w:val="1"/>
+      <w:numFmt w:val="lowerRoman"/>
+      <w:lvlText w:val="%3."/>
+      <w:lvlJc w:val="right"/>
+      <w:pPr>
+        <w:ind w:left="2869" w:hanging="180"/>
+      </w:pPr>
+    </w:lvl>
+    <w:lvl w:ilvl="3" w:tplc="0419000F" w:tentative="1">
+      <w:start w:val="1"/>
+      <w:numFmt w:val="decimal"/>
+      <w:lvlText w:val="%4."/>
+      <w:lvlJc w:val="left"/>
+      <w:pPr>
+        <w:ind w:left="3589" w:hanging="360"/>
+      </w:pPr>
+    </w:lvl>
+    <w:lvl w:ilvl="4" w:tplc="04190019" w:tentative="1">
+      <w:start w:val="1"/>
+      <w:numFmt w:val="lowerLetter"/>
+      <w:lvlText w:val="%5."/>
+      <w:lvlJc w:val="left"/>
+      <w:pPr>
+        <w:ind w:left="4309" w:hanging="360"/>
+      </w:pPr>
+    </w:lvl>
+    <w:lvl w:ilvl="5" w:tplc="0419001B" w:tentative="1">
+      <w:start w:val="1"/>
+      <w:numFmt w:val="lowerRoman"/>
+      <w:lvlText w:val="%6."/>
+      <w:lvlJc w:val="right"/>
+      <w:pPr>
+        <w:ind w:left="5029" w:hanging="180"/>
+      </w:pPr>
+    </w:lvl>
+    <w:lvl w:ilvl="6" w:tplc="0419000F" w:tentative="1">
+      <w:start w:val="1"/>
+      <w:numFmt w:val="decimal"/>
+      <w:lvlText w:val="%7."/>
+      <w:lvlJc w:val="left"/>
+      <w:pPr>
+        <w:ind w:left="5749" w:hanging="360"/>
+      </w:pPr>
+    </w:lvl>
+    <w:lvl w:ilvl="7" w:tplc="04190019" w:tentative="1">
+      <w:start w:val="1"/>
+      <w:numFmt w:val="lowerLetter"/>
+      <w:lvlText w:val="%8."/>
+      <w:lvlJc w:val="left"/>
+      <w:pPr>
+        <w:ind w:left="6469" w:hanging="360"/>
+      </w:pPr>
+    </w:lvl>
+    <w:lvl w:ilvl="8" w:tplc="0419001B" w:tentative="1">
+      <w:start w:val="1"/>
+      <w:numFmt w:val="lowerRoman"/>
+      <w:lvlText w:val="%9."/>
+      <w:lvlJc w:val="right"/>
+      <w:pPr>
+        <w:ind w:left="7189" w:hanging="180"/>
+      </w:pPr>
+    </w:lvl>
+  </w:abstractNum>
+  <w:abstractNum w:abstractNumId="13" w15:restartNumberingAfterBreak="0">
+    <w:nsid w:val="4B444533"/>
+    <w:multiLevelType w:val="hybridMultilevel"/>
+    <w:tmpl w:val="6568D082"/>
+    <w:lvl w:ilvl="0" w:tplc="9536C7CC">
+      <w:start w:val="1"/>
+      <w:numFmt w:val="decimal"/>
+      <w:lvlText w:val="%1."/>
+      <w:lvlJc w:val="left"/>
+      <w:pPr>
+        <w:ind w:left="1069" w:hanging="360"/>
+      </w:pPr>
+      <w:rPr>
+        <w:rFonts w:hint="default"/>
+      </w:rPr>
+    </w:lvl>
+    <w:lvl w:ilvl="1" w:tplc="04190019" w:tentative="1">
+      <w:start w:val="1"/>
+      <w:numFmt w:val="lowerLetter"/>
+      <w:lvlText w:val="%2."/>
+      <w:lvlJc w:val="left"/>
+      <w:pPr>
+        <w:ind w:left="1789" w:hanging="360"/>
+      </w:pPr>
+    </w:lvl>
+    <w:lvl w:ilvl="2" w:tplc="0419001B" w:tentative="1">
+      <w:start w:val="1"/>
+      <w:numFmt w:val="lowerRoman"/>
+      <w:lvlText w:val="%3."/>
+      <w:lvlJc w:val="right"/>
+      <w:pPr>
+        <w:ind w:left="2509" w:hanging="180"/>
+      </w:pPr>
+    </w:lvl>
+    <w:lvl w:ilvl="3" w:tplc="0419000F" w:tentative="1">
+      <w:start w:val="1"/>
+      <w:numFmt w:val="decimal"/>
+      <w:lvlText w:val="%4."/>
+      <w:lvlJc w:val="left"/>
+      <w:pPr>
+        <w:ind w:left="3229" w:hanging="360"/>
+      </w:pPr>
+    </w:lvl>
+    <w:lvl w:ilvl="4" w:tplc="04190019" w:tentative="1">
+      <w:start w:val="1"/>
+      <w:numFmt w:val="lowerLetter"/>
+      <w:lvlText w:val="%5."/>
+      <w:lvlJc w:val="left"/>
+      <w:pPr>
+        <w:ind w:left="3949" w:hanging="360"/>
+      </w:pPr>
+    </w:lvl>
+    <w:lvl w:ilvl="5" w:tplc="0419001B" w:tentative="1">
+      <w:start w:val="1"/>
+      <w:numFmt w:val="lowerRoman"/>
+      <w:lvlText w:val="%6."/>
+      <w:lvlJc w:val="right"/>
+      <w:pPr>
+        <w:ind w:left="4669" w:hanging="180"/>
+      </w:pPr>
+    </w:lvl>
+    <w:lvl w:ilvl="6" w:tplc="0419000F" w:tentative="1">
+      <w:start w:val="1"/>
+      <w:numFmt w:val="decimal"/>
+      <w:lvlText w:val="%7."/>
+      <w:lvlJc w:val="left"/>
+      <w:pPr>
+        <w:ind w:left="5389" w:hanging="360"/>
+      </w:pPr>
+    </w:lvl>
+    <w:lvl w:ilvl="7" w:tplc="04190019" w:tentative="1">
+      <w:start w:val="1"/>
+      <w:numFmt w:val="lowerLetter"/>
+      <w:lvlText w:val="%8."/>
+      <w:lvlJc w:val="left"/>
+      <w:pPr>
+        <w:ind w:left="6109" w:hanging="360"/>
+      </w:pPr>
+    </w:lvl>
+    <w:lvl w:ilvl="8" w:tplc="0419001B" w:tentative="1">
+      <w:start w:val="1"/>
+      <w:numFmt w:val="lowerRoman"/>
+      <w:lvlText w:val="%9."/>
+      <w:lvlJc w:val="right"/>
+      <w:pPr>
+        <w:ind w:left="6829" w:hanging="180"/>
+      </w:pPr>
+    </w:lvl>
+  </w:abstractNum>
+  <w:abstractNum w:abstractNumId="14" w15:restartNumberingAfterBreak="0">
     <w:nsid w:val="54C96B40"/>
     <w:multiLevelType w:val="hybridMultilevel"/>
     <w:tmpl w:val="05D8768A"/>
@@ -7023,7 +14174,7 @@
       </w:pPr>
     </w:lvl>
   </w:abstractNum>
-  <w:abstractNum w:abstractNumId="6" w15:restartNumberingAfterBreak="0">
+  <w:abstractNum w:abstractNumId="15" w15:restartNumberingAfterBreak="0">
     <w:nsid w:val="59EA27FE"/>
     <w:multiLevelType w:val="hybridMultilevel"/>
     <w:tmpl w:val="112AB822"/>
@@ -7112,7 +14263,7 @@
       </w:pPr>
     </w:lvl>
   </w:abstractNum>
-  <w:abstractNum w:abstractNumId="7" w15:restartNumberingAfterBreak="0">
+  <w:abstractNum w:abstractNumId="16" w15:restartNumberingAfterBreak="0">
     <w:nsid w:val="61F96B76"/>
     <w:multiLevelType w:val="hybridMultilevel"/>
     <w:tmpl w:val="A1AE09FA"/>
@@ -7225,7 +14376,7 @@
       </w:rPr>
     </w:lvl>
   </w:abstractNum>
-  <w:abstractNum w:abstractNumId="8" w15:restartNumberingAfterBreak="0">
+  <w:abstractNum w:abstractNumId="17" w15:restartNumberingAfterBreak="0">
     <w:nsid w:val="773F7078"/>
     <w:multiLevelType w:val="hybridMultilevel"/>
     <w:tmpl w:val="202A55BA"/>
@@ -7314,7 +14465,7 @@
       </w:pPr>
     </w:lvl>
   </w:abstractNum>
-  <w:abstractNum w:abstractNumId="9" w15:restartNumberingAfterBreak="0">
+  <w:abstractNum w:abstractNumId="18" w15:restartNumberingAfterBreak="0">
     <w:nsid w:val="784A73B4"/>
     <w:multiLevelType w:val="hybridMultilevel"/>
     <w:tmpl w:val="9EA6EB12"/>
@@ -7404,34 +14555,61 @@
     </w:lvl>
   </w:abstractNum>
   <w:num w:numId="1">
+    <w:abstractNumId w:val="1"/>
+  </w:num>
+  <w:num w:numId="2">
+    <w:abstractNumId w:val="17"/>
+  </w:num>
+  <w:num w:numId="3">
+    <w:abstractNumId w:val="18"/>
+  </w:num>
+  <w:num w:numId="4">
+    <w:abstractNumId w:val="16"/>
+  </w:num>
+  <w:num w:numId="5">
+    <w:abstractNumId w:val="11"/>
+  </w:num>
+  <w:num w:numId="6">
+    <w:abstractNumId w:val="2"/>
+  </w:num>
+  <w:num w:numId="7">
+    <w:abstractNumId w:val="7"/>
+  </w:num>
+  <w:num w:numId="8">
+    <w:abstractNumId w:val="14"/>
+  </w:num>
+  <w:num w:numId="9">
+    <w:abstractNumId w:val="15"/>
+  </w:num>
+  <w:num w:numId="10">
+    <w:abstractNumId w:val="4"/>
+  </w:num>
+  <w:num w:numId="11">
+    <w:abstractNumId w:val="10"/>
+  </w:num>
+  <w:num w:numId="12">
     <w:abstractNumId w:val="0"/>
   </w:num>
-  <w:num w:numId="2">
+  <w:num w:numId="13">
     <w:abstractNumId w:val="8"/>
   </w:num>
-  <w:num w:numId="3">
+  <w:num w:numId="14">
+    <w:abstractNumId w:val="12"/>
+  </w:num>
+  <w:num w:numId="15">
+    <w:abstractNumId w:val="6"/>
+  </w:num>
+  <w:num w:numId="16">
+    <w:abstractNumId w:val="3"/>
+  </w:num>
+  <w:num w:numId="17">
+    <w:abstractNumId w:val="5"/>
+  </w:num>
+  <w:num w:numId="18">
     <w:abstractNumId w:val="9"/>
   </w:num>
-  <w:num w:numId="4">
-    <w:abstractNumId w:val="7"/>
-  </w:num>
-  <w:num w:numId="5">
-    <w:abstractNumId w:val="4"/>
-  </w:num>
-  <w:num w:numId="6">
-    <w:abstractNumId w:val="1"/>
-  </w:num>
-  <w:num w:numId="7">
-    <w:abstractNumId w:val="3"/>
-  </w:num>
-  <w:num w:numId="8">
-    <w:abstractNumId w:val="5"/>
-  </w:num>
-  <w:num w:numId="9">
-    <w:abstractNumId w:val="6"/>
-  </w:num>
-  <w:num w:numId="10">
-    <w:abstractNumId w:val="2"/>
+  <w:num w:numId="19">
+    <w:abstractNumId w:val="13"/>
   </w:num>
 </w:numbering>
 </file>
@@ -7834,7 +15012,7 @@
   <w:style w:type="paragraph" w:default="1" w:styleId="a">
     <w:name w:val="Normal"/>
     <w:qFormat/>
-    <w:rsid w:val="005F5D9A"/>
+    <w:rsid w:val="00184188"/>
     <w:pPr>
       <w:spacing w:line="360" w:lineRule="auto"/>
       <w:ind w:firstLine="709"/>
